--- a/docs/HTML_CSS_JS_단계별_forStudent_수정본2.docx
+++ b/docs/HTML_CSS_JS_단계별_forStudent_수정본2.docx
@@ -38433,6 +38433,96 @@
     </w:p>
     <w:p>
       <w:pPr>
+        <w:pBdr>
+          <w:left w:val="single" w:sz="12" w:space="6" w:color="B7C3D4"/>
+        </w:pBdr>
+        <w:shd w:val="clear" w:color="auto" w:fill="F2F4F7"/>
+        <w:spacing w:line="250" w:lineRule="auto"/>
+        <w:ind w:left="180" w:right="180"/>
+      </w:pPr>
+      <w:r>
+        <w:rPr>
+          <w:rFonts w:ascii="Consolas" w:eastAsia="Consolas" w:hAnsi="Consolas" w:cs="Consolas"/>
+          <w:sz w:val="17"/>
+          <w:szCs w:val="17"/>
+        </w:rPr>
+        <w:t xml:space="preserve"> </w:t>
+      </w:r>
+    </w:p>
+    <w:p>
+      <w:pPr>
+        <w:pBdr>
+          <w:left w:val="single" w:sz="12" w:space="6" w:color="B7C3D4"/>
+        </w:pBdr>
+        <w:shd w:val="clear" w:color="auto" w:fill="F2F4F7"/>
+        <w:spacing w:line="250" w:lineRule="auto"/>
+        <w:ind w:left="180" w:right="180"/>
+      </w:pPr>
+      <w:r>
+        <w:rPr>
+          <w:rFonts w:ascii="Consolas" w:eastAsia="Consolas" w:hAnsi="Consolas" w:cs="Consolas"/>
+          <w:sz w:val="17"/>
+          <w:szCs w:val="17"/>
+        </w:rPr>
+        <w:t xml:space="preserve">// 성공 메시지가 저절로 사라지기까지의 시간(ms)</w:t>
+      </w:r>
+    </w:p>
+    <w:p>
+      <w:pPr>
+        <w:pBdr>
+          <w:left w:val="single" w:sz="12" w:space="6" w:color="B7C3D4"/>
+        </w:pBdr>
+        <w:shd w:val="clear" w:color="auto" w:fill="F2F4F7"/>
+        <w:spacing w:line="250" w:lineRule="auto"/>
+        <w:ind w:left="180" w:right="180"/>
+      </w:pPr>
+      <w:r>
+        <w:rPr>
+          <w:rFonts w:ascii="Consolas" w:eastAsia="Consolas" w:hAnsi="Consolas" w:cs="Consolas"/>
+          <w:sz w:val="17"/>
+          <w:szCs w:val="17"/>
+        </w:rPr>
+        <w:t xml:space="preserve">const MESSAGE_TIMEOUT = 3000;</w:t>
+      </w:r>
+    </w:p>
+    <w:p>
+      <w:pPr>
+        <w:pBdr>
+          <w:left w:val="single" w:sz="12" w:space="6" w:color="B7C3D4"/>
+        </w:pBdr>
+        <w:shd w:val="clear" w:color="auto" w:fill="F2F4F7"/>
+        <w:spacing w:line="250" w:lineRule="auto"/>
+        <w:ind w:left="180" w:right="180"/>
+      </w:pPr>
+      <w:r>
+        <w:rPr>
+          <w:rFonts w:ascii="Consolas" w:eastAsia="Consolas" w:hAnsi="Consolas" w:cs="Consolas"/>
+          <w:sz w:val="17"/>
+          <w:szCs w:val="17"/>
+        </w:rPr>
+        <w:t xml:space="preserve">// 자동 초기화 예약. 새 메시지가 오면 이전 예약을 취소한다.</w:t>
+      </w:r>
+    </w:p>
+    <w:p>
+      <w:pPr>
+        <w:pBdr>
+          <w:left w:val="single" w:sz="12" w:space="6" w:color="B7C3D4"/>
+        </w:pBdr>
+        <w:shd w:val="clear" w:color="auto" w:fill="F2F4F7"/>
+        <w:spacing w:after="160" w:line="250" w:lineRule="auto"/>
+        <w:ind w:left="180" w:right="180"/>
+      </w:pPr>
+      <w:r>
+        <w:rPr>
+          <w:rFonts w:ascii="Consolas" w:eastAsia="Consolas" w:hAnsi="Consolas" w:cs="Consolas"/>
+          <w:sz w:val="17"/>
+          <w:szCs w:val="17"/>
+        </w:rPr>
+        <w:t xml:space="preserve">let messageTimer = null;</w:t>
+      </w:r>
+    </w:p>
+    <w:p>
+      <w:pPr>
         <w:spacing w:before="200" w:after="100"/>
       </w:pPr>
       <w:r>
@@ -38452,34 +38542,52 @@
           <w:left w:val="single" w:sz="12" w:space="6" w:color="B7C3D4"/>
         </w:pBdr>
         <w:shd w:val="clear" w:color="auto" w:fill="F2F4F7"/>
-        <w:spacing w:before="60" w:line="250" w:lineRule="auto"/>
-        <w:ind w:left="180" w:right="180"/>
-      </w:pPr>
-      <w:r>
-        <w:rPr>
-          <w:rFonts w:ascii="Consolas" w:eastAsia="Consolas" w:hAnsi="Consolas" w:cs="Consolas"/>
-          <w:sz w:val="17"/>
-          <w:szCs w:val="17"/>
-        </w:rPr>
-        <w:t>// 에러 메시지 표시</w:t>
-      </w:r>
-    </w:p>
-    <w:p>
-      <w:pPr>
-        <w:pBdr>
-          <w:left w:val="single" w:sz="12" w:space="6" w:color="B7C3D4"/>
-        </w:pBdr>
-        <w:shd w:val="clear" w:color="auto" w:fill="F2F4F7"/>
-        <w:spacing w:line="250" w:lineRule="auto"/>
-        <w:ind w:left="180" w:right="180"/>
-      </w:pPr>
-      <w:r>
-        <w:rPr>
-          <w:rFonts w:ascii="Consolas" w:eastAsia="Consolas" w:hAnsi="Consolas" w:cs="Consolas"/>
-          <w:sz w:val="17"/>
-          <w:szCs w:val="17"/>
-        </w:rPr>
-        <w:t>function showError(message) {</w:t>
+        <w:spacing w:line="250" w:lineRule="auto"/>
+        <w:ind w:left="180" w:right="180"/>
+      </w:pPr>
+      <w:r>
+        <w:rPr>
+          <w:rFonts w:ascii="Consolas" w:eastAsia="Consolas" w:hAnsi="Consolas" w:cs="Consolas"/>
+          <w:sz w:val="17"/>
+          <w:szCs w:val="17"/>
+        </w:rPr>
+        <w:t xml:space="preserve">// 에러 메시지 표시 - 사용자가 고칠 때까지 화면에 남는다</w:t>
+      </w:r>
+    </w:p>
+    <w:p>
+      <w:pPr>
+        <w:pBdr>
+          <w:left w:val="single" w:sz="12" w:space="6" w:color="B7C3D4"/>
+        </w:pBdr>
+        <w:shd w:val="clear" w:color="auto" w:fill="F2F4F7"/>
+        <w:spacing w:line="250" w:lineRule="auto"/>
+        <w:ind w:left="180" w:right="180"/>
+      </w:pPr>
+      <w:r>
+        <w:rPr>
+          <w:rFonts w:ascii="Consolas" w:eastAsia="Consolas" w:hAnsi="Consolas" w:cs="Consolas"/>
+          <w:sz w:val="17"/>
+          <w:szCs w:val="17"/>
+        </w:rPr>
+        <w:t xml:space="preserve">function showError(message) {</w:t>
+      </w:r>
+    </w:p>
+    <w:p>
+      <w:pPr>
+        <w:pBdr>
+          <w:left w:val="single" w:sz="12" w:space="6" w:color="B7C3D4"/>
+        </w:pBdr>
+        <w:shd w:val="clear" w:color="auto" w:fill="F2F4F7"/>
+        <w:spacing w:line="250" w:lineRule="auto"/>
+        <w:ind w:left="180" w:right="180"/>
+      </w:pPr>
+      <w:r>
+        <w:rPr>
+          <w:rFonts w:ascii="Consolas" w:eastAsia="Consolas" w:hAnsi="Consolas" w:cs="Consolas"/>
+          <w:sz w:val="17"/>
+          <w:szCs w:val="17"/>
+        </w:rPr>
+        <w:t xml:space="preserve">    clearTimeout(messageTimer);          // 앞선 자동 초기화 예약을 취소한다</w:t>
       </w:r>
     </w:p>
     <w:p>
@@ -38551,7 +38659,7 @@
           <w:sz w:val="17"/>
           <w:szCs w:val="17"/>
         </w:rPr>
-        <w:t>}</w:t>
+        <w:t xml:space="preserve">}</w:t>
       </w:r>
     </w:p>
     <w:p>
@@ -38587,25 +38695,43 @@
           <w:sz w:val="17"/>
           <w:szCs w:val="17"/>
         </w:rPr>
-        <w:t>// 성공 메시지 표시</w:t>
-      </w:r>
-    </w:p>
-    <w:p>
-      <w:pPr>
-        <w:pBdr>
-          <w:left w:val="single" w:sz="12" w:space="6" w:color="B7C3D4"/>
-        </w:pBdr>
-        <w:shd w:val="clear" w:color="auto" w:fill="F2F4F7"/>
-        <w:spacing w:line="250" w:lineRule="auto"/>
-        <w:ind w:left="180" w:right="180"/>
-      </w:pPr>
-      <w:r>
-        <w:rPr>
-          <w:rFonts w:ascii="Consolas" w:eastAsia="Consolas" w:hAnsi="Consolas" w:cs="Consolas"/>
-          <w:sz w:val="17"/>
-          <w:szCs w:val="17"/>
-        </w:rPr>
-        <w:t>function showSuccess(message) {</w:t>
+        <w:t xml:space="preserve">// 성공 메시지 표시 - MESSAGE_TIMEOUT 뒤에 저절로 사라진다</w:t>
+      </w:r>
+    </w:p>
+    <w:p>
+      <w:pPr>
+        <w:pBdr>
+          <w:left w:val="single" w:sz="12" w:space="6" w:color="B7C3D4"/>
+        </w:pBdr>
+        <w:shd w:val="clear" w:color="auto" w:fill="F2F4F7"/>
+        <w:spacing w:line="250" w:lineRule="auto"/>
+        <w:ind w:left="180" w:right="180"/>
+      </w:pPr>
+      <w:r>
+        <w:rPr>
+          <w:rFonts w:ascii="Consolas" w:eastAsia="Consolas" w:hAnsi="Consolas" w:cs="Consolas"/>
+          <w:sz w:val="17"/>
+          <w:szCs w:val="17"/>
+        </w:rPr>
+        <w:t xml:space="preserve">function showSuccess(message) {</w:t>
+      </w:r>
+    </w:p>
+    <w:p>
+      <w:pPr>
+        <w:pBdr>
+          <w:left w:val="single" w:sz="12" w:space="6" w:color="B7C3D4"/>
+        </w:pBdr>
+        <w:shd w:val="clear" w:color="auto" w:fill="F2F4F7"/>
+        <w:spacing w:line="250" w:lineRule="auto"/>
+        <w:ind w:left="180" w:right="180"/>
+      </w:pPr>
+      <w:r>
+        <w:rPr>
+          <w:rFonts w:ascii="Consolas" w:eastAsia="Consolas" w:hAnsi="Consolas" w:cs="Consolas"/>
+          <w:sz w:val="17"/>
+          <w:szCs w:val="17"/>
+        </w:rPr>
+        <w:t xml:space="preserve">    clearTimeout(messageTimer);</w:t>
       </w:r>
     </w:p>
     <w:p>
@@ -38677,24 +38803,6 @@
           <w:sz w:val="17"/>
           <w:szCs w:val="17"/>
         </w:rPr>
-        <w:t>}</w:t>
-      </w:r>
-    </w:p>
-    <w:p>
-      <w:pPr>
-        <w:pBdr>
-          <w:left w:val="single" w:sz="12" w:space="6" w:color="B7C3D4"/>
-        </w:pBdr>
-        <w:shd w:val="clear" w:color="auto" w:fill="F2F4F7"/>
-        <w:spacing w:line="250" w:lineRule="auto"/>
-        <w:ind w:left="180" w:right="180"/>
-      </w:pPr>
-      <w:r>
-        <w:rPr>
-          <w:rFonts w:ascii="Consolas" w:eastAsia="Consolas" w:hAnsi="Consolas" w:cs="Consolas"/>
-          <w:sz w:val="17"/>
-          <w:szCs w:val="17"/>
-        </w:rPr>
         <w:t xml:space="preserve"> </w:t>
       </w:r>
     </w:p>
@@ -38713,26 +38821,151 @@
           <w:sz w:val="17"/>
           <w:szCs w:val="17"/>
         </w:rPr>
-        <w:t>// 메시지 초기화</w:t>
-      </w:r>
-    </w:p>
-    <w:p>
-      <w:pPr>
-        <w:pBdr>
-          <w:left w:val="single" w:sz="12" w:space="6" w:color="B7C3D4"/>
-        </w:pBdr>
-        <w:shd w:val="clear" w:color="auto" w:fill="F2F4F7"/>
-        <w:spacing w:line="250" w:lineRule="auto"/>
-        <w:ind w:left="180" w:right="180"/>
-      </w:pPr>
-      <w:r>
-        <w:rPr>
-          <w:rFonts w:ascii="Consolas" w:eastAsia="Consolas" w:hAnsi="Consolas" w:cs="Consolas"/>
-          <w:sz w:val="17"/>
-          <w:szCs w:val="17"/>
-        </w:rPr>
-        <w:lastRenderedPageBreak/>
-        <w:t>function clearMessages() {</w:t>
+        <w:t xml:space="preserve">    // 3초 뒤에 clearMessages 를 실행하라고 예약해 둔다</w:t>
+      </w:r>
+    </w:p>
+    <w:p>
+      <w:pPr>
+        <w:pBdr>
+          <w:left w:val="single" w:sz="12" w:space="6" w:color="B7C3D4"/>
+        </w:pBdr>
+        <w:shd w:val="clear" w:color="auto" w:fill="F2F4F7"/>
+        <w:spacing w:line="250" w:lineRule="auto"/>
+        <w:ind w:left="180" w:right="180"/>
+      </w:pPr>
+      <w:r>
+        <w:rPr>
+          <w:rFonts w:ascii="Consolas" w:eastAsia="Consolas" w:hAnsi="Consolas" w:cs="Consolas"/>
+          <w:sz w:val="17"/>
+          <w:szCs w:val="17"/>
+        </w:rPr>
+        <w:t xml:space="preserve">    messageTimer = setTimeout(clearMessages, MESSAGE_TIMEOUT);</w:t>
+      </w:r>
+    </w:p>
+    <w:p>
+      <w:pPr>
+        <w:pBdr>
+          <w:left w:val="single" w:sz="12" w:space="6" w:color="B7C3D4"/>
+        </w:pBdr>
+        <w:shd w:val="clear" w:color="auto" w:fill="F2F4F7"/>
+        <w:spacing w:line="250" w:lineRule="auto"/>
+        <w:ind w:left="180" w:right="180"/>
+      </w:pPr>
+      <w:r>
+        <w:rPr>
+          <w:rFonts w:ascii="Consolas" w:eastAsia="Consolas" w:hAnsi="Consolas" w:cs="Consolas"/>
+          <w:sz w:val="17"/>
+          <w:szCs w:val="17"/>
+        </w:rPr>
+        <w:t xml:space="preserve">}</w:t>
+      </w:r>
+    </w:p>
+    <w:p>
+      <w:pPr>
+        <w:pBdr>
+          <w:left w:val="single" w:sz="12" w:space="6" w:color="B7C3D4"/>
+        </w:pBdr>
+        <w:shd w:val="clear" w:color="auto" w:fill="F2F4F7"/>
+        <w:spacing w:line="250" w:lineRule="auto"/>
+        <w:ind w:left="180" w:right="180"/>
+      </w:pPr>
+      <w:r>
+        <w:rPr>
+          <w:rFonts w:ascii="Consolas" w:eastAsia="Consolas" w:hAnsi="Consolas" w:cs="Consolas"/>
+          <w:sz w:val="17"/>
+          <w:szCs w:val="17"/>
+        </w:rPr>
+        <w:t xml:space="preserve"> </w:t>
+      </w:r>
+    </w:p>
+    <w:p>
+      <w:pPr>
+        <w:pBdr>
+          <w:left w:val="single" w:sz="12" w:space="6" w:color="B7C3D4"/>
+        </w:pBdr>
+        <w:shd w:val="clear" w:color="auto" w:fill="F2F4F7"/>
+        <w:spacing w:line="250" w:lineRule="auto"/>
+        <w:ind w:left="180" w:right="180"/>
+      </w:pPr>
+      <w:r>
+        <w:rPr>
+          <w:rFonts w:ascii="Consolas" w:eastAsia="Consolas" w:hAnsi="Consolas" w:cs="Consolas"/>
+          <w:sz w:val="17"/>
+          <w:szCs w:val="17"/>
+        </w:rPr>
+        <w:t xml:space="preserve">// 메시지 초기화</w:t>
+      </w:r>
+    </w:p>
+    <w:p>
+      <w:pPr>
+        <w:pBdr>
+          <w:left w:val="single" w:sz="12" w:space="6" w:color="B7C3D4"/>
+        </w:pBdr>
+        <w:shd w:val="clear" w:color="auto" w:fill="F2F4F7"/>
+        <w:spacing w:line="250" w:lineRule="auto"/>
+        <w:ind w:left="180" w:right="180"/>
+      </w:pPr>
+      <w:r>
+        <w:rPr>
+          <w:rFonts w:ascii="Consolas" w:eastAsia="Consolas" w:hAnsi="Consolas" w:cs="Consolas"/>
+          <w:sz w:val="17"/>
+          <w:szCs w:val="17"/>
+        </w:rPr>
+        <w:t xml:space="preserve">function clearMessages() {</w:t>
+      </w:r>
+    </w:p>
+    <w:p>
+      <w:pPr>
+        <w:pBdr>
+          <w:left w:val="single" w:sz="12" w:space="6" w:color="B7C3D4"/>
+        </w:pBdr>
+        <w:shd w:val="clear" w:color="auto" w:fill="F2F4F7"/>
+        <w:spacing w:line="250" w:lineRule="auto"/>
+        <w:ind w:left="180" w:right="180"/>
+      </w:pPr>
+      <w:r>
+        <w:rPr>
+          <w:rFonts w:ascii="Consolas" w:eastAsia="Consolas" w:hAnsi="Consolas" w:cs="Consolas"/>
+          <w:sz w:val="17"/>
+          <w:szCs w:val="17"/>
+        </w:rPr>
+        <w:t xml:space="preserve">    clearTimeout(messageTimer);          // 예약이 남아 있으면 함께 취소한다</w:t>
+      </w:r>
+    </w:p>
+    <w:p>
+      <w:pPr>
+        <w:pBdr>
+          <w:left w:val="single" w:sz="12" w:space="6" w:color="B7C3D4"/>
+        </w:pBdr>
+        <w:shd w:val="clear" w:color="auto" w:fill="F2F4F7"/>
+        <w:spacing w:line="250" w:lineRule="auto"/>
+        <w:ind w:left="180" w:right="180"/>
+      </w:pPr>
+      <w:r>
+        <w:rPr>
+          <w:rFonts w:ascii="Consolas" w:eastAsia="Consolas" w:hAnsi="Consolas" w:cs="Consolas"/>
+          <w:sz w:val="17"/>
+          <w:szCs w:val="17"/>
+        </w:rPr>
+        <w:t xml:space="preserve">    messageTimer = null;</w:t>
+      </w:r>
+    </w:p>
+    <w:p>
+      <w:pPr>
+        <w:pBdr>
+          <w:left w:val="single" w:sz="12" w:space="6" w:color="B7C3D4"/>
+        </w:pBdr>
+        <w:shd w:val="clear" w:color="auto" w:fill="F2F4F7"/>
+        <w:spacing w:line="250" w:lineRule="auto"/>
+        <w:ind w:left="180" w:right="180"/>
+      </w:pPr>
+      <w:r>
+        <w:rPr>
+          <w:rFonts w:ascii="Consolas" w:eastAsia="Consolas" w:hAnsi="Consolas" w:cs="Consolas"/>
+          <w:sz w:val="17"/>
+          <w:szCs w:val="17"/>
+        </w:rPr>
+        <w:t xml:space="preserve">    formError.textContent = '';</w:t>
       </w:r>
     </w:p>
     <w:p>
@@ -38768,7 +39001,7 @@
           <w:sz w:val="17"/>
           <w:szCs w:val="17"/>
         </w:rPr>
-        <w:t>}</w:t>
+        <w:t xml:space="preserve">}</w:t>
       </w:r>
     </w:p>
     <w:p>
@@ -38801,6 +39034,34 @@
     </w:p>
     <w:p>
       <w:pPr>
+        <w:pBdr>
+          <w:left w:val="single" w:sz="20" w:space="8" w:color="E8A33D"/>
+        </w:pBdr>
+        <w:shd w:val="clear" w:color="auto" w:fill="FFF4E5"/>
+        <w:spacing w:before="160" w:after="160" w:line="290" w:lineRule="auto"/>
+        <w:ind w:left="150" w:right="150"/>
+      </w:pPr>
+      <w:r>
+        <w:rPr>
+          <w:b/>
+          <w:bCs/>
+          <w:color w:val="9C5700"/>
+          <w:sz w:val="19"/>
+          <w:szCs w:val="19"/>
+        </w:rPr>
+        <w:t xml:space="preserve">■ 알아두기   </w:t>
+      </w:r>
+      <w:r>
+        <w:rPr>
+          <w:color w:val="333333"/>
+          <w:sz w:val="19"/>
+          <w:szCs w:val="19"/>
+        </w:rPr>
+        <w:t>setTimeout(함수, 시간) 은 "이만큼 지난 뒤 이 함수를 실행하라"고 예약하는 것이고, clearTimeout(예약) 은 그 예약을 취소하는 것입니다. 메시지를 새로 띄울 때마다 이전 예약을 취소하지 않으면, 앞 메시지의 3초가 지나면서 방금 띄운 메시지까지 지워집니다. 오류 메시지에는 예약을 걸지 않아 사용자가 문제를 고칠 때까지 남습니다.</w:t>
+      </w:r>
+    </w:p>
+    <w:p>
+      <w:pPr>
         <w:spacing w:before="200" w:after="100"/>
       </w:pPr>
       <w:r>
@@ -38891,7 +39152,7 @@
         <w:spacing w:after="120"/>
       </w:pPr>
       <w:r>
-        <w:t>그리고 resetForm() 마지막에 clearMessages()를 넣어, 폼을 초기화할 때 이전 메시지도 함께 지워지도록 합니다.</w:t>
+        <w:t>그리고 resetForm() 마지막에 clearMessages()를 넣어, 폼을 초기화할 때 이전 메시지도 함께 지워지도록 합니다. 이때 순서를 조심해야 합니다. updateStudent 처럼 성공 후 폼을 되돌리는 곳에서는 resetForm() 을 먼저 부르고 showSuccess() 를 나중에 불러야 합니다. 반대로 하면 방금 띄운 메시지를 resetForm() 안의 clearMessages() 가 바로 지워 버립니다.</w:t>
       </w:r>
     </w:p>
     <w:p>
@@ -39256,7 +39517,7 @@
           <w:sz w:val="19"/>
           <w:szCs w:val="19"/>
         </w:rPr>
-        <w:t>등록에 성공하면 초록색 메시지가 버튼 옆에 나타난다.</w:t>
+        <w:t>등록에 성공하면 초록색 메시지가 버튼 옆에 나타나고, 3초 뒤 저절로 사라진다.</w:t>
       </w:r>
     </w:p>
     <w:p>
@@ -39357,7 +39618,7 @@
           <w:szCs w:val="19"/>
         </w:rPr>
         <w:lastRenderedPageBreak/>
-        <w:t>이전 메시지가 계속 남아 있다 → resetForm() 안에 clearMessages() 를 넣었는지 확인하세요.</w:t>
+        <w:t>이전 메시지가 계속 남아 있다 → resetForm() 안에 clearMessages() 를 넣었는지, showSuccess() 안에 setTimeout(clearMessages, MESSAGE_TIMEOUT) 을 넣었는지 확인하세요.</w:t>
       </w:r>
     </w:p>
     <w:p>

--- a/docs/HTML_CSS_JS_단계별_forStudent_수정본2.docx
+++ b/docs/HTML_CSS_JS_단계별_forStudent_수정본2.docx
@@ -7,24 +7,16 @@
         <w:spacing w:before="2000"/>
         <w:jc w:val="center"/>
       </w:pPr>
+      <w:bookmarkStart w:id="0" w:name="_GoBack"/>
+      <w:bookmarkEnd w:id="0"/>
       <w:r>
         <w:rPr>
           <w:color w:val="2E5496"/>
           <w:sz w:val="30"/>
           <w:szCs w:val="30"/>
         </w:rPr>
-        <w:t xml:space="preserve">처음 시작하는 </w:t>
-      </w:r>
-      <w:proofErr w:type="spellStart"/>
-      <w:r>
-        <w:rPr>
-          <w:color w:val="2E5496"/>
-          <w:sz w:val="30"/>
-          <w:szCs w:val="30"/>
-        </w:rPr>
-        <w:t>프론트엔드</w:t>
-      </w:r>
-      <w:proofErr w:type="spellEnd"/>
+        <w:t>처음 시작하는 프론트엔드</w:t>
+      </w:r>
     </w:p>
     <w:p>
       <w:pPr>
@@ -94,6 +86,7 @@
     <w:p>
       <w:pPr>
         <w:pStyle w:val="1"/>
+        <w:pageBreakBefore/>
         <w:shd w:val="clear" w:color="auto" w:fill="1F3864"/>
         <w:spacing w:before="200" w:after="200"/>
         <w:ind w:left="150" w:right="150"/>
@@ -611,41 +604,13 @@
             <w:pPr>
               <w:spacing w:line="260" w:lineRule="auto"/>
             </w:pPr>
-            <w:proofErr w:type="spellStart"/>
             <w:r>
               <w:rPr>
                 <w:rFonts w:ascii="Consolas" w:eastAsia="Consolas" w:hAnsi="Consolas" w:cs="Consolas"/>
                 <w:sz w:val="16"/>
                 <w:szCs w:val="16"/>
               </w:rPr>
-              <w:t>css_basic</w:t>
-            </w:r>
-            <w:proofErr w:type="spellEnd"/>
-            <w:r>
-              <w:rPr>
-                <w:rFonts w:ascii="Consolas" w:eastAsia="Consolas" w:hAnsi="Consolas" w:cs="Consolas"/>
-                <w:sz w:val="16"/>
-                <w:szCs w:val="16"/>
-              </w:rPr>
-              <w:t>/</w:t>
-            </w:r>
-            <w:proofErr w:type="spellStart"/>
-            <w:r>
-              <w:rPr>
-                <w:rFonts w:ascii="Consolas" w:eastAsia="Consolas" w:hAnsi="Consolas" w:cs="Consolas"/>
-                <w:sz w:val="16"/>
-                <w:szCs w:val="16"/>
-              </w:rPr>
-              <w:t>css</w:t>
-            </w:r>
-            <w:proofErr w:type="spellEnd"/>
-            <w:r>
-              <w:rPr>
-                <w:rFonts w:ascii="Consolas" w:eastAsia="Consolas" w:hAnsi="Consolas" w:cs="Consolas"/>
-                <w:sz w:val="16"/>
-                <w:szCs w:val="16"/>
-              </w:rPr>
-              <w:t>/style01~06.css</w:t>
+              <w:t>css_basic/css/style01~06.css</w:t>
             </w:r>
           </w:p>
         </w:tc>
@@ -691,23 +656,13 @@
             <w:pPr>
               <w:spacing w:line="260" w:lineRule="auto"/>
             </w:pPr>
-            <w:proofErr w:type="spellStart"/>
             <w:r>
               <w:rPr>
                 <w:rFonts w:ascii="Consolas" w:eastAsia="Consolas" w:hAnsi="Consolas" w:cs="Consolas"/>
                 <w:sz w:val="16"/>
                 <w:szCs w:val="16"/>
               </w:rPr>
-              <w:t>css_basic</w:t>
-            </w:r>
-            <w:proofErr w:type="spellEnd"/>
-            <w:r>
-              <w:rPr>
-                <w:rFonts w:ascii="Consolas" w:eastAsia="Consolas" w:hAnsi="Consolas" w:cs="Consolas"/>
-                <w:sz w:val="16"/>
-                <w:szCs w:val="16"/>
-              </w:rPr>
-              <w:t>/projects01~08.html</w:t>
+              <w:t>css_basic/projects01~08.html</w:t>
             </w:r>
           </w:p>
         </w:tc>
@@ -725,41 +680,13 @@
             <w:pPr>
               <w:spacing w:line="260" w:lineRule="auto"/>
             </w:pPr>
-            <w:proofErr w:type="spellStart"/>
             <w:r>
               <w:rPr>
                 <w:rFonts w:ascii="Consolas" w:eastAsia="Consolas" w:hAnsi="Consolas" w:cs="Consolas"/>
                 <w:sz w:val="16"/>
                 <w:szCs w:val="16"/>
               </w:rPr>
-              <w:t>css_basic</w:t>
-            </w:r>
-            <w:proofErr w:type="spellEnd"/>
-            <w:r>
-              <w:rPr>
-                <w:rFonts w:ascii="Consolas" w:eastAsia="Consolas" w:hAnsi="Consolas" w:cs="Consolas"/>
-                <w:sz w:val="16"/>
-                <w:szCs w:val="16"/>
-              </w:rPr>
-              <w:t>/</w:t>
-            </w:r>
-            <w:proofErr w:type="spellStart"/>
-            <w:r>
-              <w:rPr>
-                <w:rFonts w:ascii="Consolas" w:eastAsia="Consolas" w:hAnsi="Consolas" w:cs="Consolas"/>
-                <w:sz w:val="16"/>
-                <w:szCs w:val="16"/>
-              </w:rPr>
-              <w:t>css</w:t>
-            </w:r>
-            <w:proofErr w:type="spellEnd"/>
-            <w:r>
-              <w:rPr>
-                <w:rFonts w:ascii="Consolas" w:eastAsia="Consolas" w:hAnsi="Consolas" w:cs="Consolas"/>
-                <w:sz w:val="16"/>
-                <w:szCs w:val="16"/>
-              </w:rPr>
-              <w:t>/projects01~08.css</w:t>
+              <w:t>css_basic/css/projects01~08.css</w:t>
             </w:r>
           </w:p>
         </w:tc>
@@ -835,43 +762,7 @@
                 <w:sz w:val="16"/>
                 <w:szCs w:val="16"/>
               </w:rPr>
-              <w:t>student/</w:t>
-            </w:r>
-            <w:proofErr w:type="spellStart"/>
-            <w:r>
-              <w:rPr>
-                <w:rFonts w:ascii="Consolas" w:eastAsia="Consolas" w:hAnsi="Consolas" w:cs="Consolas"/>
-                <w:sz w:val="16"/>
-                <w:szCs w:val="16"/>
-              </w:rPr>
-              <w:t>css</w:t>
-            </w:r>
-            <w:proofErr w:type="spellEnd"/>
-            <w:r>
-              <w:rPr>
-                <w:rFonts w:ascii="Consolas" w:eastAsia="Consolas" w:hAnsi="Consolas" w:cs="Consolas"/>
-                <w:sz w:val="16"/>
-                <w:szCs w:val="16"/>
-              </w:rPr>
-              <w:t>/form.css, student/</w:t>
-            </w:r>
-            <w:proofErr w:type="spellStart"/>
-            <w:r>
-              <w:rPr>
-                <w:rFonts w:ascii="Consolas" w:eastAsia="Consolas" w:hAnsi="Consolas" w:cs="Consolas"/>
-                <w:sz w:val="16"/>
-                <w:szCs w:val="16"/>
-              </w:rPr>
-              <w:t>js</w:t>
-            </w:r>
-            <w:proofErr w:type="spellEnd"/>
-            <w:r>
-              <w:rPr>
-                <w:rFonts w:ascii="Consolas" w:eastAsia="Consolas" w:hAnsi="Consolas" w:cs="Consolas"/>
-                <w:sz w:val="16"/>
-                <w:szCs w:val="16"/>
-              </w:rPr>
-              <w:t>/form05~11.js</w:t>
+              <w:t>student/css/form.css, student/js/form05~11.js</w:t>
             </w:r>
           </w:p>
         </w:tc>
@@ -929,13 +820,8 @@
         <w:t xml:space="preserve">2. </w:t>
       </w:r>
       <w:r>
-        <w:t xml:space="preserve">VS Code 확장 프로그램 "Live Server" 설치 — HTML 파일에서 마우스 오른쪽 → Open with Live Server 를 실행하면 저장할 때마다 브라우저가 자동으로 </w:t>
-      </w:r>
-      <w:proofErr w:type="spellStart"/>
-      <w:r>
-        <w:t>새로고침</w:t>
-      </w:r>
-      <w:proofErr w:type="spellEnd"/>
+        <w:t>VS Code 확장 프로그램 "Live Server" 설치 — HTML 파일에서 마우스 오른쪽 → Open with Live Server 를 실행하면 저장할 때마다 브라우저가 자동으로 새로고침</w:t>
+      </w:r>
       <w:r>
         <w:rPr>
           <w:rFonts w:hint="eastAsia"/>
@@ -977,15 +863,7 @@
         <w:t xml:space="preserve">4. </w:t>
       </w:r>
       <w:r>
-        <w:t>3부(Student)부터는 Spring Boot 서버가 localhost</w:t>
-      </w:r>
-      <w:proofErr w:type="gramStart"/>
-      <w:r>
-        <w:t>:8080</w:t>
-      </w:r>
-      <w:proofErr w:type="gramEnd"/>
-      <w:r>
-        <w:t xml:space="preserve"> 에서 실행되고 있어야 합니다.</w:t>
+        <w:t>3부(Student)부터는 Spring Boot 서버가 localhost:8080 에서 실행되고 있어야 합니다.</w:t>
       </w:r>
     </w:p>
     <w:p>
@@ -1013,66 +891,13 @@
           <w:sz w:val="19"/>
           <w:szCs w:val="19"/>
         </w:rPr>
-        <w:t>파일을 더블클릭해서 열면 주소가 file:///</w:t>
-      </w:r>
-      <w:proofErr w:type="gramStart"/>
-      <w:r>
-        <w:rPr>
-          <w:color w:val="333333"/>
-          <w:sz w:val="19"/>
-          <w:szCs w:val="19"/>
-        </w:rPr>
-        <w:t>...</w:t>
-      </w:r>
-      <w:proofErr w:type="gramEnd"/>
-      <w:r>
-        <w:rPr>
-          <w:color w:val="333333"/>
-          <w:sz w:val="19"/>
-          <w:szCs w:val="19"/>
-        </w:rPr>
-        <w:t xml:space="preserve"> 로 시작합니다. 이 상태에서는 3부의 서버 통신이 동작하지 않습니다. 반드시 Live Server로 열어 주소가 http://127.0.0.1:5500/</w:t>
-      </w:r>
-      <w:proofErr w:type="gramStart"/>
-      <w:r>
-        <w:rPr>
-          <w:color w:val="333333"/>
-          <w:sz w:val="19"/>
-          <w:szCs w:val="19"/>
-        </w:rPr>
-        <w:t>...</w:t>
-      </w:r>
-      <w:proofErr w:type="gramEnd"/>
-      <w:r>
-        <w:rPr>
-          <w:color w:val="333333"/>
-          <w:sz w:val="19"/>
-          <w:szCs w:val="19"/>
-        </w:rPr>
-        <w:t xml:space="preserve"> </w:t>
-      </w:r>
-      <w:proofErr w:type="spellStart"/>
-      <w:r>
-        <w:rPr>
-          <w:color w:val="333333"/>
-          <w:sz w:val="19"/>
-          <w:szCs w:val="19"/>
-        </w:rPr>
-        <w:t>으로</w:t>
-      </w:r>
-      <w:proofErr w:type="spellEnd"/>
-      <w:r>
-        <w:rPr>
-          <w:color w:val="333333"/>
-          <w:sz w:val="19"/>
-          <w:szCs w:val="19"/>
-        </w:rPr>
-        <w:t xml:space="preserve"> 시작하게 하세요.</w:t>
+        <w:t>파일을 더블클릭해서 열면 주소가 file:///... 로 시작합니다. 이 상태에서는 3부의 서버 통신이 동작하지 않습니다. 반드시 Live Server로 열어 주소가 http://127.0.0.1:5500/... 으로 시작하게 하세요.</w:t>
       </w:r>
     </w:p>
     <w:p>
       <w:pPr>
         <w:pStyle w:val="3"/>
+        <w:pageBreakBefore/>
         <w:spacing w:before="200" w:after="100"/>
       </w:pPr>
       <w:r>
@@ -1083,6 +908,7 @@
           <w:sz w:val="21"/>
           <w:szCs w:val="21"/>
         </w:rPr>
+        <w:lastRenderedPageBreak/>
         <w:t>함께 보는 기초 문서 (선수 학습)</w:t>
       </w:r>
     </w:p>
@@ -1097,7 +923,6 @@
           <w:bCs/>
           <w:color w:val="2E5496"/>
         </w:rPr>
-        <w:lastRenderedPageBreak/>
         <w:t>이 교재는 실습을 따라가며 필요한 개념만 그때그때 설명합니다. 문법 자체가 처음이라 막힌다면 같은 docs 폴더의 아래 세 문서를 먼저 훑어보세요. 각 문서는 이 교재의 어느 단계에서 쓰이는지까지 표시해 두었습니다.</w:t>
       </w:r>
     </w:p>
@@ -1207,6 +1032,7 @@
     <w:p>
       <w:pPr>
         <w:pStyle w:val="1"/>
+        <w:pageBreakBefore/>
         <w:shd w:val="clear" w:color="auto" w:fill="1F3864"/>
         <w:spacing w:before="200" w:after="200"/>
         <w:ind w:left="150" w:right="150"/>
@@ -1344,25 +1170,7 @@
           <w:sz w:val="17"/>
           <w:szCs w:val="17"/>
         </w:rPr>
-        <w:t xml:space="preserve">  main      </w:t>
-      </w:r>
-      <w:proofErr w:type="gramStart"/>
-      <w:r>
-        <w:rPr>
-          <w:rFonts w:ascii="Consolas" w:eastAsia="Consolas" w:hAnsi="Consolas" w:cs="Consolas"/>
-          <w:sz w:val="17"/>
-          <w:szCs w:val="17"/>
-        </w:rPr>
-        <w:t>[ 사진</w:t>
-      </w:r>
-      <w:proofErr w:type="gramEnd"/>
-      <w:r>
-        <w:rPr>
-          <w:rFonts w:ascii="Consolas" w:eastAsia="Consolas" w:hAnsi="Consolas" w:cs="Consolas"/>
-          <w:sz w:val="17"/>
-          <w:szCs w:val="17"/>
-        </w:rPr>
-        <w:t xml:space="preserve"> ]  About Me                          &lt;-- 1-4단계</w:t>
+        <w:t xml:space="preserve">  main      [ 사진 ]  About Me                          &lt;-- 1-4단계</w:t>
       </w:r>
     </w:p>
     <w:p>
@@ -1458,6 +1266,7 @@
     <w:p>
       <w:pPr>
         <w:pStyle w:val="2"/>
+        <w:pageBreakBefore/>
         <w:pBdr>
           <w:bottom w:val="single" w:sz="12" w:space="6" w:color="2E5496"/>
         </w:pBdr>
@@ -1469,6 +1278,7 @@
           <w:bCs/>
           <w:color w:val="C0504D"/>
         </w:rPr>
+        <w:lastRenderedPageBreak/>
         <w:t xml:space="preserve">[실습 1-1]  </w:t>
       </w:r>
       <w:r>
@@ -1491,7 +1301,6 @@
           <w:szCs w:val="15"/>
         </w:rPr>
       </w:pPr>
-      <w:proofErr w:type="gramStart"/>
       <w:r>
         <w:rPr>
           <w:b/>
@@ -1513,7 +1322,6 @@
         </w:rPr>
         <w:t>portfolio01.html</w:t>
       </w:r>
-      <w:proofErr w:type="gramEnd"/>
       <w:r>
         <w:rPr>
           <w:rFonts w:ascii="Consolas" w:eastAsia="Consolas" w:hAnsi="Consolas" w:cs="Consolas"/>
@@ -1546,7 +1354,6 @@
           <w:szCs w:val="15"/>
         </w:rPr>
       </w:pPr>
-      <w:proofErr w:type="gramStart"/>
       <w:r>
         <w:rPr>
           <w:b/>
@@ -1566,19 +1373,7 @@
           <w:sz w:val="18"/>
           <w:szCs w:val="18"/>
         </w:rPr>
-        <w:t>css</w:t>
-      </w:r>
-      <w:proofErr w:type="gramEnd"/>
-      <w:r>
-        <w:rPr>
-          <w:rFonts w:ascii="Consolas" w:eastAsia="Consolas" w:hAnsi="Consolas" w:cs="Consolas"/>
-          <w:b/>
-          <w:bCs/>
-          <w:color w:val="1F3864"/>
-          <w:sz w:val="18"/>
-          <w:szCs w:val="18"/>
-        </w:rPr>
-        <w:t>/style01.css</w:t>
+        <w:t>css/style01.css</w:t>
       </w:r>
       <w:r>
         <w:rPr>
@@ -1663,33 +1458,13 @@
         <w:spacing w:before="60" w:line="250" w:lineRule="auto"/>
         <w:ind w:left="180" w:right="180"/>
       </w:pPr>
-      <w:proofErr w:type="gramStart"/>
-      <w:r>
-        <w:rPr>
-          <w:rFonts w:ascii="Consolas" w:eastAsia="Consolas" w:hAnsi="Consolas" w:cs="Consolas"/>
-          <w:sz w:val="17"/>
-          <w:szCs w:val="17"/>
-        </w:rPr>
-        <w:t>&lt;!</w:t>
-      </w:r>
-      <w:proofErr w:type="spellStart"/>
-      <w:r>
-        <w:rPr>
-          <w:rFonts w:ascii="Consolas" w:eastAsia="Consolas" w:hAnsi="Consolas" w:cs="Consolas"/>
-          <w:sz w:val="17"/>
-          <w:szCs w:val="17"/>
-        </w:rPr>
-        <w:t>doctype</w:t>
-      </w:r>
-      <w:proofErr w:type="spellEnd"/>
-      <w:proofErr w:type="gramEnd"/>
-      <w:r>
-        <w:rPr>
-          <w:rFonts w:ascii="Consolas" w:eastAsia="Consolas" w:hAnsi="Consolas" w:cs="Consolas"/>
-          <w:sz w:val="17"/>
-          <w:szCs w:val="17"/>
-        </w:rPr>
-        <w:t xml:space="preserve"> html&gt;</w:t>
+      <w:r>
+        <w:rPr>
+          <w:rFonts w:ascii="Consolas" w:eastAsia="Consolas" w:hAnsi="Consolas" w:cs="Consolas"/>
+          <w:sz w:val="17"/>
+          <w:szCs w:val="17"/>
+        </w:rPr>
+        <w:t>&lt;!doctype html&gt;</w:t>
       </w:r>
     </w:p>
     <w:p>
@@ -1797,61 +1572,7 @@
           <w:sz w:val="17"/>
           <w:szCs w:val="17"/>
         </w:rPr>
-        <w:t xml:space="preserve">    &lt;link </w:t>
-      </w:r>
-      <w:proofErr w:type="spellStart"/>
-      <w:r>
-        <w:rPr>
-          <w:rFonts w:ascii="Consolas" w:eastAsia="Consolas" w:hAnsi="Consolas" w:cs="Consolas"/>
-          <w:sz w:val="17"/>
-          <w:szCs w:val="17"/>
-        </w:rPr>
-        <w:t>rel</w:t>
-      </w:r>
-      <w:proofErr w:type="spellEnd"/>
-      <w:r>
-        <w:rPr>
-          <w:rFonts w:ascii="Consolas" w:eastAsia="Consolas" w:hAnsi="Consolas" w:cs="Consolas"/>
-          <w:sz w:val="17"/>
-          <w:szCs w:val="17"/>
-        </w:rPr>
-        <w:t xml:space="preserve">="stylesheet" </w:t>
-      </w:r>
-      <w:proofErr w:type="spellStart"/>
-      <w:r>
-        <w:rPr>
-          <w:rFonts w:ascii="Consolas" w:eastAsia="Consolas" w:hAnsi="Consolas" w:cs="Consolas"/>
-          <w:sz w:val="17"/>
-          <w:szCs w:val="17"/>
-        </w:rPr>
-        <w:t>href</w:t>
-      </w:r>
-      <w:proofErr w:type="spellEnd"/>
-      <w:r>
-        <w:rPr>
-          <w:rFonts w:ascii="Consolas" w:eastAsia="Consolas" w:hAnsi="Consolas" w:cs="Consolas"/>
-          <w:sz w:val="17"/>
-          <w:szCs w:val="17"/>
-        </w:rPr>
-        <w:t>="</w:t>
-      </w:r>
-      <w:proofErr w:type="spellStart"/>
-      <w:r>
-        <w:rPr>
-          <w:rFonts w:ascii="Consolas" w:eastAsia="Consolas" w:hAnsi="Consolas" w:cs="Consolas"/>
-          <w:sz w:val="17"/>
-          <w:szCs w:val="17"/>
-        </w:rPr>
-        <w:t>css</w:t>
-      </w:r>
-      <w:proofErr w:type="spellEnd"/>
-      <w:r>
-        <w:rPr>
-          <w:rFonts w:ascii="Consolas" w:eastAsia="Consolas" w:hAnsi="Consolas" w:cs="Consolas"/>
-          <w:sz w:val="17"/>
-          <w:szCs w:val="17"/>
-        </w:rPr>
-        <w:t>/style01.css" /&gt;</w:t>
+        <w:t xml:space="preserve">    &lt;link rel="stylesheet" href="css/style01.css" /&gt;</w:t>
       </w:r>
     </w:p>
     <w:p>
@@ -2049,25 +1770,7 @@
                 <w:sz w:val="16"/>
                 <w:szCs w:val="16"/>
               </w:rPr>
-              <w:t>&lt;!</w:t>
-            </w:r>
-            <w:proofErr w:type="spellStart"/>
-            <w:r>
-              <w:rPr>
-                <w:rFonts w:ascii="Consolas" w:eastAsia="Consolas" w:hAnsi="Consolas" w:cs="Consolas"/>
-                <w:sz w:val="16"/>
-                <w:szCs w:val="16"/>
-              </w:rPr>
-              <w:t>doctype</w:t>
-            </w:r>
-            <w:proofErr w:type="spellEnd"/>
-            <w:r>
-              <w:rPr>
-                <w:rFonts w:ascii="Consolas" w:eastAsia="Consolas" w:hAnsi="Consolas" w:cs="Consolas"/>
-                <w:sz w:val="16"/>
-                <w:szCs w:val="16"/>
-              </w:rPr>
-              <w:t xml:space="preserve"> html&gt;</w:t>
+              <w:t>&lt;!doctype html&gt;</w:t>
             </w:r>
           </w:p>
         </w:tc>
@@ -2142,23 +1845,7 @@
                 <w:sz w:val="18"/>
                 <w:szCs w:val="18"/>
               </w:rPr>
-              <w:t xml:space="preserve">화면에 보이지 않는 정보. 제목, 문자 </w:t>
-            </w:r>
-            <w:proofErr w:type="spellStart"/>
-            <w:r>
-              <w:rPr>
-                <w:sz w:val="18"/>
-                <w:szCs w:val="18"/>
-              </w:rPr>
-              <w:t>인코딩</w:t>
-            </w:r>
-            <w:proofErr w:type="spellEnd"/>
-            <w:r>
-              <w:rPr>
-                <w:sz w:val="18"/>
-                <w:szCs w:val="18"/>
-              </w:rPr>
-              <w:t>, CSS 연결 등</w:t>
+              <w:t>화면에 보이지 않는 정보. 제목, 문자 인코딩, CSS 연결 등</w:t>
             </w:r>
           </w:p>
         </w:tc>
@@ -2210,23 +1897,7 @@
                 <w:sz w:val="18"/>
                 <w:szCs w:val="18"/>
               </w:rPr>
-              <w:t xml:space="preserve">한글이 깨지지 않게 하는 설정. 빠뜨리면 </w:t>
-            </w:r>
-            <w:proofErr w:type="gramStart"/>
-            <w:r>
-              <w:rPr>
-                <w:sz w:val="18"/>
-                <w:szCs w:val="18"/>
-              </w:rPr>
-              <w:t>글자가 ?</w:t>
-            </w:r>
-            <w:proofErr w:type="gramEnd"/>
-            <w:r>
-              <w:rPr>
-                <w:sz w:val="18"/>
-                <w:szCs w:val="18"/>
-              </w:rPr>
-              <w:t>??로 보임</w:t>
+              <w:t>한글이 깨지지 않게 하는 설정. 빠뜨리면 글자가 ???로 보임</w:t>
             </w:r>
           </w:p>
         </w:tc>
@@ -2255,25 +1926,7 @@
                 <w:sz w:val="16"/>
                 <w:szCs w:val="16"/>
               </w:rPr>
-              <w:t xml:space="preserve">&lt;link </w:t>
-            </w:r>
-            <w:proofErr w:type="spellStart"/>
-            <w:r>
-              <w:rPr>
-                <w:rFonts w:ascii="Consolas" w:eastAsia="Consolas" w:hAnsi="Consolas" w:cs="Consolas"/>
-                <w:sz w:val="16"/>
-                <w:szCs w:val="16"/>
-              </w:rPr>
-              <w:t>rel</w:t>
-            </w:r>
-            <w:proofErr w:type="spellEnd"/>
-            <w:r>
-              <w:rPr>
-                <w:rFonts w:ascii="Consolas" w:eastAsia="Consolas" w:hAnsi="Consolas" w:cs="Consolas"/>
-                <w:sz w:val="16"/>
-                <w:szCs w:val="16"/>
-              </w:rPr>
-              <w:t>="stylesheet"&gt;</w:t>
+              <w:t>&lt;link rel="stylesheet"&gt;</w:t>
             </w:r>
           </w:p>
         </w:tc>
@@ -2296,23 +1949,7 @@
                 <w:sz w:val="18"/>
                 <w:szCs w:val="18"/>
               </w:rPr>
-              <w:t xml:space="preserve">외부 CSS 파일을 불러옴. </w:t>
-            </w:r>
-            <w:proofErr w:type="spellStart"/>
-            <w:r>
-              <w:rPr>
-                <w:sz w:val="18"/>
-                <w:szCs w:val="18"/>
-              </w:rPr>
-              <w:t>href</w:t>
-            </w:r>
-            <w:proofErr w:type="spellEnd"/>
-            <w:r>
-              <w:rPr>
-                <w:sz w:val="18"/>
-                <w:szCs w:val="18"/>
-              </w:rPr>
-              <w:t>는 HTML 파일 기준의 상대 경로</w:t>
+              <w:t>외부 CSS 파일을 불러옴. href는 HTML 파일 기준의 상대 경로</w:t>
             </w:r>
           </w:p>
         </w:tc>
@@ -2411,29 +2048,7 @@
           <w:sz w:val="17"/>
           <w:szCs w:val="17"/>
         </w:rPr>
-        <w:t xml:space="preserve">▶ </w:t>
-      </w:r>
-      <w:proofErr w:type="spellStart"/>
-      <w:r>
-        <w:rPr>
-          <w:b/>
-          <w:bCs/>
-          <w:color w:val="666666"/>
-          <w:sz w:val="17"/>
-          <w:szCs w:val="17"/>
-        </w:rPr>
-        <w:t>css</w:t>
-      </w:r>
-      <w:proofErr w:type="spellEnd"/>
-      <w:r>
-        <w:rPr>
-          <w:b/>
-          <w:bCs/>
-          <w:color w:val="666666"/>
-          <w:sz w:val="17"/>
-          <w:szCs w:val="17"/>
-        </w:rPr>
-        <w:t>/style01.css</w:t>
+        <w:t>▶ css/style01.css</w:t>
       </w:r>
     </w:p>
     <w:p>
@@ -2653,6 +2268,7 @@
     <w:p>
       <w:pPr>
         <w:pStyle w:val="3"/>
+        <w:pageBreakBefore/>
         <w:spacing w:before="200" w:after="100"/>
       </w:pPr>
       <w:r>
@@ -2663,29 +2279,8 @@
           <w:sz w:val="21"/>
           <w:szCs w:val="21"/>
         </w:rPr>
-        <w:t xml:space="preserve">3) 반드시 이해하고 넘어갈 </w:t>
-      </w:r>
-      <w:proofErr w:type="gramStart"/>
-      <w:r>
-        <w:rPr>
-          <w:b/>
-          <w:bCs/>
-          <w:color w:val="333333"/>
-          <w:sz w:val="21"/>
-          <w:szCs w:val="21"/>
-        </w:rPr>
-        <w:t>것 :</w:t>
-      </w:r>
-      <w:proofErr w:type="gramEnd"/>
-      <w:r>
-        <w:rPr>
-          <w:b/>
-          <w:bCs/>
-          <w:color w:val="333333"/>
-          <w:sz w:val="21"/>
-          <w:szCs w:val="21"/>
-        </w:rPr>
-        <w:t xml:space="preserve"> 박스 모델</w:t>
+        <w:lastRenderedPageBreak/>
+        <w:t>3) 반드시 이해하고 넘어갈 것 : 박스 모델</w:t>
       </w:r>
     </w:p>
     <w:p>
@@ -2765,25 +2360,7 @@
           <w:sz w:val="17"/>
           <w:szCs w:val="17"/>
         </w:rPr>
-        <w:t xml:space="preserve">|  |  </w:t>
-      </w:r>
-      <w:proofErr w:type="gramStart"/>
-      <w:r>
-        <w:rPr>
-          <w:rFonts w:ascii="Consolas" w:eastAsia="Consolas" w:hAnsi="Consolas" w:cs="Consolas"/>
-          <w:sz w:val="17"/>
-          <w:szCs w:val="17"/>
-        </w:rPr>
-        <w:t>|       content</w:t>
-      </w:r>
-      <w:proofErr w:type="gramEnd"/>
-      <w:r>
-        <w:rPr>
-          <w:rFonts w:ascii="Consolas" w:eastAsia="Consolas" w:hAnsi="Consolas" w:cs="Consolas"/>
-          <w:sz w:val="17"/>
-          <w:szCs w:val="17"/>
-        </w:rPr>
-        <w:t xml:space="preserve">          |  | |   &lt;-- 글자, 이미지</w:t>
+        <w:t>|  |  |       content          |  | |   &lt;-- 글자, 이미지</w:t>
       </w:r>
     </w:p>
     <w:p>
@@ -2865,77 +2442,97 @@
           <w:sz w:val="19"/>
           <w:szCs w:val="19"/>
         </w:rPr>
-        <w:t xml:space="preserve">box-sizing: border-box 를 맨 위에 한 번 </w:t>
-      </w:r>
-      <w:proofErr w:type="spellStart"/>
+        <w:t>box-sizing: border-box 를 맨 위에 한 번 써두면, width: 200px 로 정한 상자는 padding을 아무리 줘도 계속 200px을 유지합니다. 이 한 줄이 없으면 "padding을 줬더니 레이아웃이 깨졌다"는 문제를 계속 만나게 됩니다.</w:t>
+      </w:r>
+    </w:p>
+    <w:p>
+      <w:pPr>
+        <w:pBdr>
+          <w:left w:val="single" w:sz="20" w:space="8" w:color="E8A33D"/>
+        </w:pBdr>
+        <w:shd w:val="clear" w:color="auto" w:fill="FFF4E5"/>
+        <w:spacing w:before="160" w:after="160" w:line="290" w:lineRule="auto"/>
+        <w:ind w:left="150" w:right="150"/>
+      </w:pPr>
+      <w:r>
+        <w:rPr>
+          <w:b/>
+          <w:bCs/>
+          <w:color w:val="9C5700"/>
+          <w:sz w:val="19"/>
+          <w:szCs w:val="19"/>
+        </w:rPr>
+        <w:t xml:space="preserve">■ 알아두기   </w:t>
+      </w:r>
       <w:r>
         <w:rPr>
           <w:color w:val="333333"/>
           <w:sz w:val="19"/>
           <w:szCs w:val="19"/>
         </w:rPr>
-        <w:t>써두면</w:t>
-      </w:r>
-      <w:proofErr w:type="spellEnd"/>
+        <w:t>lang="ko" 는 이 문서가 한국어임을 브라우저와 화면 낭독기에 알려 줍니다. viewport 메타 태그는 모바일에서 페이지를 억지로 축소하지 않고 실제 크기로 보여 줍니다. 이 두 줄은 모든 HTML 문서에 넣는 것이 기본이며, 3부의 실습 파일에도 들어 있습니다.</w:t>
+      </w:r>
+    </w:p>
+    <w:p>
+      <w:pPr>
+        <w:spacing w:after="120"/>
+      </w:pPr>
+      <w:r>
+        <w:t>margin: 0 을 body에 주는 이유도 같습니다. 브라우저는 body에 기본적으로 8px 여백을 넣기 때문에, 이걸 지워야 헤더가 화면 끝에 딱 붙습니다.</w:t>
+      </w:r>
+    </w:p>
+    <w:p>
+      <w:pPr>
+        <w:pBdr>
+          <w:left w:val="single" w:sz="20" w:space="8" w:color="2E75B6"/>
+        </w:pBdr>
+        <w:shd w:val="clear" w:color="auto" w:fill="E5F0F8"/>
+        <w:spacing w:before="160" w:after="40" w:line="290" w:lineRule="auto"/>
+        <w:ind w:left="150" w:right="150"/>
+      </w:pPr>
+      <w:r>
+        <w:rPr>
+          <w:b/>
+          <w:bCs/>
+          <w:color w:val="1F4E79"/>
+          <w:sz w:val="19"/>
+          <w:szCs w:val="19"/>
+        </w:rPr>
+        <w:t xml:space="preserve">■ 확인하기   </w:t>
+      </w:r>
       <w:r>
         <w:rPr>
           <w:color w:val="333333"/>
           <w:sz w:val="19"/>
           <w:szCs w:val="19"/>
         </w:rPr>
-        <w:t>, width: 200px 로 정한 상자는 padding을 아무리 줘도 계속 200px을 유지합니다. 이 한 줄이 없으면 "padding을 줬더니 레이아웃이 깨졌다"는 문제를 계속 만나게 됩니다.</w:t>
-      </w:r>
-    </w:p>
-    <w:p>
-      <w:pPr>
-        <w:pBdr>
-          <w:left w:val="single" w:sz="20" w:space="8" w:color="E8A33D"/>
-        </w:pBdr>
-        <w:shd w:val="clear" w:color="auto" w:fill="FFF4E5"/>
-        <w:spacing w:before="160" w:after="160" w:line="290" w:lineRule="auto"/>
+        <w:t>브라우저에 KIM CODING 글자가 보이고, 배경이 연한 회색이다.</w:t>
+      </w:r>
+    </w:p>
+    <w:p>
+      <w:pPr>
+        <w:pBdr>
+          <w:left w:val="single" w:sz="20" w:space="8" w:color="2E75B6"/>
+        </w:pBdr>
+        <w:shd w:val="clear" w:color="auto" w:fill="E5F0F8"/>
+        <w:spacing w:after="160" w:line="290" w:lineRule="auto"/>
         <w:ind w:left="150" w:right="150"/>
       </w:pPr>
-      <w:r>
-        <w:rPr>
-          <w:b/>
-          <w:bCs/>
-          <w:color w:val="9C5700"/>
-          <w:sz w:val="19"/>
-          <w:szCs w:val="19"/>
-        </w:rPr>
-        <w:t xml:space="preserve">■ 알아두기   </w:t>
-      </w:r>
       <w:r>
         <w:rPr>
           <w:color w:val="333333"/>
           <w:sz w:val="19"/>
           <w:szCs w:val="19"/>
         </w:rPr>
-        <w:t>lang="ko" 는 이 문서가 한국어임을 브라우저와 화면 낭독기에 알려 줍니다. viewport 메타 태그는 모바일에서 페이지를 억지로 축소하지 않고 실제 크기로 보여 줍니다. 이 두 줄은 모든 HTML 문서에 넣는 것이 기본이며, 3부의 실습 파일에도 들어 있습니다.</w:t>
-      </w:r>
-    </w:p>
-    <w:p>
-      <w:pPr>
-        <w:spacing w:after="120"/>
-      </w:pPr>
-      <w:r>
-        <w:t xml:space="preserve">margin: </w:t>
-      </w:r>
-      <w:proofErr w:type="gramStart"/>
-      <w:r>
-        <w:t>0 을</w:t>
-      </w:r>
-      <w:proofErr w:type="gramEnd"/>
-      <w:r>
-        <w:t xml:space="preserve"> body에 주는 이유도 같습니다. 브라우저는 body에 기본적으로 8px 여백을 넣기 때문에, 이걸 지워야 헤더가 화면 끝에 딱 붙습니다.</w:t>
-      </w:r>
-    </w:p>
-    <w:p>
-      <w:pPr>
-        <w:pBdr>
-          <w:left w:val="single" w:sz="20" w:space="8" w:color="2E75B6"/>
-        </w:pBdr>
-        <w:shd w:val="clear" w:color="auto" w:fill="E5F0F8"/>
+        <w:t>글자가 화면 왼쪽 위 모서리에 거의 붙어 있다(margin: 0이 적용된 상태).</w:t>
+      </w:r>
+    </w:p>
+    <w:p>
+      <w:pPr>
+        <w:pBdr>
+          <w:left w:val="single" w:sz="20" w:space="8" w:color="C0504D"/>
+        </w:pBdr>
+        <w:shd w:val="clear" w:color="auto" w:fill="FCEAEA"/>
         <w:spacing w:before="160" w:after="40" w:line="290" w:lineRule="auto"/>
         <w:ind w:left="150" w:right="150"/>
       </w:pPr>
@@ -2943,11 +2540,11 @@
         <w:rPr>
           <w:b/>
           <w:bCs/>
-          <w:color w:val="1F4E79"/>
+          <w:color w:val="9C2D2D"/>
           <w:sz w:val="19"/>
           <w:szCs w:val="19"/>
         </w:rPr>
-        <w:t xml:space="preserve">■ 확인하기   </w:t>
+        <w:t xml:space="preserve">■ 자주 나는 오류   </w:t>
       </w:r>
       <w:r>
         <w:rPr>
@@ -2955,15 +2552,15 @@
           <w:sz w:val="19"/>
           <w:szCs w:val="19"/>
         </w:rPr>
-        <w:t>브라우저에 KIM CODING 글자가 보이고, 배경이 연한 회색이다.</w:t>
-      </w:r>
-    </w:p>
-    <w:p>
-      <w:pPr>
-        <w:pBdr>
-          <w:left w:val="single" w:sz="20" w:space="8" w:color="2E75B6"/>
-        </w:pBdr>
-        <w:shd w:val="clear" w:color="auto" w:fill="E5F0F8"/>
+        <w:t>한글이 ??? 또는 깨진 글자로 보인다 → &lt;meta charset="UTF-8"&gt; 확인</w:t>
+      </w:r>
+    </w:p>
+    <w:p>
+      <w:pPr>
+        <w:pBdr>
+          <w:left w:val="single" w:sz="20" w:space="8" w:color="C0504D"/>
+        </w:pBdr>
+        <w:shd w:val="clear" w:color="auto" w:fill="FCEAEA"/>
         <w:spacing w:after="160" w:line="290" w:lineRule="auto"/>
         <w:ind w:left="150" w:right="150"/>
       </w:pPr>
@@ -2973,81 +2570,7 @@
           <w:sz w:val="19"/>
           <w:szCs w:val="19"/>
         </w:rPr>
-        <w:t>글자가 화면 왼쪽 위 모서리에 거의 붙어 있다(margin: 0이 적용된 상태).</w:t>
-      </w:r>
-    </w:p>
-    <w:p>
-      <w:pPr>
-        <w:pBdr>
-          <w:left w:val="single" w:sz="20" w:space="8" w:color="C0504D"/>
-        </w:pBdr>
-        <w:shd w:val="clear" w:color="auto" w:fill="FCEAEA"/>
-        <w:spacing w:before="160" w:after="40" w:line="290" w:lineRule="auto"/>
-        <w:ind w:left="150" w:right="150"/>
-      </w:pPr>
-      <w:r>
-        <w:rPr>
-          <w:b/>
-          <w:bCs/>
-          <w:color w:val="9C2D2D"/>
-          <w:sz w:val="19"/>
-          <w:szCs w:val="19"/>
-        </w:rPr>
-        <w:t xml:space="preserve">■ 자주 나는 오류   </w:t>
-      </w:r>
-      <w:proofErr w:type="gramStart"/>
-      <w:r>
-        <w:rPr>
-          <w:color w:val="333333"/>
-          <w:sz w:val="19"/>
-          <w:szCs w:val="19"/>
-        </w:rPr>
-        <w:t>한글이 ?</w:t>
-      </w:r>
-      <w:proofErr w:type="gramEnd"/>
-      <w:r>
-        <w:rPr>
-          <w:color w:val="333333"/>
-          <w:sz w:val="19"/>
-          <w:szCs w:val="19"/>
-        </w:rPr>
-        <w:t>?? 또는 깨진 글자로 보인다 → &lt;meta charset="UTF-8"&gt; 확인</w:t>
-      </w:r>
-    </w:p>
-    <w:p>
-      <w:pPr>
-        <w:pBdr>
-          <w:left w:val="single" w:sz="20" w:space="8" w:color="C0504D"/>
-        </w:pBdr>
-        <w:shd w:val="clear" w:color="auto" w:fill="FCEAEA"/>
-        <w:spacing w:after="160" w:line="290" w:lineRule="auto"/>
-        <w:ind w:left="150" w:right="150"/>
-      </w:pPr>
-      <w:r>
-        <w:rPr>
-          <w:color w:val="333333"/>
-          <w:sz w:val="19"/>
-          <w:szCs w:val="19"/>
-        </w:rPr>
-        <w:t xml:space="preserve">CSS가 전혀 적용되지 않는다 → </w:t>
-      </w:r>
-      <w:proofErr w:type="spellStart"/>
-      <w:r>
-        <w:rPr>
-          <w:color w:val="333333"/>
-          <w:sz w:val="19"/>
-          <w:szCs w:val="19"/>
-        </w:rPr>
-        <w:t>href</w:t>
-      </w:r>
-      <w:proofErr w:type="spellEnd"/>
-      <w:r>
-        <w:rPr>
-          <w:color w:val="333333"/>
-          <w:sz w:val="19"/>
-          <w:szCs w:val="19"/>
-        </w:rPr>
-        <w:t xml:space="preserve"> 경로 확인. HTML 파일과 css 폴더의 위치 관계를 다시 보세요.</w:t>
+        <w:t>CSS가 전혀 적용되지 않는다 → href 경로 확인. HTML 파일과 css 폴더의 위치 관계를 다시 보세요.</w:t>
       </w:r>
     </w:p>
     <w:p>
@@ -3098,13 +2621,13 @@
           <w:bCs/>
           <w:color w:val="C0504D"/>
         </w:rPr>
-        <w:lastRenderedPageBreak/>
         <w:br w:type="page"/>
       </w:r>
     </w:p>
     <w:p>
       <w:pPr>
         <w:pStyle w:val="2"/>
+        <w:pageBreakBefore/>
         <w:pBdr>
           <w:bottom w:val="single" w:sz="12" w:space="6" w:color="2E5496"/>
         </w:pBdr>
@@ -3139,7 +2662,6 @@
           <w:szCs w:val="15"/>
         </w:rPr>
       </w:pPr>
-      <w:proofErr w:type="gramStart"/>
       <w:r>
         <w:rPr>
           <w:b/>
@@ -3161,7 +2683,6 @@
         </w:rPr>
         <w:t>portfolio02.html</w:t>
       </w:r>
-      <w:proofErr w:type="gramEnd"/>
       <w:r>
         <w:rPr>
           <w:rFonts w:ascii="Consolas" w:eastAsia="Consolas" w:hAnsi="Consolas" w:cs="Consolas"/>
@@ -3194,7 +2715,6 @@
           <w:szCs w:val="15"/>
         </w:rPr>
       </w:pPr>
-      <w:proofErr w:type="gramStart"/>
       <w:r>
         <w:rPr>
           <w:b/>
@@ -3214,19 +2734,7 @@
           <w:sz w:val="18"/>
           <w:szCs w:val="18"/>
         </w:rPr>
-        <w:t>css</w:t>
-      </w:r>
-      <w:proofErr w:type="gramEnd"/>
-      <w:r>
-        <w:rPr>
-          <w:rFonts w:ascii="Consolas" w:eastAsia="Consolas" w:hAnsi="Consolas" w:cs="Consolas"/>
-          <w:b/>
-          <w:bCs/>
-          <w:color w:val="1F3864"/>
-          <w:sz w:val="18"/>
-          <w:szCs w:val="18"/>
-        </w:rPr>
-        <w:t>/style02.css</w:t>
+        <w:t>css/style02.css</w:t>
       </w:r>
       <w:r>
         <w:rPr>
@@ -3353,25 +2861,7 @@
           <w:sz w:val="17"/>
           <w:szCs w:val="17"/>
         </w:rPr>
-        <w:t xml:space="preserve">    &lt;</w:t>
-      </w:r>
-      <w:proofErr w:type="spellStart"/>
-      <w:r>
-        <w:rPr>
-          <w:rFonts w:ascii="Consolas" w:eastAsia="Consolas" w:hAnsi="Consolas" w:cs="Consolas"/>
-          <w:sz w:val="17"/>
-          <w:szCs w:val="17"/>
-        </w:rPr>
-        <w:t>nav</w:t>
-      </w:r>
-      <w:proofErr w:type="spellEnd"/>
-      <w:r>
-        <w:rPr>
-          <w:rFonts w:ascii="Consolas" w:eastAsia="Consolas" w:hAnsi="Consolas" w:cs="Consolas"/>
-          <w:sz w:val="17"/>
-          <w:szCs w:val="17"/>
-        </w:rPr>
-        <w:t>&gt;</w:t>
+        <w:t xml:space="preserve">    &lt;nav&gt;</w:t>
       </w:r>
     </w:p>
     <w:p>
@@ -3443,25 +2933,7 @@
           <w:sz w:val="17"/>
           <w:szCs w:val="17"/>
         </w:rPr>
-        <w:t xml:space="preserve">    &lt;/</w:t>
-      </w:r>
-      <w:proofErr w:type="spellStart"/>
-      <w:r>
-        <w:rPr>
-          <w:rFonts w:ascii="Consolas" w:eastAsia="Consolas" w:hAnsi="Consolas" w:cs="Consolas"/>
-          <w:sz w:val="17"/>
-          <w:szCs w:val="17"/>
-        </w:rPr>
-        <w:t>nav</w:t>
-      </w:r>
-      <w:proofErr w:type="spellEnd"/>
-      <w:r>
-        <w:rPr>
-          <w:rFonts w:ascii="Consolas" w:eastAsia="Consolas" w:hAnsi="Consolas" w:cs="Consolas"/>
-          <w:sz w:val="17"/>
-          <w:szCs w:val="17"/>
-        </w:rPr>
-        <w:t>&gt;</w:t>
+        <w:t xml:space="preserve">    &lt;/nav&gt;</w:t>
       </w:r>
     </w:p>
     <w:p>
@@ -3518,29 +2990,7 @@
           <w:sz w:val="17"/>
           <w:szCs w:val="17"/>
         </w:rPr>
-        <w:t xml:space="preserve">▶ </w:t>
-      </w:r>
-      <w:proofErr w:type="spellStart"/>
-      <w:r>
-        <w:rPr>
-          <w:b/>
-          <w:bCs/>
-          <w:color w:val="666666"/>
-          <w:sz w:val="17"/>
-          <w:szCs w:val="17"/>
-        </w:rPr>
-        <w:t>css</w:t>
-      </w:r>
-      <w:proofErr w:type="spellEnd"/>
-      <w:r>
-        <w:rPr>
-          <w:b/>
-          <w:bCs/>
-          <w:color w:val="666666"/>
-          <w:sz w:val="17"/>
-          <w:szCs w:val="17"/>
-        </w:rPr>
-        <w:t>/style02.css</w:t>
+        <w:t>▶ css/style02.css</w:t>
       </w:r>
     </w:p>
     <w:p>
@@ -3552,23 +3002,13 @@
         <w:spacing w:before="60" w:line="250" w:lineRule="auto"/>
         <w:ind w:left="180" w:right="180"/>
       </w:pPr>
-      <w:proofErr w:type="gramStart"/>
-      <w:r>
-        <w:rPr>
-          <w:rFonts w:ascii="Consolas" w:eastAsia="Consolas" w:hAnsi="Consolas" w:cs="Consolas"/>
-          <w:sz w:val="17"/>
-          <w:szCs w:val="17"/>
-        </w:rPr>
-        <w:t>.header</w:t>
-      </w:r>
-      <w:proofErr w:type="gramEnd"/>
-      <w:r>
-        <w:rPr>
-          <w:rFonts w:ascii="Consolas" w:eastAsia="Consolas" w:hAnsi="Consolas" w:cs="Consolas"/>
-          <w:sz w:val="17"/>
-          <w:szCs w:val="17"/>
-        </w:rPr>
-        <w:t xml:space="preserve"> {</w:t>
+      <w:r>
+        <w:rPr>
+          <w:rFonts w:ascii="Consolas" w:eastAsia="Consolas" w:hAnsi="Consolas" w:cs="Consolas"/>
+          <w:sz w:val="17"/>
+          <w:szCs w:val="17"/>
+        </w:rPr>
+        <w:t>.header {</w:t>
       </w:r>
     </w:p>
     <w:p>
@@ -3700,6 +3140,7 @@
     <w:p>
       <w:pPr>
         <w:pStyle w:val="3"/>
+        <w:pageBreakBefore/>
         <w:spacing w:before="200" w:after="100"/>
       </w:pPr>
       <w:r>
@@ -3710,6 +3151,7 @@
           <w:sz w:val="21"/>
           <w:szCs w:val="21"/>
         </w:rPr>
+        <w:lastRenderedPageBreak/>
         <w:t>3) 속성별 역할</w:t>
       </w:r>
     </w:p>
@@ -3727,15 +3169,7 @@
         <w:t xml:space="preserve">① </w:t>
       </w:r>
       <w:r>
-        <w:t xml:space="preserve">display: flex; — 세로로 쌓여 있던 h1(로고)과 nav(메뉴)를 가로로 나란히 세웁니다. 이 선언을 하는 </w:t>
-      </w:r>
-      <w:proofErr w:type="gramStart"/>
-      <w:r>
-        <w:t>순간 .header는</w:t>
-      </w:r>
-      <w:proofErr w:type="gramEnd"/>
-      <w:r>
-        <w:t xml:space="preserve"> "부모(Flex Container)", 그 안의 h1과 nav는 "자식(Flex Items)"이 됩니다.</w:t>
+        <w:t>display: flex; — 세로로 쌓여 있던 h1(로고)과 nav(메뉴)를 가로로 나란히 세웁니다. 이 선언을 하는 순간 .header는 "부모(Flex Container)", 그 안의 h1과 nav는 "자식(Flex Items)"이 됩니다.</w:t>
       </w:r>
     </w:p>
     <w:p>
@@ -3769,15 +3203,7 @@
         <w:t xml:space="preserve">③ </w:t>
       </w:r>
       <w:r>
-        <w:t xml:space="preserve">align-items: center; — 자식들을 세로 </w:t>
-      </w:r>
-      <w:proofErr w:type="spellStart"/>
-      <w:r>
-        <w:t>정중앙에</w:t>
-      </w:r>
-      <w:proofErr w:type="spellEnd"/>
-      <w:r>
-        <w:t xml:space="preserve"> 맞춥니다. 글자가 헤더 천장에 붙지 않고 위아래 여백이 같아집니다.</w:t>
+        <w:t>align-items: center; — 자식들을 세로 정중앙에 맞춥니다. 글자가 헤더 천장에 붙지 않고 위아래 여백이 같아집니다.</w:t>
       </w:r>
     </w:p>
     <w:p>
@@ -3831,7 +3257,6 @@
           <w:sz w:val="19"/>
           <w:szCs w:val="19"/>
         </w:rPr>
-        <w:lastRenderedPageBreak/>
         <w:t xml:space="preserve">■ 알아두기   </w:t>
       </w:r>
       <w:r>
@@ -3856,29 +3281,7 @@
           <w:sz w:val="21"/>
           <w:szCs w:val="21"/>
         </w:rPr>
-        <w:t xml:space="preserve">4) 직접 </w:t>
-      </w:r>
-      <w:proofErr w:type="spellStart"/>
-      <w:r>
-        <w:rPr>
-          <w:b/>
-          <w:bCs/>
-          <w:color w:val="333333"/>
-          <w:sz w:val="21"/>
-          <w:szCs w:val="21"/>
-        </w:rPr>
-        <w:t>실험해보기</w:t>
-      </w:r>
-      <w:proofErr w:type="spellEnd"/>
-      <w:r>
-        <w:rPr>
-          <w:b/>
-          <w:bCs/>
-          <w:color w:val="333333"/>
-          <w:sz w:val="21"/>
-          <w:szCs w:val="21"/>
-        </w:rPr>
-        <w:t xml:space="preserve"> (중요)</w:t>
+        <w:t>4) 직접 실험해보기 (중요)</w:t>
       </w:r>
     </w:p>
     <w:p>
@@ -4195,94 +3598,59 @@
           <w:sz w:val="19"/>
           <w:szCs w:val="19"/>
         </w:rPr>
-        <w:t xml:space="preserve">메뉴가 아래로 내려가 있다 → display: flex </w:t>
-      </w:r>
-      <w:proofErr w:type="gramStart"/>
+        <w:t>메뉴가 아래로 내려가 있다 → display: flex 가 .header에 적용되었는지 확인. 클래스 이름 오타가 가장 흔한 원인입니다.</w:t>
+      </w:r>
+    </w:p>
+    <w:p>
+      <w:pPr>
+        <w:pBdr>
+          <w:left w:val="single" w:sz="20" w:space="8" w:color="C0504D"/>
+        </w:pBdr>
+        <w:shd w:val="clear" w:color="auto" w:fill="FCEAEA"/>
+        <w:spacing w:after="160" w:line="290" w:lineRule="auto"/>
+        <w:ind w:left="150" w:right="150"/>
+      </w:pPr>
       <w:r>
         <w:rPr>
           <w:color w:val="333333"/>
           <w:sz w:val="19"/>
           <w:szCs w:val="19"/>
         </w:rPr>
-        <w:t>가 .header에</w:t>
-      </w:r>
-      <w:proofErr w:type="gramEnd"/>
+        <w:t>상단 바 위에 흰 줄이 보인다 → body { margin: 0 } 이 빠졌습니다.</w:t>
+      </w:r>
+    </w:p>
+    <w:p>
+      <w:pPr>
+        <w:pBdr>
+          <w:left w:val="single" w:sz="20" w:space="8" w:color="7B4FA0"/>
+        </w:pBdr>
+        <w:shd w:val="clear" w:color="auto" w:fill="F1EAF7"/>
+        <w:spacing w:before="160" w:after="160" w:line="290" w:lineRule="auto"/>
+        <w:ind w:left="150" w:right="150"/>
+      </w:pPr>
+      <w:r>
+        <w:rPr>
+          <w:b/>
+          <w:bCs/>
+          <w:color w:val="5B2E82"/>
+          <w:sz w:val="19"/>
+          <w:szCs w:val="19"/>
+        </w:rPr>
+        <w:t xml:space="preserve">■ 미니 과제   </w:t>
+      </w:r>
       <w:r>
         <w:rPr>
           <w:color w:val="333333"/>
           <w:sz w:val="19"/>
           <w:szCs w:val="19"/>
         </w:rPr>
-        <w:t xml:space="preserve"> 적용되었는지 확인. 클래스 이름 오타가 가장 흔한 원인입니다.</w:t>
-      </w:r>
-    </w:p>
-    <w:p>
-      <w:pPr>
-        <w:pBdr>
-          <w:left w:val="single" w:sz="20" w:space="8" w:color="C0504D"/>
-        </w:pBdr>
-        <w:shd w:val="clear" w:color="auto" w:fill="FCEAEA"/>
-        <w:spacing w:after="160" w:line="290" w:lineRule="auto"/>
-        <w:ind w:left="150" w:right="150"/>
-      </w:pPr>
-      <w:r>
-        <w:rPr>
-          <w:color w:val="333333"/>
-          <w:sz w:val="19"/>
-          <w:szCs w:val="19"/>
-        </w:rPr>
-        <w:t xml:space="preserve">상단 바 위에 흰 줄이 보인다 → body </w:t>
-      </w:r>
-      <w:proofErr w:type="gramStart"/>
-      <w:r>
-        <w:rPr>
-          <w:color w:val="333333"/>
-          <w:sz w:val="19"/>
-          <w:szCs w:val="19"/>
-        </w:rPr>
-        <w:t>{ margin</w:t>
-      </w:r>
-      <w:proofErr w:type="gramEnd"/>
-      <w:r>
-        <w:rPr>
-          <w:color w:val="333333"/>
-          <w:sz w:val="19"/>
-          <w:szCs w:val="19"/>
-        </w:rPr>
-        <w:t>: 0 } 이 빠졌습니다.</w:t>
-      </w:r>
-    </w:p>
-    <w:p>
-      <w:pPr>
-        <w:pBdr>
-          <w:left w:val="single" w:sz="20" w:space="8" w:color="7B4FA0"/>
-        </w:pBdr>
-        <w:shd w:val="clear" w:color="auto" w:fill="F1EAF7"/>
-        <w:spacing w:before="160" w:after="160" w:line="290" w:lineRule="auto"/>
-        <w:ind w:left="150" w:right="150"/>
-      </w:pPr>
-      <w:r>
-        <w:rPr>
-          <w:b/>
-          <w:bCs/>
-          <w:color w:val="5B2E82"/>
-          <w:sz w:val="19"/>
-          <w:szCs w:val="19"/>
-        </w:rPr>
-        <w:t xml:space="preserve">■ 미니 과제   </w:t>
-      </w:r>
-      <w:r>
-        <w:rPr>
-          <w:color w:val="333333"/>
-          <w:sz w:val="19"/>
-          <w:szCs w:val="19"/>
-        </w:rPr>
         <w:t>justify-content 값을 center, flex-end, space-around 로 하나씩 바꿔보고 차이를 적어보세요.</w:t>
       </w:r>
     </w:p>
     <w:p>
       <w:pPr>
         <w:pStyle w:val="2"/>
+        <w:pageBreakBefore/>
         <w:pBdr>
           <w:bottom w:val="single" w:sz="12" w:space="6" w:color="2E5496"/>
         </w:pBdr>
@@ -4294,6 +3662,7 @@
           <w:bCs/>
           <w:color w:val="C0504D"/>
         </w:rPr>
+        <w:lastRenderedPageBreak/>
         <w:t xml:space="preserve">[실습 1-3]  </w:t>
       </w:r>
       <w:r>
@@ -4316,7 +3685,6 @@
           <w:szCs w:val="15"/>
         </w:rPr>
       </w:pPr>
-      <w:proofErr w:type="gramStart"/>
       <w:r>
         <w:rPr>
           <w:b/>
@@ -4338,7 +3706,6 @@
         </w:rPr>
         <w:t>portfolio03.html</w:t>
       </w:r>
-      <w:proofErr w:type="gramEnd"/>
       <w:r>
         <w:rPr>
           <w:rFonts w:ascii="Consolas" w:eastAsia="Consolas" w:hAnsi="Consolas" w:cs="Consolas"/>
@@ -4371,7 +3738,6 @@
           <w:szCs w:val="15"/>
         </w:rPr>
       </w:pPr>
-      <w:proofErr w:type="gramStart"/>
       <w:r>
         <w:rPr>
           <w:b/>
@@ -4391,19 +3757,7 @@
           <w:sz w:val="18"/>
           <w:szCs w:val="18"/>
         </w:rPr>
-        <w:t>css</w:t>
-      </w:r>
-      <w:proofErr w:type="gramEnd"/>
-      <w:r>
-        <w:rPr>
-          <w:rFonts w:ascii="Consolas" w:eastAsia="Consolas" w:hAnsi="Consolas" w:cs="Consolas"/>
-          <w:b/>
-          <w:bCs/>
-          <w:color w:val="1F3864"/>
-          <w:sz w:val="18"/>
-          <w:szCs w:val="18"/>
-        </w:rPr>
-        <w:t>/style03.css</w:t>
+        <w:t>css/style03.css</w:t>
       </w:r>
       <w:r>
         <w:rPr>
@@ -4460,490 +3814,415 @@
           <w:sz w:val="19"/>
           <w:szCs w:val="19"/>
         </w:rPr>
-        <w:t xml:space="preserve">화면 높이의 일정 비율을 차지하는 영역을 만들고, 그 안의 내용을 가로·세로 </w:t>
-      </w:r>
-      <w:proofErr w:type="spellStart"/>
+        <w:t>화면 높이의 일정 비율을 차지하는 영역을 만들고, 그 안의 내용을 가로·세로 정중앙에 배치할 수 있다.</w:t>
+      </w:r>
+    </w:p>
+    <w:p>
+      <w:pPr>
+        <w:pBdr>
+          <w:left w:val="single" w:sz="12" w:space="6" w:color="B7C3D4"/>
+        </w:pBdr>
+        <w:shd w:val="clear" w:color="auto" w:fill="F2F4F7"/>
+        <w:spacing w:before="60" w:line="250" w:lineRule="auto"/>
+        <w:ind w:left="180" w:right="180"/>
+      </w:pPr>
+      <w:r>
+        <w:rPr>
+          <w:rFonts w:ascii="Consolas" w:eastAsia="Consolas" w:hAnsi="Consolas" w:cs="Consolas"/>
+          <w:sz w:val="17"/>
+          <w:szCs w:val="17"/>
+        </w:rPr>
+        <w:t>&lt;section class="hero"&gt;</w:t>
+      </w:r>
+    </w:p>
+    <w:p>
+      <w:pPr>
+        <w:pBdr>
+          <w:left w:val="single" w:sz="12" w:space="6" w:color="B7C3D4"/>
+        </w:pBdr>
+        <w:shd w:val="clear" w:color="auto" w:fill="F2F4F7"/>
+        <w:spacing w:line="250" w:lineRule="auto"/>
+        <w:ind w:left="180" w:right="180"/>
+      </w:pPr>
+      <w:r>
+        <w:rPr>
+          <w:rFonts w:ascii="Consolas" w:eastAsia="Consolas" w:hAnsi="Consolas" w:cs="Consolas"/>
+          <w:sz w:val="17"/>
+          <w:szCs w:val="17"/>
+        </w:rPr>
+        <w:t xml:space="preserve">    &lt;div class="hero-content"&gt;</w:t>
+      </w:r>
+    </w:p>
+    <w:p>
+      <w:pPr>
+        <w:pBdr>
+          <w:left w:val="single" w:sz="12" w:space="6" w:color="B7C3D4"/>
+        </w:pBdr>
+        <w:shd w:val="clear" w:color="auto" w:fill="F2F4F7"/>
+        <w:spacing w:line="250" w:lineRule="auto"/>
+        <w:ind w:left="180" w:right="180"/>
+      </w:pPr>
+      <w:r>
+        <w:rPr>
+          <w:rFonts w:ascii="Consolas" w:eastAsia="Consolas" w:hAnsi="Consolas" w:cs="Consolas"/>
+          <w:sz w:val="17"/>
+          <w:szCs w:val="17"/>
+        </w:rPr>
+        <w:t xml:space="preserve">        &lt;h2&gt;안녕하세요, 성장을 즐기는 개발자입니다.&lt;/h2&gt;</w:t>
+      </w:r>
+    </w:p>
+    <w:p>
+      <w:pPr>
+        <w:pBdr>
+          <w:left w:val="single" w:sz="12" w:space="6" w:color="B7C3D4"/>
+        </w:pBdr>
+        <w:shd w:val="clear" w:color="auto" w:fill="F2F4F7"/>
+        <w:spacing w:line="250" w:lineRule="auto"/>
+        <w:ind w:left="180" w:right="180"/>
+      </w:pPr>
+      <w:r>
+        <w:rPr>
+          <w:rFonts w:ascii="Consolas" w:eastAsia="Consolas" w:hAnsi="Consolas" w:cs="Consolas"/>
+          <w:sz w:val="17"/>
+          <w:szCs w:val="17"/>
+        </w:rPr>
+        <w:t xml:space="preserve">        &lt;p&gt;HTML과 CSS로 나만의 세상을 만듭니다.&lt;/p&gt;</w:t>
+      </w:r>
+    </w:p>
+    <w:p>
+      <w:pPr>
+        <w:pBdr>
+          <w:left w:val="single" w:sz="12" w:space="6" w:color="B7C3D4"/>
+        </w:pBdr>
+        <w:shd w:val="clear" w:color="auto" w:fill="F2F4F7"/>
+        <w:spacing w:line="250" w:lineRule="auto"/>
+        <w:ind w:left="180" w:right="180"/>
+      </w:pPr>
+      <w:r>
+        <w:rPr>
+          <w:rFonts w:ascii="Consolas" w:eastAsia="Consolas" w:hAnsi="Consolas" w:cs="Consolas"/>
+          <w:sz w:val="17"/>
+          <w:szCs w:val="17"/>
+        </w:rPr>
+        <w:t xml:space="preserve">    &lt;/div&gt;</w:t>
+      </w:r>
+    </w:p>
+    <w:p>
+      <w:pPr>
+        <w:pBdr>
+          <w:left w:val="single" w:sz="12" w:space="6" w:color="B7C3D4"/>
+        </w:pBdr>
+        <w:shd w:val="clear" w:color="auto" w:fill="F2F4F7"/>
+        <w:spacing w:after="160" w:line="250" w:lineRule="auto"/>
+        <w:ind w:left="180" w:right="180"/>
+      </w:pPr>
+      <w:r>
+        <w:rPr>
+          <w:rFonts w:ascii="Consolas" w:eastAsia="Consolas" w:hAnsi="Consolas" w:cs="Consolas"/>
+          <w:sz w:val="17"/>
+          <w:szCs w:val="17"/>
+        </w:rPr>
+        <w:t>&lt;/section&gt;</w:t>
+      </w:r>
+    </w:p>
+    <w:p>
+      <w:pPr>
+        <w:spacing w:before="140"/>
+      </w:pPr>
+      <w:r>
+        <w:rPr>
+          <w:b/>
+          <w:bCs/>
+          <w:color w:val="666666"/>
+          <w:sz w:val="17"/>
+          <w:szCs w:val="17"/>
+        </w:rPr>
+        <w:t>▶ css/style03.css</w:t>
+      </w:r>
+    </w:p>
+    <w:p>
+      <w:pPr>
+        <w:pBdr>
+          <w:left w:val="single" w:sz="12" w:space="6" w:color="B7C3D4"/>
+        </w:pBdr>
+        <w:shd w:val="clear" w:color="auto" w:fill="F2F4F7"/>
+        <w:spacing w:before="60" w:line="250" w:lineRule="auto"/>
+        <w:ind w:left="180" w:right="180"/>
+      </w:pPr>
+      <w:r>
+        <w:rPr>
+          <w:rFonts w:ascii="Consolas" w:eastAsia="Consolas" w:hAnsi="Consolas" w:cs="Consolas"/>
+          <w:sz w:val="17"/>
+          <w:szCs w:val="17"/>
+        </w:rPr>
+        <w:t>.hero {</w:t>
+      </w:r>
+    </w:p>
+    <w:p>
+      <w:pPr>
+        <w:pBdr>
+          <w:left w:val="single" w:sz="12" w:space="6" w:color="B7C3D4"/>
+        </w:pBdr>
+        <w:shd w:val="clear" w:color="auto" w:fill="F2F4F7"/>
+        <w:spacing w:line="250" w:lineRule="auto"/>
+        <w:ind w:left="180" w:right="180"/>
+      </w:pPr>
+      <w:r>
+        <w:rPr>
+          <w:rFonts w:ascii="Consolas" w:eastAsia="Consolas" w:hAnsi="Consolas" w:cs="Consolas"/>
+          <w:sz w:val="17"/>
+          <w:szCs w:val="17"/>
+        </w:rPr>
+        <w:t xml:space="preserve">    height: 60vh;</w:t>
+      </w:r>
+    </w:p>
+    <w:p>
+      <w:pPr>
+        <w:pBdr>
+          <w:left w:val="single" w:sz="12" w:space="6" w:color="B7C3D4"/>
+        </w:pBdr>
+        <w:shd w:val="clear" w:color="auto" w:fill="F2F4F7"/>
+        <w:spacing w:line="250" w:lineRule="auto"/>
+        <w:ind w:left="180" w:right="180"/>
+      </w:pPr>
+      <w:r>
+        <w:rPr>
+          <w:rFonts w:ascii="Consolas" w:eastAsia="Consolas" w:hAnsi="Consolas" w:cs="Consolas"/>
+          <w:sz w:val="17"/>
+          <w:szCs w:val="17"/>
+        </w:rPr>
+        <w:t xml:space="preserve">    display: flex;</w:t>
+      </w:r>
+    </w:p>
+    <w:p>
+      <w:pPr>
+        <w:pBdr>
+          <w:left w:val="single" w:sz="12" w:space="6" w:color="B7C3D4"/>
+        </w:pBdr>
+        <w:shd w:val="clear" w:color="auto" w:fill="F2F4F7"/>
+        <w:spacing w:line="250" w:lineRule="auto"/>
+        <w:ind w:left="180" w:right="180"/>
+      </w:pPr>
+      <w:r>
+        <w:rPr>
+          <w:rFonts w:ascii="Consolas" w:eastAsia="Consolas" w:hAnsi="Consolas" w:cs="Consolas"/>
+          <w:sz w:val="17"/>
+          <w:szCs w:val="17"/>
+        </w:rPr>
+        <w:t xml:space="preserve">    justify-content: center;</w:t>
+      </w:r>
+    </w:p>
+    <w:p>
+      <w:pPr>
+        <w:pBdr>
+          <w:left w:val="single" w:sz="12" w:space="6" w:color="B7C3D4"/>
+        </w:pBdr>
+        <w:shd w:val="clear" w:color="auto" w:fill="F2F4F7"/>
+        <w:spacing w:line="250" w:lineRule="auto"/>
+        <w:ind w:left="180" w:right="180"/>
+      </w:pPr>
+      <w:r>
+        <w:rPr>
+          <w:rFonts w:ascii="Consolas" w:eastAsia="Consolas" w:hAnsi="Consolas" w:cs="Consolas"/>
+          <w:sz w:val="17"/>
+          <w:szCs w:val="17"/>
+        </w:rPr>
+        <w:t xml:space="preserve">    align-items: center;</w:t>
+      </w:r>
+    </w:p>
+    <w:p>
+      <w:pPr>
+        <w:pBdr>
+          <w:left w:val="single" w:sz="12" w:space="6" w:color="B7C3D4"/>
+        </w:pBdr>
+        <w:shd w:val="clear" w:color="auto" w:fill="F2F4F7"/>
+        <w:spacing w:line="250" w:lineRule="auto"/>
+        <w:ind w:left="180" w:right="180"/>
+      </w:pPr>
+      <w:r>
+        <w:rPr>
+          <w:rFonts w:ascii="Consolas" w:eastAsia="Consolas" w:hAnsi="Consolas" w:cs="Consolas"/>
+          <w:sz w:val="17"/>
+          <w:szCs w:val="17"/>
+        </w:rPr>
+        <w:t xml:space="preserve">    background-color: #</w:t>
+      </w:r>
+      <w:r>
+        <w:rPr>
+          <w:rFonts w:ascii="Consolas" w:eastAsia="Consolas" w:hAnsi="Consolas" w:cs="Consolas"/>
+          <w:sz w:val="17"/>
+          <w:szCs w:val="17"/>
+        </w:rPr>
+        <w:t>fff</w:t>
+      </w:r>
+      <w:r>
+        <w:rPr>
+          <w:rFonts w:ascii="Consolas" w:eastAsia="Consolas" w:hAnsi="Consolas" w:cs="Consolas"/>
+          <w:sz w:val="17"/>
+          <w:szCs w:val="17"/>
+        </w:rPr>
+        <w:t>;</w:t>
+      </w:r>
+    </w:p>
+    <w:p>
+      <w:pPr>
+        <w:pBdr>
+          <w:left w:val="single" w:sz="12" w:space="6" w:color="B7C3D4"/>
+        </w:pBdr>
+        <w:shd w:val="clear" w:color="auto" w:fill="F2F4F7"/>
+        <w:spacing w:line="250" w:lineRule="auto"/>
+        <w:ind w:left="180" w:right="180"/>
+      </w:pPr>
+      <w:r>
+        <w:rPr>
+          <w:rFonts w:ascii="Consolas" w:eastAsia="Consolas" w:hAnsi="Consolas" w:cs="Consolas"/>
+          <w:sz w:val="17"/>
+          <w:szCs w:val="17"/>
+        </w:rPr>
+        <w:t xml:space="preserve">    text-align: center;</w:t>
+      </w:r>
+    </w:p>
+    <w:p>
+      <w:pPr>
+        <w:pBdr>
+          <w:left w:val="single" w:sz="12" w:space="6" w:color="B7C3D4"/>
+        </w:pBdr>
+        <w:shd w:val="clear" w:color="auto" w:fill="F2F4F7"/>
+        <w:spacing w:after="160" w:line="250" w:lineRule="auto"/>
+        <w:ind w:left="180" w:right="180"/>
+      </w:pPr>
+      <w:r>
+        <w:rPr>
+          <w:rFonts w:ascii="Consolas" w:eastAsia="Consolas" w:hAnsi="Consolas" w:cs="Consolas"/>
+          <w:sz w:val="17"/>
+          <w:szCs w:val="17"/>
+        </w:rPr>
+        <w:t>}</w:t>
+      </w:r>
+    </w:p>
+    <w:p>
+      <w:pPr>
+        <w:spacing w:after="80"/>
+        <w:ind w:left="300" w:hanging="300"/>
+      </w:pPr>
+      <w:r>
+        <w:rPr>
+          <w:b/>
+          <w:bCs/>
+          <w:color w:val="2E5496"/>
+        </w:rPr>
+        <w:t xml:space="preserve">① </w:t>
+      </w:r>
+      <w:r>
+        <w:t>height: 60vh; — vh는 viewport height, 즉 브라우저 화면 높이입니다. 60vh는 화면 높이의 60%를 뜻합니다. px과 달리 화면 크기가 달라져도 항상 같은 비율을 차지합니다.</w:t>
+      </w:r>
+    </w:p>
+    <w:p>
+      <w:pPr>
+        <w:spacing w:after="80"/>
+        <w:ind w:left="300" w:hanging="300"/>
+      </w:pPr>
+      <w:r>
+        <w:rPr>
+          <w:b/>
+          <w:bCs/>
+          <w:color w:val="2E5496"/>
+        </w:rPr>
+        <w:t xml:space="preserve">② </w:t>
+      </w:r>
+      <w:r>
+        <w:t>display: flex + justify-content: center + align-items: center — 이 세 줄이 함께 쓰이면 자식 요소가 가로·세로 모두 정중앙에 놓입니다. CSS에서 가장 많이 쓰는 조합이므로 통째로 외워두세요.</w:t>
+      </w:r>
+    </w:p>
+    <w:p>
+      <w:pPr>
+        <w:spacing w:after="80"/>
+        <w:ind w:left="300" w:hanging="300"/>
+      </w:pPr>
+      <w:r>
+        <w:rPr>
+          <w:b/>
+          <w:bCs/>
+          <w:color w:val="2E5496"/>
+        </w:rPr>
+        <w:t xml:space="preserve">③ </w:t>
+      </w:r>
+      <w:r>
+        <w:t>text-align: center; — 상자를 가운데 놓는 것과 글자를 가운데 정렬하는 것은 다른 일입니다. 이 속성은 h2와 p 안의 글자 자체를 가운데로 모읍니다.</w:t>
+      </w:r>
+    </w:p>
+    <w:p>
+      <w:pPr>
+        <w:pBdr>
+          <w:left w:val="single" w:sz="20" w:space="8" w:color="E8A33D"/>
+        </w:pBdr>
+        <w:shd w:val="clear" w:color="auto" w:fill="FFF4E5"/>
+        <w:spacing w:before="160" w:after="160" w:line="290" w:lineRule="auto"/>
+        <w:ind w:left="150" w:right="150"/>
+      </w:pPr>
+      <w:r>
+        <w:rPr>
+          <w:b/>
+          <w:bCs/>
+          <w:color w:val="9C5700"/>
+          <w:sz w:val="19"/>
+          <w:szCs w:val="19"/>
+        </w:rPr>
+        <w:t xml:space="preserve">■ 알아두기   </w:t>
+      </w:r>
       <w:r>
         <w:rPr>
           <w:color w:val="333333"/>
           <w:sz w:val="19"/>
           <w:szCs w:val="19"/>
         </w:rPr>
-        <w:t>정중앙에</w:t>
-      </w:r>
-      <w:proofErr w:type="spellEnd"/>
+        <w:t>align-items: center 는 "상자를 중앙에", text-align: center 는 "글자를 중앙에" 입니다. 둘의 차이를 헷갈리는 학생이 많으니, hero-content에 배경색을 잠깐 넣어 상자의 실제 크기를 보여주면 이해가 빠릅니다.</w:t>
+      </w:r>
+    </w:p>
+    <w:p>
+      <w:pPr>
+        <w:pBdr>
+          <w:left w:val="single" w:sz="20" w:space="8" w:color="2E75B6"/>
+        </w:pBdr>
+        <w:shd w:val="clear" w:color="auto" w:fill="E5F0F8"/>
+        <w:spacing w:before="160" w:after="40" w:line="290" w:lineRule="auto"/>
+        <w:ind w:left="150" w:right="150"/>
+      </w:pPr>
+      <w:r>
+        <w:rPr>
+          <w:b/>
+          <w:bCs/>
+          <w:color w:val="1F4E79"/>
+          <w:sz w:val="19"/>
+          <w:szCs w:val="19"/>
+        </w:rPr>
+        <w:t xml:space="preserve">■ 확인하기   </w:t>
+      </w:r>
       <w:r>
         <w:rPr>
           <w:color w:val="333333"/>
           <w:sz w:val="19"/>
           <w:szCs w:val="19"/>
         </w:rPr>
-        <w:t xml:space="preserve"> 배치할 수 있다.</w:t>
-      </w:r>
-    </w:p>
-    <w:p>
-      <w:pPr>
-        <w:pBdr>
-          <w:left w:val="single" w:sz="12" w:space="6" w:color="B7C3D4"/>
-        </w:pBdr>
-        <w:shd w:val="clear" w:color="auto" w:fill="F2F4F7"/>
-        <w:spacing w:before="60" w:line="250" w:lineRule="auto"/>
-        <w:ind w:left="180" w:right="180"/>
-      </w:pPr>
-      <w:r>
-        <w:rPr>
-          <w:rFonts w:ascii="Consolas" w:eastAsia="Consolas" w:hAnsi="Consolas" w:cs="Consolas"/>
-          <w:sz w:val="17"/>
-          <w:szCs w:val="17"/>
-        </w:rPr>
-        <w:t>&lt;section class="hero"&gt;</w:t>
-      </w:r>
-    </w:p>
-    <w:p>
-      <w:pPr>
-        <w:pBdr>
-          <w:left w:val="single" w:sz="12" w:space="6" w:color="B7C3D4"/>
-        </w:pBdr>
-        <w:shd w:val="clear" w:color="auto" w:fill="F2F4F7"/>
-        <w:spacing w:line="250" w:lineRule="auto"/>
-        <w:ind w:left="180" w:right="180"/>
-      </w:pPr>
-      <w:r>
-        <w:rPr>
-          <w:rFonts w:ascii="Consolas" w:eastAsia="Consolas" w:hAnsi="Consolas" w:cs="Consolas"/>
-          <w:sz w:val="17"/>
-          <w:szCs w:val="17"/>
-        </w:rPr>
-        <w:t xml:space="preserve">    &lt;div class="hero-content"&gt;</w:t>
-      </w:r>
-    </w:p>
-    <w:p>
-      <w:pPr>
-        <w:pBdr>
-          <w:left w:val="single" w:sz="12" w:space="6" w:color="B7C3D4"/>
-        </w:pBdr>
-        <w:shd w:val="clear" w:color="auto" w:fill="F2F4F7"/>
-        <w:spacing w:line="250" w:lineRule="auto"/>
-        <w:ind w:left="180" w:right="180"/>
-      </w:pPr>
-      <w:r>
-        <w:rPr>
-          <w:rFonts w:ascii="Consolas" w:eastAsia="Consolas" w:hAnsi="Consolas" w:cs="Consolas"/>
-          <w:sz w:val="17"/>
-          <w:szCs w:val="17"/>
-        </w:rPr>
-        <w:t xml:space="preserve">        &lt;h2&gt;안녕하세요, 성장을 즐기는 개발자입니다</w:t>
-      </w:r>
-      <w:proofErr w:type="gramStart"/>
-      <w:r>
-        <w:rPr>
-          <w:rFonts w:ascii="Consolas" w:eastAsia="Consolas" w:hAnsi="Consolas" w:cs="Consolas"/>
-          <w:sz w:val="17"/>
-          <w:szCs w:val="17"/>
-        </w:rPr>
-        <w:t>.&lt;</w:t>
-      </w:r>
-      <w:proofErr w:type="gramEnd"/>
-      <w:r>
-        <w:rPr>
-          <w:rFonts w:ascii="Consolas" w:eastAsia="Consolas" w:hAnsi="Consolas" w:cs="Consolas"/>
-          <w:sz w:val="17"/>
-          <w:szCs w:val="17"/>
-        </w:rPr>
-        <w:t>/h2&gt;</w:t>
-      </w:r>
-    </w:p>
-    <w:p>
-      <w:pPr>
-        <w:pBdr>
-          <w:left w:val="single" w:sz="12" w:space="6" w:color="B7C3D4"/>
-        </w:pBdr>
-        <w:shd w:val="clear" w:color="auto" w:fill="F2F4F7"/>
-        <w:spacing w:line="250" w:lineRule="auto"/>
-        <w:ind w:left="180" w:right="180"/>
-      </w:pPr>
-      <w:r>
-        <w:rPr>
-          <w:rFonts w:ascii="Consolas" w:eastAsia="Consolas" w:hAnsi="Consolas" w:cs="Consolas"/>
-          <w:sz w:val="17"/>
-          <w:szCs w:val="17"/>
-        </w:rPr>
-        <w:t xml:space="preserve">        &lt;p&gt;HTML과 CSS로 나만의 세상을 만듭니다</w:t>
-      </w:r>
-      <w:proofErr w:type="gramStart"/>
-      <w:r>
-        <w:rPr>
-          <w:rFonts w:ascii="Consolas" w:eastAsia="Consolas" w:hAnsi="Consolas" w:cs="Consolas"/>
-          <w:sz w:val="17"/>
-          <w:szCs w:val="17"/>
-        </w:rPr>
-        <w:t>.&lt;</w:t>
-      </w:r>
-      <w:proofErr w:type="gramEnd"/>
-      <w:r>
-        <w:rPr>
-          <w:rFonts w:ascii="Consolas" w:eastAsia="Consolas" w:hAnsi="Consolas" w:cs="Consolas"/>
-          <w:sz w:val="17"/>
-          <w:szCs w:val="17"/>
-        </w:rPr>
-        <w:t>/p&gt;</w:t>
-      </w:r>
-    </w:p>
-    <w:p>
-      <w:pPr>
-        <w:pBdr>
-          <w:left w:val="single" w:sz="12" w:space="6" w:color="B7C3D4"/>
-        </w:pBdr>
-        <w:shd w:val="clear" w:color="auto" w:fill="F2F4F7"/>
-        <w:spacing w:line="250" w:lineRule="auto"/>
-        <w:ind w:left="180" w:right="180"/>
-      </w:pPr>
-      <w:r>
-        <w:rPr>
-          <w:rFonts w:ascii="Consolas" w:eastAsia="Consolas" w:hAnsi="Consolas" w:cs="Consolas"/>
-          <w:sz w:val="17"/>
-          <w:szCs w:val="17"/>
-        </w:rPr>
-        <w:t xml:space="preserve">    &lt;/div&gt;</w:t>
-      </w:r>
-    </w:p>
-    <w:p>
-      <w:pPr>
-        <w:pBdr>
-          <w:left w:val="single" w:sz="12" w:space="6" w:color="B7C3D4"/>
-        </w:pBdr>
-        <w:shd w:val="clear" w:color="auto" w:fill="F2F4F7"/>
-        <w:spacing w:after="160" w:line="250" w:lineRule="auto"/>
-        <w:ind w:left="180" w:right="180"/>
-      </w:pPr>
-      <w:r>
-        <w:rPr>
-          <w:rFonts w:ascii="Consolas" w:eastAsia="Consolas" w:hAnsi="Consolas" w:cs="Consolas"/>
-          <w:sz w:val="17"/>
-          <w:szCs w:val="17"/>
-        </w:rPr>
-        <w:t>&lt;/section&gt;</w:t>
-      </w:r>
-    </w:p>
-    <w:p>
-      <w:pPr>
-        <w:spacing w:before="140"/>
-      </w:pPr>
-      <w:r>
-        <w:rPr>
-          <w:b/>
-          <w:bCs/>
-          <w:color w:val="666666"/>
-          <w:sz w:val="17"/>
-          <w:szCs w:val="17"/>
-        </w:rPr>
-        <w:t xml:space="preserve">▶ </w:t>
-      </w:r>
-      <w:proofErr w:type="spellStart"/>
-      <w:r>
-        <w:rPr>
-          <w:b/>
-          <w:bCs/>
-          <w:color w:val="666666"/>
-          <w:sz w:val="17"/>
-          <w:szCs w:val="17"/>
-        </w:rPr>
-        <w:t>css</w:t>
-      </w:r>
-      <w:proofErr w:type="spellEnd"/>
-      <w:r>
-        <w:rPr>
-          <w:b/>
-          <w:bCs/>
-          <w:color w:val="666666"/>
-          <w:sz w:val="17"/>
-          <w:szCs w:val="17"/>
-        </w:rPr>
-        <w:t>/style03.css</w:t>
-      </w:r>
-    </w:p>
-    <w:p>
-      <w:pPr>
-        <w:pBdr>
-          <w:left w:val="single" w:sz="12" w:space="6" w:color="B7C3D4"/>
-        </w:pBdr>
-        <w:shd w:val="clear" w:color="auto" w:fill="F2F4F7"/>
-        <w:spacing w:before="60" w:line="250" w:lineRule="auto"/>
-        <w:ind w:left="180" w:right="180"/>
-      </w:pPr>
-      <w:proofErr w:type="gramStart"/>
-      <w:r>
-        <w:rPr>
-          <w:rFonts w:ascii="Consolas" w:eastAsia="Consolas" w:hAnsi="Consolas" w:cs="Consolas"/>
-          <w:sz w:val="17"/>
-          <w:szCs w:val="17"/>
-        </w:rPr>
-        <w:t>.hero</w:t>
-      </w:r>
-      <w:proofErr w:type="gramEnd"/>
-      <w:r>
-        <w:rPr>
-          <w:rFonts w:ascii="Consolas" w:eastAsia="Consolas" w:hAnsi="Consolas" w:cs="Consolas"/>
-          <w:sz w:val="17"/>
-          <w:szCs w:val="17"/>
-        </w:rPr>
-        <w:t xml:space="preserve"> {</w:t>
-      </w:r>
-    </w:p>
-    <w:p>
-      <w:pPr>
-        <w:pBdr>
-          <w:left w:val="single" w:sz="12" w:space="6" w:color="B7C3D4"/>
-        </w:pBdr>
-        <w:shd w:val="clear" w:color="auto" w:fill="F2F4F7"/>
-        <w:spacing w:line="250" w:lineRule="auto"/>
-        <w:ind w:left="180" w:right="180"/>
-      </w:pPr>
-      <w:r>
-        <w:rPr>
-          <w:rFonts w:ascii="Consolas" w:eastAsia="Consolas" w:hAnsi="Consolas" w:cs="Consolas"/>
-          <w:sz w:val="17"/>
-          <w:szCs w:val="17"/>
-        </w:rPr>
-        <w:t xml:space="preserve">    height: 60vh;</w:t>
-      </w:r>
-    </w:p>
-    <w:p>
-      <w:pPr>
-        <w:pBdr>
-          <w:left w:val="single" w:sz="12" w:space="6" w:color="B7C3D4"/>
-        </w:pBdr>
-        <w:shd w:val="clear" w:color="auto" w:fill="F2F4F7"/>
-        <w:spacing w:line="250" w:lineRule="auto"/>
-        <w:ind w:left="180" w:right="180"/>
-      </w:pPr>
-      <w:r>
-        <w:rPr>
-          <w:rFonts w:ascii="Consolas" w:eastAsia="Consolas" w:hAnsi="Consolas" w:cs="Consolas"/>
-          <w:sz w:val="17"/>
-          <w:szCs w:val="17"/>
-        </w:rPr>
-        <w:t xml:space="preserve">    display: flex;</w:t>
-      </w:r>
-    </w:p>
-    <w:p>
-      <w:pPr>
-        <w:pBdr>
-          <w:left w:val="single" w:sz="12" w:space="6" w:color="B7C3D4"/>
-        </w:pBdr>
-        <w:shd w:val="clear" w:color="auto" w:fill="F2F4F7"/>
-        <w:spacing w:line="250" w:lineRule="auto"/>
-        <w:ind w:left="180" w:right="180"/>
-      </w:pPr>
-      <w:r>
-        <w:rPr>
-          <w:rFonts w:ascii="Consolas" w:eastAsia="Consolas" w:hAnsi="Consolas" w:cs="Consolas"/>
-          <w:sz w:val="17"/>
-          <w:szCs w:val="17"/>
-        </w:rPr>
-        <w:t xml:space="preserve">    justify-content: center;</w:t>
-      </w:r>
-    </w:p>
-    <w:p>
-      <w:pPr>
-        <w:pBdr>
-          <w:left w:val="single" w:sz="12" w:space="6" w:color="B7C3D4"/>
-        </w:pBdr>
-        <w:shd w:val="clear" w:color="auto" w:fill="F2F4F7"/>
-        <w:spacing w:line="250" w:lineRule="auto"/>
-        <w:ind w:left="180" w:right="180"/>
-      </w:pPr>
-      <w:r>
-        <w:rPr>
-          <w:rFonts w:ascii="Consolas" w:eastAsia="Consolas" w:hAnsi="Consolas" w:cs="Consolas"/>
-          <w:sz w:val="17"/>
-          <w:szCs w:val="17"/>
-        </w:rPr>
-        <w:t xml:space="preserve">    align-items: center;</w:t>
-      </w:r>
-    </w:p>
-    <w:p>
-      <w:pPr>
-        <w:pBdr>
-          <w:left w:val="single" w:sz="12" w:space="6" w:color="B7C3D4"/>
-        </w:pBdr>
-        <w:shd w:val="clear" w:color="auto" w:fill="F2F4F7"/>
-        <w:spacing w:line="250" w:lineRule="auto"/>
-        <w:ind w:left="180" w:right="180"/>
-      </w:pPr>
-      <w:r>
-        <w:rPr>
-          <w:rFonts w:ascii="Consolas" w:eastAsia="Consolas" w:hAnsi="Consolas" w:cs="Consolas"/>
-          <w:sz w:val="17"/>
-          <w:szCs w:val="17"/>
-        </w:rPr>
-        <w:t xml:space="preserve">    background-color: #</w:t>
-      </w:r>
-      <w:proofErr w:type="spellStart"/>
-      <w:r>
-        <w:rPr>
-          <w:rFonts w:ascii="Consolas" w:eastAsia="Consolas" w:hAnsi="Consolas" w:cs="Consolas"/>
-          <w:sz w:val="17"/>
-          <w:szCs w:val="17"/>
-        </w:rPr>
-        <w:t>fff</w:t>
-      </w:r>
-      <w:proofErr w:type="spellEnd"/>
-      <w:r>
-        <w:rPr>
-          <w:rFonts w:ascii="Consolas" w:eastAsia="Consolas" w:hAnsi="Consolas" w:cs="Consolas"/>
-          <w:sz w:val="17"/>
-          <w:szCs w:val="17"/>
-        </w:rPr>
-        <w:t>;</w:t>
-      </w:r>
-    </w:p>
-    <w:p>
-      <w:pPr>
-        <w:pBdr>
-          <w:left w:val="single" w:sz="12" w:space="6" w:color="B7C3D4"/>
-        </w:pBdr>
-        <w:shd w:val="clear" w:color="auto" w:fill="F2F4F7"/>
-        <w:spacing w:line="250" w:lineRule="auto"/>
-        <w:ind w:left="180" w:right="180"/>
-      </w:pPr>
-      <w:r>
-        <w:rPr>
-          <w:rFonts w:ascii="Consolas" w:eastAsia="Consolas" w:hAnsi="Consolas" w:cs="Consolas"/>
-          <w:sz w:val="17"/>
-          <w:szCs w:val="17"/>
-        </w:rPr>
-        <w:t xml:space="preserve">    text-align: center;</w:t>
-      </w:r>
-    </w:p>
-    <w:p>
-      <w:pPr>
-        <w:pBdr>
-          <w:left w:val="single" w:sz="12" w:space="6" w:color="B7C3D4"/>
-        </w:pBdr>
-        <w:shd w:val="clear" w:color="auto" w:fill="F2F4F7"/>
-        <w:spacing w:after="160" w:line="250" w:lineRule="auto"/>
-        <w:ind w:left="180" w:right="180"/>
-      </w:pPr>
-      <w:r>
-        <w:rPr>
-          <w:rFonts w:ascii="Consolas" w:eastAsia="Consolas" w:hAnsi="Consolas" w:cs="Consolas"/>
-          <w:sz w:val="17"/>
-          <w:szCs w:val="17"/>
-        </w:rPr>
-        <w:lastRenderedPageBreak/>
-        <w:t>}</w:t>
-      </w:r>
-    </w:p>
-    <w:p>
-      <w:pPr>
-        <w:spacing w:after="80"/>
-        <w:ind w:left="300" w:hanging="300"/>
-      </w:pPr>
-      <w:r>
-        <w:rPr>
-          <w:b/>
-          <w:bCs/>
-          <w:color w:val="2E5496"/>
-        </w:rPr>
-        <w:t xml:space="preserve">① </w:t>
-      </w:r>
-      <w:r>
-        <w:t xml:space="preserve">height: 60vh; — </w:t>
-      </w:r>
-      <w:proofErr w:type="spellStart"/>
-      <w:r>
-        <w:t>vh</w:t>
-      </w:r>
-      <w:proofErr w:type="spellEnd"/>
-      <w:r>
-        <w:t xml:space="preserve">는 viewport height, 즉 브라우저 화면 높이입니다. 60vh는 화면 높이의 60%를 뜻합니다. </w:t>
-      </w:r>
-      <w:proofErr w:type="spellStart"/>
-      <w:r>
-        <w:t>px</w:t>
-      </w:r>
-      <w:proofErr w:type="spellEnd"/>
-      <w:r>
-        <w:t>과 달리 화면 크기가 달라져도 항상 같은 비율을 차지합니다.</w:t>
-      </w:r>
-    </w:p>
-    <w:p>
-      <w:pPr>
-        <w:spacing w:after="80"/>
-        <w:ind w:left="300" w:hanging="300"/>
-      </w:pPr>
-      <w:r>
-        <w:rPr>
-          <w:b/>
-          <w:bCs/>
-          <w:color w:val="2E5496"/>
-        </w:rPr>
-        <w:t xml:space="preserve">② </w:t>
-      </w:r>
-      <w:r>
-        <w:t xml:space="preserve">display: flex + justify-content: center + align-items: center — 이 세 줄이 함께 쓰이면 자식 요소가 가로·세로 모두 </w:t>
-      </w:r>
-      <w:proofErr w:type="spellStart"/>
-      <w:r>
-        <w:t>정중앙에</w:t>
-      </w:r>
-      <w:proofErr w:type="spellEnd"/>
-      <w:r>
-        <w:t xml:space="preserve"> 놓입니다. CSS에서 가장 많이 쓰는 조합이므로 통째로 </w:t>
-      </w:r>
-      <w:proofErr w:type="spellStart"/>
-      <w:r>
-        <w:t>외워두세요</w:t>
-      </w:r>
-      <w:proofErr w:type="spellEnd"/>
-      <w:r>
-        <w:t>.</w:t>
-      </w:r>
-    </w:p>
-    <w:p>
-      <w:pPr>
-        <w:spacing w:after="80"/>
-        <w:ind w:left="300" w:hanging="300"/>
-      </w:pPr>
-      <w:r>
-        <w:rPr>
-          <w:b/>
-          <w:bCs/>
-          <w:color w:val="2E5496"/>
-        </w:rPr>
-        <w:t xml:space="preserve">③ </w:t>
-      </w:r>
-      <w:r>
-        <w:t>text-align: center; — 상자를 가운데 놓는 것과 글자를 가운데 정렬하는 것은 다른 일입니다. 이 속성은 h2와 p 안의 글자 자체를 가운데로 모읍니다.</w:t>
-      </w:r>
-    </w:p>
-    <w:p>
-      <w:pPr>
-        <w:pBdr>
-          <w:left w:val="single" w:sz="20" w:space="8" w:color="E8A33D"/>
-        </w:pBdr>
-        <w:shd w:val="clear" w:color="auto" w:fill="FFF4E5"/>
-        <w:spacing w:before="160" w:after="160" w:line="290" w:lineRule="auto"/>
+        <w:t>화면의 절반 이상을 차지하는 흰색 영역이 헤더 아래에 생긴다(body 의 연한 회색 #f4f4f4 와 경계가 구분된다).</w:t>
+      </w:r>
+    </w:p>
+    <w:p>
+      <w:pPr>
+        <w:pBdr>
+          <w:left w:val="single" w:sz="20" w:space="8" w:color="2E75B6"/>
+        </w:pBdr>
+        <w:shd w:val="clear" w:color="auto" w:fill="E5F0F8"/>
+        <w:spacing w:after="40" w:line="290" w:lineRule="auto"/>
         <w:ind w:left="150" w:right="150"/>
       </w:pPr>
-      <w:r>
-        <w:rPr>
-          <w:b/>
-          <w:bCs/>
-          <w:color w:val="9C5700"/>
-          <w:sz w:val="19"/>
-          <w:szCs w:val="19"/>
-        </w:rPr>
-        <w:t xml:space="preserve">■ 알아두기   </w:t>
-      </w:r>
       <w:r>
         <w:rPr>
           <w:color w:val="333333"/>
           <w:sz w:val="19"/>
           <w:szCs w:val="19"/>
         </w:rPr>
-        <w:t>align-items: center 는 "상자를 중앙에", text-align: center 는 "글자를 중앙에" 입니다. 둘의 차이를 헷갈리는 학생이 많으니, hero-content에 배경색을 잠깐 넣어 상자의 실제 크기를 보여주면 이해가 빠릅니다.</w:t>
+        <w:t>두 줄의 문구가 그 영역의 정중앙에 놓인다.</w:t>
       </w:r>
     </w:p>
     <w:p>
@@ -4952,177 +4231,115 @@
           <w:left w:val="single" w:sz="20" w:space="8" w:color="2E75B6"/>
         </w:pBdr>
         <w:shd w:val="clear" w:color="auto" w:fill="E5F0F8"/>
-        <w:spacing w:before="160" w:after="40" w:line="290" w:lineRule="auto"/>
+        <w:spacing w:after="160" w:line="290" w:lineRule="auto"/>
         <w:ind w:left="150" w:right="150"/>
       </w:pPr>
-      <w:r>
-        <w:rPr>
-          <w:b/>
-          <w:bCs/>
-          <w:color w:val="1F4E79"/>
-          <w:sz w:val="19"/>
-          <w:szCs w:val="19"/>
-        </w:rPr>
-        <w:t xml:space="preserve">■ 확인하기   </w:t>
-      </w:r>
       <w:r>
         <w:rPr>
           <w:color w:val="333333"/>
           <w:sz w:val="19"/>
           <w:szCs w:val="19"/>
         </w:rPr>
-        <w:t>화면의 절반 이상을 차지하는 흰색 영역이 헤더 아래에 생긴다(body 의 연한 회색 #f4f4f4 와 경계가 구분된다).</w:t>
-      </w:r>
-    </w:p>
-    <w:p>
-      <w:pPr>
-        <w:pBdr>
-          <w:left w:val="single" w:sz="20" w:space="8" w:color="2E75B6"/>
-        </w:pBdr>
-        <w:shd w:val="clear" w:color="auto" w:fill="E5F0F8"/>
-        <w:spacing w:after="40" w:line="290" w:lineRule="auto"/>
+        <w:t>브라우저 창의 세로 크기를 줄이면 히어로 영역의 높이도 함께 줄어든다.</w:t>
+      </w:r>
+    </w:p>
+    <w:p>
+      <w:pPr>
+        <w:pBdr>
+          <w:left w:val="single" w:sz="20" w:space="8" w:color="C0504D"/>
+        </w:pBdr>
+        <w:shd w:val="clear" w:color="auto" w:fill="FCEAEA"/>
+        <w:spacing w:before="160" w:after="40" w:line="290" w:lineRule="auto"/>
         <w:ind w:left="150" w:right="150"/>
       </w:pPr>
+      <w:r>
+        <w:rPr>
+          <w:b/>
+          <w:bCs/>
+          <w:color w:val="9C2D2D"/>
+          <w:sz w:val="19"/>
+          <w:szCs w:val="19"/>
+        </w:rPr>
+        <w:t xml:space="preserve">■ 자주 나는 오류   </w:t>
+      </w:r>
       <w:r>
         <w:rPr>
           <w:color w:val="333333"/>
           <w:sz w:val="19"/>
           <w:szCs w:val="19"/>
         </w:rPr>
-        <w:t xml:space="preserve">두 줄의 문구가 그 영역의 </w:t>
-      </w:r>
-      <w:proofErr w:type="spellStart"/>
+        <w:t>문구가 하나도 보이지 않는다 → .hero 에 color: white 를 넣지 않았는지 확인하세요. 배경이 #fff(흰색)이므로 흰 글씨는 보이지 않습니다.</w:t>
+      </w:r>
+    </w:p>
+    <w:p>
+      <w:pPr>
+        <w:pBdr>
+          <w:left w:val="single" w:sz="20" w:space="8" w:color="C0504D"/>
+        </w:pBdr>
+        <w:shd w:val="clear" w:color="auto" w:fill="FCEAEA"/>
+        <w:spacing w:after="160" w:line="290" w:lineRule="auto"/>
+        <w:ind w:left="150" w:right="150"/>
+      </w:pPr>
       <w:r>
         <w:rPr>
           <w:color w:val="333333"/>
           <w:sz w:val="19"/>
           <w:szCs w:val="19"/>
         </w:rPr>
-        <w:t>정중앙에</w:t>
-      </w:r>
-      <w:proofErr w:type="spellEnd"/>
+        <w:t>히어로 영역의 높이가 0이다 → height: 60vh 는 부모인 .hero 에 주어야 합니다. 자식(.hero-content)에 주면 영역이 생기지 않습니다.</w:t>
+      </w:r>
+    </w:p>
+    <w:p>
+      <w:pPr>
+        <w:pBdr>
+          <w:left w:val="single" w:sz="20" w:space="8" w:color="C0504D"/>
+        </w:pBdr>
+        <w:shd w:val="clear" w:color="auto" w:fill="FCEAEA"/>
+        <w:spacing w:after="160" w:line="290" w:lineRule="auto"/>
+        <w:ind w:left="150" w:right="150"/>
+      </w:pPr>
       <w:r>
         <w:rPr>
           <w:color w:val="333333"/>
           <w:sz w:val="19"/>
           <w:szCs w:val="19"/>
         </w:rPr>
-        <w:t xml:space="preserve"> 놓인다.</w:t>
-      </w:r>
-    </w:p>
-    <w:p>
-      <w:pPr>
-        <w:pBdr>
-          <w:left w:val="single" w:sz="20" w:space="8" w:color="2E75B6"/>
-        </w:pBdr>
-        <w:shd w:val="clear" w:color="auto" w:fill="E5F0F8"/>
-        <w:spacing w:after="160" w:line="290" w:lineRule="auto"/>
+        <w:lastRenderedPageBreak/>
+        <w:t>글자가 왼쪽 위 구석에 붙어 있다 → display: flex 가 빠졌습니다. justify-content 와 align-items 는 flex 없이는 아무 일도 하지 않습니다.</w:t>
+      </w:r>
+    </w:p>
+    <w:p>
+      <w:pPr>
+        <w:pBdr>
+          <w:left w:val="single" w:sz="20" w:space="8" w:color="7B4FA0"/>
+        </w:pBdr>
+        <w:shd w:val="clear" w:color="auto" w:fill="F1EAF7"/>
+        <w:spacing w:before="160" w:after="160" w:line="290" w:lineRule="auto"/>
         <w:ind w:left="150" w:right="150"/>
       </w:pPr>
+      <w:r>
+        <w:rPr>
+          <w:b/>
+          <w:bCs/>
+          <w:color w:val="5B2E82"/>
+          <w:sz w:val="19"/>
+          <w:szCs w:val="19"/>
+        </w:rPr>
+        <w:t xml:space="preserve">■ 미니 과제   </w:t>
+      </w:r>
       <w:r>
         <w:rPr>
           <w:color w:val="333333"/>
           <w:sz w:val="19"/>
           <w:szCs w:val="19"/>
         </w:rPr>
-        <w:t>브라우저 창의 세로 크기를 줄이면 히어로 영역의 높이도 함께 줄어든다.</w:t>
-      </w:r>
-    </w:p>
-    <w:p>
-      <w:pPr>
-        <w:pBdr>
-          <w:left w:val="single" w:sz="20" w:space="8" w:color="C0504D"/>
-        </w:pBdr>
-        <w:shd w:val="clear" w:color="auto" w:fill="FCEAEA"/>
-        <w:spacing w:before="160" w:after="40" w:line="290" w:lineRule="auto"/>
-        <w:ind w:left="150" w:right="150"/>
-      </w:pPr>
-      <w:r>
-        <w:rPr>
-          <w:b/>
-          <w:bCs/>
-          <w:color w:val="9C2D2D"/>
-          <w:sz w:val="19"/>
-          <w:szCs w:val="19"/>
-        </w:rPr>
-        <w:t xml:space="preserve">■ 자주 나는 오류   </w:t>
-      </w:r>
-      <w:r>
-        <w:rPr>
-          <w:color w:val="333333"/>
-          <w:sz w:val="19"/>
-          <w:szCs w:val="19"/>
-        </w:rPr>
-        <w:t>문구가 하나도 보이지 않는다 → .hero 에 color: white 를 넣지 않았는지 확인하세요. 배경이 #fff(흰색)이므로 흰 글씨는 보이지 않습니다.</w:t>
-      </w:r>
-    </w:p>
-    <w:p>
-      <w:pPr>
-        <w:pBdr>
-          <w:left w:val="single" w:sz="20" w:space="8" w:color="C0504D"/>
-        </w:pBdr>
-        <w:shd w:val="clear" w:color="auto" w:fill="FCEAEA"/>
-        <w:spacing w:after="160" w:line="290" w:lineRule="auto"/>
-        <w:ind w:left="150" w:right="150"/>
-      </w:pPr>
-      <w:r>
-        <w:rPr>
-          <w:color w:val="333333"/>
-          <w:sz w:val="19"/>
-          <w:szCs w:val="19"/>
-        </w:rPr>
-        <w:t>히어로 영역의 높이가 0이다 → height: 60vh 는 부모인 .hero 에 주어야 합니다. 자식(.hero-content)에 주면 영역이 생기지 않습니다.</w:t>
-      </w:r>
-    </w:p>
-    <w:p>
-      <w:pPr>
-        <w:pBdr>
-          <w:left w:val="single" w:sz="20" w:space="8" w:color="C0504D"/>
-        </w:pBdr>
-        <w:shd w:val="clear" w:color="auto" w:fill="FCEAEA"/>
-        <w:spacing w:after="160" w:line="290" w:lineRule="auto"/>
-        <w:ind w:left="150" w:right="150"/>
-      </w:pPr>
-      <w:r>
-        <w:rPr>
-          <w:color w:val="333333"/>
-          <w:sz w:val="19"/>
-          <w:szCs w:val="19"/>
-        </w:rPr>
-        <w:t>글자가 왼쪽 위 구석에 붙어 있다 → display: flex 가 빠졌습니다. justify-content 와 align-items 는 flex 없이는 아무 일도 하지 않습니다.</w:t>
-      </w:r>
-    </w:p>
-    <w:p>
-      <w:pPr>
-        <w:pBdr>
-          <w:left w:val="single" w:sz="20" w:space="8" w:color="7B4FA0"/>
-        </w:pBdr>
-        <w:shd w:val="clear" w:color="auto" w:fill="F1EAF7"/>
-        <w:spacing w:before="160" w:after="160" w:line="290" w:lineRule="auto"/>
-        <w:ind w:left="150" w:right="150"/>
-      </w:pPr>
-      <w:r>
-        <w:rPr>
-          <w:b/>
-          <w:bCs/>
-          <w:color w:val="5B2E82"/>
-          <w:sz w:val="19"/>
-          <w:szCs w:val="19"/>
-        </w:rPr>
-        <w:t xml:space="preserve">■ 미니 과제   </w:t>
-      </w:r>
-      <w:r>
-        <w:rPr>
-          <w:color w:val="333333"/>
-          <w:sz w:val="19"/>
-          <w:szCs w:val="19"/>
-        </w:rPr>
         <w:t>height를 60vh에서 100vh로 바꿔보세요. 어떤 느낌의 페이지가 되나요?</w:t>
       </w:r>
     </w:p>
     <w:p>
       <w:pPr>
         <w:pStyle w:val="2"/>
+        <w:pageBreakBefore/>
         <w:pBdr>
           <w:bottom w:val="single" w:sz="12" w:space="6" w:color="2E5496"/>
         </w:pBdr>
@@ -5134,6 +4351,7 @@
           <w:bCs/>
           <w:color w:val="C0504D"/>
         </w:rPr>
+        <w:lastRenderedPageBreak/>
         <w:t xml:space="preserve">[실습 1-4]  </w:t>
       </w:r>
       <w:r>
@@ -5156,7 +4374,6 @@
           <w:szCs w:val="15"/>
         </w:rPr>
       </w:pPr>
-      <w:proofErr w:type="gramStart"/>
       <w:r>
         <w:rPr>
           <w:b/>
@@ -5178,7 +4395,6 @@
         </w:rPr>
         <w:t>portfolio04.html</w:t>
       </w:r>
-      <w:proofErr w:type="gramEnd"/>
       <w:r>
         <w:rPr>
           <w:rFonts w:ascii="Consolas" w:eastAsia="Consolas" w:hAnsi="Consolas" w:cs="Consolas"/>
@@ -5211,7 +4427,6 @@
           <w:szCs w:val="15"/>
         </w:rPr>
       </w:pPr>
-      <w:proofErr w:type="gramStart"/>
       <w:r>
         <w:rPr>
           <w:b/>
@@ -5231,19 +4446,7 @@
           <w:sz w:val="18"/>
           <w:szCs w:val="18"/>
         </w:rPr>
-        <w:t>css</w:t>
-      </w:r>
-      <w:proofErr w:type="gramEnd"/>
-      <w:r>
-        <w:rPr>
-          <w:rFonts w:ascii="Consolas" w:eastAsia="Consolas" w:hAnsi="Consolas" w:cs="Consolas"/>
-          <w:b/>
-          <w:bCs/>
-          <w:color w:val="1F3864"/>
-          <w:sz w:val="18"/>
-          <w:szCs w:val="18"/>
-        </w:rPr>
-        <w:t>/style04.css</w:t>
+        <w:t>css/style04.css</w:t>
       </w:r>
       <w:r>
         <w:rPr>
@@ -5399,25 +4602,7 @@
           <w:sz w:val="17"/>
           <w:szCs w:val="17"/>
         </w:rPr>
-        <w:t xml:space="preserve">            &lt;p&gt;저는 레이아웃을 잡는 것을 좋아합니다</w:t>
-      </w:r>
-      <w:proofErr w:type="gramStart"/>
-      <w:r>
-        <w:rPr>
-          <w:rFonts w:ascii="Consolas" w:eastAsia="Consolas" w:hAnsi="Consolas" w:cs="Consolas"/>
-          <w:sz w:val="17"/>
-          <w:szCs w:val="17"/>
-        </w:rPr>
-        <w:t>.&lt;</w:t>
-      </w:r>
-      <w:proofErr w:type="gramEnd"/>
-      <w:r>
-        <w:rPr>
-          <w:rFonts w:ascii="Consolas" w:eastAsia="Consolas" w:hAnsi="Consolas" w:cs="Consolas"/>
-          <w:sz w:val="17"/>
-          <w:szCs w:val="17"/>
-        </w:rPr>
-        <w:t>/p&gt;</w:t>
+        <w:t xml:space="preserve">            &lt;p&gt;저는 레이아웃을 잡는 것을 좋아합니다.&lt;/p&gt;</w:t>
       </w:r>
     </w:p>
     <w:p>
@@ -5471,7 +4656,6 @@
           <w:sz w:val="17"/>
           <w:szCs w:val="17"/>
         </w:rPr>
-        <w:lastRenderedPageBreak/>
         <w:t>&lt;/main&gt;</w:t>
       </w:r>
     </w:p>
@@ -5487,29 +4671,7 @@
           <w:sz w:val="17"/>
           <w:szCs w:val="17"/>
         </w:rPr>
-        <w:t xml:space="preserve">▶ </w:t>
-      </w:r>
-      <w:proofErr w:type="spellStart"/>
-      <w:r>
-        <w:rPr>
-          <w:b/>
-          <w:bCs/>
-          <w:color w:val="666666"/>
-          <w:sz w:val="17"/>
-          <w:szCs w:val="17"/>
-        </w:rPr>
-        <w:t>css</w:t>
-      </w:r>
-      <w:proofErr w:type="spellEnd"/>
-      <w:r>
-        <w:rPr>
-          <w:b/>
-          <w:bCs/>
-          <w:color w:val="666666"/>
-          <w:sz w:val="17"/>
-          <w:szCs w:val="17"/>
-        </w:rPr>
-        <w:t>/style04.css</w:t>
+        <w:t>▶ css/style04.css</w:t>
       </w:r>
     </w:p>
     <w:p>
@@ -5593,23 +4755,13 @@
         <w:spacing w:line="250" w:lineRule="auto"/>
         <w:ind w:left="180" w:right="180"/>
       </w:pPr>
-      <w:proofErr w:type="gramStart"/>
-      <w:r>
-        <w:rPr>
-          <w:rFonts w:ascii="Consolas" w:eastAsia="Consolas" w:hAnsi="Consolas" w:cs="Consolas"/>
-          <w:sz w:val="17"/>
-          <w:szCs w:val="17"/>
-        </w:rPr>
-        <w:t>.profile</w:t>
-      </w:r>
-      <w:proofErr w:type="gramEnd"/>
-      <w:r>
-        <w:rPr>
-          <w:rFonts w:ascii="Consolas" w:eastAsia="Consolas" w:hAnsi="Consolas" w:cs="Consolas"/>
-          <w:sz w:val="17"/>
-          <w:szCs w:val="17"/>
-        </w:rPr>
-        <w:t>-card {</w:t>
+      <w:r>
+        <w:rPr>
+          <w:rFonts w:ascii="Consolas" w:eastAsia="Consolas" w:hAnsi="Consolas" w:cs="Consolas"/>
+          <w:sz w:val="17"/>
+          <w:szCs w:val="17"/>
+        </w:rPr>
+        <w:t>.profile-card {</w:t>
       </w:r>
     </w:p>
     <w:p>
@@ -5762,35 +4914,7 @@
           <w:sz w:val="17"/>
           <w:szCs w:val="17"/>
         </w:rPr>
-        <w:t xml:space="preserve">box-shadow: 0 2px 8px </w:t>
-      </w:r>
-      <w:proofErr w:type="spellStart"/>
-      <w:proofErr w:type="gramStart"/>
-      <w:r>
-        <w:rPr>
-          <w:rFonts w:ascii="Consolas" w:eastAsia="Consolas" w:hAnsi="Consolas" w:cs="Consolas"/>
-          <w:sz w:val="17"/>
-          <w:szCs w:val="17"/>
-        </w:rPr>
-        <w:t>rgba</w:t>
-      </w:r>
-      <w:proofErr w:type="spellEnd"/>
-      <w:r>
-        <w:rPr>
-          <w:rFonts w:ascii="Consolas" w:eastAsia="Consolas" w:hAnsi="Consolas" w:cs="Consolas"/>
-          <w:sz w:val="17"/>
-          <w:szCs w:val="17"/>
-        </w:rPr>
-        <w:t>(</w:t>
-      </w:r>
-      <w:proofErr w:type="gramEnd"/>
-      <w:r>
-        <w:rPr>
-          <w:rFonts w:ascii="Consolas" w:eastAsia="Consolas" w:hAnsi="Consolas" w:cs="Consolas"/>
-          <w:sz w:val="17"/>
-          <w:szCs w:val="17"/>
-        </w:rPr>
-        <w:t>0, 0, 0, 0.1);</w:t>
+        <w:t>box-shadow: 0 2px 8px rgba(0, 0, 0, 0.1);</w:t>
       </w:r>
     </w:p>
     <w:p>
@@ -5816,7 +4940,6 @@
         <w:pStyle w:val="3"/>
         <w:spacing w:before="200" w:after="100"/>
       </w:pPr>
-      <w:proofErr w:type="gramStart"/>
       <w:r>
         <w:rPr>
           <w:b/>
@@ -5825,9 +4948,22 @@
           <w:sz w:val="21"/>
           <w:szCs w:val="21"/>
         </w:rPr>
-        <w:t>.container</w:t>
-      </w:r>
-      <w:proofErr w:type="gramEnd"/>
+        <w:t>.container 의 padding: 50px</w:t>
+      </w:r>
+    </w:p>
+    <w:p>
+      <w:pPr>
+        <w:spacing w:after="120"/>
+      </w:pPr>
+      <w:r>
+        <w:t>이 설정이 없으면 카드가 브라우저 화면의 좌우 벽과 위쪽 히어로 영역에 바짝 붙습니다. 안쪽으로 50px의 빈 공간을 만들어 내용물이 사방으로 여유를 갖게 합니다.</w:t>
+      </w:r>
+    </w:p>
+    <w:p>
+      <w:pPr>
+        <w:pStyle w:val="3"/>
+        <w:spacing w:before="200" w:after="100"/>
+      </w:pPr>
       <w:r>
         <w:rPr>
           <w:b/>
@@ -5836,43 +4972,7 @@
           <w:sz w:val="21"/>
           <w:szCs w:val="21"/>
         </w:rPr>
-        <w:t xml:space="preserve"> 의 padding: 50px</w:t>
-      </w:r>
-    </w:p>
-    <w:p>
-      <w:pPr>
-        <w:spacing w:after="120"/>
-      </w:pPr>
-      <w:r>
-        <w:t>이 설정이 없으면 카드가 브라우저 화면의 좌우 벽과 위쪽 히어로 영역에 바짝 붙습니다. 안쪽으로 50px의 빈 공간을 만들어 내용물이 사방으로 여유를 갖게 합니다.</w:t>
-      </w:r>
-    </w:p>
-    <w:p>
-      <w:pPr>
-        <w:pStyle w:val="3"/>
-        <w:spacing w:before="200" w:after="100"/>
-      </w:pPr>
-      <w:proofErr w:type="gramStart"/>
-      <w:r>
-        <w:rPr>
-          <w:b/>
-          <w:bCs/>
-          <w:color w:val="333333"/>
-          <w:sz w:val="21"/>
-          <w:szCs w:val="21"/>
-        </w:rPr>
-        <w:t>.profile</w:t>
-      </w:r>
-      <w:proofErr w:type="gramEnd"/>
-      <w:r>
-        <w:rPr>
-          <w:b/>
-          <w:bCs/>
-          <w:color w:val="333333"/>
-          <w:sz w:val="21"/>
-          <w:szCs w:val="21"/>
-        </w:rPr>
-        <w:t>-card 의 속성들</w:t>
+        <w:t>.profile-card 의 속성들</w:t>
       </w:r>
     </w:p>
     <w:p>
@@ -5885,15 +4985,7 @@
         <w:spacing w:after="60"/>
       </w:pPr>
       <w:r>
-        <w:t xml:space="preserve">display: flex; — 기본적으로 위아래로 </w:t>
-      </w:r>
-      <w:proofErr w:type="gramStart"/>
-      <w:r>
-        <w:t>쌓이는 .photo와</w:t>
-      </w:r>
-      <w:proofErr w:type="gramEnd"/>
-      <w:r>
-        <w:t xml:space="preserve"> .info를 가로로 나란히 배치합니다. 1-2단계에서 배운 것과 같은 원리입니다.</w:t>
+        <w:t>display: flex; — 기본적으로 위아래로 쌓이는 .photo와 .info를 가로로 나란히 배치합니다. 1-2단계에서 배운 것과 같은 원리입니다.</w:t>
       </w:r>
     </w:p>
     <w:p>
@@ -5932,20 +5024,13 @@
         <w:spacing w:after="60"/>
       </w:pPr>
       <w:r>
-        <w:t xml:space="preserve">box-shadow: 0 2px 8px </w:t>
-      </w:r>
-      <w:proofErr w:type="spellStart"/>
-      <w:r>
-        <w:t>rgba</w:t>
-      </w:r>
-      <w:proofErr w:type="spellEnd"/>
-      <w:r>
-        <w:t>(0,0,0,0.1); — 카드 아래에 옅은 그림자를 깔아 살짝 떠 있는 느낌을 줍니다.</w:t>
+        <w:t>box-shadow: 0 2px 8px rgba(0,0,0,0.1); — 카드 아래에 옅은 그림자를 깔아 살짝 떠 있는 느낌을 줍니다.</w:t>
       </w:r>
     </w:p>
     <w:p>
       <w:pPr>
         <w:pStyle w:val="3"/>
+        <w:pageBreakBefore/>
         <w:spacing w:before="200" w:after="100"/>
       </w:pPr>
       <w:r>
@@ -5956,6 +5041,7 @@
           <w:sz w:val="21"/>
           <w:szCs w:val="21"/>
         </w:rPr>
+        <w:lastRenderedPageBreak/>
         <w:t>box-shadow 값 읽는 법</w:t>
       </w:r>
     </w:p>
@@ -6334,23 +5420,13 @@
             <w:pPr>
               <w:spacing w:line="260" w:lineRule="auto"/>
             </w:pPr>
-            <w:proofErr w:type="spellStart"/>
             <w:r>
               <w:rPr>
                 <w:rFonts w:ascii="Consolas" w:eastAsia="Consolas" w:hAnsi="Consolas" w:cs="Consolas"/>
                 <w:sz w:val="16"/>
                 <w:szCs w:val="16"/>
               </w:rPr>
-              <w:t>rgba</w:t>
-            </w:r>
-            <w:proofErr w:type="spellEnd"/>
-            <w:r>
-              <w:rPr>
-                <w:rFonts w:ascii="Consolas" w:eastAsia="Consolas" w:hAnsi="Consolas" w:cs="Consolas"/>
-                <w:sz w:val="16"/>
-                <w:szCs w:val="16"/>
-              </w:rPr>
-              <w:t>(0,0,0,0.1)</w:t>
+              <w:t>rgba(0,0,0,0.1)</w:t>
             </w:r>
           </w:p>
         </w:tc>
@@ -6442,7 +5518,6 @@
           <w:sz w:val="19"/>
           <w:szCs w:val="19"/>
         </w:rPr>
-        <w:lastRenderedPageBreak/>
         <w:t xml:space="preserve">■ 자주 나는 오류   </w:t>
       </w:r>
       <w:r>
@@ -6544,6 +5619,7 @@
     <w:p>
       <w:pPr>
         <w:pStyle w:val="2"/>
+        <w:pageBreakBefore/>
         <w:pBdr>
           <w:bottom w:val="single" w:sz="12" w:space="6" w:color="2E5496"/>
         </w:pBdr>
@@ -6578,7 +5654,6 @@
           <w:szCs w:val="15"/>
         </w:rPr>
       </w:pPr>
-      <w:proofErr w:type="gramStart"/>
       <w:r>
         <w:rPr>
           <w:b/>
@@ -6600,7 +5675,6 @@
         </w:rPr>
         <w:t>portfolio05.html</w:t>
       </w:r>
-      <w:proofErr w:type="gramEnd"/>
       <w:r>
         <w:rPr>
           <w:rFonts w:ascii="Consolas" w:eastAsia="Consolas" w:hAnsi="Consolas" w:cs="Consolas"/>
@@ -6633,7 +5707,6 @@
           <w:szCs w:val="15"/>
         </w:rPr>
       </w:pPr>
-      <w:proofErr w:type="gramStart"/>
       <w:r>
         <w:rPr>
           <w:b/>
@@ -6653,19 +5726,7 @@
           <w:sz w:val="18"/>
           <w:szCs w:val="18"/>
         </w:rPr>
-        <w:t>css</w:t>
-      </w:r>
-      <w:proofErr w:type="gramEnd"/>
-      <w:r>
-        <w:rPr>
-          <w:rFonts w:ascii="Consolas" w:eastAsia="Consolas" w:hAnsi="Consolas" w:cs="Consolas"/>
-          <w:b/>
-          <w:bCs/>
-          <w:color w:val="1F3864"/>
-          <w:sz w:val="18"/>
-          <w:szCs w:val="18"/>
-        </w:rPr>
-        <w:t>/style05.css</w:t>
+        <w:t>css/style05.css</w:t>
       </w:r>
       <w:r>
         <w:rPr>
@@ -6722,25 +5783,7 @@
           <w:sz w:val="19"/>
           <w:szCs w:val="19"/>
         </w:rPr>
-        <w:t xml:space="preserve">display: grid로 바둑판 형태의 레이아웃을 만들고, </w:t>
-      </w:r>
-      <w:proofErr w:type="spellStart"/>
-      <w:r>
-        <w:rPr>
-          <w:color w:val="333333"/>
-          <w:sz w:val="19"/>
-          <w:szCs w:val="19"/>
-        </w:rPr>
-        <w:t>fr</w:t>
-      </w:r>
-      <w:proofErr w:type="spellEnd"/>
-      <w:r>
-        <w:rPr>
-          <w:color w:val="333333"/>
-          <w:sz w:val="19"/>
-          <w:szCs w:val="19"/>
-        </w:rPr>
-        <w:t xml:space="preserve"> 단위로 칸 크기를 비율로 나눌 수 있다.</w:t>
+        <w:t>display: grid로 바둑판 형태의 레이아웃을 만들고, fr 단위로 칸 크기를 비율로 나눌 수 있다.</w:t>
       </w:r>
     </w:p>
     <w:p>
@@ -6917,29 +5960,7 @@
           <w:sz w:val="17"/>
           <w:szCs w:val="17"/>
         </w:rPr>
-        <w:t xml:space="preserve">▶ </w:t>
-      </w:r>
-      <w:proofErr w:type="spellStart"/>
-      <w:r>
-        <w:rPr>
-          <w:b/>
-          <w:bCs/>
-          <w:color w:val="666666"/>
-          <w:sz w:val="17"/>
-          <w:szCs w:val="17"/>
-        </w:rPr>
-        <w:t>css</w:t>
-      </w:r>
-      <w:proofErr w:type="spellEnd"/>
-      <w:r>
-        <w:rPr>
-          <w:b/>
-          <w:bCs/>
-          <w:color w:val="666666"/>
-          <w:sz w:val="17"/>
-          <w:szCs w:val="17"/>
-        </w:rPr>
-        <w:t>/style05.css</w:t>
+        <w:t>▶ css/style05.css</w:t>
       </w:r>
     </w:p>
     <w:p>
@@ -6951,23 +5972,13 @@
         <w:spacing w:before="60" w:line="250" w:lineRule="auto"/>
         <w:ind w:left="180" w:right="180"/>
       </w:pPr>
-      <w:proofErr w:type="gramStart"/>
-      <w:r>
-        <w:rPr>
-          <w:rFonts w:ascii="Consolas" w:eastAsia="Consolas" w:hAnsi="Consolas" w:cs="Consolas"/>
-          <w:sz w:val="17"/>
-          <w:szCs w:val="17"/>
-        </w:rPr>
-        <w:t>.skills</w:t>
-      </w:r>
-      <w:proofErr w:type="gramEnd"/>
-      <w:r>
-        <w:rPr>
-          <w:rFonts w:ascii="Consolas" w:eastAsia="Consolas" w:hAnsi="Consolas" w:cs="Consolas"/>
-          <w:sz w:val="17"/>
-          <w:szCs w:val="17"/>
-        </w:rPr>
-        <w:t xml:space="preserve"> {</w:t>
+      <w:r>
+        <w:rPr>
+          <w:rFonts w:ascii="Consolas" w:eastAsia="Consolas" w:hAnsi="Consolas" w:cs="Consolas"/>
+          <w:sz w:val="17"/>
+          <w:szCs w:val="17"/>
+        </w:rPr>
+        <w:t>.skills {</w:t>
       </w:r>
     </w:p>
     <w:p>
@@ -7051,23 +6062,13 @@
         <w:spacing w:line="250" w:lineRule="auto"/>
         <w:ind w:left="180" w:right="180"/>
       </w:pPr>
-      <w:proofErr w:type="gramStart"/>
-      <w:r>
-        <w:rPr>
-          <w:rFonts w:ascii="Consolas" w:eastAsia="Consolas" w:hAnsi="Consolas" w:cs="Consolas"/>
-          <w:sz w:val="17"/>
-          <w:szCs w:val="17"/>
-        </w:rPr>
-        <w:t>.grid</w:t>
-      </w:r>
-      <w:proofErr w:type="gramEnd"/>
-      <w:r>
-        <w:rPr>
-          <w:rFonts w:ascii="Consolas" w:eastAsia="Consolas" w:hAnsi="Consolas" w:cs="Consolas"/>
-          <w:sz w:val="17"/>
-          <w:szCs w:val="17"/>
-        </w:rPr>
-        <w:t>-wrapper {</w:t>
+      <w:r>
+        <w:rPr>
+          <w:rFonts w:ascii="Consolas" w:eastAsia="Consolas" w:hAnsi="Consolas" w:cs="Consolas"/>
+          <w:sz w:val="17"/>
+          <w:szCs w:val="17"/>
+        </w:rPr>
+        <w:t>.grid-wrapper {</w:t>
       </w:r>
     </w:p>
     <w:p>
@@ -7103,25 +6104,7 @@
           <w:sz w:val="17"/>
           <w:szCs w:val="17"/>
         </w:rPr>
-        <w:t xml:space="preserve">    grid-template-columns: </w:t>
-      </w:r>
-      <w:proofErr w:type="gramStart"/>
-      <w:r>
-        <w:rPr>
-          <w:rFonts w:ascii="Consolas" w:eastAsia="Consolas" w:hAnsi="Consolas" w:cs="Consolas"/>
-          <w:sz w:val="17"/>
-          <w:szCs w:val="17"/>
-        </w:rPr>
-        <w:t>repeat(</w:t>
-      </w:r>
-      <w:proofErr w:type="gramEnd"/>
-      <w:r>
-        <w:rPr>
-          <w:rFonts w:ascii="Consolas" w:eastAsia="Consolas" w:hAnsi="Consolas" w:cs="Consolas"/>
-          <w:sz w:val="17"/>
-          <w:szCs w:val="17"/>
-        </w:rPr>
-        <w:t>4, 1fr);</w:t>
+        <w:t xml:space="preserve">    grid-template-columns: repeat(4, 1fr);</w:t>
       </w:r>
     </w:p>
     <w:p>
@@ -7205,23 +6188,13 @@
         <w:spacing w:line="250" w:lineRule="auto"/>
         <w:ind w:left="180" w:right="180"/>
       </w:pPr>
-      <w:proofErr w:type="gramStart"/>
-      <w:r>
-        <w:rPr>
-          <w:rFonts w:ascii="Consolas" w:eastAsia="Consolas" w:hAnsi="Consolas" w:cs="Consolas"/>
-          <w:sz w:val="17"/>
-          <w:szCs w:val="17"/>
-        </w:rPr>
-        <w:t>.skill</w:t>
-      </w:r>
-      <w:proofErr w:type="gramEnd"/>
-      <w:r>
-        <w:rPr>
-          <w:rFonts w:ascii="Consolas" w:eastAsia="Consolas" w:hAnsi="Consolas" w:cs="Consolas"/>
-          <w:sz w:val="17"/>
-          <w:szCs w:val="17"/>
-        </w:rPr>
-        <w:t>-item {</w:t>
+      <w:r>
+        <w:rPr>
+          <w:rFonts w:ascii="Consolas" w:eastAsia="Consolas" w:hAnsi="Consolas" w:cs="Consolas"/>
+          <w:sz w:val="17"/>
+          <w:szCs w:val="17"/>
+        </w:rPr>
+        <w:t>.skill-item {</w:t>
       </w:r>
     </w:p>
     <w:p>
@@ -7386,6 +6359,7 @@
     <w:p>
       <w:pPr>
         <w:pStyle w:val="3"/>
+        <w:pageBreakBefore/>
         <w:spacing w:before="200" w:after="100"/>
       </w:pPr>
       <w:r>
@@ -7396,6 +6370,7 @@
           <w:sz w:val="21"/>
           <w:szCs w:val="21"/>
         </w:rPr>
+        <w:lastRenderedPageBreak/>
         <w:t>1fr 이란?</w:t>
       </w:r>
     </w:p>
@@ -7403,29 +6378,8 @@
       <w:pPr>
         <w:spacing w:after="120"/>
       </w:pPr>
-      <w:proofErr w:type="spellStart"/>
-      <w:r>
-        <w:t>fr</w:t>
-      </w:r>
-      <w:proofErr w:type="spellEnd"/>
-      <w:r>
-        <w:t xml:space="preserve">은 fraction(비율)의 약자로, 사용할 수 있는 공간을 나누는 단위입니다. repeat(4, 1fr)은 전체 너비를 정확히 4등분합니다. </w:t>
-      </w:r>
-      <w:proofErr w:type="spellStart"/>
-      <w:r>
-        <w:t>px</w:t>
-      </w:r>
-      <w:proofErr w:type="spellEnd"/>
-      <w:r>
-        <w:t xml:space="preserve">과 달리 브라우저 창 크기가 바뀌어도 알아서 다시 계산되므로 </w:t>
-      </w:r>
-      <w:proofErr w:type="spellStart"/>
-      <w:r>
-        <w:t>반응형에</w:t>
-      </w:r>
-      <w:proofErr w:type="spellEnd"/>
-      <w:r>
-        <w:t xml:space="preserve"> 강합니다.</w:t>
+      <w:r>
+        <w:t>fr은 fraction(비율)의 약자로, 사용할 수 있는 공간을 나누는 단위입니다. repeat(4, 1fr)은 전체 너비를 정확히 4등분합니다. px과 달리 브라우저 창 크기가 바뀌어도 알아서 다시 계산되므로 반응형에 강합니다.</w:t>
       </w:r>
     </w:p>
     <w:p>
@@ -7443,26 +6397,7 @@
           <w:sz w:val="17"/>
           <w:szCs w:val="17"/>
         </w:rPr>
-        <w:lastRenderedPageBreak/>
-        <w:t xml:space="preserve">grid-template-columns: 1fr </w:t>
-      </w:r>
-      <w:proofErr w:type="spellStart"/>
-      <w:r>
-        <w:rPr>
-          <w:rFonts w:ascii="Consolas" w:eastAsia="Consolas" w:hAnsi="Consolas" w:cs="Consolas"/>
-          <w:sz w:val="17"/>
-          <w:szCs w:val="17"/>
-        </w:rPr>
-        <w:t>1fr</w:t>
-      </w:r>
-      <w:proofErr w:type="spellEnd"/>
-      <w:r>
-        <w:rPr>
-          <w:rFonts w:ascii="Consolas" w:eastAsia="Consolas" w:hAnsi="Consolas" w:cs="Consolas"/>
-          <w:sz w:val="17"/>
-          <w:szCs w:val="17"/>
-        </w:rPr>
-        <w:t>;        /* 반반 */</w:t>
+        <w:t>grid-template-columns: 1fr 1fr;        /* 반반 */</w:t>
       </w:r>
     </w:p>
     <w:p>
@@ -7498,43 +6433,7 @@
           <w:sz w:val="17"/>
           <w:szCs w:val="17"/>
         </w:rPr>
-        <w:t xml:space="preserve">grid-template-columns: repeat(3, 1fr); /* 1fr </w:t>
-      </w:r>
-      <w:proofErr w:type="spellStart"/>
-      <w:r>
-        <w:rPr>
-          <w:rFonts w:ascii="Consolas" w:eastAsia="Consolas" w:hAnsi="Consolas" w:cs="Consolas"/>
-          <w:sz w:val="17"/>
-          <w:szCs w:val="17"/>
-        </w:rPr>
-        <w:t>1fr</w:t>
-      </w:r>
-      <w:proofErr w:type="spellEnd"/>
-      <w:r>
-        <w:rPr>
-          <w:rFonts w:ascii="Consolas" w:eastAsia="Consolas" w:hAnsi="Consolas" w:cs="Consolas"/>
-          <w:sz w:val="17"/>
-          <w:szCs w:val="17"/>
-        </w:rPr>
-        <w:t xml:space="preserve"> </w:t>
-      </w:r>
-      <w:proofErr w:type="spellStart"/>
-      <w:r>
-        <w:rPr>
-          <w:rFonts w:ascii="Consolas" w:eastAsia="Consolas" w:hAnsi="Consolas" w:cs="Consolas"/>
-          <w:sz w:val="17"/>
-          <w:szCs w:val="17"/>
-        </w:rPr>
-        <w:t>1fr</w:t>
-      </w:r>
-      <w:proofErr w:type="spellEnd"/>
-      <w:r>
-        <w:rPr>
-          <w:rFonts w:ascii="Consolas" w:eastAsia="Consolas" w:hAnsi="Consolas" w:cs="Consolas"/>
-          <w:sz w:val="17"/>
-          <w:szCs w:val="17"/>
-        </w:rPr>
-        <w:t xml:space="preserve"> 과 같음 */</w:t>
+        <w:t>grid-template-columns: repeat(3, 1fr); /* 1fr 1fr 1fr 과 같음 */</w:t>
       </w:r>
     </w:p>
     <w:p>
@@ -7956,58 +6855,41 @@
           <w:sz w:val="19"/>
           <w:szCs w:val="19"/>
         </w:rPr>
-        <w:t xml:space="preserve">상자들이 세로로 쌓여 있다 → display: </w:t>
-      </w:r>
-      <w:proofErr w:type="gramStart"/>
+        <w:t>상자들이 세로로 쌓여 있다 → display: grid가 .skill-item이 아니라 부모인 .grid-wrapper에 적용되어야 합니다. Grid와 Flex는 항상 부모에게 선언합니다.</w:t>
+      </w:r>
+    </w:p>
+    <w:p>
+      <w:pPr>
+        <w:pBdr>
+          <w:left w:val="single" w:sz="20" w:space="8" w:color="7B4FA0"/>
+        </w:pBdr>
+        <w:shd w:val="clear" w:color="auto" w:fill="F1EAF7"/>
+        <w:spacing w:before="160" w:after="160" w:line="290" w:lineRule="auto"/>
+        <w:ind w:left="150" w:right="150"/>
+      </w:pPr>
+      <w:r>
+        <w:rPr>
+          <w:b/>
+          <w:bCs/>
+          <w:color w:val="5B2E82"/>
+          <w:sz w:val="19"/>
+          <w:szCs w:val="19"/>
+        </w:rPr>
+        <w:t xml:space="preserve">■ 미니 과제   </w:t>
+      </w:r>
       <w:r>
         <w:rPr>
           <w:color w:val="333333"/>
           <w:sz w:val="19"/>
           <w:szCs w:val="19"/>
         </w:rPr>
-        <w:t>grid가 .skill</w:t>
-      </w:r>
-      <w:proofErr w:type="gramEnd"/>
-      <w:r>
-        <w:rPr>
-          <w:color w:val="333333"/>
-          <w:sz w:val="19"/>
-          <w:szCs w:val="19"/>
-        </w:rPr>
-        <w:t>-item이 아니라 부모인 .grid-wrapper에 적용되어야 합니다. Grid와 Flex는 항상 부모에게 선언합니다.</w:t>
-      </w:r>
-    </w:p>
-    <w:p>
-      <w:pPr>
-        <w:pBdr>
-          <w:left w:val="single" w:sz="20" w:space="8" w:color="7B4FA0"/>
-        </w:pBdr>
-        <w:shd w:val="clear" w:color="auto" w:fill="F1EAF7"/>
-        <w:spacing w:before="160" w:after="160" w:line="290" w:lineRule="auto"/>
-        <w:ind w:left="150" w:right="150"/>
-      </w:pPr>
-      <w:r>
-        <w:rPr>
-          <w:b/>
-          <w:bCs/>
-          <w:color w:val="5B2E82"/>
-          <w:sz w:val="19"/>
-          <w:szCs w:val="19"/>
-        </w:rPr>
-        <w:t xml:space="preserve">■ 미니 과제   </w:t>
-      </w:r>
-      <w:r>
-        <w:rPr>
-          <w:color w:val="333333"/>
-          <w:sz w:val="19"/>
-          <w:szCs w:val="19"/>
-        </w:rPr>
         <w:t>skill-item을 6개로 늘리고, 3개씩 2줄로 배치되도록 CSS를 수정하세요. (힌트: 숫자 하나만 바꾸면 됩니다)</w:t>
       </w:r>
     </w:p>
     <w:p>
       <w:pPr>
         <w:pStyle w:val="2"/>
+        <w:pageBreakBefore/>
         <w:pBdr>
           <w:bottom w:val="single" w:sz="12" w:space="6" w:color="2E5496"/>
         </w:pBdr>
@@ -8019,6 +6901,7 @@
           <w:bCs/>
           <w:color w:val="C0504D"/>
         </w:rPr>
+        <w:lastRenderedPageBreak/>
         <w:t xml:space="preserve">[실습 1-6]  </w:t>
       </w:r>
       <w:r>
@@ -8041,7 +6924,6 @@
           <w:szCs w:val="15"/>
         </w:rPr>
       </w:pPr>
-      <w:proofErr w:type="gramStart"/>
       <w:r>
         <w:rPr>
           <w:b/>
@@ -8063,7 +6945,6 @@
         </w:rPr>
         <w:t>portfolio06.html</w:t>
       </w:r>
-      <w:proofErr w:type="gramEnd"/>
       <w:r>
         <w:rPr>
           <w:rFonts w:ascii="Consolas" w:eastAsia="Consolas" w:hAnsi="Consolas" w:cs="Consolas"/>
@@ -8096,7 +6977,6 @@
           <w:szCs w:val="15"/>
         </w:rPr>
       </w:pPr>
-      <w:proofErr w:type="gramStart"/>
       <w:r>
         <w:rPr>
           <w:b/>
@@ -8116,19 +6996,7 @@
           <w:sz w:val="18"/>
           <w:szCs w:val="18"/>
         </w:rPr>
-        <w:t>css</w:t>
-      </w:r>
-      <w:proofErr w:type="gramEnd"/>
-      <w:r>
-        <w:rPr>
-          <w:rFonts w:ascii="Consolas" w:eastAsia="Consolas" w:hAnsi="Consolas" w:cs="Consolas"/>
-          <w:b/>
-          <w:bCs/>
-          <w:color w:val="1F3864"/>
-          <w:sz w:val="18"/>
-          <w:szCs w:val="18"/>
-        </w:rPr>
-        <w:t>/style06.css</w:t>
+        <w:t>css/style06.css</w:t>
       </w:r>
       <w:r>
         <w:rPr>
@@ -8176,25 +7044,7 @@
           <w:sz w:val="19"/>
           <w:szCs w:val="19"/>
         </w:rPr>
-        <w:t xml:space="preserve">페이지를 마무리하는 </w:t>
-      </w:r>
-      <w:proofErr w:type="spellStart"/>
-      <w:r>
-        <w:rPr>
-          <w:color w:val="333333"/>
-          <w:sz w:val="19"/>
-          <w:szCs w:val="19"/>
-        </w:rPr>
-        <w:t>푸터를</w:t>
-      </w:r>
-      <w:proofErr w:type="spellEnd"/>
-      <w:r>
-        <w:rPr>
-          <w:color w:val="333333"/>
-          <w:sz w:val="19"/>
-          <w:szCs w:val="19"/>
-        </w:rPr>
-        <w:t xml:space="preserve"> 만들고, 마우스를 올렸을 때 부드럽게 색이 변하는 링크를 만들 수 있다.</w:t>
+        <w:t>페이지를 마무리하는 푸터를 만들고, 마우스를 올렸을 때 부드럽게 색이 변하는 링크를 만들 수 있다.</w:t>
       </w:r>
     </w:p>
     <w:p>
@@ -8248,79 +7098,25 @@
           <w:sz w:val="17"/>
           <w:szCs w:val="17"/>
         </w:rPr>
-        <w:t xml:space="preserve">    &lt;span&gt;&lt;a </w:t>
-      </w:r>
-      <w:proofErr w:type="spellStart"/>
-      <w:r>
-        <w:rPr>
-          <w:rFonts w:ascii="Consolas" w:eastAsia="Consolas" w:hAnsi="Consolas" w:cs="Consolas"/>
-          <w:sz w:val="17"/>
-          <w:szCs w:val="17"/>
-        </w:rPr>
-        <w:t>href</w:t>
-      </w:r>
-      <w:proofErr w:type="spellEnd"/>
-      <w:r>
-        <w:rPr>
-          <w:rFonts w:ascii="Consolas" w:eastAsia="Consolas" w:hAnsi="Consolas" w:cs="Consolas"/>
-          <w:sz w:val="17"/>
-          <w:szCs w:val="17"/>
-        </w:rPr>
-        <w:t>="projects.html"&gt;</w:t>
-      </w:r>
-      <w:proofErr w:type="spellStart"/>
-      <w:r>
-        <w:rPr>
-          <w:rFonts w:ascii="Consolas" w:eastAsia="Consolas" w:hAnsi="Consolas" w:cs="Consolas"/>
-          <w:sz w:val="17"/>
-          <w:szCs w:val="17"/>
-        </w:rPr>
-        <w:t>MyProjects</w:t>
-      </w:r>
-      <w:proofErr w:type="spellEnd"/>
-      <w:r>
-        <w:rPr>
-          <w:rFonts w:ascii="Consolas" w:eastAsia="Consolas" w:hAnsi="Consolas" w:cs="Consolas"/>
-          <w:sz w:val="17"/>
-          <w:szCs w:val="17"/>
-        </w:rPr>
-        <w:t>&lt;/a&gt;&lt;/span&gt;</w:t>
-      </w:r>
-    </w:p>
-    <w:p>
-      <w:pPr>
-        <w:pBdr>
-          <w:left w:val="single" w:sz="12" w:space="6" w:color="B7C3D4"/>
-        </w:pBdr>
-        <w:shd w:val="clear" w:color="auto" w:fill="F2F4F7"/>
-        <w:spacing w:line="250" w:lineRule="auto"/>
-        <w:ind w:left="180" w:right="180"/>
-      </w:pPr>
-      <w:r>
-        <w:rPr>
-          <w:rFonts w:ascii="Consolas" w:eastAsia="Consolas" w:hAnsi="Consolas" w:cs="Consolas"/>
-          <w:sz w:val="17"/>
-          <w:szCs w:val="17"/>
-        </w:rPr>
-        <w:t>&lt;/</w:t>
-      </w:r>
-      <w:proofErr w:type="spellStart"/>
-      <w:r>
-        <w:rPr>
-          <w:rFonts w:ascii="Consolas" w:eastAsia="Consolas" w:hAnsi="Consolas" w:cs="Consolas"/>
-          <w:sz w:val="17"/>
-          <w:szCs w:val="17"/>
-        </w:rPr>
-        <w:t>nav</w:t>
-      </w:r>
-      <w:proofErr w:type="spellEnd"/>
-      <w:r>
-        <w:rPr>
-          <w:rFonts w:ascii="Consolas" w:eastAsia="Consolas" w:hAnsi="Consolas" w:cs="Consolas"/>
-          <w:sz w:val="17"/>
-          <w:szCs w:val="17"/>
-        </w:rPr>
-        <w:t>&gt;</w:t>
+        <w:t xml:space="preserve">    &lt;span&gt;&lt;a href="projects.html"&gt;MyProjects&lt;/a&gt;&lt;/span&gt;</w:t>
+      </w:r>
+    </w:p>
+    <w:p>
+      <w:pPr>
+        <w:pBdr>
+          <w:left w:val="single" w:sz="12" w:space="6" w:color="B7C3D4"/>
+        </w:pBdr>
+        <w:shd w:val="clear" w:color="auto" w:fill="F2F4F7"/>
+        <w:spacing w:line="250" w:lineRule="auto"/>
+        <w:ind w:left="180" w:right="180"/>
+      </w:pPr>
+      <w:r>
+        <w:rPr>
+          <w:rFonts w:ascii="Consolas" w:eastAsia="Consolas" w:hAnsi="Consolas" w:cs="Consolas"/>
+          <w:sz w:val="17"/>
+          <w:szCs w:val="17"/>
+        </w:rPr>
+        <w:t>&lt;/nav&gt;</w:t>
       </w:r>
     </w:p>
     <w:p>
@@ -8374,25 +7170,7 @@
           <w:sz w:val="17"/>
           <w:szCs w:val="17"/>
         </w:rPr>
-        <w:t xml:space="preserve">    &lt;p&gt;&amp;copy; 2024 Kim Coding. All rights </w:t>
-      </w:r>
-      <w:proofErr w:type="gramStart"/>
-      <w:r>
-        <w:rPr>
-          <w:rFonts w:ascii="Consolas" w:eastAsia="Consolas" w:hAnsi="Consolas" w:cs="Consolas"/>
-          <w:sz w:val="17"/>
-          <w:szCs w:val="17"/>
-        </w:rPr>
-        <w:t>reserved.&lt;</w:t>
-      </w:r>
-      <w:proofErr w:type="gramEnd"/>
-      <w:r>
-        <w:rPr>
-          <w:rFonts w:ascii="Consolas" w:eastAsia="Consolas" w:hAnsi="Consolas" w:cs="Consolas"/>
-          <w:sz w:val="17"/>
-          <w:szCs w:val="17"/>
-        </w:rPr>
-        <w:t>/p&gt;</w:t>
+        <w:t xml:space="preserve">    &lt;p&gt;&amp;copy; 2024 Kim Coding. All rights reserved.&lt;/p&gt;</w:t>
       </w:r>
     </w:p>
     <w:p>
@@ -8425,29 +7203,7 @@
           <w:sz w:val="17"/>
           <w:szCs w:val="17"/>
         </w:rPr>
-        <w:t xml:space="preserve">▶ </w:t>
-      </w:r>
-      <w:proofErr w:type="spellStart"/>
-      <w:r>
-        <w:rPr>
-          <w:b/>
-          <w:bCs/>
-          <w:color w:val="666666"/>
-          <w:sz w:val="17"/>
-          <w:szCs w:val="17"/>
-        </w:rPr>
-        <w:t>css</w:t>
-      </w:r>
-      <w:proofErr w:type="spellEnd"/>
-      <w:r>
-        <w:rPr>
-          <w:b/>
-          <w:bCs/>
-          <w:color w:val="666666"/>
-          <w:sz w:val="17"/>
-          <w:szCs w:val="17"/>
-        </w:rPr>
-        <w:t>/style06.css</w:t>
+        <w:t>▶ css/style06.css</w:t>
       </w:r>
     </w:p>
     <w:p>
@@ -8459,23 +7215,13 @@
         <w:spacing w:before="60" w:line="250" w:lineRule="auto"/>
         <w:ind w:left="180" w:right="180"/>
       </w:pPr>
-      <w:proofErr w:type="gramStart"/>
-      <w:r>
-        <w:rPr>
-          <w:rFonts w:ascii="Consolas" w:eastAsia="Consolas" w:hAnsi="Consolas" w:cs="Consolas"/>
-          <w:sz w:val="17"/>
-          <w:szCs w:val="17"/>
-        </w:rPr>
-        <w:t>.footer</w:t>
-      </w:r>
-      <w:proofErr w:type="gramEnd"/>
-      <w:r>
-        <w:rPr>
-          <w:rFonts w:ascii="Consolas" w:eastAsia="Consolas" w:hAnsi="Consolas" w:cs="Consolas"/>
-          <w:sz w:val="17"/>
-          <w:szCs w:val="17"/>
-        </w:rPr>
-        <w:t xml:space="preserve"> {</w:t>
+      <w:r>
+        <w:rPr>
+          <w:rFonts w:ascii="Consolas" w:eastAsia="Consolas" w:hAnsi="Consolas" w:cs="Consolas"/>
+          <w:sz w:val="17"/>
+          <w:szCs w:val="17"/>
+        </w:rPr>
+        <w:t>.footer {</w:t>
       </w:r>
     </w:p>
     <w:p>
@@ -8529,25 +7275,7 @@
           <w:sz w:val="17"/>
           <w:szCs w:val="17"/>
         </w:rPr>
-        <w:t xml:space="preserve">    background: #</w:t>
-      </w:r>
-      <w:proofErr w:type="spellStart"/>
-      <w:r>
-        <w:rPr>
-          <w:rFonts w:ascii="Consolas" w:eastAsia="Consolas" w:hAnsi="Consolas" w:cs="Consolas"/>
-          <w:sz w:val="17"/>
-          <w:szCs w:val="17"/>
-        </w:rPr>
-        <w:t>eee</w:t>
-      </w:r>
-      <w:proofErr w:type="spellEnd"/>
-      <w:r>
-        <w:rPr>
-          <w:rFonts w:ascii="Consolas" w:eastAsia="Consolas" w:hAnsi="Consolas" w:cs="Consolas"/>
-          <w:sz w:val="17"/>
-          <w:szCs w:val="17"/>
-        </w:rPr>
-        <w:t>;</w:t>
+        <w:t xml:space="preserve">    background: #eee;</w:t>
       </w:r>
     </w:p>
     <w:p>
@@ -8613,23 +7341,13 @@
         <w:spacing w:line="250" w:lineRule="auto"/>
         <w:ind w:left="180" w:right="180"/>
       </w:pPr>
-      <w:proofErr w:type="spellStart"/>
-      <w:r>
-        <w:rPr>
-          <w:rFonts w:ascii="Consolas" w:eastAsia="Consolas" w:hAnsi="Consolas" w:cs="Consolas"/>
-          <w:sz w:val="17"/>
-          <w:szCs w:val="17"/>
-        </w:rPr>
-        <w:t>nav</w:t>
-      </w:r>
-      <w:proofErr w:type="spellEnd"/>
-      <w:r>
-        <w:rPr>
-          <w:rFonts w:ascii="Consolas" w:eastAsia="Consolas" w:hAnsi="Consolas" w:cs="Consolas"/>
-          <w:sz w:val="17"/>
-          <w:szCs w:val="17"/>
-        </w:rPr>
-        <w:t xml:space="preserve"> a {</w:t>
+      <w:r>
+        <w:rPr>
+          <w:rFonts w:ascii="Consolas" w:eastAsia="Consolas" w:hAnsi="Consolas" w:cs="Consolas"/>
+          <w:sz w:val="17"/>
+          <w:szCs w:val="17"/>
+        </w:rPr>
+        <w:t>nav a {</w:t>
       </w:r>
     </w:p>
     <w:p>
@@ -8665,7 +7383,6 @@
           <w:sz w:val="17"/>
           <w:szCs w:val="17"/>
         </w:rPr>
-        <w:lastRenderedPageBreak/>
         <w:t xml:space="preserve">    text-decoration: none;</w:t>
       </w:r>
     </w:p>
@@ -8732,23 +7449,13 @@
         <w:spacing w:line="250" w:lineRule="auto"/>
         <w:ind w:left="180" w:right="180"/>
       </w:pPr>
-      <w:proofErr w:type="spellStart"/>
-      <w:r>
-        <w:rPr>
-          <w:rFonts w:ascii="Consolas" w:eastAsia="Consolas" w:hAnsi="Consolas" w:cs="Consolas"/>
-          <w:sz w:val="17"/>
-          <w:szCs w:val="17"/>
-        </w:rPr>
-        <w:t>nav</w:t>
-      </w:r>
-      <w:proofErr w:type="spellEnd"/>
-      <w:r>
-        <w:rPr>
-          <w:rFonts w:ascii="Consolas" w:eastAsia="Consolas" w:hAnsi="Consolas" w:cs="Consolas"/>
-          <w:sz w:val="17"/>
-          <w:szCs w:val="17"/>
-        </w:rPr>
-        <w:t xml:space="preserve"> span {</w:t>
+      <w:r>
+        <w:rPr>
+          <w:rFonts w:ascii="Consolas" w:eastAsia="Consolas" w:hAnsi="Consolas" w:cs="Consolas"/>
+          <w:sz w:val="17"/>
+          <w:szCs w:val="17"/>
+        </w:rPr>
+        <w:t>nav span {</w:t>
       </w:r>
     </w:p>
     <w:p>
@@ -8814,41 +7521,13 @@
         <w:spacing w:line="250" w:lineRule="auto"/>
         <w:ind w:left="180" w:right="180"/>
       </w:pPr>
-      <w:proofErr w:type="spellStart"/>
-      <w:r>
-        <w:rPr>
-          <w:rFonts w:ascii="Consolas" w:eastAsia="Consolas" w:hAnsi="Consolas" w:cs="Consolas"/>
-          <w:sz w:val="17"/>
-          <w:szCs w:val="17"/>
-        </w:rPr>
-        <w:t>nav</w:t>
-      </w:r>
-      <w:proofErr w:type="spellEnd"/>
-      <w:r>
-        <w:rPr>
-          <w:rFonts w:ascii="Consolas" w:eastAsia="Consolas" w:hAnsi="Consolas" w:cs="Consolas"/>
-          <w:sz w:val="17"/>
-          <w:szCs w:val="17"/>
-        </w:rPr>
-        <w:t xml:space="preserve"> </w:t>
-      </w:r>
-      <w:proofErr w:type="gramStart"/>
-      <w:r>
-        <w:rPr>
-          <w:rFonts w:ascii="Consolas" w:eastAsia="Consolas" w:hAnsi="Consolas" w:cs="Consolas"/>
-          <w:sz w:val="17"/>
-          <w:szCs w:val="17"/>
-        </w:rPr>
-        <w:t>a:hover</w:t>
-      </w:r>
-      <w:proofErr w:type="gramEnd"/>
-      <w:r>
-        <w:rPr>
-          <w:rFonts w:ascii="Consolas" w:eastAsia="Consolas" w:hAnsi="Consolas" w:cs="Consolas"/>
-          <w:sz w:val="17"/>
-          <w:szCs w:val="17"/>
-        </w:rPr>
-        <w:t xml:space="preserve"> {</w:t>
+      <w:r>
+        <w:rPr>
+          <w:rFonts w:ascii="Consolas" w:eastAsia="Consolas" w:hAnsi="Consolas" w:cs="Consolas"/>
+          <w:sz w:val="17"/>
+          <w:szCs w:val="17"/>
+        </w:rPr>
+        <w:t>nav a:hover {</w:t>
       </w:r>
     </w:p>
     <w:p>
@@ -8939,20 +7618,13 @@
         <w:spacing w:after="60"/>
       </w:pPr>
       <w:r>
-        <w:t xml:space="preserve">margin-top: 50px; — 바로 위 기술 스택 영역과 </w:t>
-      </w:r>
-      <w:proofErr w:type="spellStart"/>
-      <w:r>
-        <w:t>푸터</w:t>
-      </w:r>
-      <w:proofErr w:type="spellEnd"/>
-      <w:r>
-        <w:t xml:space="preserve"> 사이를 벌려 시각적 답답함을 없앱니다.</w:t>
+        <w:t>margin-top: 50px; — 바로 위 기술 스택 영역과 푸터 사이를 벌려 시각적 답답함을 없앱니다.</w:t>
       </w:r>
     </w:p>
     <w:p>
       <w:pPr>
         <w:pStyle w:val="3"/>
+        <w:pageBreakBefore/>
         <w:spacing w:before="200" w:after="100"/>
       </w:pPr>
       <w:r>
@@ -8963,6 +7635,7 @@
           <w:sz w:val="21"/>
           <w:szCs w:val="21"/>
         </w:rPr>
+        <w:lastRenderedPageBreak/>
         <w:t>링크와 hover</w:t>
       </w:r>
     </w:p>
@@ -9001,13 +7674,8 @@
         </w:numPr>
         <w:spacing w:after="60"/>
       </w:pPr>
-      <w:proofErr w:type="gramStart"/>
-      <w:r>
-        <w:t>:hover</w:t>
-      </w:r>
-      <w:proofErr w:type="gramEnd"/>
-      <w:r>
-        <w:t xml:space="preserve"> — 마우스를 올린 상태를 뜻하는 가상 클래스입니다. "이 글자는 클릭할 수 있다"는 신호를 주는 시각적 피드백입니다.</w:t>
+      <w:r>
+        <w:t>:hover — 마우스를 올린 상태를 뜻하는 가상 클래스입니다. "이 글자는 클릭할 수 있다"는 신호를 주는 시각적 피드백입니다.</w:t>
       </w:r>
     </w:p>
     <w:p>
@@ -9048,618 +7716,557 @@
           <w:sz w:val="19"/>
           <w:szCs w:val="19"/>
         </w:rPr>
-        <w:t>transition은 변화가 시작되는 곳(nav a</w:t>
-      </w:r>
-      <w:proofErr w:type="gramStart"/>
+        <w:t>transition은 변화가 시작되는 곳(nav a:hover)이 아니라 평소 상태(nav a)에 써야 합니다. 마우스를 올릴 때와 뗄 때 모두 부드럽게 만들기 위해서입니다.</w:t>
+      </w:r>
+    </w:p>
+    <w:p>
+      <w:pPr>
+        <w:pBdr>
+          <w:left w:val="single" w:sz="20" w:space="8" w:color="2E75B6"/>
+        </w:pBdr>
+        <w:shd w:val="clear" w:color="auto" w:fill="E5F0F8"/>
+        <w:spacing w:before="160" w:after="40" w:line="290" w:lineRule="auto"/>
+        <w:ind w:left="150" w:right="150"/>
+      </w:pPr>
+      <w:r>
+        <w:rPr>
+          <w:b/>
+          <w:bCs/>
+          <w:color w:val="1F4E79"/>
+          <w:sz w:val="19"/>
+          <w:szCs w:val="19"/>
+        </w:rPr>
+        <w:t xml:space="preserve">■ 확인하기   </w:t>
+      </w:r>
       <w:r>
         <w:rPr>
           <w:color w:val="333333"/>
           <w:sz w:val="19"/>
           <w:szCs w:val="19"/>
         </w:rPr>
-        <w:t>:hover</w:t>
-      </w:r>
-      <w:proofErr w:type="gramEnd"/>
+        <w:t>페이지 맨 아래에 연한 회색 푸터가 생긴다.</w:t>
+      </w:r>
+    </w:p>
+    <w:p>
+      <w:pPr>
+        <w:pBdr>
+          <w:left w:val="single" w:sz="20" w:space="8" w:color="2E75B6"/>
+        </w:pBdr>
+        <w:shd w:val="clear" w:color="auto" w:fill="E5F0F8"/>
+        <w:spacing w:after="40" w:line="290" w:lineRule="auto"/>
+        <w:ind w:left="150" w:right="150"/>
+      </w:pPr>
       <w:r>
         <w:rPr>
           <w:color w:val="333333"/>
           <w:sz w:val="19"/>
           <w:szCs w:val="19"/>
         </w:rPr>
-        <w:t>)이 아니라 평소 상태(</w:t>
-      </w:r>
-      <w:proofErr w:type="spellStart"/>
+        <w:t>MyProjects 글자에 마우스를 올리면 색이 청록색으로 서서히 바뀐다.</w:t>
+      </w:r>
+    </w:p>
+    <w:p>
+      <w:pPr>
+        <w:pBdr>
+          <w:left w:val="single" w:sz="20" w:space="8" w:color="2E75B6"/>
+        </w:pBdr>
+        <w:shd w:val="clear" w:color="auto" w:fill="E5F0F8"/>
+        <w:spacing w:after="160" w:line="290" w:lineRule="auto"/>
+        <w:ind w:left="150" w:right="150"/>
+      </w:pPr>
       <w:r>
         <w:rPr>
           <w:color w:val="333333"/>
           <w:sz w:val="19"/>
           <w:szCs w:val="19"/>
         </w:rPr>
-        <w:t>nav</w:t>
-      </w:r>
-      <w:proofErr w:type="spellEnd"/>
+        <w:t>마우스를 떼면 다시 서서히 흰색으로 돌아온다.</w:t>
+      </w:r>
+    </w:p>
+    <w:p>
+      <w:pPr>
+        <w:pBdr>
+          <w:left w:val="single" w:sz="20" w:space="8" w:color="C0504D"/>
+        </w:pBdr>
+        <w:shd w:val="clear" w:color="auto" w:fill="FCEAEA"/>
+        <w:spacing w:before="160" w:after="40" w:line="290" w:lineRule="auto"/>
+        <w:ind w:left="150" w:right="150"/>
+      </w:pPr>
+      <w:r>
+        <w:rPr>
+          <w:b/>
+          <w:bCs/>
+          <w:color w:val="9C2D2D"/>
+          <w:sz w:val="19"/>
+          <w:szCs w:val="19"/>
+        </w:rPr>
+        <w:t xml:space="preserve">■ 자주 나는 오류   </w:t>
+      </w:r>
       <w:r>
         <w:rPr>
           <w:color w:val="333333"/>
           <w:sz w:val="19"/>
           <w:szCs w:val="19"/>
         </w:rPr>
-        <w:t xml:space="preserve"> a)에 써야 합니다. 마우스를 올릴 때와 뗄 때 모두 부드럽게 만들기 위해서입니다.</w:t>
-      </w:r>
-    </w:p>
-    <w:p>
-      <w:pPr>
-        <w:pBdr>
-          <w:left w:val="single" w:sz="20" w:space="8" w:color="2E75B6"/>
-        </w:pBdr>
-        <w:shd w:val="clear" w:color="auto" w:fill="E5F0F8"/>
-        <w:spacing w:before="160" w:after="40" w:line="290" w:lineRule="auto"/>
+        <w:t>링크에 파란 밑줄이 그대로 있다 → text-decoration: none 은 span 이 아니라 a 에 주어야 합니다. 선택자가 nav a 인지 확인하세요.</w:t>
+      </w:r>
+    </w:p>
+    <w:p>
+      <w:pPr>
+        <w:pBdr>
+          <w:left w:val="single" w:sz="20" w:space="8" w:color="C0504D"/>
+        </w:pBdr>
+        <w:shd w:val="clear" w:color="auto" w:fill="FCEAEA"/>
+        <w:spacing w:after="160" w:line="290" w:lineRule="auto"/>
         <w:ind w:left="150" w:right="150"/>
       </w:pPr>
-      <w:r>
-        <w:rPr>
-          <w:b/>
-          <w:bCs/>
-          <w:color w:val="1F4E79"/>
-          <w:sz w:val="19"/>
-          <w:szCs w:val="19"/>
-        </w:rPr>
-        <w:t xml:space="preserve">■ 확인하기   </w:t>
-      </w:r>
       <w:r>
         <w:rPr>
           <w:color w:val="333333"/>
           <w:sz w:val="19"/>
           <w:szCs w:val="19"/>
         </w:rPr>
-        <w:t xml:space="preserve">페이지 맨 아래에 연한 회색 </w:t>
-      </w:r>
-      <w:proofErr w:type="spellStart"/>
+        <w:t>색이 부드럽게 변하지 않고 툭 바뀐다 → transition 을 nav a:hover 에 썼습니다. 평소 상태인 nav a 로 옮기세요.</w:t>
+      </w:r>
+    </w:p>
+    <w:p>
+      <w:pPr>
+        <w:pBdr>
+          <w:left w:val="single" w:sz="20" w:space="8" w:color="C0504D"/>
+        </w:pBdr>
+        <w:shd w:val="clear" w:color="auto" w:fill="FCEAEA"/>
+        <w:spacing w:after="160" w:line="290" w:lineRule="auto"/>
+        <w:ind w:left="150" w:right="150"/>
+      </w:pPr>
       <w:r>
         <w:rPr>
           <w:color w:val="333333"/>
           <w:sz w:val="19"/>
           <w:szCs w:val="19"/>
         </w:rPr>
-        <w:t>푸터가</w:t>
-      </w:r>
-      <w:proofErr w:type="spellEnd"/>
+        <w:t>MyProjects 를 눌러도 페이지가 열리지 않는다 → projects.html 은 2부에서 만듭니다. 아직 파일이 없다면 404 가 정상입니다.</w:t>
+      </w:r>
+    </w:p>
+    <w:p>
+      <w:pPr>
+        <w:pBdr>
+          <w:left w:val="single" w:sz="20" w:space="8" w:color="7B4FA0"/>
+        </w:pBdr>
+        <w:shd w:val="clear" w:color="auto" w:fill="F1EAF7"/>
+        <w:spacing w:before="160" w:after="160" w:line="290" w:lineRule="auto"/>
+        <w:ind w:left="150" w:right="150"/>
+      </w:pPr>
+      <w:r>
+        <w:rPr>
+          <w:b/>
+          <w:bCs/>
+          <w:color w:val="5B2E82"/>
+          <w:sz w:val="19"/>
+          <w:szCs w:val="19"/>
+        </w:rPr>
+        <w:t xml:space="preserve">■ 미니 과제   </w:t>
+      </w:r>
       <w:r>
         <w:rPr>
           <w:color w:val="333333"/>
           <w:sz w:val="19"/>
           <w:szCs w:val="19"/>
         </w:rPr>
-        <w:t xml:space="preserve"> 생긴다.</w:t>
-      </w:r>
-    </w:p>
-    <w:p>
-      <w:pPr>
-        <w:pBdr>
-          <w:left w:val="single" w:sz="20" w:space="8" w:color="2E75B6"/>
-        </w:pBdr>
-        <w:shd w:val="clear" w:color="auto" w:fill="E5F0F8"/>
-        <w:spacing w:after="40" w:line="290" w:lineRule="auto"/>
+        <w:t>transition의 0.3s를 2s로 바꿔보세요. 왜 실제 웹사이트들이 0.2~0.4초를 쓰는지 알게 됩니다.</w:t>
+      </w:r>
+    </w:p>
+    <w:p>
+      <w:pPr>
+        <w:spacing w:after="200"/>
+      </w:pPr>
+    </w:p>
+    <w:p>
+      <w:pPr>
+        <w:pBdr>
+          <w:left w:val="single" w:sz="20" w:space="8" w:color="E8A33D"/>
+        </w:pBdr>
+        <w:shd w:val="clear" w:color="auto" w:fill="FFF4E5"/>
+        <w:spacing w:before="160" w:after="160" w:line="290" w:lineRule="auto"/>
         <w:ind w:left="150" w:right="150"/>
       </w:pPr>
+      <w:r>
+        <w:rPr>
+          <w:b/>
+          <w:bCs/>
+          <w:color w:val="9C5700"/>
+          <w:sz w:val="19"/>
+          <w:szCs w:val="19"/>
+        </w:rPr>
+        <w:t xml:space="preserve">■ 알아두기   </w:t>
+      </w:r>
       <w:r>
         <w:rPr>
           <w:color w:val="333333"/>
           <w:sz w:val="19"/>
           <w:szCs w:val="19"/>
         </w:rPr>
-        <w:t>MyProjects 글자에 마우스를 올리면 색이 청록색으로 서서히 바뀐다.</w:t>
-      </w:r>
-    </w:p>
-    <w:p>
-      <w:pPr>
-        <w:pBdr>
-          <w:left w:val="single" w:sz="20" w:space="8" w:color="2E75B6"/>
-        </w:pBdr>
-        <w:shd w:val="clear" w:color="auto" w:fill="E5F0F8"/>
-        <w:spacing w:after="160" w:line="290" w:lineRule="auto"/>
+        <w:t>1부 완성입니다. 여기까지 왔다면 HTML 구조 잡기, Flexbox 배치, Grid 배치, 여백과 색, hover 효과라는 CSS의 핵심 도구를 모두 한 번씩 써본 것입니다. 2부에서는 이 도구들을 조합해 더 완성도 높은 화면을 만듭니다.</w:t>
+      </w:r>
+    </w:p>
+    <w:p>
+      <w:r>
+        <w:br w:type="page"/>
+      </w:r>
+    </w:p>
+    <w:p>
+      <w:pPr>
+        <w:pageBreakBefore/>
+        <w:shd w:val="clear" w:color="auto" w:fill="1F3864"/>
+        <w:spacing w:before="200" w:after="200"/>
         <w:ind w:left="150" w:right="150"/>
       </w:pPr>
+      <w:r>
+        <w:rPr>
+          <w:b/>
+          <w:bCs/>
+          <w:color w:val="FFFFFF"/>
+          <w:sz w:val="28"/>
+          <w:szCs w:val="28"/>
+        </w:rPr>
+        <w:lastRenderedPageBreak/>
+        <w:t>2부.  Projects 화면 만들기  (카드 UI와 Grid 심화)</w:t>
+      </w:r>
+    </w:p>
+    <w:p>
+      <w:pPr>
+        <w:spacing w:after="120"/>
+      </w:pPr>
+      <w:r>
+        <w:t>1부에서 배운 도구로 "내 프로젝트 목록" 페이지를 만듭니다. 실무에서 가장 많이 보게 될 카드형 레이아웃입니다. 1부 헤더의 MyProjects 링크가 이 페이지로 연결됩니다.</w:t>
+      </w:r>
+    </w:p>
+    <w:p>
+      <w:pPr>
+        <w:spacing w:after="120"/>
+      </w:pPr>
+      <w:r>
+        <w:t>완성 화면의 구조는 다음과 같습니다.</w:t>
+      </w:r>
+    </w:p>
+    <w:p>
+      <w:pPr>
+        <w:pBdr>
+          <w:left w:val="single" w:sz="12" w:space="6" w:color="B7C3D4"/>
+        </w:pBdr>
+        <w:shd w:val="clear" w:color="auto" w:fill="F2F4F7"/>
+        <w:spacing w:before="60" w:line="250" w:lineRule="auto"/>
+        <w:ind w:left="180" w:right="180"/>
+      </w:pPr>
+      <w:r>
+        <w:rPr>
+          <w:rFonts w:ascii="Consolas" w:eastAsia="Consolas" w:hAnsi="Consolas" w:cs="Consolas"/>
+          <w:sz w:val="17"/>
+          <w:szCs w:val="17"/>
+        </w:rPr>
+        <w:t>=========================================================</w:t>
+      </w:r>
+    </w:p>
+    <w:p>
+      <w:pPr>
+        <w:pBdr>
+          <w:left w:val="single" w:sz="12" w:space="6" w:color="B7C3D4"/>
+        </w:pBdr>
+        <w:shd w:val="clear" w:color="auto" w:fill="F2F4F7"/>
+        <w:spacing w:line="250" w:lineRule="auto"/>
+        <w:ind w:left="180" w:right="180"/>
+      </w:pPr>
+      <w:r>
+        <w:rPr>
+          <w:rFonts w:ascii="Consolas" w:eastAsia="Consolas" w:hAnsi="Consolas" w:cs="Consolas"/>
+          <w:sz w:val="17"/>
+          <w:szCs w:val="17"/>
+        </w:rPr>
+        <w:t xml:space="preserve">  nav.navbar          Project Gallery                       &lt;-- 2-2단계</w:t>
+      </w:r>
+    </w:p>
+    <w:p>
+      <w:pPr>
+        <w:pBdr>
+          <w:left w:val="single" w:sz="12" w:space="6" w:color="B7C3D4"/>
+        </w:pBdr>
+        <w:shd w:val="clear" w:color="auto" w:fill="F2F4F7"/>
+        <w:spacing w:line="250" w:lineRule="auto"/>
+        <w:ind w:left="180" w:right="180"/>
+      </w:pPr>
+      <w:r>
+        <w:rPr>
+          <w:rFonts w:ascii="Consolas" w:eastAsia="Consolas" w:hAnsi="Consolas" w:cs="Consolas"/>
+          <w:sz w:val="17"/>
+          <w:szCs w:val="17"/>
+        </w:rPr>
+        <w:t>=========================================================</w:t>
+      </w:r>
+    </w:p>
+    <w:p>
+      <w:pPr>
+        <w:pBdr>
+          <w:left w:val="single" w:sz="12" w:space="6" w:color="B7C3D4"/>
+        </w:pBdr>
+        <w:shd w:val="clear" w:color="auto" w:fill="F2F4F7"/>
+        <w:spacing w:line="250" w:lineRule="auto"/>
+        <w:ind w:left="180" w:right="180"/>
+      </w:pPr>
+      <w:r>
+        <w:rPr>
+          <w:rFonts w:ascii="Consolas" w:eastAsia="Consolas" w:hAnsi="Consolas" w:cs="Consolas"/>
+          <w:sz w:val="17"/>
+          <w:szCs w:val="17"/>
+        </w:rPr>
+        <w:t xml:space="preserve"> </w:t>
+      </w:r>
+    </w:p>
+    <w:p>
+      <w:pPr>
+        <w:pBdr>
+          <w:left w:val="single" w:sz="12" w:space="6" w:color="B7C3D4"/>
+        </w:pBdr>
+        <w:shd w:val="clear" w:color="auto" w:fill="F2F4F7"/>
+        <w:spacing w:line="250" w:lineRule="auto"/>
+        <w:ind w:left="180" w:right="180"/>
+      </w:pPr>
+      <w:r>
+        <w:rPr>
+          <w:rFonts w:ascii="Consolas" w:eastAsia="Consolas" w:hAnsi="Consolas" w:cs="Consolas"/>
+          <w:sz w:val="17"/>
+          <w:szCs w:val="17"/>
+        </w:rPr>
+        <w:t xml:space="preserve">  main.project-container   (Grid : 3열)                     &lt;-- 2-3단계</w:t>
+      </w:r>
+    </w:p>
+    <w:p>
+      <w:pPr>
+        <w:pBdr>
+          <w:left w:val="single" w:sz="12" w:space="6" w:color="B7C3D4"/>
+        </w:pBdr>
+        <w:shd w:val="clear" w:color="auto" w:fill="F2F4F7"/>
+        <w:spacing w:line="250" w:lineRule="auto"/>
+        <w:ind w:left="180" w:right="180"/>
+      </w:pPr>
+      <w:r>
+        <w:rPr>
+          <w:rFonts w:ascii="Consolas" w:eastAsia="Consolas" w:hAnsi="Consolas" w:cs="Consolas"/>
+          <w:sz w:val="17"/>
+          <w:szCs w:val="17"/>
+        </w:rPr>
+        <w:t xml:space="preserve">  +-------------+  +-------------+  +-------------+</w:t>
+      </w:r>
+    </w:p>
+    <w:p>
+      <w:pPr>
+        <w:pBdr>
+          <w:left w:val="single" w:sz="12" w:space="6" w:color="B7C3D4"/>
+        </w:pBdr>
+        <w:shd w:val="clear" w:color="auto" w:fill="F2F4F7"/>
+        <w:spacing w:line="250" w:lineRule="auto"/>
+        <w:ind w:left="180" w:right="180"/>
+      </w:pPr>
+      <w:r>
+        <w:rPr>
+          <w:rFonts w:ascii="Consolas" w:eastAsia="Consolas" w:hAnsi="Consolas" w:cs="Consolas"/>
+          <w:sz w:val="17"/>
+          <w:szCs w:val="17"/>
+        </w:rPr>
+        <w:t xml:space="preserve">  |  .card      |  |  .card      |  |  .card      |         &lt;-- 2-4단계</w:t>
+      </w:r>
+    </w:p>
+    <w:p>
+      <w:pPr>
+        <w:pBdr>
+          <w:left w:val="single" w:sz="12" w:space="6" w:color="B7C3D4"/>
+        </w:pBdr>
+        <w:shd w:val="clear" w:color="auto" w:fill="F2F4F7"/>
+        <w:spacing w:line="250" w:lineRule="auto"/>
+        <w:ind w:left="180" w:right="180"/>
+      </w:pPr>
+      <w:r>
+        <w:rPr>
+          <w:rFonts w:ascii="Consolas" w:eastAsia="Consolas" w:hAnsi="Consolas" w:cs="Consolas"/>
+          <w:sz w:val="17"/>
+          <w:szCs w:val="17"/>
+        </w:rPr>
+        <w:t xml:space="preserve">  | .card-image |  | .card-image |  | .card-image |         &lt;-- 2-5단계</w:t>
+      </w:r>
+    </w:p>
+    <w:p>
+      <w:pPr>
+        <w:pBdr>
+          <w:left w:val="single" w:sz="12" w:space="6" w:color="B7C3D4"/>
+        </w:pBdr>
+        <w:shd w:val="clear" w:color="auto" w:fill="F2F4F7"/>
+        <w:spacing w:line="250" w:lineRule="auto"/>
+        <w:ind w:left="180" w:right="180"/>
+      </w:pPr>
+      <w:r>
+        <w:rPr>
+          <w:rFonts w:ascii="Consolas" w:eastAsia="Consolas" w:hAnsi="Consolas" w:cs="Consolas"/>
+          <w:sz w:val="17"/>
+          <w:szCs w:val="17"/>
+        </w:rPr>
+        <w:t xml:space="preserve">  | .card-      |  | .card-      |  | .card-      |</w:t>
+      </w:r>
+    </w:p>
+    <w:p>
+      <w:pPr>
+        <w:pBdr>
+          <w:left w:val="single" w:sz="12" w:space="6" w:color="B7C3D4"/>
+        </w:pBdr>
+        <w:shd w:val="clear" w:color="auto" w:fill="F2F4F7"/>
+        <w:spacing w:line="250" w:lineRule="auto"/>
+        <w:ind w:left="180" w:right="180"/>
+      </w:pPr>
+      <w:r>
+        <w:rPr>
+          <w:rFonts w:ascii="Consolas" w:eastAsia="Consolas" w:hAnsi="Consolas" w:cs="Consolas"/>
+          <w:sz w:val="17"/>
+          <w:szCs w:val="17"/>
+        </w:rPr>
+        <w:t xml:space="preserve">  |   content   |  |   content   |  |   content   |         &lt;-- 2-6단계</w:t>
+      </w:r>
+    </w:p>
+    <w:p>
+      <w:pPr>
+        <w:pBdr>
+          <w:left w:val="single" w:sz="12" w:space="6" w:color="B7C3D4"/>
+        </w:pBdr>
+        <w:shd w:val="clear" w:color="auto" w:fill="F2F4F7"/>
+        <w:spacing w:line="250" w:lineRule="auto"/>
+        <w:ind w:left="180" w:right="180"/>
+      </w:pPr>
+      <w:r>
+        <w:rPr>
+          <w:rFonts w:ascii="Consolas" w:eastAsia="Consolas" w:hAnsi="Consolas" w:cs="Consolas"/>
+          <w:sz w:val="17"/>
+          <w:szCs w:val="17"/>
+        </w:rPr>
+        <w:t xml:space="preserve">  |   .tags     |  |   .tags     |  |   .tags     |         &lt;-- 2-7단계</w:t>
+      </w:r>
+    </w:p>
+    <w:p>
+      <w:pPr>
+        <w:pBdr>
+          <w:left w:val="single" w:sz="12" w:space="6" w:color="B7C3D4"/>
+        </w:pBdr>
+        <w:shd w:val="clear" w:color="auto" w:fill="F2F4F7"/>
+        <w:spacing w:line="250" w:lineRule="auto"/>
+        <w:ind w:left="180" w:right="180"/>
+      </w:pPr>
+      <w:r>
+        <w:rPr>
+          <w:rFonts w:ascii="Consolas" w:eastAsia="Consolas" w:hAnsi="Consolas" w:cs="Consolas"/>
+          <w:sz w:val="17"/>
+          <w:szCs w:val="17"/>
+        </w:rPr>
+        <w:t xml:space="preserve">  +-------------+  +-------------+  +-------------+</w:t>
+      </w:r>
+    </w:p>
+    <w:p>
+      <w:pPr>
+        <w:pBdr>
+          <w:left w:val="single" w:sz="12" w:space="6" w:color="B7C3D4"/>
+        </w:pBdr>
+        <w:shd w:val="clear" w:color="auto" w:fill="F2F4F7"/>
+        <w:spacing w:line="250" w:lineRule="auto"/>
+        <w:ind w:left="180" w:right="180"/>
+      </w:pPr>
+      <w:r>
+        <w:rPr>
+          <w:rFonts w:ascii="Consolas" w:eastAsia="Consolas" w:hAnsi="Consolas" w:cs="Consolas"/>
+          <w:sz w:val="17"/>
+          <w:szCs w:val="17"/>
+        </w:rPr>
+        <w:t xml:space="preserve"> </w:t>
+      </w:r>
+    </w:p>
+    <w:p>
+      <w:pPr>
+        <w:pBdr>
+          <w:left w:val="single" w:sz="12" w:space="6" w:color="B7C3D4"/>
+        </w:pBdr>
+        <w:shd w:val="clear" w:color="auto" w:fill="F2F4F7"/>
+        <w:spacing w:line="250" w:lineRule="auto"/>
+        <w:ind w:left="180" w:right="180"/>
+      </w:pPr>
+      <w:r>
+        <w:rPr>
+          <w:rFonts w:ascii="Consolas" w:eastAsia="Consolas" w:hAnsi="Consolas" w:cs="Consolas"/>
+          <w:sz w:val="17"/>
+          <w:szCs w:val="17"/>
+        </w:rPr>
+        <w:t>---------------------------------------------------------</w:t>
+      </w:r>
+    </w:p>
+    <w:p>
+      <w:pPr>
+        <w:pBdr>
+          <w:left w:val="single" w:sz="12" w:space="6" w:color="B7C3D4"/>
+        </w:pBdr>
+        <w:shd w:val="clear" w:color="auto" w:fill="F2F4F7"/>
+        <w:spacing w:line="250" w:lineRule="auto"/>
+        <w:ind w:left="180" w:right="180"/>
+      </w:pPr>
+      <w:r>
+        <w:rPr>
+          <w:rFonts w:ascii="Consolas" w:eastAsia="Consolas" w:hAnsi="Consolas" w:cs="Consolas"/>
+          <w:sz w:val="17"/>
+          <w:szCs w:val="17"/>
+        </w:rPr>
+        <w:t xml:space="preserve">  footer.footer       (C) 2026 My Portfolio                 &lt;-- 2-8단계</w:t>
+      </w:r>
+    </w:p>
+    <w:p>
+      <w:pPr>
+        <w:pBdr>
+          <w:left w:val="single" w:sz="12" w:space="6" w:color="B7C3D4"/>
+        </w:pBdr>
+        <w:shd w:val="clear" w:color="auto" w:fill="F2F4F7"/>
+        <w:spacing w:after="160" w:line="250" w:lineRule="auto"/>
+        <w:ind w:left="180" w:right="180"/>
+      </w:pPr>
+      <w:r>
+        <w:rPr>
+          <w:rFonts w:ascii="Consolas" w:eastAsia="Consolas" w:hAnsi="Consolas" w:cs="Consolas"/>
+          <w:sz w:val="17"/>
+          <w:szCs w:val="17"/>
+        </w:rPr>
+        <w:t>=========================================================</w:t>
+      </w:r>
+    </w:p>
+    <w:p>
+      <w:pPr>
+        <w:pBdr>
+          <w:left w:val="single" w:sz="20" w:space="8" w:color="E8A33D"/>
+        </w:pBdr>
+        <w:shd w:val="clear" w:color="auto" w:fill="FFF4E5"/>
+        <w:spacing w:before="160" w:after="160" w:line="290" w:lineRule="auto"/>
+        <w:ind w:left="150" w:right="150"/>
+      </w:pPr>
+      <w:r>
+        <w:rPr>
+          <w:b/>
+          <w:bCs/>
+          <w:color w:val="9C5700"/>
+          <w:sz w:val="19"/>
+          <w:szCs w:val="19"/>
+        </w:rPr>
+        <w:t xml:space="preserve">■ 알아두기   </w:t>
+      </w:r>
       <w:r>
         <w:rPr>
           <w:color w:val="333333"/>
           <w:sz w:val="19"/>
           <w:szCs w:val="19"/>
         </w:rPr>
-        <w:t>마우스를 떼면 다시 서서히 흰색으로 돌아온다.</w:t>
-      </w:r>
-    </w:p>
-    <w:p>
-      <w:pPr>
-        <w:pBdr>
-          <w:left w:val="single" w:sz="20" w:space="8" w:color="C0504D"/>
-        </w:pBdr>
-        <w:shd w:val="clear" w:color="auto" w:fill="FCEAEA"/>
-        <w:spacing w:before="160" w:after="40" w:line="290" w:lineRule="auto"/>
-        <w:ind w:left="150" w:right="150"/>
-      </w:pPr>
-      <w:r>
-        <w:rPr>
-          <w:b/>
-          <w:bCs/>
-          <w:color w:val="9C2D2D"/>
-          <w:sz w:val="19"/>
-          <w:szCs w:val="19"/>
-        </w:rPr>
-        <w:t xml:space="preserve">■ 자주 나는 오류   </w:t>
-      </w:r>
-      <w:r>
-        <w:rPr>
-          <w:color w:val="333333"/>
-          <w:sz w:val="19"/>
-          <w:szCs w:val="19"/>
-        </w:rPr>
-        <w:t>링크에 파란 밑줄이 그대로 있다 → text-decoration: none 은 span 이 아니라 a 에 주어야 합니다. 선택자가 nav a 인지 확인하세요.</w:t>
-      </w:r>
-    </w:p>
-    <w:p>
-      <w:pPr>
-        <w:pBdr>
-          <w:left w:val="single" w:sz="20" w:space="8" w:color="C0504D"/>
-        </w:pBdr>
-        <w:shd w:val="clear" w:color="auto" w:fill="FCEAEA"/>
-        <w:spacing w:after="160" w:line="290" w:lineRule="auto"/>
-        <w:ind w:left="150" w:right="150"/>
-      </w:pPr>
-      <w:r>
-        <w:rPr>
-          <w:color w:val="333333"/>
-          <w:sz w:val="19"/>
-          <w:szCs w:val="19"/>
-        </w:rPr>
-        <w:t>색이 부드럽게 변하지 않고 툭 바뀐다 → transition 을 nav a:hover 에 썼습니다. 평소 상태인 nav a 로 옮기세요.</w:t>
-      </w:r>
-    </w:p>
-    <w:p>
-      <w:pPr>
-        <w:pBdr>
-          <w:left w:val="single" w:sz="20" w:space="8" w:color="C0504D"/>
-        </w:pBdr>
-        <w:shd w:val="clear" w:color="auto" w:fill="FCEAEA"/>
-        <w:spacing w:after="160" w:line="290" w:lineRule="auto"/>
-        <w:ind w:left="150" w:right="150"/>
-      </w:pPr>
-      <w:r>
-        <w:rPr>
-          <w:color w:val="333333"/>
-          <w:sz w:val="19"/>
-          <w:szCs w:val="19"/>
-        </w:rPr>
-        <w:t>MyProjects 를 눌러도 페이지가 열리지 않는다 → projects.html 은 2부에서 만듭니다. 아직 파일이 없다면 404 가 정상입니다.</w:t>
-      </w:r>
-    </w:p>
-    <w:p>
-      <w:pPr>
-        <w:pBdr>
-          <w:left w:val="single" w:sz="20" w:space="8" w:color="7B4FA0"/>
-        </w:pBdr>
-        <w:shd w:val="clear" w:color="auto" w:fill="F1EAF7"/>
-        <w:spacing w:before="160" w:after="160" w:line="290" w:lineRule="auto"/>
-        <w:ind w:left="150" w:right="150"/>
-      </w:pPr>
-      <w:r>
-        <w:rPr>
-          <w:b/>
-          <w:bCs/>
-          <w:color w:val="5B2E82"/>
-          <w:sz w:val="19"/>
-          <w:szCs w:val="19"/>
-        </w:rPr>
-        <w:t xml:space="preserve">■ 미니 과제   </w:t>
-      </w:r>
-      <w:r>
-        <w:rPr>
-          <w:color w:val="333333"/>
-          <w:sz w:val="19"/>
-          <w:szCs w:val="19"/>
-        </w:rPr>
-        <w:t>transition의 0.3s를 2s로 바꿔보세요. 왜 실제 웹사이트들이 0.2~0.4초를 쓰는지 알게 됩</w:t>
-      </w:r>
-      <w:r>
-        <w:rPr>
-          <w:color w:val="333333"/>
-          <w:sz w:val="19"/>
-          <w:szCs w:val="19"/>
-        </w:rPr>
-        <w:lastRenderedPageBreak/>
-        <w:t>니다.</w:t>
-      </w:r>
-    </w:p>
-    <w:p>
-      <w:pPr>
-        <w:spacing w:after="200"/>
-      </w:pPr>
-    </w:p>
-    <w:p>
-      <w:pPr>
-        <w:pBdr>
-          <w:left w:val="single" w:sz="20" w:space="8" w:color="E8A33D"/>
-        </w:pBdr>
-        <w:shd w:val="clear" w:color="auto" w:fill="FFF4E5"/>
-        <w:spacing w:before="160" w:after="160" w:line="290" w:lineRule="auto"/>
-        <w:ind w:left="150" w:right="150"/>
-      </w:pPr>
-      <w:r>
-        <w:rPr>
-          <w:b/>
-          <w:bCs/>
-          <w:color w:val="9C5700"/>
-          <w:sz w:val="19"/>
-          <w:szCs w:val="19"/>
-        </w:rPr>
-        <w:t xml:space="preserve">■ 알아두기   </w:t>
-      </w:r>
-      <w:r>
-        <w:rPr>
-          <w:color w:val="333333"/>
-          <w:sz w:val="19"/>
-          <w:szCs w:val="19"/>
-        </w:rPr>
-        <w:t>1부 완성입니다. 여기까지 왔다면 HTML 구조 잡기, Flexbox 배치, Grid 배치, 여백과 색, hover 효과라는 CSS의 핵심 도구를 모두 한 번씩 써본 것입니다. 2부에서는 이 도구들을 조합해 더 완성도 높은 화면을 만듭니다.</w:t>
-      </w:r>
-    </w:p>
-    <w:p>
-      <w:r>
-        <w:br w:type="page"/>
-      </w:r>
-    </w:p>
-    <w:p>
-      <w:pPr>
-        <w:shd w:val="clear" w:color="auto" w:fill="1F3864"/>
-        <w:spacing w:before="200" w:after="200"/>
-        <w:ind w:left="150" w:right="150"/>
-      </w:pPr>
-      <w:r>
-        <w:rPr>
-          <w:b/>
-          <w:bCs/>
-          <w:color w:val="FFFFFF"/>
-          <w:sz w:val="28"/>
-          <w:szCs w:val="28"/>
-        </w:rPr>
-        <w:lastRenderedPageBreak/>
-        <w:t>2부.  Projects 화면 만들기  (카드 UI와 Grid 심화)</w:t>
-      </w:r>
-    </w:p>
-    <w:p>
-      <w:pPr>
-        <w:spacing w:after="120"/>
-      </w:pPr>
-      <w:r>
-        <w:t>1부에서 배운 도구로 "내 프로젝트 목록" 페이지를 만듭니다. 실무에서 가장 많이 보게 될 카드형 레이아웃입니다. 1부 헤더의 MyProjects 링크가 이 페이지로 연결됩니다.</w:t>
-      </w:r>
-    </w:p>
-    <w:p>
-      <w:pPr>
-        <w:spacing w:after="120"/>
-      </w:pPr>
-      <w:r>
-        <w:t>완성 화면의 구조는 다음과 같습니다.</w:t>
-      </w:r>
-    </w:p>
-    <w:p>
-      <w:pPr>
-        <w:pBdr>
-          <w:left w:val="single" w:sz="12" w:space="6" w:color="B7C3D4"/>
-        </w:pBdr>
-        <w:shd w:val="clear" w:color="auto" w:fill="F2F4F7"/>
-        <w:spacing w:before="60" w:line="250" w:lineRule="auto"/>
-        <w:ind w:left="180" w:right="180"/>
-      </w:pPr>
-      <w:r>
-        <w:rPr>
-          <w:rFonts w:ascii="Consolas" w:eastAsia="Consolas" w:hAnsi="Consolas" w:cs="Consolas"/>
-          <w:sz w:val="17"/>
-          <w:szCs w:val="17"/>
-        </w:rPr>
-        <w:t>=========================================================</w:t>
-      </w:r>
-    </w:p>
-    <w:p>
-      <w:pPr>
-        <w:pBdr>
-          <w:left w:val="single" w:sz="12" w:space="6" w:color="B7C3D4"/>
-        </w:pBdr>
-        <w:shd w:val="clear" w:color="auto" w:fill="F2F4F7"/>
-        <w:spacing w:line="250" w:lineRule="auto"/>
-        <w:ind w:left="180" w:right="180"/>
-      </w:pPr>
-      <w:r>
-        <w:rPr>
-          <w:rFonts w:ascii="Consolas" w:eastAsia="Consolas" w:hAnsi="Consolas" w:cs="Consolas"/>
-          <w:sz w:val="17"/>
-          <w:szCs w:val="17"/>
-        </w:rPr>
-        <w:t xml:space="preserve">  nav.navbar          Project Gallery                       &lt;-- 2-2단계</w:t>
-      </w:r>
-    </w:p>
-    <w:p>
-      <w:pPr>
-        <w:pBdr>
-          <w:left w:val="single" w:sz="12" w:space="6" w:color="B7C3D4"/>
-        </w:pBdr>
-        <w:shd w:val="clear" w:color="auto" w:fill="F2F4F7"/>
-        <w:spacing w:line="250" w:lineRule="auto"/>
-        <w:ind w:left="180" w:right="180"/>
-      </w:pPr>
-      <w:r>
-        <w:rPr>
-          <w:rFonts w:ascii="Consolas" w:eastAsia="Consolas" w:hAnsi="Consolas" w:cs="Consolas"/>
-          <w:sz w:val="17"/>
-          <w:szCs w:val="17"/>
-        </w:rPr>
-        <w:t>=========================================================</w:t>
-      </w:r>
-    </w:p>
-    <w:p>
-      <w:pPr>
-        <w:pBdr>
-          <w:left w:val="single" w:sz="12" w:space="6" w:color="B7C3D4"/>
-        </w:pBdr>
-        <w:shd w:val="clear" w:color="auto" w:fill="F2F4F7"/>
-        <w:spacing w:line="250" w:lineRule="auto"/>
-        <w:ind w:left="180" w:right="180"/>
-      </w:pPr>
-      <w:r>
-        <w:rPr>
-          <w:rFonts w:ascii="Consolas" w:eastAsia="Consolas" w:hAnsi="Consolas" w:cs="Consolas"/>
-          <w:sz w:val="17"/>
-          <w:szCs w:val="17"/>
-        </w:rPr>
-        <w:t xml:space="preserve"> </w:t>
-      </w:r>
-    </w:p>
-    <w:p>
-      <w:pPr>
-        <w:pBdr>
-          <w:left w:val="single" w:sz="12" w:space="6" w:color="B7C3D4"/>
-        </w:pBdr>
-        <w:shd w:val="clear" w:color="auto" w:fill="F2F4F7"/>
-        <w:spacing w:line="250" w:lineRule="auto"/>
-        <w:ind w:left="180" w:right="180"/>
-      </w:pPr>
-      <w:r>
-        <w:rPr>
-          <w:rFonts w:ascii="Consolas" w:eastAsia="Consolas" w:hAnsi="Consolas" w:cs="Consolas"/>
-          <w:sz w:val="17"/>
-          <w:szCs w:val="17"/>
-        </w:rPr>
-        <w:t xml:space="preserve">  main.project-container   (Grid : 3열)                     &lt;-- 2-3단계</w:t>
-      </w:r>
-    </w:p>
-    <w:p>
-      <w:pPr>
-        <w:pBdr>
-          <w:left w:val="single" w:sz="12" w:space="6" w:color="B7C3D4"/>
-        </w:pBdr>
-        <w:shd w:val="clear" w:color="auto" w:fill="F2F4F7"/>
-        <w:spacing w:line="250" w:lineRule="auto"/>
-        <w:ind w:left="180" w:right="180"/>
-      </w:pPr>
-      <w:r>
-        <w:rPr>
-          <w:rFonts w:ascii="Consolas" w:eastAsia="Consolas" w:hAnsi="Consolas" w:cs="Consolas"/>
-          <w:sz w:val="17"/>
-          <w:szCs w:val="17"/>
-        </w:rPr>
-        <w:t xml:space="preserve">  +-------------+  +-------------+  +-------------+</w:t>
-      </w:r>
-    </w:p>
-    <w:p>
-      <w:pPr>
-        <w:pBdr>
-          <w:left w:val="single" w:sz="12" w:space="6" w:color="B7C3D4"/>
-        </w:pBdr>
-        <w:shd w:val="clear" w:color="auto" w:fill="F2F4F7"/>
-        <w:spacing w:line="250" w:lineRule="auto"/>
-        <w:ind w:left="180" w:right="180"/>
-      </w:pPr>
-      <w:r>
-        <w:rPr>
-          <w:rFonts w:ascii="Consolas" w:eastAsia="Consolas" w:hAnsi="Consolas" w:cs="Consolas"/>
-          <w:sz w:val="17"/>
-          <w:szCs w:val="17"/>
-        </w:rPr>
-        <w:t xml:space="preserve">  |  .card      |  |  .card      |  |  .card      |         &lt;-- 2-4단계</w:t>
-      </w:r>
-    </w:p>
-    <w:p>
-      <w:pPr>
-        <w:pBdr>
-          <w:left w:val="single" w:sz="12" w:space="6" w:color="B7C3D4"/>
-        </w:pBdr>
-        <w:shd w:val="clear" w:color="auto" w:fill="F2F4F7"/>
-        <w:spacing w:line="250" w:lineRule="auto"/>
-        <w:ind w:left="180" w:right="180"/>
-      </w:pPr>
-      <w:r>
-        <w:rPr>
-          <w:rFonts w:ascii="Consolas" w:eastAsia="Consolas" w:hAnsi="Consolas" w:cs="Consolas"/>
-          <w:sz w:val="17"/>
-          <w:szCs w:val="17"/>
-        </w:rPr>
-        <w:t xml:space="preserve">  | .card-image |  | .card-image |  | .card-image |         &lt;-- 2-5단계</w:t>
-      </w:r>
-    </w:p>
-    <w:p>
-      <w:pPr>
-        <w:pBdr>
-          <w:left w:val="single" w:sz="12" w:space="6" w:color="B7C3D4"/>
-        </w:pBdr>
-        <w:shd w:val="clear" w:color="auto" w:fill="F2F4F7"/>
-        <w:spacing w:line="250" w:lineRule="auto"/>
-        <w:ind w:left="180" w:right="180"/>
-      </w:pPr>
-      <w:r>
-        <w:rPr>
-          <w:rFonts w:ascii="Consolas" w:eastAsia="Consolas" w:hAnsi="Consolas" w:cs="Consolas"/>
-          <w:sz w:val="17"/>
-          <w:szCs w:val="17"/>
-        </w:rPr>
-        <w:t xml:space="preserve">  | .card-      |  | .card-      |  | .card-      |</w:t>
-      </w:r>
-    </w:p>
-    <w:p>
-      <w:pPr>
-        <w:pBdr>
-          <w:left w:val="single" w:sz="12" w:space="6" w:color="B7C3D4"/>
-        </w:pBdr>
-        <w:shd w:val="clear" w:color="auto" w:fill="F2F4F7"/>
-        <w:spacing w:line="250" w:lineRule="auto"/>
-        <w:ind w:left="180" w:right="180"/>
-      </w:pPr>
-      <w:r>
-        <w:rPr>
-          <w:rFonts w:ascii="Consolas" w:eastAsia="Consolas" w:hAnsi="Consolas" w:cs="Consolas"/>
-          <w:sz w:val="17"/>
-          <w:szCs w:val="17"/>
-        </w:rPr>
-        <w:t xml:space="preserve">  |   content   |  |   content   |  |   content   |         &lt;-- 2-6단계</w:t>
-      </w:r>
-    </w:p>
-    <w:p>
-      <w:pPr>
-        <w:pBdr>
-          <w:left w:val="single" w:sz="12" w:space="6" w:color="B7C3D4"/>
-        </w:pBdr>
-        <w:shd w:val="clear" w:color="auto" w:fill="F2F4F7"/>
-        <w:spacing w:line="250" w:lineRule="auto"/>
-        <w:ind w:left="180" w:right="180"/>
-      </w:pPr>
-      <w:r>
-        <w:rPr>
-          <w:rFonts w:ascii="Consolas" w:eastAsia="Consolas" w:hAnsi="Consolas" w:cs="Consolas"/>
-          <w:sz w:val="17"/>
-          <w:szCs w:val="17"/>
-        </w:rPr>
-        <w:t xml:space="preserve">  |   .tags     |  |   .tags     |  |   .tags     |         &lt;-- 2-7단계</w:t>
-      </w:r>
-    </w:p>
-    <w:p>
-      <w:pPr>
-        <w:pBdr>
-          <w:left w:val="single" w:sz="12" w:space="6" w:color="B7C3D4"/>
-        </w:pBdr>
-        <w:shd w:val="clear" w:color="auto" w:fill="F2F4F7"/>
-        <w:spacing w:line="250" w:lineRule="auto"/>
-        <w:ind w:left="180" w:right="180"/>
-      </w:pPr>
-      <w:r>
-        <w:rPr>
-          <w:rFonts w:ascii="Consolas" w:eastAsia="Consolas" w:hAnsi="Consolas" w:cs="Consolas"/>
-          <w:sz w:val="17"/>
-          <w:szCs w:val="17"/>
-        </w:rPr>
-        <w:t xml:space="preserve">  +-------------+  +-------------+  +-------------+</w:t>
-      </w:r>
-    </w:p>
-    <w:p>
-      <w:pPr>
-        <w:pBdr>
-          <w:left w:val="single" w:sz="12" w:space="6" w:color="B7C3D4"/>
-        </w:pBdr>
-        <w:shd w:val="clear" w:color="auto" w:fill="F2F4F7"/>
-        <w:spacing w:line="250" w:lineRule="auto"/>
-        <w:ind w:left="180" w:right="180"/>
-      </w:pPr>
-      <w:r>
-        <w:rPr>
-          <w:rFonts w:ascii="Consolas" w:eastAsia="Consolas" w:hAnsi="Consolas" w:cs="Consolas"/>
-          <w:sz w:val="17"/>
-          <w:szCs w:val="17"/>
-        </w:rPr>
-        <w:t xml:space="preserve"> </w:t>
-      </w:r>
-    </w:p>
-    <w:p>
-      <w:pPr>
-        <w:pBdr>
-          <w:left w:val="single" w:sz="12" w:space="6" w:color="B7C3D4"/>
-        </w:pBdr>
-        <w:shd w:val="clear" w:color="auto" w:fill="F2F4F7"/>
-        <w:spacing w:line="250" w:lineRule="auto"/>
-        <w:ind w:left="180" w:right="180"/>
-      </w:pPr>
-      <w:r>
-        <w:rPr>
-          <w:rFonts w:ascii="Consolas" w:eastAsia="Consolas" w:hAnsi="Consolas" w:cs="Consolas"/>
-          <w:sz w:val="17"/>
-          <w:szCs w:val="17"/>
-        </w:rPr>
-        <w:t>---------------------------------------------------------</w:t>
-      </w:r>
-    </w:p>
-    <w:p>
-      <w:pPr>
-        <w:pBdr>
-          <w:left w:val="single" w:sz="12" w:space="6" w:color="B7C3D4"/>
-        </w:pBdr>
-        <w:shd w:val="clear" w:color="auto" w:fill="F2F4F7"/>
-        <w:spacing w:line="250" w:lineRule="auto"/>
-        <w:ind w:left="180" w:right="180"/>
-      </w:pPr>
-      <w:r>
-        <w:rPr>
-          <w:rFonts w:ascii="Consolas" w:eastAsia="Consolas" w:hAnsi="Consolas" w:cs="Consolas"/>
-          <w:sz w:val="17"/>
-          <w:szCs w:val="17"/>
-        </w:rPr>
-        <w:t xml:space="preserve">  footer.footer       (C) 2026 My Portfolio                 &lt;-- 2-8단계</w:t>
-      </w:r>
-    </w:p>
-    <w:p>
-      <w:pPr>
-        <w:pBdr>
-          <w:left w:val="single" w:sz="12" w:space="6" w:color="B7C3D4"/>
-        </w:pBdr>
-        <w:shd w:val="clear" w:color="auto" w:fill="F2F4F7"/>
-        <w:spacing w:after="160" w:line="250" w:lineRule="auto"/>
-        <w:ind w:left="180" w:right="180"/>
-      </w:pPr>
-      <w:r>
-        <w:rPr>
-          <w:rFonts w:ascii="Consolas" w:eastAsia="Consolas" w:hAnsi="Consolas" w:cs="Consolas"/>
-          <w:sz w:val="17"/>
-          <w:szCs w:val="17"/>
-        </w:rPr>
-        <w:t>=========================================================</w:t>
-      </w:r>
-    </w:p>
-    <w:p>
-      <w:pPr>
-        <w:pBdr>
-          <w:left w:val="single" w:sz="20" w:space="8" w:color="E8A33D"/>
-        </w:pBdr>
-        <w:shd w:val="clear" w:color="auto" w:fill="FFF4E5"/>
-        <w:spacing w:before="160" w:after="160" w:line="290" w:lineRule="auto"/>
-        <w:ind w:left="150" w:right="150"/>
-      </w:pPr>
-      <w:r>
-        <w:rPr>
-          <w:b/>
-          <w:bCs/>
-          <w:color w:val="9C5700"/>
-          <w:sz w:val="19"/>
-          <w:szCs w:val="19"/>
-        </w:rPr>
-        <w:t xml:space="preserve">■ 알아두기   </w:t>
-      </w:r>
-      <w:r>
-        <w:rPr>
-          <w:color w:val="333333"/>
-          <w:sz w:val="19"/>
-          <w:szCs w:val="19"/>
-        </w:rPr>
         <w:t>2부의 진행 방식은 1부와 조금 다릅니다. HTML은 2-4단계에서 카드 구조를 한 번에 완성하고, 그 이후 2-5 ~ 2-7단계는 CSS만 추가합니다. 같은 HTML에 스타일이 하나씩 붙으면서 화면이 완성되어 가는 과정을 보게 됩니다.</w:t>
       </w:r>
     </w:p>
     <w:p>
       <w:pPr>
+        <w:pageBreakBefore/>
         <w:pBdr>
           <w:bottom w:val="single" w:sz="12" w:space="6" w:color="2E5496"/>
         </w:pBdr>
@@ -9673,6 +8280,7 @@
           <w:sz w:val="26"/>
           <w:szCs w:val="26"/>
         </w:rPr>
+        <w:lastRenderedPageBreak/>
         <w:t xml:space="preserve">[실습 2-1]  </w:t>
       </w:r>
       <w:r>
@@ -9697,7 +8305,6 @@
           <w:szCs w:val="14"/>
         </w:rPr>
       </w:pPr>
-      <w:proofErr w:type="gramStart"/>
       <w:r>
         <w:rPr>
           <w:b/>
@@ -9717,19 +8324,7 @@
           <w:sz w:val="18"/>
           <w:szCs w:val="18"/>
         </w:rPr>
-        <w:t>projects01.html</w:t>
-      </w:r>
-      <w:proofErr w:type="gramEnd"/>
-      <w:r>
-        <w:rPr>
-          <w:rFonts w:ascii="Consolas" w:eastAsia="Consolas" w:hAnsi="Consolas" w:cs="Consolas"/>
-          <w:b/>
-          <w:bCs/>
-          <w:color w:val="1F3864"/>
-          <w:sz w:val="18"/>
-          <w:szCs w:val="18"/>
-        </w:rPr>
-        <w:t xml:space="preserve">   </w:t>
+        <w:t xml:space="preserve">projects01.html   </w:t>
       </w:r>
       <w:hyperlink r:id="rId20" w:history="1">
         <w:r>
@@ -9754,7 +8349,6 @@
           <w:szCs w:val="14"/>
         </w:rPr>
       </w:pPr>
-      <w:proofErr w:type="gramStart"/>
       <w:r>
         <w:rPr>
           <w:b/>
@@ -9774,19 +8368,7 @@
           <w:sz w:val="18"/>
           <w:szCs w:val="18"/>
         </w:rPr>
-        <w:t>css</w:t>
-      </w:r>
-      <w:proofErr w:type="gramEnd"/>
-      <w:r>
-        <w:rPr>
-          <w:rFonts w:ascii="Consolas" w:eastAsia="Consolas" w:hAnsi="Consolas" w:cs="Consolas"/>
-          <w:b/>
-          <w:bCs/>
-          <w:color w:val="1F3864"/>
-          <w:sz w:val="18"/>
-          <w:szCs w:val="18"/>
-        </w:rPr>
-        <w:t xml:space="preserve">/projects01.css  </w:t>
+        <w:t xml:space="preserve">css/projects01.css  </w:t>
       </w:r>
       <w:hyperlink r:id="rId21" w:history="1">
         <w:r>
@@ -10046,11 +8628,7 @@
         <w:spacing w:after="120"/>
       </w:pPr>
       <w:r>
-        <w:t>main 태그는 지금은 비어 있습니다. 2-4단계에서 이 안에 카드들을 채워 넣을 예정입니다. 클래스 이</w:t>
-      </w:r>
-      <w:r>
-        <w:lastRenderedPageBreak/>
-        <w:t>름 project-container는 "프로젝트 카드들을 담는 큰 바구니"라는 뜻입니다.</w:t>
+        <w:t>main 태그는 지금은 비어 있습니다. 2-4단계에서 이 안에 카드들을 채워 넣을 예정입니다. 클래스 이름 project-container는 "프로젝트 카드들을 담는 큰 바구니"라는 뜻입니다.</w:t>
       </w:r>
     </w:p>
     <w:p>
@@ -10319,6 +8897,7 @@
     </w:p>
     <w:p>
       <w:pPr>
+        <w:pageBreakBefore/>
         <w:spacing w:before="200" w:after="100"/>
       </w:pPr>
       <w:r>
@@ -10329,6 +8908,7 @@
           <w:sz w:val="21"/>
           <w:szCs w:val="21"/>
         </w:rPr>
+        <w:lastRenderedPageBreak/>
         <w:t>3) 속성별 역할</w:t>
       </w:r>
     </w:p>
@@ -10537,6 +9117,7 @@
     </w:p>
     <w:p>
       <w:pPr>
+        <w:pageBreakBefore/>
         <w:pBdr>
           <w:bottom w:val="single" w:sz="12" w:space="6" w:color="2E5496"/>
         </w:pBdr>
@@ -10624,7 +9205,6 @@
           <w:szCs w:val="14"/>
         </w:rPr>
       </w:pPr>
-      <w:proofErr w:type="gramStart"/>
       <w:r>
         <w:rPr>
           <w:b/>
@@ -10644,19 +9224,7 @@
           <w:sz w:val="18"/>
           <w:szCs w:val="18"/>
         </w:rPr>
-        <w:t>css</w:t>
-      </w:r>
-      <w:proofErr w:type="gramEnd"/>
-      <w:r>
-        <w:rPr>
-          <w:rFonts w:ascii="Consolas" w:eastAsia="Consolas" w:hAnsi="Consolas" w:cs="Consolas"/>
-          <w:b/>
-          <w:bCs/>
-          <w:color w:val="1F3864"/>
-          <w:sz w:val="18"/>
-          <w:szCs w:val="18"/>
-        </w:rPr>
-        <w:t xml:space="preserve">/projects02.css  </w:t>
+        <w:t xml:space="preserve">css/projects02.css  </w:t>
       </w:r>
       <w:hyperlink r:id="rId23" w:history="1">
         <w:r>
@@ -10695,25 +9263,7 @@
           <w:sz w:val="19"/>
           <w:szCs w:val="19"/>
         </w:rPr>
-        <w:t xml:space="preserve">Flexbox로 요소를 상자의 </w:t>
-      </w:r>
-      <w:proofErr w:type="spellStart"/>
-      <w:r>
-        <w:rPr>
-          <w:color w:val="333333"/>
-          <w:sz w:val="19"/>
-          <w:szCs w:val="19"/>
-        </w:rPr>
-        <w:t>정중앙</w:t>
-      </w:r>
-      <w:proofErr w:type="spellEnd"/>
-      <w:r>
-        <w:rPr>
-          <w:color w:val="333333"/>
-          <w:sz w:val="19"/>
-          <w:szCs w:val="19"/>
-        </w:rPr>
-        <w:t>(가로·세로 모두)에 배치할 수 있다.</w:t>
+        <w:t>Flexbox로 요소를 상자의 정중앙(가로·세로 모두)에 배치할 수 있다.</w:t>
       </w:r>
     </w:p>
     <w:p>
@@ -10754,25 +9304,7 @@
           <w:sz w:val="17"/>
           <w:szCs w:val="17"/>
         </w:rPr>
-        <w:t xml:space="preserve">/* [2단계] 상단 </w:t>
-      </w:r>
-      <w:proofErr w:type="gramStart"/>
-      <w:r>
-        <w:rPr>
-          <w:rFonts w:ascii="Consolas" w:eastAsia="Consolas" w:hAnsi="Consolas" w:cs="Consolas"/>
-          <w:sz w:val="17"/>
-          <w:szCs w:val="17"/>
-        </w:rPr>
-        <w:t>네비게이션 :</w:t>
-      </w:r>
-      <w:proofErr w:type="gramEnd"/>
-      <w:r>
-        <w:rPr>
-          <w:rFonts w:ascii="Consolas" w:eastAsia="Consolas" w:hAnsi="Consolas" w:cs="Consolas"/>
-          <w:sz w:val="17"/>
-          <w:szCs w:val="17"/>
-        </w:rPr>
-        <w:t xml:space="preserve"> 페이지 제목이 들어가는 상단 바 */</w:t>
+        <w:t>/* [2단계] 상단 네비게이션 : 페이지 제목이 들어가는 상단 바 */</w:t>
       </w:r>
     </w:p>
     <w:p>
@@ -12156,6 +10688,7 @@
     </w:p>
     <w:p>
       <w:pPr>
+        <w:pageBreakBefore/>
         <w:widowControl/>
         <w:wordWrap/>
         <w:autoSpaceDE/>
@@ -12169,6 +10702,7 @@
           <w:sz w:val="26"/>
           <w:szCs w:val="26"/>
         </w:rPr>
+        <w:lastRenderedPageBreak/>
         <w:br w:type="page"/>
       </w:r>
       <w:r>
@@ -12253,7 +10787,6 @@
           <w:szCs w:val="14"/>
         </w:rPr>
       </w:pPr>
-      <w:proofErr w:type="gramStart"/>
       <w:r>
         <w:rPr>
           <w:b/>
@@ -12264,7 +10797,6 @@
         </w:rPr>
         <w:t xml:space="preserve">파일  </w:t>
       </w:r>
-      <w:proofErr w:type="spellStart"/>
       <w:r>
         <w:rPr>
           <w:rFonts w:ascii="Consolas" w:eastAsia="Consolas" w:hAnsi="Consolas" w:cs="Consolas"/>
@@ -12274,20 +10806,7 @@
           <w:sz w:val="18"/>
           <w:szCs w:val="18"/>
         </w:rPr>
-        <w:t>css</w:t>
-      </w:r>
-      <w:proofErr w:type="spellEnd"/>
-      <w:proofErr w:type="gramEnd"/>
-      <w:r>
-        <w:rPr>
-          <w:rFonts w:ascii="Consolas" w:eastAsia="Consolas" w:hAnsi="Consolas" w:cs="Consolas"/>
-          <w:b/>
-          <w:bCs/>
-          <w:color w:val="1F3864"/>
-          <w:sz w:val="18"/>
-          <w:szCs w:val="18"/>
-        </w:rPr>
-        <w:t xml:space="preserve">/projects03.css  </w:t>
+        <w:t xml:space="preserve">css/projects03.css  </w:t>
       </w:r>
       <w:hyperlink r:id="rId25" w:history="1">
         <w:r>
@@ -12341,29 +10860,7 @@
           <w:sz w:val="17"/>
           <w:szCs w:val="17"/>
         </w:rPr>
-        <w:t xml:space="preserve">▶ </w:t>
-      </w:r>
-      <w:proofErr w:type="spellStart"/>
-      <w:r>
-        <w:rPr>
-          <w:b/>
-          <w:bCs/>
-          <w:color w:val="666666"/>
-          <w:sz w:val="17"/>
-          <w:szCs w:val="17"/>
-        </w:rPr>
-        <w:t>css</w:t>
-      </w:r>
-      <w:proofErr w:type="spellEnd"/>
-      <w:r>
-        <w:rPr>
-          <w:b/>
-          <w:bCs/>
-          <w:color w:val="666666"/>
-          <w:sz w:val="17"/>
-          <w:szCs w:val="17"/>
-        </w:rPr>
-        <w:t>/projects03.css</w:t>
+        <w:t>▶ css/projects03.css</w:t>
       </w:r>
     </w:p>
     <w:p>
@@ -12381,25 +10878,7 @@
           <w:sz w:val="17"/>
           <w:szCs w:val="17"/>
         </w:rPr>
-        <w:t xml:space="preserve">/* [3단계] 프로젝트 </w:t>
-      </w:r>
-      <w:proofErr w:type="gramStart"/>
-      <w:r>
-        <w:rPr>
-          <w:rFonts w:ascii="Consolas" w:eastAsia="Consolas" w:hAnsi="Consolas" w:cs="Consolas"/>
-          <w:sz w:val="17"/>
-          <w:szCs w:val="17"/>
-        </w:rPr>
-        <w:t>컨테이너 :</w:t>
-      </w:r>
-      <w:proofErr w:type="gramEnd"/>
-      <w:r>
-        <w:rPr>
-          <w:rFonts w:ascii="Consolas" w:eastAsia="Consolas" w:hAnsi="Consolas" w:cs="Consolas"/>
-          <w:sz w:val="17"/>
-          <w:szCs w:val="17"/>
-        </w:rPr>
-        <w:t xml:space="preserve"> 카드들을 감싸는 큰 바구니 */</w:t>
+        <w:t>/* [3단계] 프로젝트 컨테이너 : 카드들을 감싸는 큰 바구니 */</w:t>
       </w:r>
     </w:p>
     <w:p>
@@ -12906,6 +11385,7 @@
     </w:p>
     <w:p>
       <w:pPr>
+        <w:pageBreakBefore/>
         <w:pBdr>
           <w:bottom w:val="single" w:sz="12" w:space="6" w:color="2E5496"/>
         </w:pBdr>
@@ -12919,6 +11399,7 @@
           <w:sz w:val="26"/>
           <w:szCs w:val="26"/>
         </w:rPr>
+        <w:lastRenderedPageBreak/>
         <w:t xml:space="preserve">[실습 2-4]  </w:t>
       </w:r>
       <w:r>
@@ -12943,7 +11424,6 @@
           <w:szCs w:val="14"/>
         </w:rPr>
       </w:pPr>
-      <w:proofErr w:type="gramStart"/>
       <w:r>
         <w:rPr>
           <w:b/>
@@ -12963,19 +11443,7 @@
           <w:sz w:val="18"/>
           <w:szCs w:val="18"/>
         </w:rPr>
-        <w:t>projects04.html</w:t>
-      </w:r>
-      <w:proofErr w:type="gramEnd"/>
-      <w:r>
-        <w:rPr>
-          <w:rFonts w:ascii="Consolas" w:eastAsia="Consolas" w:hAnsi="Consolas" w:cs="Consolas"/>
-          <w:b/>
-          <w:bCs/>
-          <w:color w:val="1F3864"/>
-          <w:sz w:val="18"/>
-          <w:szCs w:val="18"/>
-        </w:rPr>
-        <w:t xml:space="preserve">   </w:t>
+        <w:t xml:space="preserve">projects04.html   </w:t>
       </w:r>
       <w:hyperlink r:id="rId26" w:history="1">
         <w:r>
@@ -13000,7 +11468,6 @@
           <w:szCs w:val="14"/>
         </w:rPr>
       </w:pPr>
-      <w:proofErr w:type="gramStart"/>
       <w:r>
         <w:rPr>
           <w:b/>
@@ -13020,19 +11487,7 @@
           <w:sz w:val="18"/>
           <w:szCs w:val="18"/>
         </w:rPr>
-        <w:t>css</w:t>
-      </w:r>
-      <w:proofErr w:type="gramEnd"/>
-      <w:r>
-        <w:rPr>
-          <w:rFonts w:ascii="Consolas" w:eastAsia="Consolas" w:hAnsi="Consolas" w:cs="Consolas"/>
-          <w:b/>
-          <w:bCs/>
-          <w:color w:val="1F3864"/>
-          <w:sz w:val="18"/>
-          <w:szCs w:val="18"/>
-        </w:rPr>
-        <w:t xml:space="preserve">/projects04.css </w:t>
+        <w:t xml:space="preserve">css/projects04.css </w:t>
       </w:r>
       <w:hyperlink r:id="rId27" w:history="1">
         <w:r>
@@ -13464,7 +11919,6 @@
           <w:sz w:val="17"/>
           <w:szCs w:val="17"/>
         </w:rPr>
-        <w:lastRenderedPageBreak/>
         <w:t xml:space="preserve">                &lt;span&gt;#Grid&lt;/span&gt;</w:t>
       </w:r>
     </w:p>
@@ -13804,6 +12258,7 @@
     </w:p>
     <w:p>
       <w:pPr>
+        <w:pageBreakBefore/>
         <w:spacing w:before="200" w:after="100"/>
       </w:pPr>
       <w:r>
@@ -13814,6 +12269,7 @@
           <w:sz w:val="21"/>
           <w:szCs w:val="21"/>
         </w:rPr>
+        <w:lastRenderedPageBreak/>
         <w:t>2) CSS — 카드 기본 스타일</w:t>
       </w:r>
     </w:p>
@@ -13829,29 +12285,7 @@
           <w:sz w:val="17"/>
           <w:szCs w:val="17"/>
         </w:rPr>
-        <w:t xml:space="preserve">▶ </w:t>
-      </w:r>
-      <w:proofErr w:type="spellStart"/>
-      <w:r>
-        <w:rPr>
-          <w:b/>
-          <w:bCs/>
-          <w:color w:val="666666"/>
-          <w:sz w:val="17"/>
-          <w:szCs w:val="17"/>
-        </w:rPr>
-        <w:t>css</w:t>
-      </w:r>
-      <w:proofErr w:type="spellEnd"/>
-      <w:r>
-        <w:rPr>
-          <w:b/>
-          <w:bCs/>
-          <w:color w:val="666666"/>
-          <w:sz w:val="17"/>
-          <w:szCs w:val="17"/>
-        </w:rPr>
-        <w:t>/projects04.css</w:t>
+        <w:t>▶ css/projects04.css</w:t>
       </w:r>
     </w:p>
     <w:p>
@@ -13869,25 +12303,7 @@
           <w:sz w:val="17"/>
           <w:szCs w:val="17"/>
         </w:rPr>
-        <w:t xml:space="preserve">/* [4단계] 프로젝트 </w:t>
-      </w:r>
-      <w:proofErr w:type="gramStart"/>
-      <w:r>
-        <w:rPr>
-          <w:rFonts w:ascii="Consolas" w:eastAsia="Consolas" w:hAnsi="Consolas" w:cs="Consolas"/>
-          <w:sz w:val="17"/>
-          <w:szCs w:val="17"/>
-        </w:rPr>
-        <w:t>카드 :</w:t>
-      </w:r>
-      <w:proofErr w:type="gramEnd"/>
-      <w:r>
-        <w:rPr>
-          <w:rFonts w:ascii="Consolas" w:eastAsia="Consolas" w:hAnsi="Consolas" w:cs="Consolas"/>
-          <w:sz w:val="17"/>
-          <w:szCs w:val="17"/>
-        </w:rPr>
-        <w:t xml:space="preserve"> 각 프로젝트 정보를 담는 개별 박스 */</w:t>
+        <w:t>/* [4단계] 프로젝트 카드 : 각 프로젝트 정보를 담는 개별 박스 */</w:t>
       </w:r>
     </w:p>
     <w:p>
@@ -14107,7 +12523,27 @@
           <w:sz w:val="19"/>
           <w:szCs w:val="19"/>
         </w:rPr>
-        <w:t>transition은 변화가 일어나는 :hover 쪽이 아니라 평소 상태(.card)에 씁니다. 그래야 마우</w:t>
+        <w:t>transition은 변화가 일어나는 :hover 쪽이 아니라 평소 상태(.card)에 씁니다. 그래야 마우스를 올릴 때와 뗄 때 모두 부드럽게 움직입니다.</w:t>
+      </w:r>
+    </w:p>
+    <w:p>
+      <w:pPr>
+        <w:pBdr>
+          <w:left w:val="single" w:sz="20" w:space="8" w:color="2E75B6"/>
+        </w:pBdr>
+        <w:shd w:val="clear" w:color="auto" w:fill="E5F0F8"/>
+        <w:spacing w:before="160" w:after="40" w:line="290" w:lineRule="auto"/>
+        <w:ind w:left="150" w:right="150"/>
+      </w:pPr>
+      <w:r>
+        <w:rPr>
+          <w:b/>
+          <w:bCs/>
+          <w:color w:val="1F4E79"/>
+          <w:sz w:val="19"/>
+          <w:szCs w:val="19"/>
+        </w:rPr>
+        <w:t xml:space="preserve">■ 확인하기   </w:t>
       </w:r>
       <w:r>
         <w:rPr>
@@ -14115,8 +12551,7 @@
           <w:sz w:val="19"/>
           <w:szCs w:val="19"/>
         </w:rPr>
-        <w:lastRenderedPageBreak/>
-        <w:t>스를 올릴 때와 뗄 때 모두 부드럽게 움직입니다.</w:t>
+        <w:t>3개의 흰색 카드가 한 줄에 나란히 놓이고, 사이에 40px 간격이 있다.</w:t>
       </w:r>
     </w:p>
     <w:p>
@@ -14125,26 +12560,16 @@
           <w:left w:val="single" w:sz="20" w:space="8" w:color="2E75B6"/>
         </w:pBdr>
         <w:shd w:val="clear" w:color="auto" w:fill="E5F0F8"/>
-        <w:spacing w:before="160" w:after="40" w:line="290" w:lineRule="auto"/>
+        <w:spacing w:after="40" w:line="290" w:lineRule="auto"/>
         <w:ind w:left="150" w:right="150"/>
       </w:pPr>
-      <w:r>
-        <w:rPr>
-          <w:b/>
-          <w:bCs/>
-          <w:color w:val="1F4E79"/>
-          <w:sz w:val="19"/>
-          <w:szCs w:val="19"/>
-        </w:rPr>
-        <w:t xml:space="preserve">■ 확인하기   </w:t>
-      </w:r>
       <w:r>
         <w:rPr>
           <w:color w:val="333333"/>
           <w:sz w:val="19"/>
           <w:szCs w:val="19"/>
         </w:rPr>
-        <w:t>3개의 흰색 카드가 한 줄에 나란히 놓이고, 사이에 40px 간격이 있다.</w:t>
+        <w:t>카드 모서리가 둥글고 아래에 옅은 그림자가 있다.</w:t>
       </w:r>
     </w:p>
     <w:p>
@@ -14153,7 +12578,7 @@
           <w:left w:val="single" w:sz="20" w:space="8" w:color="2E75B6"/>
         </w:pBdr>
         <w:shd w:val="clear" w:color="auto" w:fill="E5F0F8"/>
-        <w:spacing w:after="40" w:line="290" w:lineRule="auto"/>
+        <w:spacing w:after="160" w:line="290" w:lineRule="auto"/>
         <w:ind w:left="150" w:right="150"/>
       </w:pPr>
       <w:r>
@@ -14162,25 +12587,35 @@
           <w:sz w:val="19"/>
           <w:szCs w:val="19"/>
         </w:rPr>
-        <w:t>카드 모서리가 둥글고 아래에 옅은 그림자가 있다.</w:t>
-      </w:r>
-    </w:p>
-    <w:p>
-      <w:pPr>
-        <w:pBdr>
-          <w:left w:val="single" w:sz="20" w:space="8" w:color="2E75B6"/>
-        </w:pBdr>
-        <w:shd w:val="clear" w:color="auto" w:fill="E5F0F8"/>
-        <w:spacing w:after="160" w:line="290" w:lineRule="auto"/>
+        <w:t>아직 이미지 영역은 회색 박스가 아니라 글자만 보인다 (다음 단계에서 처리).</w:t>
+      </w:r>
+    </w:p>
+    <w:p>
+      <w:pPr>
+        <w:pBdr>
+          <w:left w:val="single" w:sz="20" w:space="8" w:color="C0504D"/>
+        </w:pBdr>
+        <w:shd w:val="clear" w:color="auto" w:fill="FCEAEA"/>
+        <w:spacing w:before="160" w:after="40" w:line="290" w:lineRule="auto"/>
         <w:ind w:left="150" w:right="150"/>
       </w:pPr>
+      <w:r>
+        <w:rPr>
+          <w:b/>
+          <w:bCs/>
+          <w:color w:val="9C2D2D"/>
+          <w:sz w:val="19"/>
+          <w:szCs w:val="19"/>
+        </w:rPr>
+        <w:t xml:space="preserve">■ 자주 나는 오류   </w:t>
+      </w:r>
       <w:r>
         <w:rPr>
           <w:color w:val="333333"/>
           <w:sz w:val="19"/>
           <w:szCs w:val="19"/>
         </w:rPr>
-        <w:t>아직 이미지 영역은 회색 박스가 아니라 글자만 보인다 (다음 단계에서 처리).</w:t>
+        <w:t>카드가 세로로 쌓인다 → 2-3단계의 .project-container에 display: grid가 제대로 들어갔는지 확인하세요.</w:t>
       </w:r>
     </w:p>
     <w:p>
@@ -14189,76 +12624,49 @@
           <w:left w:val="single" w:sz="20" w:space="8" w:color="C0504D"/>
         </w:pBdr>
         <w:shd w:val="clear" w:color="auto" w:fill="FCEAEA"/>
-        <w:spacing w:before="160" w:after="40" w:line="290" w:lineRule="auto"/>
+        <w:spacing w:after="160" w:line="290" w:lineRule="auto"/>
         <w:ind w:left="150" w:right="150"/>
       </w:pPr>
-      <w:r>
-        <w:rPr>
-          <w:b/>
-          <w:bCs/>
-          <w:color w:val="9C2D2D"/>
-          <w:sz w:val="19"/>
-          <w:szCs w:val="19"/>
-        </w:rPr>
-        <w:t xml:space="preserve">■ 자주 나는 오류   </w:t>
-      </w:r>
       <w:r>
         <w:rPr>
           <w:color w:val="333333"/>
           <w:sz w:val="19"/>
           <w:szCs w:val="19"/>
         </w:rPr>
-        <w:t>카드가 세로로 쌓인다 → 2-3단계의 .project-container에 display: grid가 제대로 들어갔는지 확인하세요.</w:t>
-      </w:r>
-    </w:p>
-    <w:p>
-      <w:pPr>
-        <w:pBdr>
-          <w:left w:val="single" w:sz="20" w:space="8" w:color="C0504D"/>
-        </w:pBdr>
-        <w:shd w:val="clear" w:color="auto" w:fill="FCEAEA"/>
-        <w:spacing w:after="160" w:line="290" w:lineRule="auto"/>
+        <w:t>카드가 화면 가득 늘어난다 → grid-template-columns가 빠졌을 가능성이 큽니다.</w:t>
+      </w:r>
+    </w:p>
+    <w:p>
+      <w:pPr>
+        <w:pBdr>
+          <w:left w:val="single" w:sz="20" w:space="8" w:color="7B4FA0"/>
+        </w:pBdr>
+        <w:shd w:val="clear" w:color="auto" w:fill="F1EAF7"/>
+        <w:spacing w:before="160" w:after="160" w:line="290" w:lineRule="auto"/>
         <w:ind w:left="150" w:right="150"/>
       </w:pPr>
+      <w:r>
+        <w:rPr>
+          <w:b/>
+          <w:bCs/>
+          <w:color w:val="5B2E82"/>
+          <w:sz w:val="19"/>
+          <w:szCs w:val="19"/>
+        </w:rPr>
+        <w:t xml:space="preserve">■ 미니 과제   </w:t>
+      </w:r>
       <w:r>
         <w:rPr>
           <w:color w:val="333333"/>
           <w:sz w:val="19"/>
           <w:szCs w:val="19"/>
         </w:rPr>
-        <w:t>카드가 화면 가득 늘어난다 → grid-template-columns가 빠졌을 가능성이 큽니다.</w:t>
-      </w:r>
-    </w:p>
-    <w:p>
-      <w:pPr>
-        <w:pBdr>
-          <w:left w:val="single" w:sz="20" w:space="8" w:color="7B4FA0"/>
-        </w:pBdr>
-        <w:shd w:val="clear" w:color="auto" w:fill="F1EAF7"/>
-        <w:spacing w:before="160" w:after="160" w:line="290" w:lineRule="auto"/>
-        <w:ind w:left="150" w:right="150"/>
-      </w:pPr>
-      <w:r>
-        <w:rPr>
-          <w:b/>
-          <w:bCs/>
-          <w:color w:val="5B2E82"/>
-          <w:sz w:val="19"/>
-          <w:szCs w:val="19"/>
-        </w:rPr>
-        <w:t xml:space="preserve">■ 미니 과제   </w:t>
-      </w:r>
-      <w:r>
-        <w:rPr>
-          <w:color w:val="333333"/>
-          <w:sz w:val="19"/>
-          <w:szCs w:val="19"/>
-        </w:rPr>
         <w:t>grid-template-columns의 3을 2나 4로 바꿔보세요. 카드 배치가 어떻게 달라지나요?</w:t>
       </w:r>
     </w:p>
     <w:p>
       <w:pPr>
+        <w:pageBreakBefore/>
         <w:pBdr>
           <w:bottom w:val="single" w:sz="12" w:space="6" w:color="2E5496"/>
         </w:pBdr>
@@ -14272,6 +12680,7 @@
           <w:sz w:val="26"/>
           <w:szCs w:val="26"/>
         </w:rPr>
+        <w:lastRenderedPageBreak/>
         <w:t xml:space="preserve">[실습 2-5]  </w:t>
       </w:r>
       <w:r>
@@ -14334,7 +12743,6 @@
           <w:szCs w:val="14"/>
         </w:rPr>
       </w:pPr>
-      <w:proofErr w:type="gramStart"/>
       <w:r>
         <w:rPr>
           <w:b/>
@@ -14354,19 +12762,7 @@
           <w:sz w:val="18"/>
           <w:szCs w:val="18"/>
         </w:rPr>
-        <w:t>css</w:t>
-      </w:r>
-      <w:proofErr w:type="gramEnd"/>
-      <w:r>
-        <w:rPr>
-          <w:rFonts w:ascii="Consolas" w:eastAsia="Consolas" w:hAnsi="Consolas" w:cs="Consolas"/>
-          <w:b/>
-          <w:bCs/>
-          <w:color w:val="1F3864"/>
-          <w:sz w:val="18"/>
-          <w:szCs w:val="18"/>
-        </w:rPr>
-        <w:t xml:space="preserve">/projects05.css  </w:t>
+        <w:t xml:space="preserve">css/projects05.css  </w:t>
       </w:r>
       <w:hyperlink r:id="rId29" w:history="1">
         <w:r>
@@ -14405,399 +12801,396 @@
           <w:sz w:val="19"/>
           <w:szCs w:val="19"/>
         </w:rPr>
-        <w:t xml:space="preserve">고정 높이 상자를 만들고, 그 안의 내용을 </w:t>
-      </w:r>
-      <w:proofErr w:type="spellStart"/>
+        <w:t>고정 높이 상자를 만들고, 그 안의 내용을 정중앙에 배치할 수 있다.</w:t>
+      </w:r>
+    </w:p>
+    <w:p>
+      <w:pPr>
+        <w:spacing w:after="120"/>
+      </w:pPr>
+      <w:r>
+        <w:t>HTML은 그대로입니다. CSS만 추가합니다.</w:t>
+      </w:r>
+    </w:p>
+    <w:p>
+      <w:pPr>
+        <w:spacing w:before="140"/>
+      </w:pPr>
+      <w:r>
+        <w:rPr>
+          <w:b/>
+          <w:bCs/>
+          <w:color w:val="666666"/>
+          <w:sz w:val="17"/>
+          <w:szCs w:val="17"/>
+        </w:rPr>
+        <w:t>▶ css/projects05.css</w:t>
+      </w:r>
+    </w:p>
+    <w:p>
+      <w:pPr>
+        <w:pBdr>
+          <w:left w:val="single" w:sz="12" w:space="6" w:color="B7C3D4"/>
+        </w:pBdr>
+        <w:shd w:val="clear" w:color="auto" w:fill="F2F4F7"/>
+        <w:spacing w:before="60" w:line="250" w:lineRule="auto"/>
+        <w:ind w:left="180" w:right="180"/>
+      </w:pPr>
+      <w:r>
+        <w:rPr>
+          <w:rFonts w:ascii="Consolas" w:eastAsia="Consolas" w:hAnsi="Consolas" w:cs="Consolas"/>
+          <w:sz w:val="17"/>
+          <w:szCs w:val="17"/>
+        </w:rPr>
+        <w:t>/* [5단계] 카드 이미지 영역 : 실제 이미지가 들어갈 자리 */</w:t>
+      </w:r>
+    </w:p>
+    <w:p>
+      <w:pPr>
+        <w:pBdr>
+          <w:left w:val="single" w:sz="12" w:space="6" w:color="B7C3D4"/>
+        </w:pBdr>
+        <w:shd w:val="clear" w:color="auto" w:fill="F2F4F7"/>
+        <w:spacing w:line="250" w:lineRule="auto"/>
+        <w:ind w:left="180" w:right="180"/>
+      </w:pPr>
+      <w:r>
+        <w:rPr>
+          <w:rFonts w:ascii="Consolas" w:eastAsia="Consolas" w:hAnsi="Consolas" w:cs="Consolas"/>
+          <w:sz w:val="17"/>
+          <w:szCs w:val="17"/>
+        </w:rPr>
+        <w:t>.card-image {</w:t>
+      </w:r>
+    </w:p>
+    <w:p>
+      <w:pPr>
+        <w:pBdr>
+          <w:left w:val="single" w:sz="12" w:space="6" w:color="B7C3D4"/>
+        </w:pBdr>
+        <w:shd w:val="clear" w:color="auto" w:fill="F2F4F7"/>
+        <w:spacing w:line="250" w:lineRule="auto"/>
+        <w:ind w:left="180" w:right="180"/>
+      </w:pPr>
+      <w:r>
+        <w:rPr>
+          <w:rFonts w:ascii="Consolas" w:eastAsia="Consolas" w:hAnsi="Consolas" w:cs="Consolas"/>
+          <w:sz w:val="17"/>
+          <w:szCs w:val="17"/>
+        </w:rPr>
+        <w:t xml:space="preserve">    height: 200px;</w:t>
+      </w:r>
+    </w:p>
+    <w:p>
+      <w:pPr>
+        <w:pBdr>
+          <w:left w:val="single" w:sz="12" w:space="6" w:color="B7C3D4"/>
+        </w:pBdr>
+        <w:shd w:val="clear" w:color="auto" w:fill="F2F4F7"/>
+        <w:spacing w:line="250" w:lineRule="auto"/>
+        <w:ind w:left="180" w:right="180"/>
+      </w:pPr>
+      <w:r>
+        <w:rPr>
+          <w:rFonts w:ascii="Consolas" w:eastAsia="Consolas" w:hAnsi="Consolas" w:cs="Consolas"/>
+          <w:sz w:val="17"/>
+          <w:szCs w:val="17"/>
+        </w:rPr>
+        <w:t xml:space="preserve">    background-color: #444;</w:t>
+      </w:r>
+    </w:p>
+    <w:p>
+      <w:pPr>
+        <w:pBdr>
+          <w:left w:val="single" w:sz="12" w:space="6" w:color="B7C3D4"/>
+        </w:pBdr>
+        <w:shd w:val="clear" w:color="auto" w:fill="F2F4F7"/>
+        <w:spacing w:line="250" w:lineRule="auto"/>
+        <w:ind w:left="180" w:right="180"/>
+      </w:pPr>
+      <w:r>
+        <w:rPr>
+          <w:rFonts w:ascii="Consolas" w:eastAsia="Consolas" w:hAnsi="Consolas" w:cs="Consolas"/>
+          <w:sz w:val="17"/>
+          <w:szCs w:val="17"/>
+        </w:rPr>
+        <w:t xml:space="preserve">    color: #fff;</w:t>
+      </w:r>
+    </w:p>
+    <w:p>
+      <w:pPr>
+        <w:pBdr>
+          <w:left w:val="single" w:sz="12" w:space="6" w:color="B7C3D4"/>
+        </w:pBdr>
+        <w:shd w:val="clear" w:color="auto" w:fill="F2F4F7"/>
+        <w:spacing w:line="250" w:lineRule="auto"/>
+        <w:ind w:left="180" w:right="180"/>
+      </w:pPr>
+      <w:r>
+        <w:rPr>
+          <w:rFonts w:ascii="Consolas" w:eastAsia="Consolas" w:hAnsi="Consolas" w:cs="Consolas"/>
+          <w:sz w:val="17"/>
+          <w:szCs w:val="17"/>
+        </w:rPr>
+        <w:t xml:space="preserve">    display: flex;</w:t>
+      </w:r>
+    </w:p>
+    <w:p>
+      <w:pPr>
+        <w:pBdr>
+          <w:left w:val="single" w:sz="12" w:space="6" w:color="B7C3D4"/>
+        </w:pBdr>
+        <w:shd w:val="clear" w:color="auto" w:fill="F2F4F7"/>
+        <w:spacing w:line="250" w:lineRule="auto"/>
+        <w:ind w:left="180" w:right="180"/>
+      </w:pPr>
+      <w:r>
+        <w:rPr>
+          <w:rFonts w:ascii="Consolas" w:eastAsia="Consolas" w:hAnsi="Consolas" w:cs="Consolas"/>
+          <w:sz w:val="17"/>
+          <w:szCs w:val="17"/>
+        </w:rPr>
+        <w:t xml:space="preserve">    justify-content: center;</w:t>
+      </w:r>
+    </w:p>
+    <w:p>
+      <w:pPr>
+        <w:pBdr>
+          <w:left w:val="single" w:sz="12" w:space="6" w:color="B7C3D4"/>
+        </w:pBdr>
+        <w:shd w:val="clear" w:color="auto" w:fill="F2F4F7"/>
+        <w:spacing w:line="250" w:lineRule="auto"/>
+        <w:ind w:left="180" w:right="180"/>
+      </w:pPr>
+      <w:r>
+        <w:rPr>
+          <w:rFonts w:ascii="Consolas" w:eastAsia="Consolas" w:hAnsi="Consolas" w:cs="Consolas"/>
+          <w:sz w:val="17"/>
+          <w:szCs w:val="17"/>
+        </w:rPr>
+        <w:t xml:space="preserve">    align-items: center;</w:t>
+      </w:r>
+    </w:p>
+    <w:p>
+      <w:pPr>
+        <w:pBdr>
+          <w:left w:val="single" w:sz="12" w:space="6" w:color="B7C3D4"/>
+        </w:pBdr>
+        <w:shd w:val="clear" w:color="auto" w:fill="F2F4F7"/>
+        <w:spacing w:line="250" w:lineRule="auto"/>
+        <w:ind w:left="180" w:right="180"/>
+      </w:pPr>
+      <w:r>
+        <w:rPr>
+          <w:rFonts w:ascii="Consolas" w:eastAsia="Consolas" w:hAnsi="Consolas" w:cs="Consolas"/>
+          <w:sz w:val="17"/>
+          <w:szCs w:val="17"/>
+        </w:rPr>
+        <w:t xml:space="preserve">    font-weight: bold;</w:t>
+      </w:r>
+    </w:p>
+    <w:p>
+      <w:pPr>
+        <w:pBdr>
+          <w:left w:val="single" w:sz="12" w:space="6" w:color="B7C3D4"/>
+        </w:pBdr>
+        <w:shd w:val="clear" w:color="auto" w:fill="F2F4F7"/>
+        <w:spacing w:line="250" w:lineRule="auto"/>
+        <w:ind w:left="180" w:right="180"/>
+      </w:pPr>
+      <w:r>
+        <w:rPr>
+          <w:rFonts w:ascii="Consolas" w:eastAsia="Consolas" w:hAnsi="Consolas" w:cs="Consolas"/>
+          <w:sz w:val="17"/>
+          <w:szCs w:val="17"/>
+        </w:rPr>
+        <w:t xml:space="preserve">    font-size: 1.2rem;</w:t>
+      </w:r>
+    </w:p>
+    <w:p>
+      <w:pPr>
+        <w:pBdr>
+          <w:left w:val="single" w:sz="12" w:space="6" w:color="B7C3D4"/>
+        </w:pBdr>
+        <w:shd w:val="clear" w:color="auto" w:fill="F2F4F7"/>
+        <w:spacing w:after="160" w:line="250" w:lineRule="auto"/>
+        <w:ind w:left="180" w:right="180"/>
+      </w:pPr>
+      <w:r>
+        <w:rPr>
+          <w:rFonts w:ascii="Consolas" w:eastAsia="Consolas" w:hAnsi="Consolas" w:cs="Consolas"/>
+          <w:sz w:val="17"/>
+          <w:szCs w:val="17"/>
+        </w:rPr>
+        <w:t>}</w:t>
+      </w:r>
+    </w:p>
+    <w:p>
+      <w:pPr>
+        <w:spacing w:after="80"/>
+        <w:ind w:left="300" w:hanging="300"/>
+      </w:pPr>
+      <w:r>
+        <w:rPr>
+          <w:b/>
+          <w:bCs/>
+          <w:color w:val="2E5496"/>
+        </w:rPr>
+        <w:t xml:space="preserve">① </w:t>
+      </w:r>
+      <w:r>
+        <w:t>height: 200px; — 이미지 영역의 높이를 고정합니다. 실제 이미지를 넣기 전에 자리를 미리 잡아두는 것으로, 나중에 이미지가 들어와도 레이아웃이 흔들리지 않습니다.</w:t>
+      </w:r>
+    </w:p>
+    <w:p>
+      <w:pPr>
+        <w:spacing w:after="80"/>
+        <w:ind w:left="300" w:hanging="300"/>
+      </w:pPr>
+      <w:r>
+        <w:rPr>
+          <w:b/>
+          <w:bCs/>
+          <w:color w:val="2E5496"/>
+        </w:rPr>
+        <w:t xml:space="preserve">② </w:t>
+      </w:r>
+      <w:r>
+        <w:t>display: flex; — 이 박스 안의 내용물(글자)을 자유롭게 움직일 수 있는 Flex 모드를 켭니다. 이 선언이 없으면 아래 두 정렬 명령이 전혀 작동하지 않습니다.</w:t>
+      </w:r>
+    </w:p>
+    <w:p>
+      <w:pPr>
+        <w:spacing w:after="80"/>
+        <w:ind w:left="300" w:hanging="300"/>
+      </w:pPr>
+      <w:r>
+        <w:rPr>
+          <w:b/>
+          <w:bCs/>
+          <w:color w:val="2E5496"/>
+        </w:rPr>
+        <w:t xml:space="preserve">③ </w:t>
+      </w:r>
+      <w:r>
+        <w:t>justify-content: center; — 글자를 가로 방향 가운데로 보냅니다. 여러 명을 일렬로 세울 때 줄의 정확히 중심에 서게 만드는 것과 같습니다.</w:t>
+      </w:r>
+    </w:p>
+    <w:p>
+      <w:pPr>
+        <w:spacing w:after="80"/>
+        <w:ind w:left="300" w:hanging="300"/>
+      </w:pPr>
+      <w:r>
+        <w:rPr>
+          <w:b/>
+          <w:bCs/>
+          <w:color w:val="2E5496"/>
+        </w:rPr>
+        <w:t xml:space="preserve">④ </w:t>
+      </w:r>
+      <w:r>
+        <w:t>align-items: center; — 글자를 세로 방향 가운데로 보냅니다. 이 속성이 없으면 200px 높이 중 천장에 글자가 붙어버립니다.</w:t>
+      </w:r>
+    </w:p>
+    <w:p>
+      <w:pPr>
+        <w:pBdr>
+          <w:left w:val="single" w:sz="20" w:space="8" w:color="E8A33D"/>
+        </w:pBdr>
+        <w:shd w:val="clear" w:color="auto" w:fill="FFF4E5"/>
+        <w:spacing w:before="160" w:after="160" w:line="290" w:lineRule="auto"/>
+        <w:ind w:left="150" w:right="150"/>
+      </w:pPr>
+      <w:r>
+        <w:rPr>
+          <w:b/>
+          <w:bCs/>
+          <w:color w:val="9C5700"/>
+          <w:sz w:val="19"/>
+          <w:szCs w:val="19"/>
+        </w:rPr>
+        <w:t xml:space="preserve">■ 알아두기   </w:t>
+      </w:r>
       <w:r>
         <w:rPr>
           <w:color w:val="333333"/>
           <w:sz w:val="19"/>
           <w:szCs w:val="19"/>
         </w:rPr>
-        <w:t>정중앙에</w:t>
-      </w:r>
-      <w:proofErr w:type="spellEnd"/>
+        <w:t>1부 히어로 영역, 2-2단계 네비게이션 바에 이어 세 번째로 나오는 같은 조합입니다. display: flex + justify-content: center + align-items: center — 이 세 줄은 통째로 외워두세요.</w:t>
+      </w:r>
+    </w:p>
+    <w:p>
+      <w:pPr>
+        <w:pBdr>
+          <w:left w:val="single" w:sz="20" w:space="8" w:color="2E75B6"/>
+        </w:pBdr>
+        <w:shd w:val="clear" w:color="auto" w:fill="E5F0F8"/>
+        <w:spacing w:before="160" w:after="40" w:line="290" w:lineRule="auto"/>
+        <w:ind w:left="150" w:right="150"/>
+      </w:pPr>
+      <w:r>
+        <w:rPr>
+          <w:b/>
+          <w:bCs/>
+          <w:color w:val="1F4E79"/>
+          <w:sz w:val="19"/>
+          <w:szCs w:val="19"/>
+        </w:rPr>
+        <w:t xml:space="preserve">■ 확인하기   </w:t>
+      </w:r>
       <w:r>
         <w:rPr>
           <w:color w:val="333333"/>
           <w:sz w:val="19"/>
           <w:szCs w:val="19"/>
         </w:rPr>
-        <w:t xml:space="preserve"> 배치할 수 있다.</w:t>
-      </w:r>
-    </w:p>
-    <w:p>
-      <w:pPr>
-        <w:spacing w:after="120"/>
-      </w:pPr>
-      <w:r>
-        <w:t>HTML은 그대로입니다. CSS만 추가합니다.</w:t>
-      </w:r>
-    </w:p>
-    <w:p>
-      <w:pPr>
-        <w:spacing w:before="140"/>
-      </w:pPr>
-      <w:r>
-        <w:rPr>
-          <w:b/>
-          <w:bCs/>
-          <w:color w:val="666666"/>
-          <w:sz w:val="17"/>
-          <w:szCs w:val="17"/>
-        </w:rPr>
-        <w:t xml:space="preserve">▶ </w:t>
-      </w:r>
-      <w:proofErr w:type="spellStart"/>
-      <w:r>
-        <w:rPr>
-          <w:b/>
-          <w:bCs/>
-          <w:color w:val="666666"/>
-          <w:sz w:val="17"/>
-          <w:szCs w:val="17"/>
-        </w:rPr>
-        <w:t>css</w:t>
-      </w:r>
-      <w:proofErr w:type="spellEnd"/>
-      <w:r>
-        <w:rPr>
-          <w:b/>
-          <w:bCs/>
-          <w:color w:val="666666"/>
-          <w:sz w:val="17"/>
-          <w:szCs w:val="17"/>
-        </w:rPr>
-        <w:t>/projects05.css</w:t>
-      </w:r>
-    </w:p>
-    <w:p>
-      <w:pPr>
-        <w:pBdr>
-          <w:left w:val="single" w:sz="12" w:space="6" w:color="B7C3D4"/>
-        </w:pBdr>
-        <w:shd w:val="clear" w:color="auto" w:fill="F2F4F7"/>
-        <w:spacing w:before="60" w:line="250" w:lineRule="auto"/>
-        <w:ind w:left="180" w:right="180"/>
-      </w:pPr>
-      <w:r>
-        <w:rPr>
-          <w:rFonts w:ascii="Consolas" w:eastAsia="Consolas" w:hAnsi="Consolas" w:cs="Consolas"/>
-          <w:sz w:val="17"/>
-          <w:szCs w:val="17"/>
-        </w:rPr>
-        <w:t xml:space="preserve">/* [5단계] 카드 이미지 </w:t>
-      </w:r>
-      <w:proofErr w:type="gramStart"/>
-      <w:r>
-        <w:rPr>
-          <w:rFonts w:ascii="Consolas" w:eastAsia="Consolas" w:hAnsi="Consolas" w:cs="Consolas"/>
-          <w:sz w:val="17"/>
-          <w:szCs w:val="17"/>
-        </w:rPr>
-        <w:t>영역 :</w:t>
-      </w:r>
-      <w:proofErr w:type="gramEnd"/>
-      <w:r>
-        <w:rPr>
-          <w:rFonts w:ascii="Consolas" w:eastAsia="Consolas" w:hAnsi="Consolas" w:cs="Consolas"/>
-          <w:sz w:val="17"/>
-          <w:szCs w:val="17"/>
-        </w:rPr>
-        <w:t xml:space="preserve"> 실제 이미지가 들어갈 자리 */</w:t>
-      </w:r>
-    </w:p>
-    <w:p>
-      <w:pPr>
-        <w:pBdr>
-          <w:left w:val="single" w:sz="12" w:space="6" w:color="B7C3D4"/>
-        </w:pBdr>
-        <w:shd w:val="clear" w:color="auto" w:fill="F2F4F7"/>
-        <w:spacing w:line="250" w:lineRule="auto"/>
-        <w:ind w:left="180" w:right="180"/>
-      </w:pPr>
-      <w:r>
-        <w:rPr>
-          <w:rFonts w:ascii="Consolas" w:eastAsia="Consolas" w:hAnsi="Consolas" w:cs="Consolas"/>
-          <w:sz w:val="17"/>
-          <w:szCs w:val="17"/>
-        </w:rPr>
-        <w:t>.card-image {</w:t>
-      </w:r>
-    </w:p>
-    <w:p>
-      <w:pPr>
-        <w:pBdr>
-          <w:left w:val="single" w:sz="12" w:space="6" w:color="B7C3D4"/>
-        </w:pBdr>
-        <w:shd w:val="clear" w:color="auto" w:fill="F2F4F7"/>
-        <w:spacing w:line="250" w:lineRule="auto"/>
-        <w:ind w:left="180" w:right="180"/>
-      </w:pPr>
-      <w:r>
-        <w:rPr>
-          <w:rFonts w:ascii="Consolas" w:eastAsia="Consolas" w:hAnsi="Consolas" w:cs="Consolas"/>
-          <w:sz w:val="17"/>
-          <w:szCs w:val="17"/>
-        </w:rPr>
-        <w:t xml:space="preserve">    height: 200px;</w:t>
-      </w:r>
-    </w:p>
-    <w:p>
-      <w:pPr>
-        <w:pBdr>
-          <w:left w:val="single" w:sz="12" w:space="6" w:color="B7C3D4"/>
-        </w:pBdr>
-        <w:shd w:val="clear" w:color="auto" w:fill="F2F4F7"/>
-        <w:spacing w:line="250" w:lineRule="auto"/>
-        <w:ind w:left="180" w:right="180"/>
-      </w:pPr>
-      <w:r>
-        <w:rPr>
-          <w:rFonts w:ascii="Consolas" w:eastAsia="Consolas" w:hAnsi="Consolas" w:cs="Consolas"/>
-          <w:sz w:val="17"/>
-          <w:szCs w:val="17"/>
-        </w:rPr>
-        <w:t xml:space="preserve">    background-color: #444;</w:t>
-      </w:r>
-    </w:p>
-    <w:p>
-      <w:pPr>
-        <w:pBdr>
-          <w:left w:val="single" w:sz="12" w:space="6" w:color="B7C3D4"/>
-        </w:pBdr>
-        <w:shd w:val="clear" w:color="auto" w:fill="F2F4F7"/>
-        <w:spacing w:line="250" w:lineRule="auto"/>
-        <w:ind w:left="180" w:right="180"/>
-      </w:pPr>
-      <w:r>
-        <w:rPr>
-          <w:rFonts w:ascii="Consolas" w:eastAsia="Consolas" w:hAnsi="Consolas" w:cs="Consolas"/>
-          <w:sz w:val="17"/>
-          <w:szCs w:val="17"/>
-        </w:rPr>
-        <w:t xml:space="preserve">    color: #fff;</w:t>
-      </w:r>
-    </w:p>
-    <w:p>
-      <w:pPr>
-        <w:pBdr>
-          <w:left w:val="single" w:sz="12" w:space="6" w:color="B7C3D4"/>
-        </w:pBdr>
-        <w:shd w:val="clear" w:color="auto" w:fill="F2F4F7"/>
-        <w:spacing w:line="250" w:lineRule="auto"/>
-        <w:ind w:left="180" w:right="180"/>
-      </w:pPr>
-      <w:r>
-        <w:rPr>
-          <w:rFonts w:ascii="Consolas" w:eastAsia="Consolas" w:hAnsi="Consolas" w:cs="Consolas"/>
-          <w:sz w:val="17"/>
-          <w:szCs w:val="17"/>
-        </w:rPr>
-        <w:t xml:space="preserve">    display: flex;</w:t>
-      </w:r>
-    </w:p>
-    <w:p>
-      <w:pPr>
-        <w:pBdr>
-          <w:left w:val="single" w:sz="12" w:space="6" w:color="B7C3D4"/>
-        </w:pBdr>
-        <w:shd w:val="clear" w:color="auto" w:fill="F2F4F7"/>
-        <w:spacing w:line="250" w:lineRule="auto"/>
-        <w:ind w:left="180" w:right="180"/>
-      </w:pPr>
-      <w:r>
-        <w:rPr>
-          <w:rFonts w:ascii="Consolas" w:eastAsia="Consolas" w:hAnsi="Consolas" w:cs="Consolas"/>
-          <w:sz w:val="17"/>
-          <w:szCs w:val="17"/>
-        </w:rPr>
-        <w:t xml:space="preserve">    justify-content: center;</w:t>
-      </w:r>
-    </w:p>
-    <w:p>
-      <w:pPr>
-        <w:pBdr>
-          <w:left w:val="single" w:sz="12" w:space="6" w:color="B7C3D4"/>
-        </w:pBdr>
-        <w:shd w:val="clear" w:color="auto" w:fill="F2F4F7"/>
-        <w:spacing w:line="250" w:lineRule="auto"/>
-        <w:ind w:left="180" w:right="180"/>
-      </w:pPr>
-      <w:r>
-        <w:rPr>
-          <w:rFonts w:ascii="Consolas" w:eastAsia="Consolas" w:hAnsi="Consolas" w:cs="Consolas"/>
-          <w:sz w:val="17"/>
-          <w:szCs w:val="17"/>
-        </w:rPr>
-        <w:t xml:space="preserve">    align-items: center;</w:t>
-      </w:r>
-    </w:p>
-    <w:p>
-      <w:pPr>
-        <w:pBdr>
-          <w:left w:val="single" w:sz="12" w:space="6" w:color="B7C3D4"/>
-        </w:pBdr>
-        <w:shd w:val="clear" w:color="auto" w:fill="F2F4F7"/>
-        <w:spacing w:line="250" w:lineRule="auto"/>
-        <w:ind w:left="180" w:right="180"/>
-      </w:pPr>
-      <w:r>
-        <w:rPr>
-          <w:rFonts w:ascii="Consolas" w:eastAsia="Consolas" w:hAnsi="Consolas" w:cs="Consolas"/>
-          <w:sz w:val="17"/>
-          <w:szCs w:val="17"/>
-        </w:rPr>
-        <w:t xml:space="preserve">    font-weight: bold;</w:t>
-      </w:r>
-    </w:p>
-    <w:p>
-      <w:pPr>
-        <w:pBdr>
-          <w:left w:val="single" w:sz="12" w:space="6" w:color="B7C3D4"/>
-        </w:pBdr>
-        <w:shd w:val="clear" w:color="auto" w:fill="F2F4F7"/>
-        <w:spacing w:line="250" w:lineRule="auto"/>
-        <w:ind w:left="180" w:right="180"/>
-      </w:pPr>
-      <w:r>
-        <w:rPr>
-          <w:rFonts w:ascii="Consolas" w:eastAsia="Consolas" w:hAnsi="Consolas" w:cs="Consolas"/>
-          <w:sz w:val="17"/>
-          <w:szCs w:val="17"/>
-        </w:rPr>
-        <w:t xml:space="preserve">    font-size: 1.2rem;</w:t>
-      </w:r>
-    </w:p>
-    <w:p>
-      <w:pPr>
-        <w:pBdr>
-          <w:left w:val="single" w:sz="12" w:space="6" w:color="B7C3D4"/>
-        </w:pBdr>
-        <w:shd w:val="clear" w:color="auto" w:fill="F2F4F7"/>
-        <w:spacing w:after="160" w:line="250" w:lineRule="auto"/>
-        <w:ind w:left="180" w:right="180"/>
-      </w:pPr>
-      <w:r>
-        <w:rPr>
-          <w:rFonts w:ascii="Consolas" w:eastAsia="Consolas" w:hAnsi="Consolas" w:cs="Consolas"/>
-          <w:sz w:val="17"/>
-          <w:szCs w:val="17"/>
-        </w:rPr>
-        <w:t>}</w:t>
-      </w:r>
-    </w:p>
-    <w:p>
-      <w:pPr>
-        <w:spacing w:after="80"/>
-        <w:ind w:left="300" w:hanging="300"/>
-      </w:pPr>
-      <w:r>
-        <w:rPr>
-          <w:b/>
-          <w:bCs/>
-          <w:color w:val="2E5496"/>
-        </w:rPr>
-        <w:t xml:space="preserve">① </w:t>
-      </w:r>
-      <w:r>
-        <w:t>height: 200px; — 이미지 영역의 높이를 고정합니다. 실제 이미지를 넣기 전에 자리를 미리 잡아두는 것으로, 나중에 이미지가 들어와도 레이아웃이 흔들리지 않습니다.</w:t>
-      </w:r>
-    </w:p>
-    <w:p>
-      <w:pPr>
-        <w:spacing w:after="80"/>
-        <w:ind w:left="300" w:hanging="300"/>
-      </w:pPr>
-      <w:r>
-        <w:rPr>
-          <w:b/>
-          <w:bCs/>
-          <w:color w:val="2E5496"/>
-        </w:rPr>
-        <w:t xml:space="preserve">② </w:t>
-      </w:r>
-      <w:r>
-        <w:t>display: flex; — 이 박스 안의 내용물(글자)을 자유롭게 움직일 수 있는 Flex 모드를 켭니다. 이 선언이 없으면 아래 두 정렬 명령이 전혀 작동하지 않습니다.</w:t>
-      </w:r>
-    </w:p>
-    <w:p>
-      <w:pPr>
-        <w:spacing w:after="80"/>
-        <w:ind w:left="300" w:hanging="300"/>
-      </w:pPr>
-      <w:r>
-        <w:rPr>
-          <w:b/>
-          <w:bCs/>
-          <w:color w:val="2E5496"/>
-        </w:rPr>
-        <w:t xml:space="preserve">③ </w:t>
-      </w:r>
-      <w:r>
-        <w:t>justify-content: center; — 글자를 가로 방향 가운데로 보냅니다. 여러 명을 일렬로 세울 때 줄의 정확히 중심에 서게 만드는 것과 같습니다.</w:t>
-      </w:r>
-    </w:p>
-    <w:p>
-      <w:pPr>
-        <w:spacing w:after="80"/>
-        <w:ind w:left="300" w:hanging="300"/>
-      </w:pPr>
-      <w:r>
-        <w:rPr>
-          <w:b/>
-          <w:bCs/>
-          <w:color w:val="2E5496"/>
-        </w:rPr>
-        <w:t xml:space="preserve">④ </w:t>
-      </w:r>
-      <w:r>
-        <w:t>align-items: center; — 글자를 세로 방향 가운데로 보냅니다. 이 속성이 없으면 200px 높이 중 천장에 글자가 붙어버립니다.</w:t>
-      </w:r>
-    </w:p>
-    <w:p>
-      <w:pPr>
-        <w:pBdr>
-          <w:left w:val="single" w:sz="20" w:space="8" w:color="E8A33D"/>
-        </w:pBdr>
-        <w:shd w:val="clear" w:color="auto" w:fill="FFF4E5"/>
-        <w:spacing w:before="160" w:after="160" w:line="290" w:lineRule="auto"/>
+        <w:t>카드 위쪽에 높이 200px의 짙은 회색 사각형이 생긴다.</w:t>
+      </w:r>
+    </w:p>
+    <w:p>
+      <w:pPr>
+        <w:pBdr>
+          <w:left w:val="single" w:sz="20" w:space="8" w:color="2E75B6"/>
+        </w:pBdr>
+        <w:shd w:val="clear" w:color="auto" w:fill="E5F0F8"/>
+        <w:spacing w:after="40" w:line="290" w:lineRule="auto"/>
         <w:ind w:left="150" w:right="150"/>
       </w:pPr>
-      <w:r>
-        <w:rPr>
-          <w:b/>
-          <w:bCs/>
-          <w:color w:val="9C5700"/>
-          <w:sz w:val="19"/>
-          <w:szCs w:val="19"/>
-        </w:rPr>
-        <w:t xml:space="preserve">■ 알아두기   </w:t>
-      </w:r>
       <w:r>
         <w:rPr>
           <w:color w:val="333333"/>
           <w:sz w:val="19"/>
           <w:szCs w:val="19"/>
         </w:rPr>
-        <w:t xml:space="preserve">1부 히어로 영역, 2-2단계 네비게이션 바에 이어 세 번째로 나오는 같은 조합입니다. </w:t>
-      </w:r>
+        <w:t>그 정중앙에 Project 01 같은 흰색 굵은 글자가 놓인다.</w:t>
+      </w:r>
+    </w:p>
+    <w:p>
+      <w:pPr>
+        <w:pBdr>
+          <w:left w:val="single" w:sz="20" w:space="8" w:color="2E75B6"/>
+        </w:pBdr>
+        <w:shd w:val="clear" w:color="auto" w:fill="E5F0F8"/>
+        <w:spacing w:after="160" w:line="290" w:lineRule="auto"/>
+        <w:ind w:left="150" w:right="150"/>
+      </w:pPr>
       <w:r>
         <w:rPr>
           <w:color w:val="333333"/>
           <w:sz w:val="19"/>
           <w:szCs w:val="19"/>
         </w:rPr>
-        <w:lastRenderedPageBreak/>
-        <w:t>display: flex + justify-content: center + align-items: center — 이 세 줄은 통째로 외워두세요.</w:t>
-      </w:r>
-    </w:p>
-    <w:p>
-      <w:pPr>
-        <w:pBdr>
-          <w:left w:val="single" w:sz="20" w:space="8" w:color="2E75B6"/>
-        </w:pBdr>
-        <w:shd w:val="clear" w:color="auto" w:fill="E5F0F8"/>
+        <w:t>회색 사각형의 윗 모서리가 카드를 따라 둥글게 깎여 있다 (2-4단계의 overflow: hidden 덕분).</w:t>
+      </w:r>
+    </w:p>
+    <w:p>
+      <w:pPr>
+        <w:pBdr>
+          <w:left w:val="single" w:sz="20" w:space="8" w:color="C0504D"/>
+        </w:pBdr>
+        <w:shd w:val="clear" w:color="auto" w:fill="FCEAEA"/>
         <w:spacing w:before="160" w:after="40" w:line="290" w:lineRule="auto"/>
         <w:ind w:left="150" w:right="150"/>
       </w:pPr>
@@ -14805,11 +13198,11 @@
         <w:rPr>
           <w:b/>
           <w:bCs/>
-          <w:color w:val="1F4E79"/>
+          <w:color w:val="9C2D2D"/>
           <w:sz w:val="19"/>
           <w:szCs w:val="19"/>
         </w:rPr>
-        <w:t xml:space="preserve">■ 확인하기   </w:t>
+        <w:t xml:space="preserve">■ 자주 나는 오류   </w:t>
       </w:r>
       <w:r>
         <w:rPr>
@@ -14817,16 +13210,16 @@
           <w:sz w:val="19"/>
           <w:szCs w:val="19"/>
         </w:rPr>
-        <w:t>카드 위쪽에 높이 200px의 짙은 회색 사각형이 생긴다.</w:t>
-      </w:r>
-    </w:p>
-    <w:p>
-      <w:pPr>
-        <w:pBdr>
-          <w:left w:val="single" w:sz="20" w:space="8" w:color="2E75B6"/>
-        </w:pBdr>
-        <w:shd w:val="clear" w:color="auto" w:fill="E5F0F8"/>
-        <w:spacing w:after="40" w:line="290" w:lineRule="auto"/>
+        <w:t>글자가 상자 왼쪽 위에 붙는다 → display: flex 없이 justify-content 와 align-items 만 썼습니다. 이 세 줄은 항상 함께 갑니다.</w:t>
+      </w:r>
+    </w:p>
+    <w:p>
+      <w:pPr>
+        <w:pBdr>
+          <w:left w:val="single" w:sz="20" w:space="8" w:color="C0504D"/>
+        </w:pBdr>
+        <w:shd w:val="clear" w:color="auto" w:fill="FCEAEA"/>
+        <w:spacing w:after="160" w:line="290" w:lineRule="auto"/>
         <w:ind w:left="150" w:right="150"/>
       </w:pPr>
       <w:r>
@@ -14835,15 +13228,15 @@
           <w:sz w:val="19"/>
           <w:szCs w:val="19"/>
         </w:rPr>
-        <w:t>그 정중앙에 Project 01 같은 흰색 굵은 글자가 놓인다.</w:t>
-      </w:r>
-    </w:p>
-    <w:p>
-      <w:pPr>
-        <w:pBdr>
-          <w:left w:val="single" w:sz="20" w:space="8" w:color="2E75B6"/>
-        </w:pBdr>
-        <w:shd w:val="clear" w:color="auto" w:fill="E5F0F8"/>
+        <w:t>상자 높이가 글자 높이만큼만 잡힌다 → height: 200px 가 .card-image 에 들어갔는지 확인하세요.</w:t>
+      </w:r>
+    </w:p>
+    <w:p>
+      <w:pPr>
+        <w:pBdr>
+          <w:left w:val="single" w:sz="20" w:space="8" w:color="C0504D"/>
+        </w:pBdr>
+        <w:shd w:val="clear" w:color="auto" w:fill="FCEAEA"/>
         <w:spacing w:after="160" w:line="290" w:lineRule="auto"/>
         <w:ind w:left="150" w:right="150"/>
       </w:pPr>
@@ -14853,27 +13246,28 @@
           <w:sz w:val="19"/>
           <w:szCs w:val="19"/>
         </w:rPr>
-        <w:t>회색 사각형의 윗 모서리가 카드를 따라 둥글게 깎여 있다 (2-4단계의 overflow: hidden 덕분).</w:t>
-      </w:r>
-    </w:p>
-    <w:p>
-      <w:pPr>
-        <w:pBdr>
-          <w:left w:val="single" w:sz="20" w:space="8" w:color="C0504D"/>
-        </w:pBdr>
-        <w:shd w:val="clear" w:color="auto" w:fill="FCEAEA"/>
-        <w:spacing w:before="160" w:after="40" w:line="290" w:lineRule="auto"/>
+        <w:t>이미지 영역의 모서리가 카드 밖으로 튀어나온다 → .card 에 overflow: hidden 을 추가하면 둥근 모서리 안쪽으로 잘립니다.</w:t>
+      </w:r>
+    </w:p>
+    <w:p>
+      <w:pPr>
+        <w:pBdr>
+          <w:left w:val="single" w:sz="20" w:space="8" w:color="7B4FA0"/>
+        </w:pBdr>
+        <w:shd w:val="clear" w:color="auto" w:fill="F1EAF7"/>
+        <w:spacing w:before="160" w:after="160" w:line="290" w:lineRule="auto"/>
         <w:ind w:left="150" w:right="150"/>
       </w:pPr>
       <w:r>
         <w:rPr>
           <w:b/>
           <w:bCs/>
-          <w:color w:val="9C2D2D"/>
+          <w:color w:val="5B2E82"/>
           <w:sz w:val="19"/>
           <w:szCs w:val="19"/>
         </w:rPr>
-        <w:t xml:space="preserve">■ 자주 나는 오류   </w:t>
+        <w:lastRenderedPageBreak/>
+        <w:t xml:space="preserve">■ 미니 과제   </w:t>
       </w:r>
       <w:r>
         <w:rPr>
@@ -14881,70 +13275,6 @@
           <w:sz w:val="19"/>
           <w:szCs w:val="19"/>
         </w:rPr>
-        <w:t>글자가 상자 왼쪽 위에 붙는다 → display: flex 없이 justify-content 와 align-items 만 썼습니다. 이 세 줄은 항상 함께 갑니다.</w:t>
-      </w:r>
-    </w:p>
-    <w:p>
-      <w:pPr>
-        <w:pBdr>
-          <w:left w:val="single" w:sz="20" w:space="8" w:color="C0504D"/>
-        </w:pBdr>
-        <w:shd w:val="clear" w:color="auto" w:fill="FCEAEA"/>
-        <w:spacing w:after="160" w:line="290" w:lineRule="auto"/>
-        <w:ind w:left="150" w:right="150"/>
-      </w:pPr>
-      <w:r>
-        <w:rPr>
-          <w:color w:val="333333"/>
-          <w:sz w:val="19"/>
-          <w:szCs w:val="19"/>
-        </w:rPr>
-        <w:t>상자 높이가 글자 높이만큼만 잡힌다 → height: 200px 가 .card-image 에 들어갔는지 확인하세요.</w:t>
-      </w:r>
-    </w:p>
-    <w:p>
-      <w:pPr>
-        <w:pBdr>
-          <w:left w:val="single" w:sz="20" w:space="8" w:color="C0504D"/>
-        </w:pBdr>
-        <w:shd w:val="clear" w:color="auto" w:fill="FCEAEA"/>
-        <w:spacing w:after="160" w:line="290" w:lineRule="auto"/>
-        <w:ind w:left="150" w:right="150"/>
-      </w:pPr>
-      <w:r>
-        <w:rPr>
-          <w:color w:val="333333"/>
-          <w:sz w:val="19"/>
-          <w:szCs w:val="19"/>
-        </w:rPr>
-        <w:t>이미지 영역의 모서리가 카드 밖으로 튀어나온다 → .card 에 overflow: hidden 을 추가하면 둥근 모서리 안쪽으로 잘립니다.</w:t>
-      </w:r>
-    </w:p>
-    <w:p>
-      <w:pPr>
-        <w:pBdr>
-          <w:left w:val="single" w:sz="20" w:space="8" w:color="7B4FA0"/>
-        </w:pBdr>
-        <w:shd w:val="clear" w:color="auto" w:fill="F1EAF7"/>
-        <w:spacing w:before="160" w:after="160" w:line="290" w:lineRule="auto"/>
-        <w:ind w:left="150" w:right="150"/>
-      </w:pPr>
-      <w:r>
-        <w:rPr>
-          <w:b/>
-          <w:bCs/>
-          <w:color w:val="5B2E82"/>
-          <w:sz w:val="19"/>
-          <w:szCs w:val="19"/>
-        </w:rPr>
-        <w:t xml:space="preserve">■ 미니 과제   </w:t>
-      </w:r>
-      <w:r>
-        <w:rPr>
-          <w:color w:val="333333"/>
-          <w:sz w:val="19"/>
-          <w:szCs w:val="19"/>
-        </w:rPr>
         <w:t>align-items: center를 잠시 지워보세요. 글자가 어디로 가나요?</w:t>
       </w:r>
     </w:p>
@@ -14965,6 +13295,7 @@
     </w:p>
     <w:p>
       <w:pPr>
+        <w:pageBreakBefore/>
         <w:pBdr>
           <w:bottom w:val="single" w:sz="12" w:space="6" w:color="2E5496"/>
         </w:pBdr>
@@ -14978,6 +13309,7 @@
           <w:sz w:val="26"/>
           <w:szCs w:val="26"/>
         </w:rPr>
+        <w:lastRenderedPageBreak/>
         <w:t xml:space="preserve">[실습 2-6]  </w:t>
       </w:r>
       <w:r>
@@ -15051,7 +13383,6 @@
           <w:szCs w:val="14"/>
         </w:rPr>
       </w:pPr>
-      <w:proofErr w:type="gramStart"/>
       <w:r>
         <w:rPr>
           <w:b/>
@@ -15071,19 +13402,7 @@
           <w:sz w:val="18"/>
           <w:szCs w:val="18"/>
         </w:rPr>
-        <w:t>css</w:t>
-      </w:r>
-      <w:proofErr w:type="gramEnd"/>
-      <w:r>
-        <w:rPr>
-          <w:rFonts w:ascii="Consolas" w:eastAsia="Consolas" w:hAnsi="Consolas" w:cs="Consolas"/>
-          <w:b/>
-          <w:bCs/>
-          <w:color w:val="1F3864"/>
-          <w:sz w:val="18"/>
-          <w:szCs w:val="18"/>
-        </w:rPr>
-        <w:t xml:space="preserve">/projects06.css  </w:t>
+        <w:t xml:space="preserve">css/projects06.css  </w:t>
       </w:r>
       <w:hyperlink r:id="rId31" w:history="1">
         <w:r>
@@ -15137,29 +13456,7 @@
           <w:sz w:val="17"/>
           <w:szCs w:val="17"/>
         </w:rPr>
-        <w:t xml:space="preserve">▶ </w:t>
-      </w:r>
-      <w:proofErr w:type="spellStart"/>
-      <w:r>
-        <w:rPr>
-          <w:b/>
-          <w:bCs/>
-          <w:color w:val="666666"/>
-          <w:sz w:val="17"/>
-          <w:szCs w:val="17"/>
-        </w:rPr>
-        <w:t>css</w:t>
-      </w:r>
-      <w:proofErr w:type="spellEnd"/>
-      <w:r>
-        <w:rPr>
-          <w:b/>
-          <w:bCs/>
-          <w:color w:val="666666"/>
-          <w:sz w:val="17"/>
-          <w:szCs w:val="17"/>
-        </w:rPr>
-        <w:t>/projects06.css</w:t>
+        <w:t>▶ css/projects06.css</w:t>
       </w:r>
     </w:p>
     <w:p>
@@ -15177,25 +13474,7 @@
           <w:sz w:val="17"/>
           <w:szCs w:val="17"/>
         </w:rPr>
-        <w:t xml:space="preserve">/* [6단계] 카드 텍스트 </w:t>
-      </w:r>
-      <w:proofErr w:type="gramStart"/>
-      <w:r>
-        <w:rPr>
-          <w:rFonts w:ascii="Consolas" w:eastAsia="Consolas" w:hAnsi="Consolas" w:cs="Consolas"/>
-          <w:sz w:val="17"/>
-          <w:szCs w:val="17"/>
-        </w:rPr>
-        <w:t>내용 :</w:t>
-      </w:r>
-      <w:proofErr w:type="gramEnd"/>
-      <w:r>
-        <w:rPr>
-          <w:rFonts w:ascii="Consolas" w:eastAsia="Consolas" w:hAnsi="Consolas" w:cs="Consolas"/>
-          <w:sz w:val="17"/>
-          <w:szCs w:val="17"/>
-        </w:rPr>
-        <w:t xml:space="preserve"> 제목과 설명이 들어가는 곳 */</w:t>
+        <w:t>/* [6단계] 카드 텍스트 내용 : 제목과 설명이 들어가는 곳 */</w:t>
       </w:r>
     </w:p>
     <w:p>
@@ -15485,7 +13764,6 @@
           <w:sz w:val="21"/>
           <w:szCs w:val="21"/>
         </w:rPr>
-        <w:lastRenderedPageBreak/>
         <w:t>2) .card-content h3 (제목)</w:t>
       </w:r>
     </w:p>
@@ -15525,6 +13803,7 @@
     </w:p>
     <w:p>
       <w:pPr>
+        <w:pageBreakBefore/>
         <w:spacing w:before="200" w:after="100"/>
       </w:pPr>
       <w:r>
@@ -15535,6 +13814,7 @@
           <w:sz w:val="21"/>
           <w:szCs w:val="21"/>
         </w:rPr>
+        <w:lastRenderedPageBreak/>
         <w:t>3) .card-content p (본문 설명)</w:t>
       </w:r>
     </w:p>
@@ -16042,6 +14322,7 @@
     </w:p>
     <w:p>
       <w:pPr>
+        <w:pageBreakBefore/>
         <w:pBdr>
           <w:bottom w:val="single" w:sz="12" w:space="6" w:color="2E5496"/>
         </w:pBdr>
@@ -16055,6 +14336,7 @@
           <w:sz w:val="26"/>
           <w:szCs w:val="26"/>
         </w:rPr>
+        <w:lastRenderedPageBreak/>
         <w:t xml:space="preserve">[실습 2-7]  </w:t>
       </w:r>
       <w:r>
@@ -16128,7 +14410,6 @@
           <w:szCs w:val="14"/>
         </w:rPr>
       </w:pPr>
-      <w:proofErr w:type="gramStart"/>
       <w:r>
         <w:rPr>
           <w:b/>
@@ -16148,19 +14429,7 @@
           <w:sz w:val="18"/>
           <w:szCs w:val="18"/>
         </w:rPr>
-        <w:t>css</w:t>
-      </w:r>
-      <w:proofErr w:type="gramEnd"/>
-      <w:r>
-        <w:rPr>
-          <w:rFonts w:ascii="Consolas" w:eastAsia="Consolas" w:hAnsi="Consolas" w:cs="Consolas"/>
-          <w:b/>
-          <w:bCs/>
-          <w:color w:val="1F3864"/>
-          <w:sz w:val="18"/>
-          <w:szCs w:val="18"/>
-        </w:rPr>
-        <w:t xml:space="preserve">/projects07.css </w:t>
+        <w:t xml:space="preserve">css/projects07.css </w:t>
       </w:r>
       <w:hyperlink r:id="rId33" w:history="1">
         <w:r>
@@ -16214,7 +14483,6 @@
           <w:sz w:val="21"/>
           <w:szCs w:val="21"/>
         </w:rPr>
-        <w:lastRenderedPageBreak/>
         <w:t>1) 마우스 오버 효과</w:t>
       </w:r>
     </w:p>
@@ -16230,29 +14498,7 @@
           <w:sz w:val="17"/>
           <w:szCs w:val="17"/>
         </w:rPr>
-        <w:t xml:space="preserve">▶ </w:t>
-      </w:r>
-      <w:proofErr w:type="spellStart"/>
-      <w:r>
-        <w:rPr>
-          <w:b/>
-          <w:bCs/>
-          <w:color w:val="666666"/>
-          <w:sz w:val="17"/>
-          <w:szCs w:val="17"/>
-        </w:rPr>
-        <w:t>css</w:t>
-      </w:r>
-      <w:proofErr w:type="spellEnd"/>
-      <w:r>
-        <w:rPr>
-          <w:b/>
-          <w:bCs/>
-          <w:color w:val="666666"/>
-          <w:sz w:val="17"/>
-          <w:szCs w:val="17"/>
-        </w:rPr>
-        <w:t>/projects07.css</w:t>
+        <w:t>▶ css/projects07.css</w:t>
       </w:r>
     </w:p>
     <w:p>
@@ -16732,16 +14978,11 @@
         <w:t xml:space="preserve">• </w:t>
       </w:r>
       <w:r>
-        <w:t>display: flex</w:t>
-      </w:r>
-      <w:proofErr w:type="gramStart"/>
-      <w:r>
-        <w:t xml:space="preserve">; </w:t>
+        <w:t xml:space="preserve">display: flex; </w:t>
       </w:r>
       <w:r>
         <w:t>:</w:t>
       </w:r>
-      <w:proofErr w:type="gramEnd"/>
       <w:r>
         <w:t xml:space="preserve"> 태그들이 기본적으로 세로로 쌓이지 않고 가로로 나란히 서게 만듭니다.</w:t>
       </w:r>
@@ -16760,16 +15001,11 @@
         <w:t xml:space="preserve">• </w:t>
       </w:r>
       <w:r>
-        <w:t>gap: 8px</w:t>
-      </w:r>
-      <w:proofErr w:type="gramStart"/>
-      <w:r>
-        <w:t xml:space="preserve">; </w:t>
+        <w:t xml:space="preserve">gap: 8px; </w:t>
       </w:r>
       <w:r>
         <w:t>:</w:t>
       </w:r>
-      <w:proofErr w:type="gramEnd"/>
       <w:r>
         <w:t xml:space="preserve"> 태그들끼리 딱 붙어 있지 않도록 8px의 간격을 일정하게 벌려줍니다.</w:t>
       </w:r>
@@ -16788,16 +15024,11 @@
         <w:t xml:space="preserve">• </w:t>
       </w:r>
       <w:r>
-        <w:t>flex-wrap: wrap</w:t>
-      </w:r>
-      <w:proofErr w:type="gramStart"/>
-      <w:r>
-        <w:t xml:space="preserve">; </w:t>
+        <w:t xml:space="preserve">flex-wrap: wrap; </w:t>
       </w:r>
       <w:r>
         <w:t>:</w:t>
       </w:r>
-      <w:proofErr w:type="gramEnd"/>
       <w:r>
         <w:t xml:space="preserve"> 태그가 많아져 카드 너비를 넘어갈 때를 대비합니다. 이 속성이 없으면 태그가 카드 밖으로 삐져나가지만, wrap을 설정하면 자동으로 다음 줄로 내려가 차곡차곡 쌓입니다.</w:t>
       </w:r>
@@ -16816,16 +15047,11 @@
         <w:t xml:space="preserve">• </w:t>
       </w:r>
       <w:r>
-        <w:t>background: #f0f0f0</w:t>
-      </w:r>
-      <w:proofErr w:type="gramStart"/>
-      <w:r>
-        <w:t xml:space="preserve">; </w:t>
+        <w:t xml:space="preserve">background: #f0f0f0; </w:t>
       </w:r>
       <w:r>
         <w:t>:</w:t>
       </w:r>
-      <w:proofErr w:type="gramEnd"/>
       <w:r>
         <w:t xml:space="preserve"> 글자 뒤에 연한 회색 바탕을 깔아 본문 글씨와 구분되는 버튼 느낌을 줍니다.</w:t>
       </w:r>
@@ -16844,16 +15070,11 @@
         <w:t xml:space="preserve">• </w:t>
       </w:r>
       <w:r>
-        <w:t>padding: 4px 12px</w:t>
-      </w:r>
-      <w:proofErr w:type="gramStart"/>
-      <w:r>
-        <w:t xml:space="preserve">; </w:t>
+        <w:t xml:space="preserve">padding: 4px 12px; </w:t>
       </w:r>
       <w:r>
         <w:t>:</w:t>
       </w:r>
-      <w:proofErr w:type="gramEnd"/>
       <w:r>
         <w:t xml:space="preserve"> 글자 주변에 여백을 주어 태그가 통통하게 보이게 합니다 (위아래 4px, 좌우 12px).</w:t>
       </w:r>
@@ -16872,16 +15093,11 @@
         <w:t xml:space="preserve">• </w:t>
       </w:r>
       <w:r>
-        <w:t>border-radius: 50px</w:t>
-      </w:r>
-      <w:proofErr w:type="gramStart"/>
-      <w:r>
-        <w:t xml:space="preserve">; </w:t>
+        <w:t xml:space="preserve">border-radius: 50px; </w:t>
       </w:r>
       <w:r>
         <w:t>:</w:t>
       </w:r>
-      <w:proofErr w:type="gramEnd"/>
       <w:r>
         <w:t xml:space="preserve"> 상자 높이보다 충분히 큰 값을 주면 양 끝이 완벽한 반원이 되어 알약 모양의 세련된 디자인이 됩니다.</w:t>
       </w:r>
@@ -16900,16 +15116,11 @@
         <w:t xml:space="preserve">• </w:t>
       </w:r>
       <w:r>
-        <w:t>font-size: 0.8rem</w:t>
-      </w:r>
-      <w:proofErr w:type="gramStart"/>
-      <w:r>
-        <w:t xml:space="preserve">; </w:t>
+        <w:t xml:space="preserve">font-size: 0.8rem; </w:t>
       </w:r>
       <w:r>
         <w:t>:</w:t>
       </w:r>
-      <w:proofErr w:type="gramEnd"/>
       <w:r>
         <w:t xml:space="preserve"> 메인 설명보다 작게 설정해 부가 정보임을 나타냅니다.</w:t>
       </w:r>
@@ -17039,93 +15250,58 @@
           <w:sz w:val="19"/>
           <w:szCs w:val="19"/>
         </w:rPr>
-        <w:t xml:space="preserve">태그가 카드 밖으로 </w:t>
-      </w:r>
-      <w:proofErr w:type="spellStart"/>
+        <w:t>태그가 카드 밖으로 삐져나온다 → .tags 에 flex-wrap: wrap 이 빠졌습니다.</w:t>
+      </w:r>
+    </w:p>
+    <w:p>
+      <w:pPr>
+        <w:pBdr>
+          <w:left w:val="single" w:sz="20" w:space="8" w:color="7B4FA0"/>
+        </w:pBdr>
+        <w:shd w:val="clear" w:color="auto" w:fill="F1EAF7"/>
+        <w:spacing w:before="160" w:after="40" w:line="290" w:lineRule="auto"/>
+        <w:ind w:left="150" w:right="150"/>
+      </w:pPr>
+      <w:r>
+        <w:rPr>
+          <w:b/>
+          <w:bCs/>
+          <w:color w:val="5B2E82"/>
+          <w:sz w:val="19"/>
+          <w:szCs w:val="19"/>
+        </w:rPr>
+        <w:t xml:space="preserve">■ 미니 과제   </w:t>
+      </w:r>
       <w:r>
         <w:rPr>
           <w:color w:val="333333"/>
           <w:sz w:val="19"/>
           <w:szCs w:val="19"/>
         </w:rPr>
-        <w:t>삐져나온다</w:t>
-      </w:r>
-      <w:proofErr w:type="spellEnd"/>
+        <w:t>첫 번째 카드의 태그를 8개까지 늘려보세요. flex-wrap: wrap 덕분에 자동으로 다음 줄로 넘어가는지 확인하세요.</w:t>
+      </w:r>
+    </w:p>
+    <w:p>
+      <w:pPr>
+        <w:pBdr>
+          <w:left w:val="single" w:sz="20" w:space="8" w:color="7B4FA0"/>
+        </w:pBdr>
+        <w:shd w:val="clear" w:color="auto" w:fill="F1EAF7"/>
+        <w:spacing w:after="160" w:line="290" w:lineRule="auto"/>
+        <w:ind w:left="150" w:right="150"/>
+      </w:pPr>
       <w:r>
         <w:rPr>
           <w:color w:val="333333"/>
           <w:sz w:val="19"/>
           <w:szCs w:val="19"/>
         </w:rPr>
-        <w:t xml:space="preserve"> </w:t>
-      </w:r>
-      <w:proofErr w:type="gramStart"/>
-      <w:r>
-        <w:rPr>
-          <w:color w:val="333333"/>
-          <w:sz w:val="19"/>
-          <w:szCs w:val="19"/>
-        </w:rPr>
-        <w:t>→ .tags</w:t>
-      </w:r>
-      <w:proofErr w:type="gramEnd"/>
-      <w:r>
-        <w:rPr>
-          <w:color w:val="333333"/>
-          <w:sz w:val="19"/>
-          <w:szCs w:val="19"/>
-        </w:rPr>
-        <w:t xml:space="preserve"> 에 flex-wrap: wrap 이 빠졌습니다.</w:t>
-      </w:r>
-    </w:p>
-    <w:p>
-      <w:pPr>
-        <w:pBdr>
-          <w:left w:val="single" w:sz="20" w:space="8" w:color="7B4FA0"/>
-        </w:pBdr>
-        <w:shd w:val="clear" w:color="auto" w:fill="F1EAF7"/>
-        <w:spacing w:before="160" w:after="40" w:line="290" w:lineRule="auto"/>
-        <w:ind w:left="150" w:right="150"/>
-      </w:pPr>
-      <w:r>
-        <w:rPr>
-          <w:b/>
-          <w:bCs/>
-          <w:color w:val="5B2E82"/>
-          <w:sz w:val="19"/>
-          <w:szCs w:val="19"/>
-        </w:rPr>
-        <w:t xml:space="preserve">■ 미니 과제   </w:t>
-      </w:r>
-      <w:r>
-        <w:rPr>
-          <w:color w:val="333333"/>
-          <w:sz w:val="19"/>
-          <w:szCs w:val="19"/>
-        </w:rPr>
-        <w:t>첫 번째 카드의 태그를 8개까지 늘려보세요. flex-wrap: wrap 덕분에 자동으로 다음 줄로 넘어가는지 확인하세요.</w:t>
-      </w:r>
-    </w:p>
-    <w:p>
-      <w:pPr>
-        <w:pBdr>
-          <w:left w:val="single" w:sz="20" w:space="8" w:color="7B4FA0"/>
-        </w:pBdr>
-        <w:shd w:val="clear" w:color="auto" w:fill="F1EAF7"/>
-        <w:spacing w:after="160" w:line="290" w:lineRule="auto"/>
-        <w:ind w:left="150" w:right="150"/>
-      </w:pPr>
-      <w:r>
-        <w:rPr>
-          <w:color w:val="333333"/>
-          <w:sz w:val="19"/>
-          <w:szCs w:val="19"/>
-        </w:rPr>
         <w:t>border-radius: 50px를 4px로 바꿔보세요. 알약이 아니라 각진 칩이 됩니다.</w:t>
       </w:r>
     </w:p>
     <w:p>
       <w:pPr>
+        <w:pageBreakBefore/>
         <w:pBdr>
           <w:bottom w:val="single" w:sz="12" w:space="6" w:color="2E5496"/>
         </w:pBdr>
@@ -17142,7 +15318,6 @@
         <w:lastRenderedPageBreak/>
         <w:t xml:space="preserve">[실습 2-8]  </w:t>
       </w:r>
-      <w:proofErr w:type="spellStart"/>
       <w:r>
         <w:rPr>
           <w:b/>
@@ -17151,18 +15326,7 @@
           <w:sz w:val="26"/>
           <w:szCs w:val="26"/>
         </w:rPr>
-        <w:t>푸터로</w:t>
-      </w:r>
-      <w:proofErr w:type="spellEnd"/>
-      <w:r>
-        <w:rPr>
-          <w:b/>
-          <w:bCs/>
-          <w:color w:val="1F3864"/>
-          <w:sz w:val="26"/>
-          <w:szCs w:val="26"/>
-        </w:rPr>
-        <w:t xml:space="preserve"> 페이지 마무리</w:t>
+        <w:t>푸터로 페이지 마무리</w:t>
       </w:r>
     </w:p>
     <w:p>
@@ -17176,7 +15340,6 @@
           <w:szCs w:val="14"/>
         </w:rPr>
       </w:pPr>
-      <w:proofErr w:type="gramStart"/>
       <w:r>
         <w:rPr>
           <w:b/>
@@ -17196,19 +15359,7 @@
           <w:sz w:val="18"/>
           <w:szCs w:val="18"/>
         </w:rPr>
-        <w:t>projects08.html</w:t>
-      </w:r>
-      <w:proofErr w:type="gramEnd"/>
-      <w:r>
-        <w:rPr>
-          <w:rFonts w:ascii="Consolas" w:eastAsia="Consolas" w:hAnsi="Consolas" w:cs="Consolas"/>
-          <w:b/>
-          <w:bCs/>
-          <w:color w:val="1F3864"/>
-          <w:sz w:val="18"/>
-          <w:szCs w:val="18"/>
-        </w:rPr>
-        <w:t xml:space="preserve">   </w:t>
+        <w:t xml:space="preserve">projects08.html   </w:t>
       </w:r>
       <w:hyperlink r:id="rId34" w:history="1">
         <w:r>
@@ -17233,7 +15384,6 @@
           <w:szCs w:val="14"/>
         </w:rPr>
       </w:pPr>
-      <w:proofErr w:type="gramStart"/>
       <w:r>
         <w:rPr>
           <w:b/>
@@ -17253,19 +15403,7 @@
           <w:sz w:val="18"/>
           <w:szCs w:val="18"/>
         </w:rPr>
-        <w:t>css</w:t>
-      </w:r>
-      <w:proofErr w:type="gramEnd"/>
-      <w:r>
-        <w:rPr>
-          <w:rFonts w:ascii="Consolas" w:eastAsia="Consolas" w:hAnsi="Consolas" w:cs="Consolas"/>
-          <w:b/>
-          <w:bCs/>
-          <w:color w:val="1F3864"/>
-          <w:sz w:val="18"/>
-          <w:szCs w:val="18"/>
-        </w:rPr>
-        <w:t xml:space="preserve">/projects08.css  </w:t>
+        <w:t xml:space="preserve">css/projects08.css  </w:t>
       </w:r>
       <w:hyperlink r:id="rId35" w:history="1">
         <w:r>
@@ -17970,6 +16108,7 @@
     </w:p>
     <w:p>
       <w:pPr>
+        <w:pageBreakBefore/>
         <w:shd w:val="clear" w:color="auto" w:fill="1F3864"/>
         <w:spacing w:before="200" w:after="200"/>
         <w:ind w:left="150" w:right="150"/>
@@ -18352,6 +16491,7 @@
     </w:p>
     <w:p>
       <w:pPr>
+        <w:pageBreakBefore/>
         <w:pBdr>
           <w:bottom w:val="single" w:sz="12" w:space="6" w:color="2E5496"/>
         </w:pBdr>
@@ -18365,6 +16505,7 @@
           <w:sz w:val="26"/>
           <w:szCs w:val="26"/>
         </w:rPr>
+        <w:lastRenderedPageBreak/>
         <w:t xml:space="preserve">[실습 3-1]  </w:t>
       </w:r>
       <w:r>
@@ -18389,7 +16530,6 @@
           <w:szCs w:val="14"/>
         </w:rPr>
       </w:pPr>
-      <w:proofErr w:type="gramStart"/>
       <w:r>
         <w:rPr>
           <w:b/>
@@ -18409,19 +16549,7 @@
           <w:sz w:val="18"/>
           <w:szCs w:val="18"/>
         </w:rPr>
-        <w:t>student</w:t>
-      </w:r>
-      <w:proofErr w:type="gramEnd"/>
-      <w:r>
-        <w:rPr>
-          <w:rFonts w:ascii="Consolas" w:eastAsia="Consolas" w:hAnsi="Consolas" w:cs="Consolas"/>
-          <w:b/>
-          <w:bCs/>
-          <w:color w:val="1F3864"/>
-          <w:sz w:val="18"/>
-          <w:szCs w:val="18"/>
-        </w:rPr>
-        <w:t xml:space="preserve">-client-step01.html </w:t>
+        <w:t xml:space="preserve">student-client-step01.html </w:t>
       </w:r>
       <w:hyperlink r:id="rId36" w:history="1">
         <w:r>
@@ -18946,7 +17074,6 @@
           <w:sz w:val="17"/>
           <w:szCs w:val="17"/>
         </w:rPr>
-        <w:lastRenderedPageBreak/>
         <w:t xml:space="preserve"> </w:t>
       </w:r>
     </w:p>
@@ -19394,6 +17521,7 @@
           <w:sz w:val="21"/>
           <w:szCs w:val="21"/>
         </w:rPr>
+        <w:lastRenderedPageBreak/>
         <w:t>1) input 타입 고르기</w:t>
       </w:r>
     </w:p>
@@ -19868,20 +17996,12 @@
           <w:sz w:val="19"/>
           <w:szCs w:val="19"/>
         </w:rPr>
-        <w:t>pattern은 브라우저가 검사해 주는 편리한 기능이지만, 3-5단계에서 JavaScript로 한 번 더 검사합니다. 브라우저 검사는 개발자 도구로 쉽게 무력화할 수 있어 보안 수단이 될 수 없기 때문입</w:t>
-      </w:r>
-      <w:r>
-        <w:rPr>
-          <w:color w:val="333333"/>
-          <w:sz w:val="19"/>
-          <w:szCs w:val="19"/>
-        </w:rPr>
-        <w:lastRenderedPageBreak/>
-        <w:t>니다. 최종 검증은 반드시 서버에서 다시 이루어져야 합니다.</w:t>
-      </w:r>
-    </w:p>
-    <w:p>
-      <w:pPr>
+        <w:t>pattern은 브라우저가 검사해 주는 편리한 기능이지만, 3-5단계에서 JavaScript로 한 번 더 검사합니다. 브라우저 검사는 개발자 도구로 쉽게 무력화할 수 있어 보안 수단이 될 수 없기 때문입니다. 최종 검증은 반드시 서버에서 다시 이루어져야 합니다.</w:t>
+      </w:r>
+    </w:p>
+    <w:p>
+      <w:pPr>
+        <w:pageBreakBefore/>
         <w:spacing w:before="200" w:after="100"/>
       </w:pPr>
       <w:r>
@@ -19892,6 +18012,7 @@
           <w:sz w:val="21"/>
           <w:szCs w:val="21"/>
         </w:rPr>
+        <w:lastRenderedPageBreak/>
         <w:t>3) id 와 name — 둘 다 필요합니다</w:t>
       </w:r>
     </w:p>
@@ -20363,6 +18484,7 @@
     </w:p>
     <w:p>
       <w:pPr>
+        <w:pageBreakBefore/>
         <w:pBdr>
           <w:bottom w:val="single" w:sz="12" w:space="6" w:color="2E5496"/>
         </w:pBdr>
@@ -20376,6 +18498,7 @@
           <w:sz w:val="26"/>
           <w:szCs w:val="26"/>
         </w:rPr>
+        <w:lastRenderedPageBreak/>
         <w:t xml:space="preserve">[실습 3-2]  </w:t>
       </w:r>
       <w:r>
@@ -20400,7 +18523,6 @@
           <w:szCs w:val="14"/>
         </w:rPr>
       </w:pPr>
-      <w:proofErr w:type="gramStart"/>
       <w:r>
         <w:rPr>
           <w:b/>
@@ -20420,19 +18542,7 @@
           <w:sz w:val="18"/>
           <w:szCs w:val="18"/>
         </w:rPr>
-        <w:t>student</w:t>
-      </w:r>
-      <w:proofErr w:type="gramEnd"/>
-      <w:r>
-        <w:rPr>
-          <w:rFonts w:ascii="Consolas" w:eastAsia="Consolas" w:hAnsi="Consolas" w:cs="Consolas"/>
-          <w:b/>
-          <w:bCs/>
-          <w:color w:val="1F3864"/>
-          <w:sz w:val="18"/>
-          <w:szCs w:val="18"/>
-        </w:rPr>
-        <w:t xml:space="preserve">-client-step02.html </w:t>
+        <w:t xml:space="preserve">student-client-step02.html </w:t>
       </w:r>
       <w:hyperlink r:id="rId37" w:history="1">
         <w:r>
@@ -20551,7 +18661,6 @@
           <w:sz w:val="17"/>
           <w:szCs w:val="17"/>
         </w:rPr>
-        <w:lastRenderedPageBreak/>
         <w:t xml:space="preserve"> </w:t>
       </w:r>
     </w:p>
@@ -21014,6 +19123,7 @@
           <w:sz w:val="19"/>
           <w:szCs w:val="19"/>
         </w:rPr>
+        <w:lastRenderedPageBreak/>
         <w:t xml:space="preserve">■ 확인하기   </w:t>
       </w:r>
       <w:r>
@@ -21142,7 +19252,6 @@
           <w:sz w:val="19"/>
           <w:szCs w:val="19"/>
         </w:rPr>
-        <w:lastRenderedPageBreak/>
         <w:t xml:space="preserve">■ 미니 과제   </w:t>
       </w:r>
       <w:r>
@@ -21156,6 +19265,7 @@
     </w:p>
     <w:p>
       <w:pPr>
+        <w:pageBreakBefore/>
         <w:pBdr>
           <w:bottom w:val="single" w:sz="12" w:space="6" w:color="2E5496"/>
         </w:pBdr>
@@ -21169,6 +19279,7 @@
           <w:sz w:val="26"/>
           <w:szCs w:val="26"/>
         </w:rPr>
+        <w:lastRenderedPageBreak/>
         <w:t xml:space="preserve">[실습 3-3]  </w:t>
       </w:r>
       <w:r>
@@ -21193,7 +19304,6 @@
           <w:szCs w:val="14"/>
         </w:rPr>
       </w:pPr>
-      <w:proofErr w:type="gramStart"/>
       <w:r>
         <w:rPr>
           <w:b/>
@@ -21213,19 +19323,7 @@
           <w:sz w:val="18"/>
           <w:szCs w:val="18"/>
         </w:rPr>
-        <w:t>student</w:t>
-      </w:r>
-      <w:proofErr w:type="gramEnd"/>
-      <w:r>
-        <w:rPr>
-          <w:rFonts w:ascii="Consolas" w:eastAsia="Consolas" w:hAnsi="Consolas" w:cs="Consolas"/>
-          <w:b/>
-          <w:bCs/>
-          <w:color w:val="1F3864"/>
-          <w:sz w:val="18"/>
-          <w:szCs w:val="18"/>
-        </w:rPr>
-        <w:t xml:space="preserve">-client-step03.html </w:t>
+        <w:t xml:space="preserve">student-client-step03.html </w:t>
       </w:r>
       <w:hyperlink r:id="rId38" w:history="1">
         <w:r>
@@ -21250,7 +19348,6 @@
           <w:szCs w:val="14"/>
         </w:rPr>
       </w:pPr>
-      <w:proofErr w:type="gramStart"/>
       <w:r>
         <w:rPr>
           <w:b/>
@@ -21270,19 +19367,7 @@
           <w:sz w:val="18"/>
           <w:szCs w:val="18"/>
         </w:rPr>
-        <w:t>css</w:t>
-      </w:r>
-      <w:proofErr w:type="gramEnd"/>
-      <w:r>
-        <w:rPr>
-          <w:rFonts w:ascii="Consolas" w:eastAsia="Consolas" w:hAnsi="Consolas" w:cs="Consolas"/>
-          <w:b/>
-          <w:bCs/>
-          <w:color w:val="1F3864"/>
-          <w:sz w:val="18"/>
-          <w:szCs w:val="18"/>
-        </w:rPr>
-        <w:t xml:space="preserve">/form.css   </w:t>
+        <w:t xml:space="preserve">css/form.css   </w:t>
       </w:r>
       <w:hyperlink r:id="rId39" w:history="1">
         <w:r>
@@ -21886,6 +19971,7 @@
     </w:p>
     <w:p>
       <w:pPr>
+        <w:pageBreakBefore/>
         <w:spacing w:before="200" w:after="100"/>
       </w:pPr>
       <w:r>
@@ -21896,6 +19982,7 @@
           <w:sz w:val="21"/>
           <w:szCs w:val="21"/>
         </w:rPr>
+        <w:lastRenderedPageBreak/>
         <w:t>2) css/form.css 에 추가할 클래스</w:t>
       </w:r>
     </w:p>
@@ -21929,7 +20016,6 @@
           <w:sz w:val="17"/>
           <w:szCs w:val="17"/>
         </w:rPr>
-        <w:lastRenderedPageBreak/>
         <w:t>/* 폼을 감싸는 컨테이너 */</w:t>
       </w:r>
     </w:p>
@@ -22655,6 +20741,7 @@
     </w:p>
     <w:p>
       <w:pPr>
+        <w:pageBreakBefore/>
         <w:spacing w:before="200" w:after="100"/>
       </w:pPr>
       <w:r>
@@ -22665,6 +20752,7 @@
           <w:sz w:val="21"/>
           <w:szCs w:val="21"/>
         </w:rPr>
+        <w:lastRenderedPageBreak/>
         <w:t>3) 꼭 이해할 것 : repeat(auto-fit, minmax(250px, 1fr))</w:t>
       </w:r>
     </w:p>
@@ -22999,7 +21087,6 @@
           <w:sz w:val="19"/>
           <w:szCs w:val="19"/>
         </w:rPr>
-        <w:lastRenderedPageBreak/>
         <w:t xml:space="preserve">■ 알아두기   </w:t>
       </w:r>
       <w:r>
@@ -23412,6 +21499,7 @@
     </w:p>
     <w:p>
       <w:pPr>
+        <w:pageBreakBefore/>
         <w:pBdr>
           <w:bottom w:val="single" w:sz="12" w:space="6" w:color="2E5496"/>
         </w:pBdr>
@@ -23425,6 +21513,7 @@
           <w:sz w:val="26"/>
           <w:szCs w:val="26"/>
         </w:rPr>
+        <w:lastRenderedPageBreak/>
         <w:t xml:space="preserve">[실습 3-4]  </w:t>
       </w:r>
       <w:r>
@@ -23449,7 +21538,6 @@
           <w:szCs w:val="14"/>
         </w:rPr>
       </w:pPr>
-      <w:proofErr w:type="gramStart"/>
       <w:r>
         <w:rPr>
           <w:b/>
@@ -23469,19 +21557,7 @@
           <w:sz w:val="18"/>
           <w:szCs w:val="18"/>
         </w:rPr>
-        <w:t>student</w:t>
-      </w:r>
-      <w:proofErr w:type="gramEnd"/>
-      <w:r>
-        <w:rPr>
-          <w:rFonts w:ascii="Consolas" w:eastAsia="Consolas" w:hAnsi="Consolas" w:cs="Consolas"/>
-          <w:b/>
-          <w:bCs/>
-          <w:color w:val="1F3864"/>
-          <w:sz w:val="18"/>
-          <w:szCs w:val="18"/>
-        </w:rPr>
-        <w:t xml:space="preserve">-client-step04.html </w:t>
+        <w:t xml:space="preserve">student-client-step04.html </w:t>
       </w:r>
       <w:hyperlink r:id="rId40" w:history="1">
         <w:r>
@@ -23687,7 +21763,6 @@
           <w:sz w:val="21"/>
           <w:szCs w:val="21"/>
         </w:rPr>
-        <w:lastRenderedPageBreak/>
         <w:t>2) JavaScript 작성 — &lt;/body&gt; 바로 앞에</w:t>
       </w:r>
     </w:p>
@@ -24125,6 +22200,7 @@
     </w:p>
     <w:p>
       <w:pPr>
+        <w:pageBreakBefore/>
         <w:spacing w:before="200" w:after="100"/>
       </w:pPr>
       <w:r>
@@ -24135,6 +22211,7 @@
           <w:sz w:val="21"/>
           <w:szCs w:val="21"/>
         </w:rPr>
+        <w:lastRenderedPageBreak/>
         <w:t>3) JavaScript가 화면을 다루는 방식 : DOM</w:t>
       </w:r>
     </w:p>
@@ -24344,7 +22421,6 @@
           <w:sz w:val="21"/>
           <w:szCs w:val="21"/>
         </w:rPr>
-        <w:lastRenderedPageBreak/>
         <w:t>5) 직접 확인해보기 (꼭 해보세요)</w:t>
       </w:r>
     </w:p>
@@ -24358,6 +22434,7 @@
     </w:p>
     <w:p>
       <w:pPr>
+        <w:pageBreakBefore/>
         <w:spacing w:before="200" w:after="100"/>
       </w:pPr>
       <w:r>
@@ -24368,6 +22445,7 @@
           <w:sz w:val="21"/>
           <w:szCs w:val="21"/>
         </w:rPr>
+        <w:lastRenderedPageBreak/>
         <w:t>6) DOMContentLoaded 는 왜 필요한가</w:t>
       </w:r>
     </w:p>
@@ -24501,6 +22579,7 @@
     </w:p>
     <w:p>
       <w:pPr>
+        <w:pageBreakBefore/>
         <w:pBdr>
           <w:bottom w:val="single" w:sz="12" w:space="6" w:color="2E5496"/>
         </w:pBdr>
@@ -24514,6 +22593,7 @@
           <w:sz w:val="26"/>
           <w:szCs w:val="26"/>
         </w:rPr>
+        <w:lastRenderedPageBreak/>
         <w:t xml:space="preserve">[실습 3-5]  </w:t>
       </w:r>
       <w:r>
@@ -24538,7 +22618,6 @@
           <w:szCs w:val="14"/>
         </w:rPr>
       </w:pPr>
-      <w:proofErr w:type="gramStart"/>
       <w:r>
         <w:rPr>
           <w:b/>
@@ -24558,19 +22637,7 @@
           <w:sz w:val="18"/>
           <w:szCs w:val="18"/>
         </w:rPr>
-        <w:t>student</w:t>
-      </w:r>
-      <w:proofErr w:type="gramEnd"/>
-      <w:r>
-        <w:rPr>
-          <w:rFonts w:ascii="Consolas" w:eastAsia="Consolas" w:hAnsi="Consolas" w:cs="Consolas"/>
-          <w:b/>
-          <w:bCs/>
-          <w:color w:val="1F3864"/>
-          <w:sz w:val="18"/>
-          <w:szCs w:val="18"/>
-        </w:rPr>
-        <w:t xml:space="preserve">-client-step05.html </w:t>
+        <w:t xml:space="preserve">student-client-step05.html </w:t>
       </w:r>
       <w:hyperlink r:id="rId41" w:history="1">
         <w:r>
@@ -24595,7 +22662,6 @@
           <w:szCs w:val="14"/>
         </w:rPr>
       </w:pPr>
-      <w:proofErr w:type="gramStart"/>
       <w:r>
         <w:rPr>
           <w:b/>
@@ -24615,19 +22681,7 @@
           <w:sz w:val="18"/>
           <w:szCs w:val="18"/>
         </w:rPr>
-        <w:t>js</w:t>
-      </w:r>
-      <w:proofErr w:type="gramEnd"/>
-      <w:r>
-        <w:rPr>
-          <w:rFonts w:ascii="Consolas" w:eastAsia="Consolas" w:hAnsi="Consolas" w:cs="Consolas"/>
-          <w:b/>
-          <w:bCs/>
-          <w:color w:val="1F3864"/>
-          <w:sz w:val="18"/>
-          <w:szCs w:val="18"/>
-        </w:rPr>
-        <w:t xml:space="preserve">/form05.js  </w:t>
+        <w:t xml:space="preserve">js/form05.js  </w:t>
       </w:r>
       <w:hyperlink r:id="rId42" w:history="1">
         <w:r>
@@ -24666,58 +22720,277 @@
           <w:sz w:val="19"/>
           <w:szCs w:val="19"/>
         </w:rPr>
-        <w:t xml:space="preserve">JavaScript를 별도 파일로 분리하고, </w:t>
-      </w:r>
-      <w:proofErr w:type="spellStart"/>
+        <w:t>JavaScript를 별도 파일로 분리하고, FormData로 입력값을 수집해 검증할 수 있다.</w:t>
+      </w:r>
+    </w:p>
+    <w:p>
+      <w:pPr>
+        <w:spacing w:before="200" w:after="100"/>
+      </w:pPr>
+      <w:r>
+        <w:rPr>
+          <w:b/>
+          <w:bCs/>
+          <w:color w:val="333333"/>
+          <w:sz w:val="21"/>
+          <w:szCs w:val="21"/>
+        </w:rPr>
+        <w:t>1) JavaScript 파일 분리</w:t>
+      </w:r>
+    </w:p>
+    <w:p>
+      <w:pPr>
+        <w:spacing w:after="120"/>
+      </w:pPr>
+      <w:r>
+        <w:t>CSS를 분리했던 것과 같은 이유로 JavaScript도 별도 파일로 옮깁니다. HTML의 &lt;script&gt; 태그 안 코드를 모두 잘라내어 js/form05.js 파일에 붙여넣고, HTML에는 아래 한 줄만 남깁니다.</w:t>
+      </w:r>
+    </w:p>
+    <w:p>
+      <w:pPr>
+        <w:pBdr>
+          <w:left w:val="single" w:sz="12" w:space="6" w:color="B7C3D4"/>
+        </w:pBdr>
+        <w:shd w:val="clear" w:color="auto" w:fill="F2F4F7"/>
+        <w:spacing w:before="60" w:after="160" w:line="250" w:lineRule="auto"/>
+        <w:ind w:left="180" w:right="180"/>
+      </w:pPr>
+      <w:r>
+        <w:rPr>
+          <w:rFonts w:ascii="Consolas" w:eastAsia="Consolas" w:hAnsi="Consolas" w:cs="Consolas"/>
+          <w:sz w:val="17"/>
+          <w:szCs w:val="17"/>
+        </w:rPr>
+        <w:t>&lt;script src="js/form05.js"&gt;&lt;/script&gt;</w:t>
+      </w:r>
+    </w:p>
+    <w:p>
+      <w:pPr>
+        <w:spacing w:before="200" w:after="100"/>
+      </w:pPr>
+      <w:r>
+        <w:rPr>
+          <w:b/>
+          <w:bCs/>
+          <w:color w:val="333333"/>
+          <w:sz w:val="21"/>
+          <w:szCs w:val="21"/>
+        </w:rPr>
+        <w:t>2) FormData 객체 이해하기</w:t>
+      </w:r>
+    </w:p>
+    <w:p>
+      <w:pPr>
+        <w:spacing w:after="120"/>
+      </w:pPr>
+      <w:r>
+        <w:t>코드를 쓰기 전에 FormData가 무엇인지 먼저 알아봅시다. 이것을 모르고 코드만 따라 치면 다음 단계에서 반드시 막힙니다.</w:t>
+      </w:r>
+    </w:p>
+    <w:p>
+      <w:pPr>
+        <w:spacing w:after="120"/>
+      </w:pPr>
+      <w:r>
+        <w:t>우리 폼에는 입력창이 6개 있습니다. 값을 하나씩 가져오려면 이렇게 써야 합니다.</w:t>
+      </w:r>
+    </w:p>
+    <w:p>
+      <w:pPr>
+        <w:pBdr>
+          <w:left w:val="single" w:sz="12" w:space="6" w:color="B7C3D4"/>
+        </w:pBdr>
+        <w:shd w:val="clear" w:color="auto" w:fill="F2F4F7"/>
+        <w:spacing w:before="60" w:line="250" w:lineRule="auto"/>
+        <w:ind w:left="180" w:right="180"/>
+      </w:pPr>
+      <w:r>
+        <w:rPr>
+          <w:rFonts w:ascii="Consolas" w:eastAsia="Consolas" w:hAnsi="Consolas" w:cs="Consolas"/>
+          <w:sz w:val="17"/>
+          <w:szCs w:val="17"/>
+        </w:rPr>
+        <w:t>// FormData 없이 하나씩 가져오는 방법</w:t>
+      </w:r>
+    </w:p>
+    <w:p>
+      <w:pPr>
+        <w:pBdr>
+          <w:left w:val="single" w:sz="12" w:space="6" w:color="B7C3D4"/>
+        </w:pBdr>
+        <w:shd w:val="clear" w:color="auto" w:fill="F2F4F7"/>
+        <w:spacing w:line="250" w:lineRule="auto"/>
+        <w:ind w:left="180" w:right="180"/>
+      </w:pPr>
+      <w:r>
+        <w:rPr>
+          <w:rFonts w:ascii="Consolas" w:eastAsia="Consolas" w:hAnsi="Consolas" w:cs="Consolas"/>
+          <w:sz w:val="17"/>
+          <w:szCs w:val="17"/>
+        </w:rPr>
+        <w:t>const name = document.getElementById("name").value;</w:t>
+      </w:r>
+    </w:p>
+    <w:p>
+      <w:pPr>
+        <w:pBdr>
+          <w:left w:val="single" w:sz="12" w:space="6" w:color="B7C3D4"/>
+        </w:pBdr>
+        <w:shd w:val="clear" w:color="auto" w:fill="F2F4F7"/>
+        <w:spacing w:line="250" w:lineRule="auto"/>
+        <w:ind w:left="180" w:right="180"/>
+      </w:pPr>
+      <w:r>
+        <w:rPr>
+          <w:rFonts w:ascii="Consolas" w:eastAsia="Consolas" w:hAnsi="Consolas" w:cs="Consolas"/>
+          <w:sz w:val="17"/>
+          <w:szCs w:val="17"/>
+        </w:rPr>
+        <w:t>const studentNumber = document.getElementById("studentNumber").value;</w:t>
+      </w:r>
+    </w:p>
+    <w:p>
+      <w:pPr>
+        <w:pBdr>
+          <w:left w:val="single" w:sz="12" w:space="6" w:color="B7C3D4"/>
+        </w:pBdr>
+        <w:shd w:val="clear" w:color="auto" w:fill="F2F4F7"/>
+        <w:spacing w:line="250" w:lineRule="auto"/>
+        <w:ind w:left="180" w:right="180"/>
+      </w:pPr>
+      <w:r>
+        <w:rPr>
+          <w:rFonts w:ascii="Consolas" w:eastAsia="Consolas" w:hAnsi="Consolas" w:cs="Consolas"/>
+          <w:sz w:val="17"/>
+          <w:szCs w:val="17"/>
+        </w:rPr>
+        <w:t>const address = document.getElementById("address").value;</w:t>
+      </w:r>
+    </w:p>
+    <w:p>
+      <w:pPr>
+        <w:pBdr>
+          <w:left w:val="single" w:sz="12" w:space="6" w:color="B7C3D4"/>
+        </w:pBdr>
+        <w:shd w:val="clear" w:color="auto" w:fill="F2F4F7"/>
+        <w:spacing w:line="250" w:lineRule="auto"/>
+        <w:ind w:left="180" w:right="180"/>
+      </w:pPr>
+      <w:r>
+        <w:rPr>
+          <w:rFonts w:ascii="Consolas" w:eastAsia="Consolas" w:hAnsi="Consolas" w:cs="Consolas"/>
+          <w:sz w:val="17"/>
+          <w:szCs w:val="17"/>
+        </w:rPr>
+        <w:t>const phoneNumber = document.getElementById("phoneNumber").value;</w:t>
+      </w:r>
+    </w:p>
+    <w:p>
+      <w:pPr>
+        <w:pBdr>
+          <w:left w:val="single" w:sz="12" w:space="6" w:color="B7C3D4"/>
+        </w:pBdr>
+        <w:shd w:val="clear" w:color="auto" w:fill="F2F4F7"/>
+        <w:spacing w:line="250" w:lineRule="auto"/>
+        <w:ind w:left="180" w:right="180"/>
+      </w:pPr>
+      <w:r>
+        <w:rPr>
+          <w:rFonts w:ascii="Consolas" w:eastAsia="Consolas" w:hAnsi="Consolas" w:cs="Consolas"/>
+          <w:sz w:val="17"/>
+          <w:szCs w:val="17"/>
+        </w:rPr>
+        <w:t>const email = document.getElementById("email").value;</w:t>
+      </w:r>
+    </w:p>
+    <w:p>
+      <w:pPr>
+        <w:pBdr>
+          <w:left w:val="single" w:sz="12" w:space="6" w:color="B7C3D4"/>
+        </w:pBdr>
+        <w:shd w:val="clear" w:color="auto" w:fill="F2F4F7"/>
+        <w:spacing w:line="250" w:lineRule="auto"/>
+        <w:ind w:left="180" w:right="180"/>
+      </w:pPr>
+      <w:r>
+        <w:rPr>
+          <w:rFonts w:ascii="Consolas" w:eastAsia="Consolas" w:hAnsi="Consolas" w:cs="Consolas"/>
+          <w:sz w:val="17"/>
+          <w:szCs w:val="17"/>
+        </w:rPr>
+        <w:t>const dateOfBirth = document.getElementById("dateOfBirth").value;</w:t>
+      </w:r>
+    </w:p>
+    <w:p>
+      <w:pPr>
+        <w:pBdr>
+          <w:left w:val="single" w:sz="12" w:space="6" w:color="B7C3D4"/>
+        </w:pBdr>
+        <w:shd w:val="clear" w:color="auto" w:fill="F2F4F7"/>
+        <w:spacing w:line="250" w:lineRule="auto"/>
+        <w:ind w:left="180" w:right="180"/>
+      </w:pPr>
+      <w:r>
+        <w:rPr>
+          <w:rFonts w:ascii="Consolas" w:eastAsia="Consolas" w:hAnsi="Consolas" w:cs="Consolas"/>
+          <w:sz w:val="17"/>
+          <w:szCs w:val="17"/>
+        </w:rPr>
+        <w:t xml:space="preserve"> </w:t>
+      </w:r>
+    </w:p>
+    <w:p>
+      <w:pPr>
+        <w:pBdr>
+          <w:left w:val="single" w:sz="12" w:space="6" w:color="B7C3D4"/>
+        </w:pBdr>
+        <w:shd w:val="clear" w:color="auto" w:fill="F2F4F7"/>
+        <w:spacing w:after="160" w:line="250" w:lineRule="auto"/>
+        <w:ind w:left="180" w:right="180"/>
+      </w:pPr>
+      <w:r>
+        <w:rPr>
+          <w:rFonts w:ascii="Consolas" w:eastAsia="Consolas" w:hAnsi="Consolas" w:cs="Consolas"/>
+          <w:sz w:val="17"/>
+          <w:szCs w:val="17"/>
+        </w:rPr>
+        <w:t>// 입력창이 20개가 되면 이 줄도 20줄이 된다...</w:t>
+      </w:r>
+    </w:p>
+    <w:p>
+      <w:pPr>
+        <w:spacing w:after="120"/>
+      </w:pPr>
+      <w:r>
+        <w:t>동작은 하지만 입력창이 늘어날 때마다 코드도 함께 늘어납니다. 이런 반복을 없애려고 브라우저가 미리 만들어 둔 도구가 FormData입니다.</w:t>
+      </w:r>
+    </w:p>
+    <w:p>
+      <w:pPr>
+        <w:pBdr>
+          <w:left w:val="single" w:sz="20" w:space="8" w:color="E8A33D"/>
+        </w:pBdr>
+        <w:shd w:val="clear" w:color="auto" w:fill="FFF4E5"/>
+        <w:spacing w:before="160" w:after="160" w:line="290" w:lineRule="auto"/>
+        <w:ind w:left="150" w:right="150"/>
+      </w:pPr>
+      <w:r>
+        <w:rPr>
+          <w:b/>
+          <w:bCs/>
+          <w:color w:val="9C5700"/>
+          <w:sz w:val="19"/>
+          <w:szCs w:val="19"/>
+        </w:rPr>
+        <w:t xml:space="preserve">■ 알아두기   </w:t>
+      </w:r>
       <w:r>
         <w:rPr>
           <w:color w:val="333333"/>
           <w:sz w:val="19"/>
           <w:szCs w:val="19"/>
         </w:rPr>
-        <w:t>FormData</w:t>
-      </w:r>
-      <w:proofErr w:type="spellEnd"/>
-      <w:r>
-        <w:rPr>
-          <w:color w:val="333333"/>
-          <w:sz w:val="19"/>
-          <w:szCs w:val="19"/>
-        </w:rPr>
-        <w:t xml:space="preserve">로 </w:t>
-      </w:r>
-      <w:proofErr w:type="spellStart"/>
-      <w:r>
-        <w:rPr>
-          <w:color w:val="333333"/>
-          <w:sz w:val="19"/>
-          <w:szCs w:val="19"/>
-        </w:rPr>
-        <w:t>입력값을</w:t>
-      </w:r>
-      <w:proofErr w:type="spellEnd"/>
-      <w:r>
-        <w:rPr>
-          <w:color w:val="333333"/>
-          <w:sz w:val="19"/>
-          <w:szCs w:val="19"/>
-        </w:rPr>
-        <w:t xml:space="preserve"> 수집해 검증할 수 있다.</w:t>
-      </w:r>
-    </w:p>
-    <w:p>
-      <w:pPr>
-        <w:spacing w:before="200" w:after="100"/>
-      </w:pPr>
-      <w:r>
-        <w:rPr>
-          <w:b/>
-          <w:bCs/>
-          <w:color w:val="333333"/>
-          <w:sz w:val="21"/>
-          <w:szCs w:val="21"/>
-        </w:rPr>
-        <w:t>1) JavaScript 파일 분리</w:t>
+        <w:t>FormData는 우리가 만드는 것이 아니라 브라우저에 이미 들어 있는 기능입니다. document나 console처럼, 따로 설치하거나 불러오지 않아도 어디서든 바로 쓸 수 있습니다. 이런 것들을 브라우저 내장 객체라고 부릅니다.</w:t>
       </w:r>
     </w:p>
     <w:p>
@@ -24725,7 +22998,7 @@
         <w:spacing w:after="120"/>
       </w:pPr>
       <w:r>
-        <w:t>CSS를 분리했던 것과 같은 이유로 JavaScript도 별도 파일로 옮깁니다. HTML의 &lt;script&gt; 태그 안 코드를 모두 잘라내어 js/form05.js 파일에 붙여넣고, HTML에는 아래 한 줄만 남깁니다.</w:t>
+        <w:t>FormData는 폼 안에 있는 모든 입력값을 "이름표와 값의 쌍"으로 한 번에 모아 주는 상자입니다.</w:t>
       </w:r>
     </w:p>
     <w:p>
@@ -24743,22 +23016,7 @@
           <w:sz w:val="17"/>
           <w:szCs w:val="17"/>
         </w:rPr>
-        <w:t>&lt;script src="js/form05.js"&gt;&lt;/script&gt;</w:t>
-      </w:r>
-    </w:p>
-    <w:p>
-      <w:pPr>
-        <w:spacing w:before="200" w:after="100"/>
-      </w:pPr>
-      <w:r>
-        <w:rPr>
-          <w:b/>
-          <w:bCs/>
-          <w:color w:val="333333"/>
-          <w:sz w:val="21"/>
-          <w:szCs w:val="21"/>
-        </w:rPr>
-        <w:t>2) FormData 객체 이해하기</w:t>
+        <w:t>const formData = new FormData(studentForm);</w:t>
       </w:r>
     </w:p>
     <w:p>
@@ -24766,7 +23024,7 @@
         <w:spacing w:after="120"/>
       </w:pPr>
       <w:r>
-        <w:t>코드를 쓰기 전에 FormData가 무엇인지 먼저 알아봅시다. 이것을 모르고 코드만 따라 치면 다음 단계에서 반드시 막힙니다.</w:t>
+        <w:t>new 는 "이 종류의 물건을 새로 하나 만들어라"는 뜻이고, 괄호 안에는 어느 폼의 값을 모을지 알려줍니다. studentForm은 3-4단계에서 getElementById로 가져와 둔 폼입니다.</w:t>
       </w:r>
     </w:p>
     <w:p>
@@ -24774,319 +23032,79 @@
         <w:spacing w:after="120"/>
       </w:pPr>
       <w:r>
+        <w:t>이 한 줄이 실행되면 브라우저는 폼 안을 훑어서 아래와 같은 상자를 만들어 줍니다.</w:t>
+      </w:r>
+    </w:p>
+    <w:p>
+      <w:pPr>
+        <w:pBdr>
+          <w:left w:val="single" w:sz="12" w:space="6" w:color="B7C3D4"/>
+        </w:pBdr>
+        <w:shd w:val="clear" w:color="auto" w:fill="F2F4F7"/>
+        <w:spacing w:before="60" w:line="250" w:lineRule="auto"/>
+        <w:ind w:left="180" w:right="180"/>
+      </w:pPr>
+      <w:r>
+        <w:rPr>
+          <w:rFonts w:ascii="Consolas" w:eastAsia="Consolas" w:hAnsi="Consolas" w:cs="Consolas"/>
+          <w:sz w:val="17"/>
+          <w:szCs w:val="17"/>
+        </w:rPr>
+        <w:t xml:space="preserve">  HTML 폼                                    만들어진 FormData</w:t>
+      </w:r>
+    </w:p>
+    <w:p>
+      <w:pPr>
+        <w:pBdr>
+          <w:left w:val="single" w:sz="12" w:space="6" w:color="B7C3D4"/>
+        </w:pBdr>
+        <w:shd w:val="clear" w:color="auto" w:fill="F2F4F7"/>
+        <w:spacing w:line="250" w:lineRule="auto"/>
+        <w:ind w:left="180" w:right="180"/>
+      </w:pPr>
+      <w:r>
+        <w:rPr>
+          <w:rFonts w:ascii="Consolas" w:eastAsia="Consolas" w:hAnsi="Consolas" w:cs="Consolas"/>
+          <w:sz w:val="17"/>
+          <w:szCs w:val="17"/>
+        </w:rPr>
+        <w:t xml:space="preserve">  ------------------------------------       -----------------------------</w:t>
+      </w:r>
+    </w:p>
+    <w:p>
+      <w:pPr>
+        <w:pBdr>
+          <w:left w:val="single" w:sz="12" w:space="6" w:color="B7C3D4"/>
+        </w:pBdr>
+        <w:shd w:val="clear" w:color="auto" w:fill="F2F4F7"/>
+        <w:spacing w:line="250" w:lineRule="auto"/>
+        <w:ind w:left="180" w:right="180"/>
+      </w:pPr>
+      <w:r>
+        <w:rPr>
+          <w:rFonts w:ascii="Consolas" w:eastAsia="Consolas" w:hAnsi="Consolas" w:cs="Consolas"/>
+          <w:sz w:val="17"/>
+          <w:szCs w:val="17"/>
+        </w:rPr>
+        <w:t xml:space="preserve">  &lt;input name="name"          value="홍길동"&gt;   "name"          -&gt;  "홍길동"</w:t>
+      </w:r>
+    </w:p>
+    <w:p>
+      <w:pPr>
+        <w:pBdr>
+          <w:left w:val="single" w:sz="12" w:space="6" w:color="B7C3D4"/>
+        </w:pBdr>
+        <w:shd w:val="clear" w:color="auto" w:fill="F2F4F7"/>
+        <w:spacing w:line="250" w:lineRule="auto"/>
+        <w:ind w:left="180" w:right="180"/>
+      </w:pPr>
+      <w:r>
+        <w:rPr>
+          <w:rFonts w:ascii="Consolas" w:eastAsia="Consolas" w:hAnsi="Consolas" w:cs="Consolas"/>
+          <w:sz w:val="17"/>
+          <w:szCs w:val="17"/>
+        </w:rPr>
         <w:lastRenderedPageBreak/>
-        <w:t>우리 폼에는 입력창이 6개 있습니다. 값을 하나씩 가져오려면 이렇게 써야 합니다.</w:t>
-      </w:r>
-    </w:p>
-    <w:p>
-      <w:pPr>
-        <w:pBdr>
-          <w:left w:val="single" w:sz="12" w:space="6" w:color="B7C3D4"/>
-        </w:pBdr>
-        <w:shd w:val="clear" w:color="auto" w:fill="F2F4F7"/>
-        <w:spacing w:before="60" w:line="250" w:lineRule="auto"/>
-        <w:ind w:left="180" w:right="180"/>
-      </w:pPr>
-      <w:r>
-        <w:rPr>
-          <w:rFonts w:ascii="Consolas" w:eastAsia="Consolas" w:hAnsi="Consolas" w:cs="Consolas"/>
-          <w:sz w:val="17"/>
-          <w:szCs w:val="17"/>
-        </w:rPr>
-        <w:t>// FormData 없이 하나씩 가져오는 방법</w:t>
-      </w:r>
-    </w:p>
-    <w:p>
-      <w:pPr>
-        <w:pBdr>
-          <w:left w:val="single" w:sz="12" w:space="6" w:color="B7C3D4"/>
-        </w:pBdr>
-        <w:shd w:val="clear" w:color="auto" w:fill="F2F4F7"/>
-        <w:spacing w:line="250" w:lineRule="auto"/>
-        <w:ind w:left="180" w:right="180"/>
-      </w:pPr>
-      <w:r>
-        <w:rPr>
-          <w:rFonts w:ascii="Consolas" w:eastAsia="Consolas" w:hAnsi="Consolas" w:cs="Consolas"/>
-          <w:sz w:val="17"/>
-          <w:szCs w:val="17"/>
-        </w:rPr>
-        <w:t>const name = document.getElementById("name").value;</w:t>
-      </w:r>
-    </w:p>
-    <w:p>
-      <w:pPr>
-        <w:pBdr>
-          <w:left w:val="single" w:sz="12" w:space="6" w:color="B7C3D4"/>
-        </w:pBdr>
-        <w:shd w:val="clear" w:color="auto" w:fill="F2F4F7"/>
-        <w:spacing w:line="250" w:lineRule="auto"/>
-        <w:ind w:left="180" w:right="180"/>
-      </w:pPr>
-      <w:r>
-        <w:rPr>
-          <w:rFonts w:ascii="Consolas" w:eastAsia="Consolas" w:hAnsi="Consolas" w:cs="Consolas"/>
-          <w:sz w:val="17"/>
-          <w:szCs w:val="17"/>
-        </w:rPr>
-        <w:t>const studentNumber = document.getElementById("studentNumber").value;</w:t>
-      </w:r>
-    </w:p>
-    <w:p>
-      <w:pPr>
-        <w:pBdr>
-          <w:left w:val="single" w:sz="12" w:space="6" w:color="B7C3D4"/>
-        </w:pBdr>
-        <w:shd w:val="clear" w:color="auto" w:fill="F2F4F7"/>
-        <w:spacing w:line="250" w:lineRule="auto"/>
-        <w:ind w:left="180" w:right="180"/>
-      </w:pPr>
-      <w:r>
-        <w:rPr>
-          <w:rFonts w:ascii="Consolas" w:eastAsia="Consolas" w:hAnsi="Consolas" w:cs="Consolas"/>
-          <w:sz w:val="17"/>
-          <w:szCs w:val="17"/>
-        </w:rPr>
-        <w:t>const address = document.getElementById("address").value;</w:t>
-      </w:r>
-    </w:p>
-    <w:p>
-      <w:pPr>
-        <w:pBdr>
-          <w:left w:val="single" w:sz="12" w:space="6" w:color="B7C3D4"/>
-        </w:pBdr>
-        <w:shd w:val="clear" w:color="auto" w:fill="F2F4F7"/>
-        <w:spacing w:line="250" w:lineRule="auto"/>
-        <w:ind w:left="180" w:right="180"/>
-      </w:pPr>
-      <w:r>
-        <w:rPr>
-          <w:rFonts w:ascii="Consolas" w:eastAsia="Consolas" w:hAnsi="Consolas" w:cs="Consolas"/>
-          <w:sz w:val="17"/>
-          <w:szCs w:val="17"/>
-        </w:rPr>
-        <w:t>const phoneNumber = document.getElementById("phoneNumber").value;</w:t>
-      </w:r>
-    </w:p>
-    <w:p>
-      <w:pPr>
-        <w:pBdr>
-          <w:left w:val="single" w:sz="12" w:space="6" w:color="B7C3D4"/>
-        </w:pBdr>
-        <w:shd w:val="clear" w:color="auto" w:fill="F2F4F7"/>
-        <w:spacing w:line="250" w:lineRule="auto"/>
-        <w:ind w:left="180" w:right="180"/>
-      </w:pPr>
-      <w:r>
-        <w:rPr>
-          <w:rFonts w:ascii="Consolas" w:eastAsia="Consolas" w:hAnsi="Consolas" w:cs="Consolas"/>
-          <w:sz w:val="17"/>
-          <w:szCs w:val="17"/>
-        </w:rPr>
-        <w:t>const email = document.getElementById("email").value;</w:t>
-      </w:r>
-    </w:p>
-    <w:p>
-      <w:pPr>
-        <w:pBdr>
-          <w:left w:val="single" w:sz="12" w:space="6" w:color="B7C3D4"/>
-        </w:pBdr>
-        <w:shd w:val="clear" w:color="auto" w:fill="F2F4F7"/>
-        <w:spacing w:line="250" w:lineRule="auto"/>
-        <w:ind w:left="180" w:right="180"/>
-      </w:pPr>
-      <w:r>
-        <w:rPr>
-          <w:rFonts w:ascii="Consolas" w:eastAsia="Consolas" w:hAnsi="Consolas" w:cs="Consolas"/>
-          <w:sz w:val="17"/>
-          <w:szCs w:val="17"/>
-        </w:rPr>
-        <w:t>const dateOfBirth = document.getElementById("dateOfBirth").value;</w:t>
-      </w:r>
-    </w:p>
-    <w:p>
-      <w:pPr>
-        <w:pBdr>
-          <w:left w:val="single" w:sz="12" w:space="6" w:color="B7C3D4"/>
-        </w:pBdr>
-        <w:shd w:val="clear" w:color="auto" w:fill="F2F4F7"/>
-        <w:spacing w:line="250" w:lineRule="auto"/>
-        <w:ind w:left="180" w:right="180"/>
-      </w:pPr>
-      <w:r>
-        <w:rPr>
-          <w:rFonts w:ascii="Consolas" w:eastAsia="Consolas" w:hAnsi="Consolas" w:cs="Consolas"/>
-          <w:sz w:val="17"/>
-          <w:szCs w:val="17"/>
-        </w:rPr>
-        <w:t xml:space="preserve"> </w:t>
-      </w:r>
-    </w:p>
-    <w:p>
-      <w:pPr>
-        <w:pBdr>
-          <w:left w:val="single" w:sz="12" w:space="6" w:color="B7C3D4"/>
-        </w:pBdr>
-        <w:shd w:val="clear" w:color="auto" w:fill="F2F4F7"/>
-        <w:spacing w:after="160" w:line="250" w:lineRule="auto"/>
-        <w:ind w:left="180" w:right="180"/>
-      </w:pPr>
-      <w:r>
-        <w:rPr>
-          <w:rFonts w:ascii="Consolas" w:eastAsia="Consolas" w:hAnsi="Consolas" w:cs="Consolas"/>
-          <w:sz w:val="17"/>
-          <w:szCs w:val="17"/>
-        </w:rPr>
-        <w:t>// 입력창이 20개가 되면 이 줄도 20줄이 된다...</w:t>
-      </w:r>
-    </w:p>
-    <w:p>
-      <w:pPr>
-        <w:spacing w:after="120"/>
-      </w:pPr>
-      <w:r>
-        <w:t>동작은 하지만 입력창이 늘어날 때마다 코드도 함께 늘어납니다. 이런 반복을 없애려고 브라우저가 미리 만들어 둔 도구가 FormData입니다.</w:t>
-      </w:r>
-    </w:p>
-    <w:p>
-      <w:pPr>
-        <w:pBdr>
-          <w:left w:val="single" w:sz="20" w:space="8" w:color="E8A33D"/>
-        </w:pBdr>
-        <w:shd w:val="clear" w:color="auto" w:fill="FFF4E5"/>
-        <w:spacing w:before="160" w:after="160" w:line="290" w:lineRule="auto"/>
-        <w:ind w:left="150" w:right="150"/>
-      </w:pPr>
-      <w:r>
-        <w:rPr>
-          <w:b/>
-          <w:bCs/>
-          <w:color w:val="9C5700"/>
-          <w:sz w:val="19"/>
-          <w:szCs w:val="19"/>
-        </w:rPr>
-        <w:t xml:space="preserve">■ 알아두기   </w:t>
-      </w:r>
-      <w:r>
-        <w:rPr>
-          <w:color w:val="333333"/>
-          <w:sz w:val="19"/>
-          <w:szCs w:val="19"/>
-        </w:rPr>
-        <w:t>FormData는 우리가 만드는 것이 아니라 브라우저에 이미 들어 있는 기능입니다. document나 console처럼, 따로 설치하거나 불러오지 않아도 어디서든 바로 쓸 수 있습니다. 이런 것들을 브라우저 내장 객체라고 부릅니다.</w:t>
-      </w:r>
-    </w:p>
-    <w:p>
-      <w:pPr>
-        <w:spacing w:after="120"/>
-      </w:pPr>
-      <w:r>
-        <w:t>FormData는 폼 안에 있는 모든 입력값을 "이름표와 값의 쌍"으로 한 번에 모아 주는 상자입니다.</w:t>
-      </w:r>
-    </w:p>
-    <w:p>
-      <w:pPr>
-        <w:pBdr>
-          <w:left w:val="single" w:sz="12" w:space="6" w:color="B7C3D4"/>
-        </w:pBdr>
-        <w:shd w:val="clear" w:color="auto" w:fill="F2F4F7"/>
-        <w:spacing w:before="60" w:after="160" w:line="250" w:lineRule="auto"/>
-        <w:ind w:left="180" w:right="180"/>
-      </w:pPr>
-      <w:r>
-        <w:rPr>
-          <w:rFonts w:ascii="Consolas" w:eastAsia="Consolas" w:hAnsi="Consolas" w:cs="Consolas"/>
-          <w:sz w:val="17"/>
-          <w:szCs w:val="17"/>
-        </w:rPr>
-        <w:t>const formData = new FormData(studentForm);</w:t>
-      </w:r>
-    </w:p>
-    <w:p>
-      <w:pPr>
-        <w:spacing w:after="120"/>
-      </w:pPr>
-      <w:r>
-        <w:t>new 는 "이 종류의 물건을 새로 하나 만들어라"는 뜻이고, 괄호 안에는 어느 폼의 값을 모을지 알려줍니다. studentForm은 3-4단계에서 getElementById로 가져와 둔 폼입니다.</w:t>
-      </w:r>
-    </w:p>
-    <w:p>
-      <w:pPr>
-        <w:spacing w:after="120"/>
-      </w:pPr>
-      <w:r>
-        <w:t>이 한 줄이 실행되면 브라우저는 폼 안을 훑어서 아래와 같은 상자를 만들어 줍니다.</w:t>
-      </w:r>
-    </w:p>
-    <w:p>
-      <w:pPr>
-        <w:pBdr>
-          <w:left w:val="single" w:sz="12" w:space="6" w:color="B7C3D4"/>
-        </w:pBdr>
-        <w:shd w:val="clear" w:color="auto" w:fill="F2F4F7"/>
-        <w:spacing w:before="60" w:line="250" w:lineRule="auto"/>
-        <w:ind w:left="180" w:right="180"/>
-      </w:pPr>
-      <w:r>
-        <w:rPr>
-          <w:rFonts w:ascii="Consolas" w:eastAsia="Consolas" w:hAnsi="Consolas" w:cs="Consolas"/>
-          <w:sz w:val="17"/>
-          <w:szCs w:val="17"/>
-        </w:rPr>
-        <w:t xml:space="preserve">  HTML 폼                                    만들어진 FormData</w:t>
-      </w:r>
-    </w:p>
-    <w:p>
-      <w:pPr>
-        <w:pBdr>
-          <w:left w:val="single" w:sz="12" w:space="6" w:color="B7C3D4"/>
-        </w:pBdr>
-        <w:shd w:val="clear" w:color="auto" w:fill="F2F4F7"/>
-        <w:spacing w:line="250" w:lineRule="auto"/>
-        <w:ind w:left="180" w:right="180"/>
-      </w:pPr>
-      <w:r>
-        <w:rPr>
-          <w:rFonts w:ascii="Consolas" w:eastAsia="Consolas" w:hAnsi="Consolas" w:cs="Consolas"/>
-          <w:sz w:val="17"/>
-          <w:szCs w:val="17"/>
-        </w:rPr>
-        <w:t xml:space="preserve">  ------------------------------------       -----------------------------</w:t>
-      </w:r>
-    </w:p>
-    <w:p>
-      <w:pPr>
-        <w:pBdr>
-          <w:left w:val="single" w:sz="12" w:space="6" w:color="B7C3D4"/>
-        </w:pBdr>
-        <w:shd w:val="clear" w:color="auto" w:fill="F2F4F7"/>
-        <w:spacing w:line="250" w:lineRule="auto"/>
-        <w:ind w:left="180" w:right="180"/>
-      </w:pPr>
-      <w:r>
-        <w:rPr>
-          <w:rFonts w:ascii="Consolas" w:eastAsia="Consolas" w:hAnsi="Consolas" w:cs="Consolas"/>
-          <w:sz w:val="17"/>
-          <w:szCs w:val="17"/>
-        </w:rPr>
-        <w:t xml:space="preserve">  &lt;input name="name"          value="홍길동"&gt;   "name"          -&gt;  "홍길동"</w:t>
-      </w:r>
-    </w:p>
-    <w:p>
-      <w:pPr>
-        <w:pBdr>
-          <w:left w:val="single" w:sz="12" w:space="6" w:color="B7C3D4"/>
-        </w:pBdr>
-        <w:shd w:val="clear" w:color="auto" w:fill="F2F4F7"/>
-        <w:spacing w:line="250" w:lineRule="auto"/>
-        <w:ind w:left="180" w:right="180"/>
-      </w:pPr>
-      <w:r>
-        <w:rPr>
-          <w:rFonts w:ascii="Consolas" w:eastAsia="Consolas" w:hAnsi="Consolas" w:cs="Consolas"/>
-          <w:sz w:val="17"/>
-          <w:szCs w:val="17"/>
-        </w:rPr>
         <w:t xml:space="preserve">  &lt;input name="studentNumber" value="20241234"&gt; "studentNumber" -&gt;  "20241234"</w:t>
       </w:r>
     </w:p>
@@ -25281,7 +23299,6 @@
       <w:pPr>
         <w:spacing w:before="200" w:after="100"/>
       </w:pPr>
-      <w:proofErr w:type="spellStart"/>
       <w:r>
         <w:rPr>
           <w:b/>
@@ -25291,18 +23308,7 @@
           <w:szCs w:val="21"/>
         </w:rPr>
         <w:lastRenderedPageBreak/>
-        <w:t>FormData</w:t>
-      </w:r>
-      <w:proofErr w:type="spellEnd"/>
-      <w:r>
-        <w:rPr>
-          <w:b/>
-          <w:bCs/>
-          <w:color w:val="333333"/>
-          <w:sz w:val="21"/>
-          <w:szCs w:val="21"/>
-        </w:rPr>
-        <w:t>의 주요 기능</w:t>
+        <w:t>FormData의 주요 기능</w:t>
       </w:r>
     </w:p>
     <w:p>
@@ -28380,6 +26386,7 @@
     </w:p>
     <w:p>
       <w:pPr>
+        <w:pageBreakBefore/>
         <w:pBdr>
           <w:bottom w:val="single" w:sz="12" w:space="6" w:color="2E5496"/>
         </w:pBdr>
@@ -28874,6 +26881,7 @@
     </w:p>
     <w:p>
       <w:pPr>
+        <w:pageBreakBefore/>
         <w:spacing w:before="200" w:after="100"/>
       </w:pPr>
       <w:r>
@@ -28884,6 +26892,7 @@
           <w:sz w:val="21"/>
           <w:szCs w:val="21"/>
         </w:rPr>
+        <w:lastRenderedPageBreak/>
         <w:t>2) 목록 조회 함수 — 3-4단계에서 비워둔 loadStudents를 채웁니다</w:t>
       </w:r>
     </w:p>
@@ -29226,7 +27235,6 @@
           <w:sz w:val="17"/>
           <w:szCs w:val="17"/>
         </w:rPr>
-        <w:lastRenderedPageBreak/>
         <w:t>}</w:t>
       </w:r>
     </w:p>
@@ -29591,6 +27599,7 @@
     </w:p>
     <w:p>
       <w:pPr>
+        <w:pageBreakBefore/>
         <w:spacing w:before="200" w:after="100"/>
       </w:pPr>
       <w:r>
@@ -29601,6 +27610,7 @@
           <w:sz w:val="21"/>
           <w:szCs w:val="21"/>
         </w:rPr>
+        <w:lastRenderedPageBreak/>
         <w:t>4) 꼭 알아야 할 함정 : response.ok</w:t>
       </w:r>
     </w:p>
@@ -30262,7 +28272,6 @@
           <w:sz w:val="17"/>
           <w:szCs w:val="17"/>
         </w:rPr>
-        <w:lastRenderedPageBreak/>
         <w:t xml:space="preserve">            &lt;td&gt;${student.detail ? student.detail.address : "-"}&lt;/td&gt;</w:t>
       </w:r>
     </w:p>
@@ -30557,6 +28566,7 @@
         <w:spacing w:after="120"/>
       </w:pPr>
       <w:r>
+        <w:lastRenderedPageBreak/>
         <w:t>student.detail ? student.detail.address : "-" 는 삼항 연산자입니다. "detail이 있으면 주소를, 없으면 - 를 표시하라"는 뜻입니다. 서버에서 상세정보가 없는 학생이 내려올 수 있기 때문에 필요한 방어 코드입니다.</w:t>
       </w:r>
     </w:p>
@@ -30754,6 +28764,7 @@
     </w:p>
     <w:p>
       <w:pPr>
+        <w:pageBreakBefore/>
         <w:pBdr>
           <w:bottom w:val="single" w:sz="12" w:space="6" w:color="2E5496"/>
         </w:pBdr>
@@ -31248,6 +29259,7 @@
     </w:p>
     <w:p>
       <w:pPr>
+        <w:pageBreakBefore/>
         <w:spacing w:before="200" w:after="100"/>
       </w:pPr>
       <w:r>
@@ -31258,6 +29270,7 @@
           <w:sz w:val="21"/>
           <w:szCs w:val="21"/>
         </w:rPr>
+        <w:lastRenderedPageBreak/>
         <w:t>2) validateStudent() 도 함께 수정합니다</w:t>
       </w:r>
     </w:p>
@@ -31410,7 +29423,6 @@
           <w:sz w:val="17"/>
           <w:szCs w:val="17"/>
         </w:rPr>
-        <w:lastRenderedPageBreak/>
         <w:t xml:space="preserve"> </w:t>
       </w:r>
     </w:p>
@@ -31452,6 +29464,7 @@
     </w:p>
     <w:p>
       <w:pPr>
+        <w:pageBreakBefore/>
         <w:spacing w:before="200" w:after="100"/>
       </w:pPr>
       <w:r>
@@ -31462,6 +29475,7 @@
           <w:sz w:val="21"/>
           <w:szCs w:val="21"/>
         </w:rPr>
+        <w:lastRenderedPageBreak/>
         <w:t>3) POST 요청 보내기 — createStudent 함수 작성</w:t>
       </w:r>
     </w:p>
@@ -32434,6 +30448,7 @@
     </w:p>
     <w:p>
       <w:pPr>
+        <w:pageBreakBefore/>
         <w:spacing w:before="200" w:after="100"/>
       </w:pPr>
       <w:r>
@@ -33192,6 +31207,7 @@
     </w:p>
     <w:p>
       <w:pPr>
+        <w:pageBreakBefore/>
         <w:pBdr>
           <w:bottom w:val="single" w:sz="12" w:space="6" w:color="2E5496"/>
         </w:pBdr>
@@ -33205,6 +31221,7 @@
           <w:sz w:val="26"/>
           <w:szCs w:val="26"/>
         </w:rPr>
+        <w:lastRenderedPageBreak/>
         <w:t xml:space="preserve">[실습 3-8]  </w:t>
       </w:r>
       <w:r>
@@ -33467,7 +31484,6 @@
           <w:sz w:val="17"/>
           <w:szCs w:val="17"/>
         </w:rPr>
-        <w:lastRenderedPageBreak/>
         <w:t xml:space="preserve">        method: 'DELETE'</w:t>
       </w:r>
     </w:p>
@@ -33937,6 +31953,7 @@
           <w:sz w:val="19"/>
           <w:szCs w:val="19"/>
         </w:rPr>
+        <w:lastRenderedPageBreak/>
         <w:t xml:space="preserve">■ 자주 나는 오류   </w:t>
       </w:r>
       <w:r>
@@ -34039,6 +32056,7 @@
     </w:p>
     <w:p>
       <w:pPr>
+        <w:pageBreakBefore/>
         <w:pBdr>
           <w:bottom w:val="single" w:sz="12" w:space="6" w:color="2E5496"/>
         </w:pBdr>
@@ -34394,6 +32412,7 @@
     </w:p>
     <w:p>
       <w:pPr>
+        <w:pageBreakBefore/>
         <w:spacing w:before="200" w:after="100"/>
       </w:pPr>
       <w:r>
@@ -34404,6 +32423,7 @@
           <w:sz w:val="21"/>
           <w:szCs w:val="21"/>
         </w:rPr>
+        <w:lastRenderedPageBreak/>
         <w:t>3) editStudent 함수 작성</w:t>
       </w:r>
     </w:p>
@@ -34710,7 +32730,6 @@
           <w:sz w:val="17"/>
           <w:szCs w:val="17"/>
         </w:rPr>
-        <w:lastRenderedPageBreak/>
         <w:t xml:space="preserve"> </w:t>
       </w:r>
     </w:p>
@@ -35181,6 +33200,7 @@
     </w:p>
     <w:p>
       <w:pPr>
+        <w:pageBreakBefore/>
         <w:spacing w:before="200" w:after="100"/>
       </w:pPr>
       <w:r>
@@ -35191,6 +33211,7 @@
           <w:sz w:val="21"/>
           <w:szCs w:val="21"/>
         </w:rPr>
+        <w:lastRenderedPageBreak/>
         <w:t>5) 짚고 넘어갈 표현들</w:t>
       </w:r>
     </w:p>
@@ -35288,7 +33309,6 @@
           <w:sz w:val="19"/>
           <w:szCs w:val="19"/>
         </w:rPr>
-        <w:lastRenderedPageBreak/>
         <w:t>버튼 글자가 "학생 수정"으로 바뀐다.</w:t>
       </w:r>
     </w:p>
@@ -35440,6 +33460,7 @@
     </w:p>
     <w:p>
       <w:pPr>
+        <w:pageBreakBefore/>
         <w:pBdr>
           <w:bottom w:val="single" w:sz="12" w:space="6" w:color="2E5496"/>
         </w:pBdr>
@@ -35453,6 +33474,7 @@
           <w:sz w:val="26"/>
           <w:szCs w:val="26"/>
         </w:rPr>
+        <w:lastRenderedPageBreak/>
         <w:t xml:space="preserve">[실습 3-10]  </w:t>
       </w:r>
       <w:r>
@@ -36001,7 +34023,6 @@
           <w:sz w:val="21"/>
           <w:szCs w:val="21"/>
         </w:rPr>
-        <w:lastRenderedPageBreak/>
         <w:t>2) HTML — 취소 버튼 추가</w:t>
       </w:r>
     </w:p>
@@ -36158,6 +34179,7 @@
     </w:p>
     <w:p>
       <w:pPr>
+        <w:pageBreakBefore/>
         <w:spacing w:before="200" w:after="100"/>
       </w:pPr>
       <w:r>
@@ -36168,6 +34190,7 @@
           <w:sz w:val="21"/>
           <w:szCs w:val="21"/>
         </w:rPr>
+        <w:lastRenderedPageBreak/>
         <w:t>4) editStudent 에 한 줄 추가</w:t>
       </w:r>
     </w:p>
@@ -36829,11 +34852,7 @@
         <w:spacing w:after="120"/>
       </w:pPr>
       <w:r>
-        <w:t>createStudent()와 거의 같습니다. 다른 점은 method가 PUT이고, 주소 끝에 /${studentId} 가 붙는 것</w:t>
-      </w:r>
-      <w:r>
-        <w:lastRenderedPageBreak/>
-        <w:t>뿐입니다. POST는 "새로 만들어라", PUT은 "이 번호의 것을 이 내용으로 바꿔라"는 뜻입니다.</w:t>
+        <w:t>createStudent()와 거의 같습니다. 다른 점은 method가 PUT이고, 주소 끝에 /${studentId} 가 붙는 것뿐입니다. POST는 "새로 만들어라", PUT은 "이 번호의 것을 이 내용으로 바꿔라"는 뜻입니다.</w:t>
       </w:r>
     </w:p>
     <w:p>
@@ -37017,6 +35036,7 @@
           <w:sz w:val="21"/>
           <w:szCs w:val="21"/>
         </w:rPr>
+        <w:lastRenderedPageBreak/>
         <w:t>7) 등록 모드와 수정 모드 정리</w:t>
       </w:r>
     </w:p>
@@ -37702,13 +35722,12 @@
     </w:p>
     <w:p>
       <w:pPr>
+        <w:pageBreakBefore/>
         <w:pBdr>
           <w:bottom w:val="single" w:sz="12" w:space="6" w:color="2E5496"/>
         </w:pBdr>
         <w:spacing w:before="320" w:after="140"/>
       </w:pPr>
-      <w:bookmarkStart w:id="0" w:name="_GoBack"/>
-      <w:bookmarkEnd w:id="0"/>
       <w:r>
         <w:rPr>
           <w:b/>
@@ -38464,43 +36483,43 @@
           <w:sz w:val="17"/>
           <w:szCs w:val="17"/>
         </w:rPr>
-        <w:t xml:space="preserve">// 성공 메시지가 저절로 사라지기까지의 시간(ms)</w:t>
-      </w:r>
-    </w:p>
-    <w:p>
-      <w:pPr>
-        <w:pBdr>
-          <w:left w:val="single" w:sz="12" w:space="6" w:color="B7C3D4"/>
-        </w:pBdr>
-        <w:shd w:val="clear" w:color="auto" w:fill="F2F4F7"/>
-        <w:spacing w:line="250" w:lineRule="auto"/>
-        <w:ind w:left="180" w:right="180"/>
-      </w:pPr>
-      <w:r>
-        <w:rPr>
-          <w:rFonts w:ascii="Consolas" w:eastAsia="Consolas" w:hAnsi="Consolas" w:cs="Consolas"/>
-          <w:sz w:val="17"/>
-          <w:szCs w:val="17"/>
-        </w:rPr>
-        <w:t xml:space="preserve">const MESSAGE_TIMEOUT = 3000;</w:t>
-      </w:r>
-    </w:p>
-    <w:p>
-      <w:pPr>
-        <w:pBdr>
-          <w:left w:val="single" w:sz="12" w:space="6" w:color="B7C3D4"/>
-        </w:pBdr>
-        <w:shd w:val="clear" w:color="auto" w:fill="F2F4F7"/>
-        <w:spacing w:line="250" w:lineRule="auto"/>
-        <w:ind w:left="180" w:right="180"/>
-      </w:pPr>
-      <w:r>
-        <w:rPr>
-          <w:rFonts w:ascii="Consolas" w:eastAsia="Consolas" w:hAnsi="Consolas" w:cs="Consolas"/>
-          <w:sz w:val="17"/>
-          <w:szCs w:val="17"/>
-        </w:rPr>
-        <w:t xml:space="preserve">// 자동 초기화 예약. 새 메시지가 오면 이전 예약을 취소한다.</w:t>
+        <w:t>// 성공 메시지가 저절로 사라지기까지의 시간(ms)</w:t>
+      </w:r>
+    </w:p>
+    <w:p>
+      <w:pPr>
+        <w:pBdr>
+          <w:left w:val="single" w:sz="12" w:space="6" w:color="B7C3D4"/>
+        </w:pBdr>
+        <w:shd w:val="clear" w:color="auto" w:fill="F2F4F7"/>
+        <w:spacing w:line="250" w:lineRule="auto"/>
+        <w:ind w:left="180" w:right="180"/>
+      </w:pPr>
+      <w:r>
+        <w:rPr>
+          <w:rFonts w:ascii="Consolas" w:eastAsia="Consolas" w:hAnsi="Consolas" w:cs="Consolas"/>
+          <w:sz w:val="17"/>
+          <w:szCs w:val="17"/>
+        </w:rPr>
+        <w:t>const MESSAGE_TIMEOUT = 3000;</w:t>
+      </w:r>
+    </w:p>
+    <w:p>
+      <w:pPr>
+        <w:pBdr>
+          <w:left w:val="single" w:sz="12" w:space="6" w:color="B7C3D4"/>
+        </w:pBdr>
+        <w:shd w:val="clear" w:color="auto" w:fill="F2F4F7"/>
+        <w:spacing w:line="250" w:lineRule="auto"/>
+        <w:ind w:left="180" w:right="180"/>
+      </w:pPr>
+      <w:r>
+        <w:rPr>
+          <w:rFonts w:ascii="Consolas" w:eastAsia="Consolas" w:hAnsi="Consolas" w:cs="Consolas"/>
+          <w:sz w:val="17"/>
+          <w:szCs w:val="17"/>
+        </w:rPr>
+        <w:t>// 자동 초기화 예약. 새 메시지가 오면 이전 예약을 취소한다.</w:t>
       </w:r>
     </w:p>
     <w:p>
@@ -38518,11 +36537,12 @@
           <w:sz w:val="17"/>
           <w:szCs w:val="17"/>
         </w:rPr>
-        <w:t xml:space="preserve">let messageTimer = null;</w:t>
-      </w:r>
-    </w:p>
-    <w:p>
-      <w:pPr>
+        <w:t>let messageTimer = null;</w:t>
+      </w:r>
+    </w:p>
+    <w:p>
+      <w:pPr>
+        <w:pageBreakBefore/>
         <w:spacing w:before="200" w:after="100"/>
       </w:pPr>
       <w:r>
@@ -38533,6 +36553,7 @@
           <w:sz w:val="21"/>
           <w:szCs w:val="21"/>
         </w:rPr>
+        <w:lastRenderedPageBreak/>
         <w:t>3) 메시지 함수 세 개 작성</w:t>
       </w:r>
     </w:p>
@@ -38551,25 +36572,25 @@
           <w:sz w:val="17"/>
           <w:szCs w:val="17"/>
         </w:rPr>
-        <w:t xml:space="preserve">// 에러 메시지 표시 - 사용자가 고칠 때까지 화면에 남는다</w:t>
-      </w:r>
-    </w:p>
-    <w:p>
-      <w:pPr>
-        <w:pBdr>
-          <w:left w:val="single" w:sz="12" w:space="6" w:color="B7C3D4"/>
-        </w:pBdr>
-        <w:shd w:val="clear" w:color="auto" w:fill="F2F4F7"/>
-        <w:spacing w:line="250" w:lineRule="auto"/>
-        <w:ind w:left="180" w:right="180"/>
-      </w:pPr>
-      <w:r>
-        <w:rPr>
-          <w:rFonts w:ascii="Consolas" w:eastAsia="Consolas" w:hAnsi="Consolas" w:cs="Consolas"/>
-          <w:sz w:val="17"/>
-          <w:szCs w:val="17"/>
-        </w:rPr>
-        <w:t xml:space="preserve">function showError(message) {</w:t>
+        <w:t>// 에러 메시지 표시 - 사용자가 고칠 때까지 화면에 남는다</w:t>
+      </w:r>
+    </w:p>
+    <w:p>
+      <w:pPr>
+        <w:pBdr>
+          <w:left w:val="single" w:sz="12" w:space="6" w:color="B7C3D4"/>
+        </w:pBdr>
+        <w:shd w:val="clear" w:color="auto" w:fill="F2F4F7"/>
+        <w:spacing w:line="250" w:lineRule="auto"/>
+        <w:ind w:left="180" w:right="180"/>
+      </w:pPr>
+      <w:r>
+        <w:rPr>
+          <w:rFonts w:ascii="Consolas" w:eastAsia="Consolas" w:hAnsi="Consolas" w:cs="Consolas"/>
+          <w:sz w:val="17"/>
+          <w:szCs w:val="17"/>
+        </w:rPr>
+        <w:t>function showError(message) {</w:t>
       </w:r>
     </w:p>
     <w:p>
@@ -38659,7 +36680,7 @@
           <w:sz w:val="17"/>
           <w:szCs w:val="17"/>
         </w:rPr>
-        <w:t xml:space="preserve">}</w:t>
+        <w:t>}</w:t>
       </w:r>
     </w:p>
     <w:p>
@@ -38695,25 +36716,25 @@
           <w:sz w:val="17"/>
           <w:szCs w:val="17"/>
         </w:rPr>
-        <w:t xml:space="preserve">// 성공 메시지 표시 - MESSAGE_TIMEOUT 뒤에 저절로 사라진다</w:t>
-      </w:r>
-    </w:p>
-    <w:p>
-      <w:pPr>
-        <w:pBdr>
-          <w:left w:val="single" w:sz="12" w:space="6" w:color="B7C3D4"/>
-        </w:pBdr>
-        <w:shd w:val="clear" w:color="auto" w:fill="F2F4F7"/>
-        <w:spacing w:line="250" w:lineRule="auto"/>
-        <w:ind w:left="180" w:right="180"/>
-      </w:pPr>
-      <w:r>
-        <w:rPr>
-          <w:rFonts w:ascii="Consolas" w:eastAsia="Consolas" w:hAnsi="Consolas" w:cs="Consolas"/>
-          <w:sz w:val="17"/>
-          <w:szCs w:val="17"/>
-        </w:rPr>
-        <w:t xml:space="preserve">function showSuccess(message) {</w:t>
+        <w:t>// 성공 메시지 표시 - MESSAGE_TIMEOUT 뒤에 저절로 사라진다</w:t>
+      </w:r>
+    </w:p>
+    <w:p>
+      <w:pPr>
+        <w:pBdr>
+          <w:left w:val="single" w:sz="12" w:space="6" w:color="B7C3D4"/>
+        </w:pBdr>
+        <w:shd w:val="clear" w:color="auto" w:fill="F2F4F7"/>
+        <w:spacing w:line="250" w:lineRule="auto"/>
+        <w:ind w:left="180" w:right="180"/>
+      </w:pPr>
+      <w:r>
+        <w:rPr>
+          <w:rFonts w:ascii="Consolas" w:eastAsia="Consolas" w:hAnsi="Consolas" w:cs="Consolas"/>
+          <w:sz w:val="17"/>
+          <w:szCs w:val="17"/>
+        </w:rPr>
+        <w:t>function showSuccess(message) {</w:t>
       </w:r>
     </w:p>
     <w:p>
@@ -38857,7 +36878,7 @@
           <w:sz w:val="17"/>
           <w:szCs w:val="17"/>
         </w:rPr>
-        <w:t xml:space="preserve">}</w:t>
+        <w:t>}</w:t>
       </w:r>
     </w:p>
     <w:p>
@@ -38893,25 +36914,25 @@
           <w:sz w:val="17"/>
           <w:szCs w:val="17"/>
         </w:rPr>
-        <w:t xml:space="preserve">// 메시지 초기화</w:t>
-      </w:r>
-    </w:p>
-    <w:p>
-      <w:pPr>
-        <w:pBdr>
-          <w:left w:val="single" w:sz="12" w:space="6" w:color="B7C3D4"/>
-        </w:pBdr>
-        <w:shd w:val="clear" w:color="auto" w:fill="F2F4F7"/>
-        <w:spacing w:line="250" w:lineRule="auto"/>
-        <w:ind w:left="180" w:right="180"/>
-      </w:pPr>
-      <w:r>
-        <w:rPr>
-          <w:rFonts w:ascii="Consolas" w:eastAsia="Consolas" w:hAnsi="Consolas" w:cs="Consolas"/>
-          <w:sz w:val="17"/>
-          <w:szCs w:val="17"/>
-        </w:rPr>
-        <w:t xml:space="preserve">function clearMessages() {</w:t>
+        <w:t>// 메시지 초기화</w:t>
+      </w:r>
+    </w:p>
+    <w:p>
+      <w:pPr>
+        <w:pBdr>
+          <w:left w:val="single" w:sz="12" w:space="6" w:color="B7C3D4"/>
+        </w:pBdr>
+        <w:shd w:val="clear" w:color="auto" w:fill="F2F4F7"/>
+        <w:spacing w:line="250" w:lineRule="auto"/>
+        <w:ind w:left="180" w:right="180"/>
+      </w:pPr>
+      <w:r>
+        <w:rPr>
+          <w:rFonts w:ascii="Consolas" w:eastAsia="Consolas" w:hAnsi="Consolas" w:cs="Consolas"/>
+          <w:sz w:val="17"/>
+          <w:szCs w:val="17"/>
+        </w:rPr>
+        <w:t>function clearMessages() {</w:t>
       </w:r>
     </w:p>
     <w:p>
@@ -39001,7 +37022,7 @@
           <w:sz w:val="17"/>
           <w:szCs w:val="17"/>
         </w:rPr>
-        <w:t xml:space="preserve">}</w:t>
+        <w:t>}</w:t>
       </w:r>
     </w:p>
     <w:p>
@@ -39062,6 +37083,7 @@
     </w:p>
     <w:p>
       <w:pPr>
+        <w:pageBreakBefore/>
         <w:spacing w:before="200" w:after="100"/>
       </w:pPr>
       <w:r>
@@ -39072,6 +37094,7 @@
           <w:sz w:val="21"/>
           <w:szCs w:val="21"/>
         </w:rPr>
+        <w:lastRenderedPageBreak/>
         <w:t>4) 기존 alert 을 모두 교체</w:t>
       </w:r>
     </w:p>
@@ -39617,7 +37640,6 @@
           <w:sz w:val="19"/>
           <w:szCs w:val="19"/>
         </w:rPr>
-        <w:lastRenderedPageBreak/>
         <w:t>이전 메시지가 계속 남아 있다 → resetForm() 안에 clearMessages() 를 넣었는지, showSuccess() 안에 setTimeout(clearMessages, MESSAGE_TIMEOUT) 을 넣었는지 확인하세요.</w:t>
       </w:r>
     </w:p>
@@ -39636,7 +37658,16 @@
           <w:sz w:val="19"/>
           <w:szCs w:val="19"/>
         </w:rPr>
-        <w:t>수정 모드인데 취소 버튼이 보이지 않는다 → editStudent 안에 cancelButton.style.display = "inline-block"; 을 추가하세요.</w:t>
+        <w:t>수정 모드인데 취소 버튼이 보이지 않는다 → editStudent 안에 cancelButton.style.display = "inline-</w:t>
+      </w:r>
+      <w:r>
+        <w:rPr>
+          <w:color w:val="333333"/>
+          <w:sz w:val="19"/>
+          <w:szCs w:val="19"/>
+        </w:rPr>
+        <w:lastRenderedPageBreak/>
+        <w:t>block"; 을 추가하세요.</w:t>
       </w:r>
     </w:p>
     <w:p>
@@ -39743,6 +37774,7 @@
     </w:p>
     <w:p>
       <w:pPr>
+        <w:pageBreakBefore/>
         <w:shd w:val="clear" w:color="auto" w:fill="1F3864"/>
         <w:spacing w:before="200" w:after="200"/>
         <w:ind w:left="150" w:right="150"/>
@@ -40387,6 +38419,7 @@
     </w:p>
     <w:p>
       <w:pPr>
+        <w:pageBreakBefore/>
         <w:shd w:val="clear" w:color="auto" w:fill="1F3864"/>
         <w:spacing w:before="200" w:after="200"/>
         <w:ind w:left="150" w:right="150"/>
@@ -40399,6 +38432,7 @@
           <w:sz w:val="28"/>
           <w:szCs w:val="28"/>
         </w:rPr>
+        <w:lastRenderedPageBreak/>
         <w:t>부록 B.  자주 나는 오류 모음</w:t>
       </w:r>
     </w:p>
@@ -40407,7 +38441,6 @@
         <w:spacing w:after="120"/>
       </w:pPr>
       <w:r>
-        <w:lastRenderedPageBreak/>
         <w:t>수업 중 실제로 가장 많이 나오는 순서입니다. 오류를 만나면 먼저 이 표에서 찾아보세요.</w:t>
       </w:r>
     </w:p>
@@ -41700,6 +39733,7 @@
     </w:p>
     <w:p>
       <w:pPr>
+        <w:pageBreakBefore/>
         <w:shd w:val="clear" w:color="auto" w:fill="1F3864"/>
         <w:spacing w:before="200" w:after="200"/>
         <w:ind w:left="150" w:right="150"/>
@@ -41712,6 +39746,7 @@
           <w:sz w:val="28"/>
           <w:szCs w:val="28"/>
         </w:rPr>
+        <w:lastRenderedPageBreak/>
         <w:t>부록 C.  서버(Spring Boot) 준비 사항</w:t>
       </w:r>
     </w:p>
@@ -41993,7 +40028,6 @@
                 <w:sz w:val="18"/>
                 <w:szCs w:val="18"/>
               </w:rPr>
-              <w:lastRenderedPageBreak/>
               <w:t>GET</w:t>
             </w:r>
           </w:p>
@@ -42817,6 +40851,7 @@
     </w:p>
     <w:p>
       <w:pPr>
+        <w:pageBreakBefore/>
         <w:spacing w:before="200" w:after="100"/>
       </w:pPr>
       <w:r>
@@ -42827,6 +40862,7 @@
           <w:sz w:val="21"/>
           <w:szCs w:val="21"/>
         </w:rPr>
+        <w:lastRenderedPageBreak/>
         <w:t>3) CORS 설정 (없으면 3-6단계에서 모두 막힙니다)</w:t>
       </w:r>
     </w:p>
@@ -43058,7 +41094,6 @@
           <w:sz w:val="21"/>
           <w:szCs w:val="21"/>
         </w:rPr>
-        <w:lastRenderedPageBreak/>
         <w:t>4) 에러 응답 형식</w:t>
       </w:r>
     </w:p>
@@ -43208,6 +41243,7 @@
     </w:p>
     <w:p>
       <w:pPr>
+        <w:pageBreakBefore/>
         <w:shd w:val="clear" w:color="auto" w:fill="1F3864"/>
         <w:spacing w:before="200" w:after="200"/>
         <w:ind w:left="150" w:right="150"/>
@@ -43220,6 +41256,7 @@
           <w:sz w:val="28"/>
           <w:szCs w:val="28"/>
         </w:rPr>
+        <w:lastRenderedPageBreak/>
         <w:t>부록 D.  실습 파일 링크</w:t>
       </w:r>
     </w:p>
@@ -43799,7 +41836,6 @@
           <w:bCs/>
           <w:color w:val="2E5496"/>
         </w:rPr>
-        <w:lastRenderedPageBreak/>
         <w:t xml:space="preserve">② </w:t>
       </w:r>
       <w:r>
@@ -43824,12 +41860,8 @@
       </w:r>
     </w:p>
     <w:sectPr>
-      <w:headerReference w:type="even" r:id="rId44"/>
-      <w:headerReference w:type="default" r:id="rId45"/>
-      <w:footerReference w:type="even" r:id="rId46"/>
-      <w:footerReference w:type="default" r:id="rId47"/>
-      <w:headerReference w:type="first" r:id="rId48"/>
-      <w:footerReference w:type="first" r:id="rId49"/>
+      <w:headerReference w:type="default" r:id="rId44"/>
+      <w:footerReference w:type="default" r:id="rId45"/>
       <w:pgSz w:w="11906" w:h="16838"/>
       <w:pgMar w:top="1300" w:right="1400" w:bottom="1300" w:left="1400" w:header="708" w:footer="708" w:gutter="0"/>
       <w:cols w:space="720"/>
@@ -43868,16 +41900,6 @@
 <w:ftr xmlns:wpc="http://schemas.microsoft.com/office/word/2010/wordprocessingCanvas" xmlns:cx="http://schemas.microsoft.com/office/drawing/2014/chartex" xmlns:mc="http://schemas.openxmlformats.org/markup-compatibility/2006" xmlns:o="urn:schemas-microsoft-com:office:office" xmlns:r="http://schemas.openxmlformats.org/officeDocument/2006/relationships" xmlns:m="http://schemas.openxmlformats.org/officeDocument/2006/math" xmlns:v="urn:schemas-microsoft-com:vml" xmlns:wp14="http://schemas.microsoft.com/office/word/2010/wordprocessingDrawing" xmlns:wp="http://schemas.openxmlformats.org/drawingml/2006/wordprocessingDrawing" xmlns:w10="urn:schemas-microsoft-com:office:word" xmlns:w="http://schemas.openxmlformats.org/wordprocessingml/2006/main" xmlns:w14="http://schemas.microsoft.com/office/word/2010/wordml" xmlns:w15="http://schemas.microsoft.com/office/word/2012/wordml" xmlns:w16se="http://schemas.microsoft.com/office/word/2015/wordml/symex" xmlns:wpg="http://schemas.microsoft.com/office/word/2010/wordprocessingGroup" xmlns:wpi="http://schemas.microsoft.com/office/word/2010/wordprocessingInk" xmlns:wne="http://schemas.microsoft.com/office/word/2006/wordml" xmlns:wps="http://schemas.microsoft.com/office/word/2010/wordprocessingShape" mc:Ignorable="w14 w15 w16se wp14">
   <w:p>
     <w:pPr>
-      <w:pStyle w:val="ab"/>
-    </w:pPr>
-  </w:p>
-</w:ftr>
-</file>
-
-<file path=word/footer2.xml><?xml version="1.0" encoding="utf-8"?>
-<w:ftr xmlns:wpc="http://schemas.microsoft.com/office/word/2010/wordprocessingCanvas" xmlns:cx="http://schemas.microsoft.com/office/drawing/2014/chartex" xmlns:mc="http://schemas.openxmlformats.org/markup-compatibility/2006" xmlns:o="urn:schemas-microsoft-com:office:office" xmlns:r="http://schemas.openxmlformats.org/officeDocument/2006/relationships" xmlns:m="http://schemas.openxmlformats.org/officeDocument/2006/math" xmlns:v="urn:schemas-microsoft-com:vml" xmlns:wp14="http://schemas.microsoft.com/office/word/2010/wordprocessingDrawing" xmlns:wp="http://schemas.openxmlformats.org/drawingml/2006/wordprocessingDrawing" xmlns:w10="urn:schemas-microsoft-com:office:word" xmlns:w="http://schemas.openxmlformats.org/wordprocessingml/2006/main" xmlns:w14="http://schemas.microsoft.com/office/word/2010/wordml" xmlns:w15="http://schemas.microsoft.com/office/word/2012/wordml" xmlns:w16se="http://schemas.microsoft.com/office/word/2015/wordml/symex" xmlns:wpg="http://schemas.microsoft.com/office/word/2010/wordprocessingGroup" xmlns:wpi="http://schemas.microsoft.com/office/word/2010/wordprocessingInk" xmlns:wne="http://schemas.microsoft.com/office/word/2006/wordml" xmlns:wps="http://schemas.microsoft.com/office/word/2010/wordprocessingShape" mc:Ignorable="w14 w15 w16se wp14">
-  <w:p>
-    <w:pPr>
       <w:jc w:val="center"/>
     </w:pPr>
     <w:r>
@@ -43886,18 +41908,8 @@
         <w:sz w:val="16"/>
         <w:szCs w:val="16"/>
       </w:rPr>
-      <w:t xml:space="preserve">HTML · CSS · JavaScript 단계별 실습 </w:t>
+      <w:t xml:space="preserve">HTML · CSS · JavaScript 단계별 실습 교재    </w:t>
     </w:r>
-    <w:proofErr w:type="gramStart"/>
-    <w:r>
-      <w:rPr>
-        <w:color w:val="999999"/>
-        <w:sz w:val="16"/>
-        <w:szCs w:val="16"/>
-      </w:rPr>
-      <w:t xml:space="preserve">교재    </w:t>
-    </w:r>
-    <w:proofErr w:type="gramEnd"/>
     <w:r>
       <w:rPr>
         <w:color w:val="999999"/>
@@ -43929,7 +41941,7 @@
         <w:sz w:val="16"/>
         <w:szCs w:val="16"/>
       </w:rPr>
-      <w:t>63</w:t>
+      <w:t>76</w:t>
     </w:r>
     <w:r>
       <w:rPr>
@@ -43943,16 +41955,6 @@
 </w:ftr>
 </file>
 
-<file path=word/footer3.xml><?xml version="1.0" encoding="utf-8"?>
-<w:ftr xmlns:wpc="http://schemas.microsoft.com/office/word/2010/wordprocessingCanvas" xmlns:cx="http://schemas.microsoft.com/office/drawing/2014/chartex" xmlns:mc="http://schemas.openxmlformats.org/markup-compatibility/2006" xmlns:o="urn:schemas-microsoft-com:office:office" xmlns:r="http://schemas.openxmlformats.org/officeDocument/2006/relationships" xmlns:m="http://schemas.openxmlformats.org/officeDocument/2006/math" xmlns:v="urn:schemas-microsoft-com:vml" xmlns:wp14="http://schemas.microsoft.com/office/word/2010/wordprocessingDrawing" xmlns:wp="http://schemas.openxmlformats.org/drawingml/2006/wordprocessingDrawing" xmlns:w10="urn:schemas-microsoft-com:office:word" xmlns:w="http://schemas.openxmlformats.org/wordprocessingml/2006/main" xmlns:w14="http://schemas.microsoft.com/office/word/2010/wordml" xmlns:w15="http://schemas.microsoft.com/office/word/2012/wordml" xmlns:w16se="http://schemas.microsoft.com/office/word/2015/wordml/symex" xmlns:wpg="http://schemas.microsoft.com/office/word/2010/wordprocessingGroup" xmlns:wpi="http://schemas.microsoft.com/office/word/2010/wordprocessingInk" xmlns:wne="http://schemas.microsoft.com/office/word/2006/wordml" xmlns:wps="http://schemas.microsoft.com/office/word/2010/wordprocessingShape" mc:Ignorable="w14 w15 w16se wp14">
-  <w:p>
-    <w:pPr>
-      <w:pStyle w:val="ab"/>
-    </w:pPr>
-  </w:p>
-</w:ftr>
-</file>
-
 <file path=word/footnotes.xml><?xml version="1.0" encoding="utf-8"?>
 <w:footnotes xmlns:wpc="http://schemas.microsoft.com/office/word/2010/wordprocessingCanvas" xmlns:cx="http://schemas.microsoft.com/office/drawing/2014/chartex" xmlns:mc="http://schemas.openxmlformats.org/markup-compatibility/2006" xmlns:o="urn:schemas-microsoft-com:office:office" xmlns:r="http://schemas.openxmlformats.org/officeDocument/2006/relationships" xmlns:m="http://schemas.openxmlformats.org/officeDocument/2006/math" xmlns:v="urn:schemas-microsoft-com:vml" xmlns:wp14="http://schemas.microsoft.com/office/word/2010/wordprocessingDrawing" xmlns:wp="http://schemas.openxmlformats.org/drawingml/2006/wordprocessingDrawing" xmlns:w10="urn:schemas-microsoft-com:office:word" xmlns:w="http://schemas.openxmlformats.org/wordprocessingml/2006/main" xmlns:w14="http://schemas.microsoft.com/office/word/2010/wordml" xmlns:w15="http://schemas.microsoft.com/office/word/2012/wordml" xmlns:w16se="http://schemas.microsoft.com/office/word/2015/wordml/symex" xmlns:wpg="http://schemas.microsoft.com/office/word/2010/wordprocessingGroup" xmlns:wpi="http://schemas.microsoft.com/office/word/2010/wordprocessingInk" xmlns:wne="http://schemas.microsoft.com/office/word/2006/wordml" xmlns:wps="http://schemas.microsoft.com/office/word/2010/wordprocessingShape" mc:Ignorable="w14 w15 w16se wp14">
   <w:footnote w:type="separator" w:id="-1">
@@ -43979,16 +41981,6 @@
 </file>
 
 <file path=word/header1.xml><?xml version="1.0" encoding="utf-8"?>
-<w:hdr xmlns:wpc="http://schemas.microsoft.com/office/word/2010/wordprocessingCanvas" xmlns:cx="http://schemas.microsoft.com/office/drawing/2014/chartex" xmlns:mc="http://schemas.openxmlformats.org/markup-compatibility/2006" xmlns:o="urn:schemas-microsoft-com:office:office" xmlns:r="http://schemas.openxmlformats.org/officeDocument/2006/relationships" xmlns:m="http://schemas.openxmlformats.org/officeDocument/2006/math" xmlns:v="urn:schemas-microsoft-com:vml" xmlns:wp14="http://schemas.microsoft.com/office/word/2010/wordprocessingDrawing" xmlns:wp="http://schemas.openxmlformats.org/drawingml/2006/wordprocessingDrawing" xmlns:w10="urn:schemas-microsoft-com:office:word" xmlns:w="http://schemas.openxmlformats.org/wordprocessingml/2006/main" xmlns:w14="http://schemas.microsoft.com/office/word/2010/wordml" xmlns:w15="http://schemas.microsoft.com/office/word/2012/wordml" xmlns:w16se="http://schemas.microsoft.com/office/word/2015/wordml/symex" xmlns:wpg="http://schemas.microsoft.com/office/word/2010/wordprocessingGroup" xmlns:wpi="http://schemas.microsoft.com/office/word/2010/wordprocessingInk" xmlns:wne="http://schemas.microsoft.com/office/word/2006/wordml" xmlns:wps="http://schemas.microsoft.com/office/word/2010/wordprocessingShape" mc:Ignorable="w14 w15 w16se wp14">
-  <w:p>
-    <w:pPr>
-      <w:pStyle w:val="aa"/>
-    </w:pPr>
-  </w:p>
-</w:hdr>
-</file>
-
-<file path=word/header2.xml><?xml version="1.0" encoding="utf-8"?>
 <w:hdr xmlns:wpc="http://schemas.microsoft.com/office/word/2010/wordprocessingCanvas" xmlns:cx="http://schemas.microsoft.com/office/drawing/2014/chartex" xmlns:mc="http://schemas.openxmlformats.org/markup-compatibility/2006" xmlns:o="urn:schemas-microsoft-com:office:office" xmlns:r="http://schemas.openxmlformats.org/officeDocument/2006/relationships" xmlns:m="http://schemas.openxmlformats.org/officeDocument/2006/math" xmlns:v="urn:schemas-microsoft-com:vml" xmlns:wp14="http://schemas.microsoft.com/office/word/2010/wordprocessingDrawing" xmlns:wp="http://schemas.openxmlformats.org/drawingml/2006/wordprocessingDrawing" xmlns:w10="urn:schemas-microsoft-com:office:word" xmlns:w="http://schemas.openxmlformats.org/wordprocessingml/2006/main" xmlns:w14="http://schemas.microsoft.com/office/word/2010/wordml" xmlns:w15="http://schemas.microsoft.com/office/word/2012/wordml" xmlns:w16se="http://schemas.microsoft.com/office/word/2015/wordml/symex" xmlns:wpg="http://schemas.microsoft.com/office/word/2010/wordprocessingGroup" xmlns:wpi="http://schemas.microsoft.com/office/word/2010/wordprocessingInk" xmlns:wne="http://schemas.microsoft.com/office/word/2006/wordml" xmlns:wps="http://schemas.microsoft.com/office/word/2010/wordprocessingShape" mc:Ignorable="w14 w15 w16se wp14">
   <w:sdt>
     <w:sdtPr>
@@ -43998,6 +41990,7 @@
         <w:docPartUnique/>
       </w:docPartObj>
     </w:sdtPr>
+    <w:sdtEndPr/>
     <w:sdtContent>
       <w:p>
         <w:pPr>
@@ -44018,7 +42011,7 @@
             <w:noProof/>
             <w:lang w:val="ko-KR"/>
           </w:rPr>
-          <w:t>63</w:t>
+          <w:t>76</w:t>
         </w:r>
         <w:r>
           <w:fldChar w:fldCharType="end"/>
@@ -44026,16 +42019,6 @@
       </w:p>
     </w:sdtContent>
   </w:sdt>
-</w:hdr>
-</file>
-
-<file path=word/header3.xml><?xml version="1.0" encoding="utf-8"?>
-<w:hdr xmlns:wpc="http://schemas.microsoft.com/office/word/2010/wordprocessingCanvas" xmlns:cx="http://schemas.microsoft.com/office/drawing/2014/chartex" xmlns:mc="http://schemas.openxmlformats.org/markup-compatibility/2006" xmlns:o="urn:schemas-microsoft-com:office:office" xmlns:r="http://schemas.openxmlformats.org/officeDocument/2006/relationships" xmlns:m="http://schemas.openxmlformats.org/officeDocument/2006/math" xmlns:v="urn:schemas-microsoft-com:vml" xmlns:wp14="http://schemas.microsoft.com/office/word/2010/wordprocessingDrawing" xmlns:wp="http://schemas.openxmlformats.org/drawingml/2006/wordprocessingDrawing" xmlns:w10="urn:schemas-microsoft-com:office:word" xmlns:w="http://schemas.openxmlformats.org/wordprocessingml/2006/main" xmlns:w14="http://schemas.microsoft.com/office/word/2010/wordml" xmlns:w15="http://schemas.microsoft.com/office/word/2012/wordml" xmlns:w16se="http://schemas.microsoft.com/office/word/2015/wordml/symex" xmlns:wpg="http://schemas.microsoft.com/office/word/2010/wordprocessingGroup" xmlns:wpi="http://schemas.microsoft.com/office/word/2010/wordprocessingInk" xmlns:wne="http://schemas.microsoft.com/office/word/2006/wordml" xmlns:wps="http://schemas.microsoft.com/office/word/2010/wordprocessingShape" mc:Ignorable="w14 w15 w16se wp14">
-  <w:p>
-    <w:pPr>
-      <w:pStyle w:val="aa"/>
-    </w:pPr>
-  </w:p>
 </w:hdr>
 </file>
 
@@ -45031,7 +43014,7 @@
 </file>
 
 <file path=customXml/itemProps1.xml><?xml version="1.0" encoding="utf-8"?>
-<ds:datastoreItem xmlns:ds="http://schemas.openxmlformats.org/officeDocument/2006/customXml" ds:itemID="{13336361-BEDE-4630-8EDC-9AF3551ED272}">
+<ds:datastoreItem xmlns:ds="http://schemas.openxmlformats.org/officeDocument/2006/customXml" ds:itemID="{4A7234BE-53BE-438D-84CF-FDB7D2631AE4}">
   <ds:schemaRefs>
     <ds:schemaRef ds:uri="http://schemas.openxmlformats.org/officeDocument/2006/bibliography"/>
   </ds:schemaRefs>

--- a/docs/HTML_CSS_JS_단계별_forStudent_수정본2.docx
+++ b/docs/HTML_CSS_JS_단계별_forStudent_수정본2.docx
@@ -43014,7 +43014,7 @@
 </file>
 
 <file path=customXml/itemProps1.xml><?xml version="1.0" encoding="utf-8"?>
-<ds:datastoreItem xmlns:ds="http://schemas.openxmlformats.org/officeDocument/2006/customXml" ds:itemID="{4A7234BE-53BE-438D-84CF-FDB7D2631AE4}">
+<ds:datastoreItem xmlns:ds="http://schemas.openxmlformats.org/officeDocument/2006/customXml" ds:itemID="{B9AE0B12-E6EA-4293-B9F2-C122E606CC19}">
   <ds:schemaRefs>
     <ds:schemaRef ds:uri="http://schemas.openxmlformats.org/officeDocument/2006/bibliography"/>
   </ds:schemaRefs>
